--- a/TS-Kramam/TS-3.2/TS 3.2 Tamil Krama Paatam Corrections.docx
+++ b/TS-Kramam/TS-3.2/TS 3.2 Tamil Krama Paatam Corrections.docx
@@ -1,7 +1,816 @@
 
 <file path=word/document.xml><?xml version="1.0" encoding="utf-8"?>
-<w:document xmlns:wpc="http://schemas.microsoft.com/office/word/2010/wordprocessingCanvas" xmlns:cx="http://schemas.microsoft.com/office/drawing/2014/chartex" xmlns:cx1="http://schemas.microsoft.com/office/drawing/2015/9/8/chartex" xmlns:cx2="http://schemas.microsoft.com/office/drawing/2015/10/21/chartex" xmlns:cx3="http://schemas.microsoft.com/office/drawing/2016/5/9/chartex" xmlns:cx4="http://schemas.microsoft.com/office/drawing/2016/5/10/chartex" xmlns:cx5="http://schemas.microsoft.com/office/drawing/2016/5/11/chartex" xmlns:cx6="http://schemas.microsoft.com/office/drawing/2016/5/12/chartex" xmlns:cx7="http://schemas.microsoft.com/office/drawing/2016/5/13/chartex" xmlns:cx8="http://schemas.microsoft.com/office/drawing/2016/5/14/chartex" xmlns:mc="http://schemas.openxmlformats.org/markup-compatibility/2006" xmlns:aink="http://schemas.microsoft.com/office/drawing/2016/ink" xmlns:am3d="http://schemas.microsoft.com/office/drawing/2017/model3d" xmlns:o="urn:schemas-microsoft-com:office:office" xmlns:oel="http://schemas.microsoft.com/office/2019/extlst" xmlns:r="http://schemas.openxmlformats.org/officeDocument/2006/relationships" xmlns:m="http://schemas.openxmlformats.org/officeDocument/2006/math" xmlns:v="urn:schemas-microsoft-com:vml" xmlns:wp14="http://schemas.microsoft.com/office/word/2010/wordprocessingDrawing" xmlns:wp="http://schemas.openxmlformats.org/drawingml/2006/wordprocessingDrawing" xmlns:w10="urn:schemas-microsoft-com:office:word" xmlns:w="http://schemas.openxmlformats.org/wordprocessingml/2006/main" xmlns:w14="http://schemas.microsoft.com/office/word/2010/wordml" xmlns:w15="http://schemas.microsoft.com/office/word/2012/wordml" xmlns:w16cex="http://schemas.microsoft.com/office/word/2018/wordml/cex" xmlns:w16cid="http://schemas.microsoft.com/office/word/2016/wordml/cid" xmlns:w16="http://schemas.microsoft.com/office/word/2018/wordml" xmlns:w16sdtdh="http://schemas.microsoft.com/office/word/2020/wordml/sdtdatahash" xmlns:w16se="http://schemas.microsoft.com/office/word/2015/wordml/symex" xmlns:wpg="http://schemas.microsoft.com/office/word/2010/wordprocessingGroup" xmlns:wpi="http://schemas.microsoft.com/office/word/2010/wordprocessingInk" xmlns:wne="http://schemas.microsoft.com/office/word/2006/wordml" xmlns:wps="http://schemas.microsoft.com/office/word/2010/wordprocessingShape" mc:Ignorable="w14 w15 w16se w16cid w16 w16cex w16sdtdh wp14">
+<w:document xmlns:wpc="http://schemas.microsoft.com/office/word/2010/wordprocessingCanvas" xmlns:cx="http://schemas.microsoft.com/office/drawing/2014/chartex" xmlns:cx1="http://schemas.microsoft.com/office/drawing/2015/9/8/chartex" xmlns:cx2="http://schemas.microsoft.com/office/drawing/2015/10/21/chartex" xmlns:cx3="http://schemas.microsoft.com/office/drawing/2016/5/9/chartex" xmlns:cx4="http://schemas.microsoft.com/office/drawing/2016/5/10/chartex" xmlns:cx5="http://schemas.microsoft.com/office/drawing/2016/5/11/chartex" xmlns:cx6="http://schemas.microsoft.com/office/drawing/2016/5/12/chartex" xmlns:cx7="http://schemas.microsoft.com/office/drawing/2016/5/13/chartex" xmlns:cx8="http://schemas.microsoft.com/office/drawing/2016/5/14/chartex" xmlns:mc="http://schemas.openxmlformats.org/markup-compatibility/2006" xmlns:aink="http://schemas.microsoft.com/office/drawing/2016/ink" xmlns:am3d="http://schemas.microsoft.com/office/drawing/2017/model3d" xmlns:o="urn:schemas-microsoft-com:office:office" xmlns:oel="http://schemas.microsoft.com/office/2019/extlst" xmlns:r="http://schemas.openxmlformats.org/officeDocument/2006/relationships" xmlns:m="http://schemas.openxmlformats.org/officeDocument/2006/math" xmlns:v="urn:schemas-microsoft-com:vml" xmlns:wp14="http://schemas.microsoft.com/office/word/2010/wordprocessingDrawing" xmlns:wp="http://schemas.openxmlformats.org/drawingml/2006/wordprocessingDrawing" xmlns:w10="urn:schemas-microsoft-com:office:word" xmlns:w="http://schemas.openxmlformats.org/wordprocessingml/2006/main" xmlns:w14="http://schemas.microsoft.com/office/word/2010/wordml" xmlns:w15="http://schemas.microsoft.com/office/word/2012/wordml" xmlns:w16cex="http://schemas.microsoft.com/office/word/2018/wordml/cex" xmlns:w16cid="http://schemas.microsoft.com/office/word/2016/wordml/cid" xmlns:w16="http://schemas.microsoft.com/office/word/2018/wordml" xmlns:w16du="http://schemas.microsoft.com/office/word/2023/wordml/word16du" xmlns:w16sdtdh="http://schemas.microsoft.com/office/word/2020/wordml/sdtdatahash" xmlns:w16sdtfl="http://schemas.microsoft.com/office/word/2024/wordml/sdtformatlock" xmlns:w16se="http://schemas.microsoft.com/office/word/2015/wordml/symex" xmlns:wpg="http://schemas.microsoft.com/office/word/2010/wordprocessingGroup" xmlns:wpi="http://schemas.microsoft.com/office/word/2010/wordprocessingInk" xmlns:wne="http://schemas.microsoft.com/office/word/2006/wordml" xmlns:wps="http://schemas.microsoft.com/office/word/2010/wordprocessingShape" mc:Ignorable="w14 w15 w16se w16cid w16 w16cex w16sdtdh w16sdtfl w16du wp14">
   <w:body>
+    <w:p>
+      <w:pPr>
+        <w:jc w:val="center"/>
+        <w:rPr>
+          <w:b/>
+          <w:bCs/>
+          <w:sz w:val="32"/>
+          <w:szCs w:val="32"/>
+          <w:u w:val="single"/>
+        </w:rPr>
+      </w:pPr>
+      <w:r>
+        <w:rPr>
+          <w:b/>
+          <w:bCs/>
+          <w:sz w:val="32"/>
+          <w:szCs w:val="32"/>
+          <w:u w:val="single"/>
+        </w:rPr>
+        <w:t xml:space="preserve">TS </w:t>
+      </w:r>
+      <w:r>
+        <w:rPr>
+          <w:b/>
+          <w:bCs/>
+          <w:sz w:val="32"/>
+          <w:szCs w:val="32"/>
+          <w:u w:val="single"/>
+        </w:rPr>
+        <w:t>Krama</w:t>
+      </w:r>
+      <w:r>
+        <w:rPr>
+          <w:b/>
+          <w:bCs/>
+          <w:sz w:val="32"/>
+          <w:szCs w:val="32"/>
+          <w:u w:val="single"/>
+        </w:rPr>
+        <w:t xml:space="preserve"> Paatam – TS </w:t>
+      </w:r>
+      <w:r>
+        <w:rPr>
+          <w:b/>
+          <w:bCs/>
+          <w:sz w:val="32"/>
+          <w:szCs w:val="32"/>
+          <w:u w:val="single"/>
+        </w:rPr>
+        <w:t>3.2 Sanskrit</w:t>
+      </w:r>
+      <w:r>
+        <w:rPr>
+          <w:b/>
+          <w:bCs/>
+          <w:sz w:val="32"/>
+          <w:szCs w:val="32"/>
+          <w:u w:val="single"/>
+        </w:rPr>
+        <w:t xml:space="preserve"> Corrections –Observed </w:t>
+      </w:r>
+      <w:proofErr w:type="gramStart"/>
+      <w:r>
+        <w:rPr>
+          <w:b/>
+          <w:bCs/>
+          <w:sz w:val="32"/>
+          <w:szCs w:val="32"/>
+          <w:u w:val="single"/>
+        </w:rPr>
+        <w:t xml:space="preserve">till </w:t>
+      </w:r>
+      <w:r>
+        <w:rPr>
+          <w:b/>
+          <w:bCs/>
+          <w:sz w:val="32"/>
+          <w:szCs w:val="32"/>
+          <w:highlight w:val="red"/>
+          <w:u w:val="single"/>
+        </w:rPr>
+        <w:t>?????</w:t>
+      </w:r>
+      <w:proofErr w:type="gramEnd"/>
+    </w:p>
+    <w:p>
+      <w:pPr>
+        <w:spacing w:before="0" w:line="240" w:lineRule="auto"/>
+        <w:jc w:val="center"/>
+        <w:rPr>
+          <w:b/>
+          <w:bCs/>
+        </w:rPr>
+      </w:pPr>
+      <w:r>
+        <w:rPr>
+          <w:b/>
+          <w:bCs/>
+        </w:rPr>
+        <w:t>(ignore those which are already incorporated in your book’s version and date)</w:t>
+      </w:r>
+    </w:p>
+    <w:tbl>
+      <w:tblPr>
+        <w:tblW w:w="14395" w:type="dxa"/>
+        <w:tblInd w:w="-792" w:type="dxa"/>
+        <w:tblBorders>
+          <w:top w:val="single" w:sz="4" w:space="0" w:color="000000"/>
+          <w:left w:val="single" w:sz="4" w:space="0" w:color="000000"/>
+          <w:bottom w:val="single" w:sz="4" w:space="0" w:color="000000"/>
+          <w:right w:val="single" w:sz="4" w:space="0" w:color="000000"/>
+          <w:insideH w:val="single" w:sz="4" w:space="0" w:color="000000"/>
+          <w:insideV w:val="single" w:sz="4" w:space="0" w:color="000000"/>
+        </w:tblBorders>
+        <w:tblLook w:val="04A0" w:firstRow="1" w:lastRow="0" w:firstColumn="1" w:lastColumn="0" w:noHBand="0" w:noVBand="1"/>
+      </w:tblPr>
+      <w:tblGrid>
+        <w:gridCol w:w="3906"/>
+        <w:gridCol w:w="5103"/>
+        <w:gridCol w:w="5386"/>
+      </w:tblGrid>
+      <w:tr>
+        <w:tc>
+          <w:tcPr>
+            <w:tcW w:w="3906" w:type="dxa"/>
+          </w:tcPr>
+          <w:p>
+            <w:pPr>
+              <w:spacing w:before="0" w:line="240" w:lineRule="auto"/>
+              <w:jc w:val="center"/>
+              <w:rPr>
+                <w:sz w:val="32"/>
+                <w:szCs w:val="32"/>
+              </w:rPr>
+            </w:pPr>
+            <w:r>
+              <w:rPr>
+                <w:sz w:val="32"/>
+                <w:szCs w:val="32"/>
+              </w:rPr>
+              <w:t>Section, Paragraph</w:t>
+            </w:r>
+          </w:p>
+          <w:p>
+            <w:pPr>
+              <w:spacing w:before="0" w:line="240" w:lineRule="auto"/>
+              <w:jc w:val="center"/>
+              <w:rPr>
+                <w:sz w:val="32"/>
+                <w:szCs w:val="32"/>
+              </w:rPr>
+            </w:pPr>
+            <w:r>
+              <w:rPr>
+                <w:sz w:val="32"/>
+                <w:szCs w:val="32"/>
+              </w:rPr>
+              <w:t>Reference</w:t>
+            </w:r>
+          </w:p>
+        </w:tc>
+        <w:tc>
+          <w:tcPr>
+            <w:tcW w:w="5103" w:type="dxa"/>
+          </w:tcPr>
+          <w:p>
+            <w:pPr>
+              <w:spacing w:before="0" w:line="240" w:lineRule="auto"/>
+              <w:jc w:val="center"/>
+              <w:rPr>
+                <w:sz w:val="32"/>
+                <w:szCs w:val="32"/>
+              </w:rPr>
+            </w:pPr>
+            <w:r>
+              <w:rPr>
+                <w:sz w:val="32"/>
+                <w:szCs w:val="32"/>
+              </w:rPr>
+              <w:t>As Printed</w:t>
+            </w:r>
+          </w:p>
+        </w:tc>
+        <w:tc>
+          <w:tcPr>
+            <w:tcW w:w="5386" w:type="dxa"/>
+          </w:tcPr>
+          <w:p>
+            <w:pPr>
+              <w:spacing w:before="0" w:line="240" w:lineRule="auto"/>
+              <w:ind w:right="-18"/>
+              <w:jc w:val="center"/>
+              <w:rPr>
+                <w:sz w:val="32"/>
+                <w:szCs w:val="32"/>
+              </w:rPr>
+            </w:pPr>
+            <w:r>
+              <w:rPr>
+                <w:sz w:val="32"/>
+                <w:szCs w:val="32"/>
+              </w:rPr>
+              <w:t>To be read as or corrected as</w:t>
+            </w:r>
+          </w:p>
+        </w:tc>
+      </w:tr>
+      <w:tr>
+        <w:trPr>
+          <w:trHeight w:val="1671"/>
+        </w:trPr>
+        <w:tc>
+          <w:tcPr>
+            <w:tcW w:w="3906" w:type="dxa"/>
+          </w:tcPr>
+          <w:p>
+            <w:pPr>
+              <w:widowControl w:val="0"/>
+              <w:tabs>
+                <w:tab w:val="left" w:pos="993"/>
+              </w:tabs>
+              <w:autoSpaceDE w:val="0"/>
+              <w:autoSpaceDN w:val="0"/>
+              <w:adjustRightInd w:val="0"/>
+              <w:spacing w:before="0" w:line="240" w:lineRule="auto"/>
+              <w:ind w:right="297"/>
+              <w:rPr>
+                <w:rFonts w:cs="Arial"/>
+                <w:b/>
+                <w:color w:val="000000"/>
+                <w:sz w:val="28"/>
+                <w:szCs w:val="32"/>
+              </w:rPr>
+            </w:pPr>
+            <w:r>
+              <w:rPr>
+                <w:rFonts w:cs="Arial"/>
+                <w:b/>
+                <w:color w:val="000000"/>
+                <w:sz w:val="28"/>
+                <w:szCs w:val="32"/>
+              </w:rPr>
+              <w:t>T.S.</w:t>
+            </w:r>
+            <w:r>
+              <w:rPr>
+                <w:rFonts w:cs="Arial"/>
+                <w:b/>
+                <w:color w:val="000000"/>
+                <w:sz w:val="28"/>
+                <w:szCs w:val="32"/>
+              </w:rPr>
+              <w:t xml:space="preserve">3.2.8.3 </w:t>
+            </w:r>
+            <w:r>
+              <w:rPr>
+                <w:rFonts w:cs="Arial"/>
+                <w:b/>
+                <w:color w:val="000000"/>
+                <w:sz w:val="28"/>
+                <w:szCs w:val="32"/>
+              </w:rPr>
+              <w:t>– Kramam</w:t>
+            </w:r>
+          </w:p>
+          <w:p>
+            <w:pPr>
+              <w:widowControl w:val="0"/>
+              <w:tabs>
+                <w:tab w:val="left" w:pos="993"/>
+              </w:tabs>
+              <w:autoSpaceDE w:val="0"/>
+              <w:autoSpaceDN w:val="0"/>
+              <w:adjustRightInd w:val="0"/>
+              <w:spacing w:before="0" w:line="240" w:lineRule="auto"/>
+              <w:ind w:right="297"/>
+              <w:rPr>
+                <w:rFonts w:cs="Arial"/>
+                <w:b/>
+                <w:color w:val="000000"/>
+                <w:sz w:val="28"/>
+                <w:szCs w:val="32"/>
+                <w:lang w:val="en-IN"/>
+              </w:rPr>
+            </w:pPr>
+            <w:r>
+              <w:rPr>
+                <w:rFonts w:cs="Arial"/>
+                <w:b/>
+                <w:color w:val="000000"/>
+                <w:sz w:val="28"/>
+                <w:szCs w:val="32"/>
+                <w:lang w:val="en-IN"/>
+              </w:rPr>
+              <w:t>Krama Vaakyam No. - 35</w:t>
+            </w:r>
+          </w:p>
+          <w:p>
+            <w:pPr>
+              <w:widowControl w:val="0"/>
+              <w:tabs>
+                <w:tab w:val="left" w:pos="993"/>
+              </w:tabs>
+              <w:autoSpaceDE w:val="0"/>
+              <w:autoSpaceDN w:val="0"/>
+              <w:adjustRightInd w:val="0"/>
+              <w:spacing w:before="0" w:line="240" w:lineRule="auto"/>
+              <w:ind w:right="297"/>
+              <w:rPr>
+                <w:rFonts w:cs="Arial"/>
+                <w:b/>
+                <w:color w:val="000000"/>
+                <w:sz w:val="28"/>
+                <w:szCs w:val="32"/>
+                <w:lang w:val="it-IT"/>
+              </w:rPr>
+            </w:pPr>
+            <w:r>
+              <w:rPr>
+                <w:rFonts w:cs="Arial"/>
+                <w:b/>
+                <w:color w:val="000000"/>
+                <w:sz w:val="28"/>
+                <w:szCs w:val="32"/>
+                <w:lang w:val="it-IT"/>
+              </w:rPr>
+              <w:t>Panchaati No</w:t>
+            </w:r>
+            <w:r>
+              <w:rPr>
+                <w:rFonts w:cs="Arial"/>
+                <w:b/>
+                <w:color w:val="000000"/>
+                <w:szCs w:val="32"/>
+                <w:lang w:val="it-IT"/>
+              </w:rPr>
+              <w:t>. - 3</w:t>
+            </w:r>
+            <w:r>
+              <w:rPr>
+                <w:rFonts w:cs="Arial"/>
+                <w:b/>
+                <w:color w:val="000000"/>
+                <w:sz w:val="28"/>
+                <w:szCs w:val="32"/>
+                <w:lang w:val="it-IT"/>
+              </w:rPr>
+              <w:t>1</w:t>
+            </w:r>
+          </w:p>
+        </w:tc>
+        <w:tc>
+          <w:tcPr>
+            <w:tcW w:w="5103" w:type="dxa"/>
+          </w:tcPr>
+          <w:p>
+            <w:pPr>
+              <w:widowControl w:val="0"/>
+              <w:autoSpaceDE w:val="0"/>
+              <w:autoSpaceDN w:val="0"/>
+              <w:adjustRightInd w:val="0"/>
+              <w:spacing w:before="0" w:line="240" w:lineRule="auto"/>
+              <w:rPr>
+                <w:rFonts w:ascii="BRH Devanagari Extra" w:hAnsi="BRH Devanagari Extra" w:cs="BRH Devanagari Extra"/>
+                <w:color w:val="000000"/>
+                <w:sz w:val="40"/>
+                <w:szCs w:val="40"/>
+                <w:lang w:val="it-IT"/>
+              </w:rPr>
+            </w:pPr>
+            <w:r>
+              <w:rPr>
+                <w:rFonts w:ascii="BRH Devanagari Extra" w:hAnsi="BRH Devanagari Extra" w:cs="BRH Devanagari Extra"/>
+                <w:color w:val="000000"/>
+                <w:sz w:val="40"/>
+                <w:szCs w:val="40"/>
+                <w:lang w:val="it-IT"/>
+              </w:rPr>
+              <w:t>rÉ</w:t>
+            </w:r>
+            <w:r>
+              <w:rPr>
+                <w:rFonts w:ascii="BRH Malayalam Extra" w:hAnsi="BRH Malayalam Extra" w:cs="BRH Devanagari Extra"/>
+                <w:b/>
+                <w:color w:val="000000"/>
+                <w:sz w:val="32"/>
+                <w:szCs w:val="40"/>
+                <w:lang w:val="it-IT"/>
+              </w:rPr>
+              <w:t>–</w:t>
+            </w:r>
+            <w:r>
+              <w:rPr>
+                <w:rFonts w:ascii="BRH Devanagari Extra" w:hAnsi="BRH Devanagari Extra" w:cs="BRH Devanagari Extra"/>
+                <w:color w:val="000000"/>
+                <w:sz w:val="40"/>
+                <w:szCs w:val="40"/>
+                <w:lang w:val="it-IT"/>
+              </w:rPr>
+              <w:t>¥ÉMüÉþqÉÉÈ xÉÑSå</w:t>
+            </w:r>
+            <w:r>
+              <w:rPr>
+                <w:rFonts w:ascii="BRH Malayalam Extra" w:hAnsi="BRH Malayalam Extra" w:cs="BRH Devanagari Extra"/>
+                <w:b/>
+                <w:color w:val="000000"/>
+                <w:sz w:val="32"/>
+                <w:szCs w:val="40"/>
+                <w:lang w:val="it-IT"/>
+              </w:rPr>
+              <w:t>–</w:t>
+            </w:r>
+            <w:r>
+              <w:rPr>
+                <w:rFonts w:ascii="BRH Devanagari Extra" w:hAnsi="BRH Devanagari Extra" w:cs="BRH Devanagari Extra"/>
+                <w:color w:val="000000"/>
+                <w:sz w:val="40"/>
+                <w:szCs w:val="40"/>
+                <w:lang w:val="it-IT"/>
+              </w:rPr>
+              <w:t xml:space="preserve">uÉÉÈ | </w:t>
+            </w:r>
+          </w:p>
+          <w:p>
+            <w:pPr>
+              <w:widowControl w:val="0"/>
+              <w:autoSpaceDE w:val="0"/>
+              <w:autoSpaceDN w:val="0"/>
+              <w:adjustRightInd w:val="0"/>
+              <w:spacing w:before="0" w:line="240" w:lineRule="auto"/>
+              <w:rPr>
+                <w:rFonts w:ascii="BRH Malayalam Extra" w:hAnsi="BRH Malayalam Extra" w:cs="BRH Malayalam Extra"/>
+                <w:color w:val="000000"/>
+                <w:sz w:val="40"/>
+                <w:szCs w:val="40"/>
+                <w:lang w:val="it-IT"/>
+              </w:rPr>
+            </w:pPr>
+            <w:r>
+              <w:rPr>
+                <w:rFonts w:ascii="BRH Devanagari Extra" w:hAnsi="BRH Devanagari Extra" w:cs="BRH Devanagari Extra"/>
+                <w:color w:val="000000"/>
+                <w:sz w:val="40"/>
+                <w:szCs w:val="40"/>
+                <w:lang w:val="it-IT"/>
+              </w:rPr>
+              <w:t>rÉ</w:t>
+            </w:r>
+            <w:r>
+              <w:rPr>
+                <w:rFonts w:ascii="BRH Malayalam Extra" w:hAnsi="BRH Malayalam Extra" w:cs="BRH Devanagari Extra"/>
+                <w:b/>
+                <w:color w:val="000000"/>
+                <w:sz w:val="32"/>
+                <w:szCs w:val="40"/>
+                <w:lang w:val="it-IT"/>
+              </w:rPr>
+              <w:t>–</w:t>
+            </w:r>
+            <w:r>
+              <w:rPr>
+                <w:rFonts w:ascii="BRH Devanagari Extra" w:hAnsi="BRH Devanagari Extra" w:cs="BRH Devanagari Extra"/>
+                <w:color w:val="000000"/>
+                <w:sz w:val="40"/>
+                <w:szCs w:val="40"/>
+                <w:lang w:val="it-IT"/>
+              </w:rPr>
+              <w:t>¥ÉMüÉ</w:t>
+            </w:r>
+            <w:r>
+              <w:rPr>
+                <w:rFonts w:ascii="BRH Devanagari Extra" w:hAnsi="BRH Devanagari Extra" w:cs="BRH Devanagari Extra"/>
+                <w:color w:val="000000"/>
+                <w:sz w:val="40"/>
+                <w:szCs w:val="40"/>
+                <w:highlight w:val="yellow"/>
+                <w:lang w:val="it-IT"/>
+              </w:rPr>
+              <w:t>þqÉ</w:t>
+            </w:r>
+            <w:r>
+              <w:rPr>
+                <w:rFonts w:ascii="BRH Malayalam Extra" w:hAnsi="BRH Malayalam Extra" w:cs="BRH Devanagari Extra"/>
+                <w:b/>
+                <w:color w:val="000000"/>
+                <w:sz w:val="32"/>
+                <w:szCs w:val="40"/>
+                <w:lang w:val="it-IT"/>
+              </w:rPr>
+              <w:t>–</w:t>
+            </w:r>
+            <w:r>
+              <w:rPr>
+                <w:rFonts w:ascii="BRH Devanagari Extra" w:hAnsi="BRH Devanagari Extra" w:cs="BRH Devanagari Extra"/>
+                <w:color w:val="000000"/>
+                <w:sz w:val="40"/>
+                <w:szCs w:val="40"/>
+                <w:lang w:val="it-IT"/>
+              </w:rPr>
+              <w:t xml:space="preserve"> CÌiÉþ rÉ</w:t>
+            </w:r>
+            <w:r>
+              <w:rPr>
+                <w:rFonts w:ascii="BRH Malayalam Extra" w:hAnsi="BRH Malayalam Extra" w:cs="BRH Devanagari Extra"/>
+                <w:b/>
+                <w:color w:val="000000"/>
+                <w:sz w:val="32"/>
+                <w:szCs w:val="40"/>
+                <w:lang w:val="it-IT"/>
+              </w:rPr>
+              <w:t>–</w:t>
+            </w:r>
+            <w:r>
+              <w:rPr>
+                <w:rFonts w:ascii="BRH Devanagari Extra" w:hAnsi="BRH Devanagari Extra" w:cs="BRH Devanagari Extra"/>
+                <w:color w:val="000000"/>
+                <w:sz w:val="40"/>
+                <w:szCs w:val="40"/>
+                <w:lang w:val="it-IT"/>
+              </w:rPr>
+              <w:t>¥É - MüÉ</w:t>
+            </w:r>
+            <w:r>
+              <w:rPr>
+                <w:rFonts w:ascii="BRH Malayalam Extra" w:hAnsi="BRH Malayalam Extra" w:cs="BRH Devanagari Extra"/>
+                <w:b/>
+                <w:color w:val="000000"/>
+                <w:sz w:val="32"/>
+                <w:szCs w:val="40"/>
+                <w:lang w:val="it-IT"/>
+              </w:rPr>
+              <w:t>–</w:t>
+            </w:r>
+            <w:r>
+              <w:rPr>
+                <w:rFonts w:ascii="BRH Devanagari Extra" w:hAnsi="BRH Devanagari Extra" w:cs="BRH Devanagari Extra"/>
+                <w:color w:val="000000"/>
+                <w:sz w:val="40"/>
+                <w:szCs w:val="40"/>
+                <w:lang w:val="it-IT"/>
+              </w:rPr>
+              <w:t>qÉÉ</w:t>
+            </w:r>
+            <w:r>
+              <w:rPr>
+                <w:rFonts w:ascii="BRH Malayalam Extra" w:hAnsi="BRH Malayalam Extra" w:cs="BRH Devanagari Extra"/>
+                <w:b/>
+                <w:color w:val="000000"/>
+                <w:sz w:val="32"/>
+                <w:szCs w:val="40"/>
+                <w:lang w:val="it-IT"/>
+              </w:rPr>
+              <w:t>–</w:t>
+            </w:r>
+            <w:r>
+              <w:rPr>
+                <w:rFonts w:ascii="BRH Devanagari Extra" w:hAnsi="BRH Devanagari Extra" w:cs="BRH Devanagari Extra"/>
+                <w:color w:val="000000"/>
+                <w:sz w:val="40"/>
+                <w:szCs w:val="40"/>
+                <w:lang w:val="it-IT"/>
+              </w:rPr>
+              <w:t>È |</w:t>
+            </w:r>
+          </w:p>
+        </w:tc>
+        <w:tc>
+          <w:tcPr>
+            <w:tcW w:w="5386" w:type="dxa"/>
+          </w:tcPr>
+          <w:p>
+            <w:pPr>
+              <w:widowControl w:val="0"/>
+              <w:autoSpaceDE w:val="0"/>
+              <w:autoSpaceDN w:val="0"/>
+              <w:adjustRightInd w:val="0"/>
+              <w:spacing w:before="0" w:line="240" w:lineRule="auto"/>
+              <w:rPr>
+                <w:rFonts w:ascii="BRH Devanagari Extra" w:hAnsi="BRH Devanagari Extra" w:cs="BRH Devanagari Extra"/>
+                <w:color w:val="000000"/>
+                <w:sz w:val="40"/>
+                <w:szCs w:val="40"/>
+                <w:lang w:val="it-IT"/>
+              </w:rPr>
+            </w:pPr>
+            <w:r>
+              <w:rPr>
+                <w:rFonts w:ascii="BRH Devanagari Extra" w:hAnsi="BRH Devanagari Extra" w:cs="BRH Devanagari Extra"/>
+                <w:color w:val="000000"/>
+                <w:sz w:val="40"/>
+                <w:szCs w:val="40"/>
+                <w:lang w:val="it-IT"/>
+              </w:rPr>
+              <w:t>rÉ</w:t>
+            </w:r>
+            <w:r>
+              <w:rPr>
+                <w:rFonts w:ascii="BRH Malayalam Extra" w:hAnsi="BRH Malayalam Extra" w:cs="BRH Devanagari Extra"/>
+                <w:b/>
+                <w:color w:val="000000"/>
+                <w:sz w:val="32"/>
+                <w:szCs w:val="40"/>
+                <w:lang w:val="it-IT"/>
+              </w:rPr>
+              <w:t>–</w:t>
+            </w:r>
+            <w:r>
+              <w:rPr>
+                <w:rFonts w:ascii="BRH Devanagari Extra" w:hAnsi="BRH Devanagari Extra" w:cs="BRH Devanagari Extra"/>
+                <w:color w:val="000000"/>
+                <w:sz w:val="40"/>
+                <w:szCs w:val="40"/>
+                <w:lang w:val="it-IT"/>
+              </w:rPr>
+              <w:t>¥ÉMüÉþqÉÉÈ xÉÑSå</w:t>
+            </w:r>
+            <w:r>
+              <w:rPr>
+                <w:rFonts w:ascii="BRH Malayalam Extra" w:hAnsi="BRH Malayalam Extra" w:cs="BRH Devanagari Extra"/>
+                <w:b/>
+                <w:color w:val="000000"/>
+                <w:sz w:val="32"/>
+                <w:szCs w:val="40"/>
+                <w:lang w:val="it-IT"/>
+              </w:rPr>
+              <w:t>–</w:t>
+            </w:r>
+            <w:r>
+              <w:rPr>
+                <w:rFonts w:ascii="BRH Devanagari Extra" w:hAnsi="BRH Devanagari Extra" w:cs="BRH Devanagari Extra"/>
+                <w:color w:val="000000"/>
+                <w:sz w:val="40"/>
+                <w:szCs w:val="40"/>
+                <w:lang w:val="it-IT"/>
+              </w:rPr>
+              <w:t xml:space="preserve">uÉÉÈ | </w:t>
+            </w:r>
+          </w:p>
+          <w:p>
+            <w:pPr>
+              <w:widowControl w:val="0"/>
+              <w:autoSpaceDE w:val="0"/>
+              <w:autoSpaceDN w:val="0"/>
+              <w:adjustRightInd w:val="0"/>
+              <w:spacing w:before="0" w:line="240" w:lineRule="auto"/>
+              <w:rPr>
+                <w:rFonts w:ascii="BRH Malayalam Extra" w:hAnsi="BRH Malayalam Extra" w:cs="BRH Malayalam Extra"/>
+                <w:color w:val="000000"/>
+                <w:sz w:val="40"/>
+                <w:szCs w:val="40"/>
+                <w:lang w:val="it-IT"/>
+              </w:rPr>
+            </w:pPr>
+            <w:r>
+              <w:rPr>
+                <w:rFonts w:ascii="BRH Devanagari Extra" w:hAnsi="BRH Devanagari Extra" w:cs="BRH Devanagari Extra"/>
+                <w:color w:val="000000"/>
+                <w:sz w:val="40"/>
+                <w:szCs w:val="40"/>
+                <w:lang w:val="it-IT"/>
+              </w:rPr>
+              <w:t>rÉ</w:t>
+            </w:r>
+            <w:r>
+              <w:rPr>
+                <w:rFonts w:ascii="BRH Malayalam Extra" w:hAnsi="BRH Malayalam Extra" w:cs="BRH Devanagari Extra"/>
+                <w:b/>
+                <w:color w:val="000000"/>
+                <w:sz w:val="32"/>
+                <w:szCs w:val="40"/>
+                <w:lang w:val="it-IT"/>
+              </w:rPr>
+              <w:t>–</w:t>
+            </w:r>
+            <w:r>
+              <w:rPr>
+                <w:rFonts w:ascii="BRH Devanagari Extra" w:hAnsi="BRH Devanagari Extra" w:cs="BRH Devanagari Extra"/>
+                <w:color w:val="000000"/>
+                <w:sz w:val="40"/>
+                <w:szCs w:val="40"/>
+                <w:lang w:val="it-IT"/>
+              </w:rPr>
+              <w:t>¥ÉMüÉ</w:t>
+            </w:r>
+            <w:r>
+              <w:rPr>
+                <w:rFonts w:ascii="BRH Devanagari Extra" w:hAnsi="BRH Devanagari Extra" w:cs="BRH Devanagari Extra"/>
+                <w:color w:val="000000"/>
+                <w:sz w:val="40"/>
+                <w:szCs w:val="40"/>
+                <w:highlight w:val="green"/>
+                <w:lang w:val="it-IT"/>
+              </w:rPr>
+              <w:t>þqÉÉ</w:t>
+            </w:r>
+            <w:r>
+              <w:rPr>
+                <w:rFonts w:ascii="BRH Malayalam Extra" w:hAnsi="BRH Malayalam Extra" w:cs="BRH Devanagari Extra"/>
+                <w:b/>
+                <w:color w:val="000000"/>
+                <w:sz w:val="32"/>
+                <w:szCs w:val="40"/>
+                <w:lang w:val="it-IT"/>
+              </w:rPr>
+              <w:t>–</w:t>
+            </w:r>
+            <w:r>
+              <w:rPr>
+                <w:rFonts w:ascii="BRH Devanagari Extra" w:hAnsi="BRH Devanagari Extra" w:cs="BRH Devanagari Extra"/>
+                <w:color w:val="000000"/>
+                <w:sz w:val="40"/>
+                <w:szCs w:val="40"/>
+                <w:lang w:val="it-IT"/>
+              </w:rPr>
+              <w:t xml:space="preserve"> CÌiÉþ rÉ</w:t>
+            </w:r>
+            <w:r>
+              <w:rPr>
+                <w:rFonts w:ascii="BRH Malayalam Extra" w:hAnsi="BRH Malayalam Extra" w:cs="BRH Devanagari Extra"/>
+                <w:b/>
+                <w:color w:val="000000"/>
+                <w:sz w:val="32"/>
+                <w:szCs w:val="40"/>
+                <w:lang w:val="it-IT"/>
+              </w:rPr>
+              <w:t>–</w:t>
+            </w:r>
+            <w:r>
+              <w:rPr>
+                <w:rFonts w:ascii="BRH Devanagari Extra" w:hAnsi="BRH Devanagari Extra" w:cs="BRH Devanagari Extra"/>
+                <w:color w:val="000000"/>
+                <w:sz w:val="40"/>
+                <w:szCs w:val="40"/>
+                <w:lang w:val="it-IT"/>
+              </w:rPr>
+              <w:t>¥É - MüÉ</w:t>
+            </w:r>
+            <w:r>
+              <w:rPr>
+                <w:rFonts w:ascii="BRH Malayalam Extra" w:hAnsi="BRH Malayalam Extra" w:cs="BRH Devanagari Extra"/>
+                <w:b/>
+                <w:color w:val="000000"/>
+                <w:sz w:val="32"/>
+                <w:szCs w:val="40"/>
+                <w:lang w:val="it-IT"/>
+              </w:rPr>
+              <w:t>–</w:t>
+            </w:r>
+            <w:r>
+              <w:rPr>
+                <w:rFonts w:ascii="BRH Devanagari Extra" w:hAnsi="BRH Devanagari Extra" w:cs="BRH Devanagari Extra"/>
+                <w:color w:val="000000"/>
+                <w:sz w:val="40"/>
+                <w:szCs w:val="40"/>
+                <w:lang w:val="it-IT"/>
+              </w:rPr>
+              <w:t>qÉÉ</w:t>
+            </w:r>
+            <w:r>
+              <w:rPr>
+                <w:rFonts w:ascii="BRH Malayalam Extra" w:hAnsi="BRH Malayalam Extra" w:cs="BRH Devanagari Extra"/>
+                <w:b/>
+                <w:color w:val="000000"/>
+                <w:sz w:val="32"/>
+                <w:szCs w:val="40"/>
+                <w:lang w:val="it-IT"/>
+              </w:rPr>
+              <w:t>–</w:t>
+            </w:r>
+            <w:r>
+              <w:rPr>
+                <w:rFonts w:ascii="BRH Devanagari Extra" w:hAnsi="BRH Devanagari Extra" w:cs="BRH Devanagari Extra"/>
+                <w:color w:val="000000"/>
+                <w:sz w:val="40"/>
+                <w:szCs w:val="40"/>
+                <w:lang w:val="it-IT"/>
+              </w:rPr>
+              <w:t>È |</w:t>
+            </w:r>
+          </w:p>
+        </w:tc>
+      </w:tr>
+    </w:tbl>
+    <w:p>
+      <w:pPr>
+        <w:jc w:val="center"/>
+        <w:rPr>
+          <w:b/>
+          <w:bCs/>
+          <w:sz w:val="32"/>
+          <w:szCs w:val="32"/>
+          <w:u w:val="single"/>
+          <w:lang w:val="it-IT"/>
+        </w:rPr>
+      </w:pPr>
+    </w:p>
+    <w:p>
+      <w:pPr>
+        <w:jc w:val="center"/>
+        <w:rPr>
+          <w:b/>
+          <w:bCs/>
+          <w:sz w:val="32"/>
+          <w:szCs w:val="32"/>
+          <w:u w:val="single"/>
+          <w:lang w:val="it-IT"/>
+        </w:rPr>
+      </w:pPr>
+    </w:p>
     <w:p>
       <w:pPr>
         <w:jc w:val="center"/>
@@ -88,23 +897,7 @@
           <w:b/>
           <w:bCs/>
         </w:rPr>
-        <w:t>(</w:t>
-      </w:r>
-      <w:proofErr w:type="gramStart"/>
-      <w:r>
-        <w:rPr>
-          <w:b/>
-          <w:bCs/>
-        </w:rPr>
-        <w:t>ignore</w:t>
-      </w:r>
-      <w:proofErr w:type="gramEnd"/>
-      <w:r>
-        <w:rPr>
-          <w:b/>
-          <w:bCs/>
-        </w:rPr>
-        <w:t xml:space="preserve"> those which are already incorporated in your book’s version and date)</w:t>
+        <w:t>(ignore those which are already incorporated in your book’s version and date)</w:t>
       </w:r>
     </w:p>
     <w:tbl>
@@ -1064,23 +1857,7 @@
           <w:b/>
           <w:bCs/>
         </w:rPr>
-        <w:t>(</w:t>
-      </w:r>
-      <w:proofErr w:type="gramStart"/>
-      <w:r>
-        <w:rPr>
-          <w:b/>
-          <w:bCs/>
-        </w:rPr>
-        <w:t>ignore</w:t>
-      </w:r>
-      <w:proofErr w:type="gramEnd"/>
-      <w:r>
-        <w:rPr>
-          <w:b/>
-          <w:bCs/>
-        </w:rPr>
-        <w:t xml:space="preserve"> those which are already incorporated in your book’s version and date)</w:t>
+        <w:t>(ignore those which are already incorporated in your book’s version and date)</w:t>
       </w:r>
     </w:p>
     <w:tbl>
@@ -1146,6 +1923,7 @@
                 <w:sz w:val="32"/>
                 <w:szCs w:val="32"/>
               </w:rPr>
+              <w:lastRenderedPageBreak/>
               <w:t>Reference</w:t>
             </w:r>
           </w:p>
@@ -1172,6 +1950,7 @@
                 <w:sz w:val="32"/>
                 <w:szCs w:val="32"/>
               </w:rPr>
+              <w:lastRenderedPageBreak/>
               <w:t>As Printed</w:t>
             </w:r>
           </w:p>
@@ -2897,7 +3676,6 @@
                 <w:sz w:val="28"/>
                 <w:szCs w:val="32"/>
               </w:rPr>
-              <w:lastRenderedPageBreak/>
               <w:t>T.S.</w:t>
             </w:r>
             <w:r>
@@ -4763,6 +5541,7 @@
                 <w:cs/>
                 <w:lang w:bidi="ta-IN"/>
               </w:rPr>
+              <w:lastRenderedPageBreak/>
               <w:t>தஸ்மா</w:t>
             </w:r>
             <w:r>
@@ -4931,6 +5710,7 @@
                 <w:cs/>
                 <w:lang w:bidi="ta-IN"/>
               </w:rPr>
+              <w:lastRenderedPageBreak/>
               <w:t>ஶ</w:t>
             </w:r>
             <w:r>
@@ -5050,6 +5830,7 @@
                 <w:cs/>
                 <w:lang w:bidi="ta-IN"/>
               </w:rPr>
+              <w:lastRenderedPageBreak/>
               <w:t>தஸ்மா</w:t>
             </w:r>
             <w:r>
@@ -5261,6 +6042,7 @@
                 <w:sz w:val="28"/>
                 <w:szCs w:val="32"/>
               </w:rPr>
+              <w:lastRenderedPageBreak/>
               <w:t>T.S.3.2.11.1 – Kramam</w:t>
             </w:r>
           </w:p>
@@ -6030,7 +6812,6 @@
           <w:szCs w:val="32"/>
           <w:u w:val="single"/>
         </w:rPr>
-        <w:lastRenderedPageBreak/>
         <w:t xml:space="preserve">TS Krama Paatam – TS </w:t>
       </w:r>
       <w:r>
@@ -6107,23 +6888,7 @@
           <w:b/>
           <w:bCs/>
         </w:rPr>
-        <w:t>(</w:t>
-      </w:r>
-      <w:proofErr w:type="gramStart"/>
-      <w:r>
-        <w:rPr>
-          <w:b/>
-          <w:bCs/>
-        </w:rPr>
-        <w:t>ignore</w:t>
-      </w:r>
-      <w:proofErr w:type="gramEnd"/>
-      <w:r>
-        <w:rPr>
-          <w:b/>
-          <w:bCs/>
-        </w:rPr>
-        <w:t xml:space="preserve"> those which are already incorporated in your book’s version and date)</w:t>
+        <w:t>(ignore those which are already incorporated in your book’s version and date)</w:t>
       </w:r>
     </w:p>
     <w:tbl>
@@ -6386,7 +7151,7 @@
 </file>
 
 <file path=word/endnotes.xml><?xml version="1.0" encoding="utf-8"?>
-<w:endnotes xmlns:wpc="http://schemas.microsoft.com/office/word/2010/wordprocessingCanvas" xmlns:cx="http://schemas.microsoft.com/office/drawing/2014/chartex" xmlns:cx1="http://schemas.microsoft.com/office/drawing/2015/9/8/chartex" xmlns:cx2="http://schemas.microsoft.com/office/drawing/2015/10/21/chartex" xmlns:cx3="http://schemas.microsoft.com/office/drawing/2016/5/9/chartex" xmlns:cx4="http://schemas.microsoft.com/office/drawing/2016/5/10/chartex" xmlns:cx5="http://schemas.microsoft.com/office/drawing/2016/5/11/chartex" xmlns:cx6="http://schemas.microsoft.com/office/drawing/2016/5/12/chartex" xmlns:cx7="http://schemas.microsoft.com/office/drawing/2016/5/13/chartex" xmlns:cx8="http://schemas.microsoft.com/office/drawing/2016/5/14/chartex" xmlns:mc="http://schemas.openxmlformats.org/markup-compatibility/2006" xmlns:aink="http://schemas.microsoft.com/office/drawing/2016/ink" xmlns:am3d="http://schemas.microsoft.com/office/drawing/2017/model3d" xmlns:o="urn:schemas-microsoft-com:office:office" xmlns:oel="http://schemas.microsoft.com/office/2019/extlst" xmlns:r="http://schemas.openxmlformats.org/officeDocument/2006/relationships" xmlns:m="http://schemas.openxmlformats.org/officeDocument/2006/math" xmlns:v="urn:schemas-microsoft-com:vml" xmlns:wp14="http://schemas.microsoft.com/office/word/2010/wordprocessingDrawing" xmlns:wp="http://schemas.openxmlformats.org/drawingml/2006/wordprocessingDrawing" xmlns:w10="urn:schemas-microsoft-com:office:word" xmlns:w="http://schemas.openxmlformats.org/wordprocessingml/2006/main" xmlns:w14="http://schemas.microsoft.com/office/word/2010/wordml" xmlns:w15="http://schemas.microsoft.com/office/word/2012/wordml" xmlns:w16cex="http://schemas.microsoft.com/office/word/2018/wordml/cex" xmlns:w16cid="http://schemas.microsoft.com/office/word/2016/wordml/cid" xmlns:w16="http://schemas.microsoft.com/office/word/2018/wordml" xmlns:w16sdtdh="http://schemas.microsoft.com/office/word/2020/wordml/sdtdatahash" xmlns:w16se="http://schemas.microsoft.com/office/word/2015/wordml/symex" xmlns:wpg="http://schemas.microsoft.com/office/word/2010/wordprocessingGroup" xmlns:wpi="http://schemas.microsoft.com/office/word/2010/wordprocessingInk" xmlns:wne="http://schemas.microsoft.com/office/word/2006/wordml" xmlns:wps="http://schemas.microsoft.com/office/word/2010/wordprocessingShape" mc:Ignorable="w14 w15 w16se w16cid w16 w16cex w16sdtdh wp14">
+<w:endnotes xmlns:wpc="http://schemas.microsoft.com/office/word/2010/wordprocessingCanvas" xmlns:cx="http://schemas.microsoft.com/office/drawing/2014/chartex" xmlns:cx1="http://schemas.microsoft.com/office/drawing/2015/9/8/chartex" xmlns:cx2="http://schemas.microsoft.com/office/drawing/2015/10/21/chartex" xmlns:cx3="http://schemas.microsoft.com/office/drawing/2016/5/9/chartex" xmlns:cx4="http://schemas.microsoft.com/office/drawing/2016/5/10/chartex" xmlns:cx5="http://schemas.microsoft.com/office/drawing/2016/5/11/chartex" xmlns:cx6="http://schemas.microsoft.com/office/drawing/2016/5/12/chartex" xmlns:cx7="http://schemas.microsoft.com/office/drawing/2016/5/13/chartex" xmlns:cx8="http://schemas.microsoft.com/office/drawing/2016/5/14/chartex" xmlns:mc="http://schemas.openxmlformats.org/markup-compatibility/2006" xmlns:aink="http://schemas.microsoft.com/office/drawing/2016/ink" xmlns:am3d="http://schemas.microsoft.com/office/drawing/2017/model3d" xmlns:o="urn:schemas-microsoft-com:office:office" xmlns:oel="http://schemas.microsoft.com/office/2019/extlst" xmlns:r="http://schemas.openxmlformats.org/officeDocument/2006/relationships" xmlns:m="http://schemas.openxmlformats.org/officeDocument/2006/math" xmlns:v="urn:schemas-microsoft-com:vml" xmlns:wp14="http://schemas.microsoft.com/office/word/2010/wordprocessingDrawing" xmlns:wp="http://schemas.openxmlformats.org/drawingml/2006/wordprocessingDrawing" xmlns:w10="urn:schemas-microsoft-com:office:word" xmlns:w="http://schemas.openxmlformats.org/wordprocessingml/2006/main" xmlns:w14="http://schemas.microsoft.com/office/word/2010/wordml" xmlns:w15="http://schemas.microsoft.com/office/word/2012/wordml" xmlns:w16cex="http://schemas.microsoft.com/office/word/2018/wordml/cex" xmlns:w16cid="http://schemas.microsoft.com/office/word/2016/wordml/cid" xmlns:w16="http://schemas.microsoft.com/office/word/2018/wordml" xmlns:w16du="http://schemas.microsoft.com/office/word/2023/wordml/word16du" xmlns:w16sdtdh="http://schemas.microsoft.com/office/word/2020/wordml/sdtdatahash" xmlns:w16sdtfl="http://schemas.microsoft.com/office/word/2024/wordml/sdtformatlock" xmlns:w16se="http://schemas.microsoft.com/office/word/2015/wordml/symex" xmlns:wpg="http://schemas.microsoft.com/office/word/2010/wordprocessingGroup" xmlns:wpi="http://schemas.microsoft.com/office/word/2010/wordprocessingInk" xmlns:wne="http://schemas.microsoft.com/office/word/2006/wordml" xmlns:wps="http://schemas.microsoft.com/office/word/2010/wordprocessingShape" mc:Ignorable="w14 w15 w16se w16cid w16 w16cex w16sdtdh w16sdtfl w16du wp14">
   <w:endnote w:type="separator" w:id="-1">
     <w:p>
       <w:pPr>
@@ -6411,7 +7176,7 @@
 </file>
 
 <file path=word/footer1.xml><?xml version="1.0" encoding="utf-8"?>
-<w:ftr xmlns:wpc="http://schemas.microsoft.com/office/word/2010/wordprocessingCanvas" xmlns:cx="http://schemas.microsoft.com/office/drawing/2014/chartex" xmlns:cx1="http://schemas.microsoft.com/office/drawing/2015/9/8/chartex" xmlns:cx2="http://schemas.microsoft.com/office/drawing/2015/10/21/chartex" xmlns:cx3="http://schemas.microsoft.com/office/drawing/2016/5/9/chartex" xmlns:cx4="http://schemas.microsoft.com/office/drawing/2016/5/10/chartex" xmlns:cx5="http://schemas.microsoft.com/office/drawing/2016/5/11/chartex" xmlns:cx6="http://schemas.microsoft.com/office/drawing/2016/5/12/chartex" xmlns:cx7="http://schemas.microsoft.com/office/drawing/2016/5/13/chartex" xmlns:cx8="http://schemas.microsoft.com/office/drawing/2016/5/14/chartex" xmlns:mc="http://schemas.openxmlformats.org/markup-compatibility/2006" xmlns:aink="http://schemas.microsoft.com/office/drawing/2016/ink" xmlns:am3d="http://schemas.microsoft.com/office/drawing/2017/model3d" xmlns:o="urn:schemas-microsoft-com:office:office" xmlns:oel="http://schemas.microsoft.com/office/2019/extlst" xmlns:r="http://schemas.openxmlformats.org/officeDocument/2006/relationships" xmlns:m="http://schemas.openxmlformats.org/officeDocument/2006/math" xmlns:v="urn:schemas-microsoft-com:vml" xmlns:wp14="http://schemas.microsoft.com/office/word/2010/wordprocessingDrawing" xmlns:wp="http://schemas.openxmlformats.org/drawingml/2006/wordprocessingDrawing" xmlns:w10="urn:schemas-microsoft-com:office:word" xmlns:w="http://schemas.openxmlformats.org/wordprocessingml/2006/main" xmlns:w14="http://schemas.microsoft.com/office/word/2010/wordml" xmlns:w15="http://schemas.microsoft.com/office/word/2012/wordml" xmlns:w16cex="http://schemas.microsoft.com/office/word/2018/wordml/cex" xmlns:w16cid="http://schemas.microsoft.com/office/word/2016/wordml/cid" xmlns:w16="http://schemas.microsoft.com/office/word/2018/wordml" xmlns:w16sdtdh="http://schemas.microsoft.com/office/word/2020/wordml/sdtdatahash" xmlns:w16se="http://schemas.microsoft.com/office/word/2015/wordml/symex" xmlns:wpg="http://schemas.microsoft.com/office/word/2010/wordprocessingGroup" xmlns:wpi="http://schemas.microsoft.com/office/word/2010/wordprocessingInk" xmlns:wne="http://schemas.microsoft.com/office/word/2006/wordml" xmlns:wps="http://schemas.microsoft.com/office/word/2010/wordprocessingShape" mc:Ignorable="w14 w15 w16se w16cid w16 w16cex w16sdtdh wp14">
+<w:ftr xmlns:wpc="http://schemas.microsoft.com/office/word/2010/wordprocessingCanvas" xmlns:cx="http://schemas.microsoft.com/office/drawing/2014/chartex" xmlns:cx1="http://schemas.microsoft.com/office/drawing/2015/9/8/chartex" xmlns:cx2="http://schemas.microsoft.com/office/drawing/2015/10/21/chartex" xmlns:cx3="http://schemas.microsoft.com/office/drawing/2016/5/9/chartex" xmlns:cx4="http://schemas.microsoft.com/office/drawing/2016/5/10/chartex" xmlns:cx5="http://schemas.microsoft.com/office/drawing/2016/5/11/chartex" xmlns:cx6="http://schemas.microsoft.com/office/drawing/2016/5/12/chartex" xmlns:cx7="http://schemas.microsoft.com/office/drawing/2016/5/13/chartex" xmlns:cx8="http://schemas.microsoft.com/office/drawing/2016/5/14/chartex" xmlns:mc="http://schemas.openxmlformats.org/markup-compatibility/2006" xmlns:aink="http://schemas.microsoft.com/office/drawing/2016/ink" xmlns:am3d="http://schemas.microsoft.com/office/drawing/2017/model3d" xmlns:o="urn:schemas-microsoft-com:office:office" xmlns:oel="http://schemas.microsoft.com/office/2019/extlst" xmlns:r="http://schemas.openxmlformats.org/officeDocument/2006/relationships" xmlns:m="http://schemas.openxmlformats.org/officeDocument/2006/math" xmlns:v="urn:schemas-microsoft-com:vml" xmlns:wp14="http://schemas.microsoft.com/office/word/2010/wordprocessingDrawing" xmlns:wp="http://schemas.openxmlformats.org/drawingml/2006/wordprocessingDrawing" xmlns:w10="urn:schemas-microsoft-com:office:word" xmlns:w="http://schemas.openxmlformats.org/wordprocessingml/2006/main" xmlns:w14="http://schemas.microsoft.com/office/word/2010/wordml" xmlns:w15="http://schemas.microsoft.com/office/word/2012/wordml" xmlns:w16cex="http://schemas.microsoft.com/office/word/2018/wordml/cex" xmlns:w16cid="http://schemas.microsoft.com/office/word/2016/wordml/cid" xmlns:w16="http://schemas.microsoft.com/office/word/2018/wordml" xmlns:w16du="http://schemas.microsoft.com/office/word/2023/wordml/word16du" xmlns:w16sdtdh="http://schemas.microsoft.com/office/word/2020/wordml/sdtdatahash" xmlns:w16sdtfl="http://schemas.microsoft.com/office/word/2024/wordml/sdtformatlock" xmlns:w16se="http://schemas.microsoft.com/office/word/2015/wordml/symex" xmlns:wpg="http://schemas.microsoft.com/office/word/2010/wordprocessingGroup" xmlns:wpi="http://schemas.microsoft.com/office/word/2010/wordprocessingInk" xmlns:wne="http://schemas.microsoft.com/office/word/2006/wordml" xmlns:wps="http://schemas.microsoft.com/office/word/2010/wordprocessingShape" mc:Ignorable="w14 w15 w16se w16cid w16 w16cex w16sdtdh w16sdtfl w16du wp14">
   <w:p>
     <w:pPr>
       <w:pBdr>
@@ -6592,7 +7357,7 @@
 </file>
 
 <file path=word/footer2.xml><?xml version="1.0" encoding="utf-8"?>
-<w:ftr xmlns:wpc="http://schemas.microsoft.com/office/word/2010/wordprocessingCanvas" xmlns:cx="http://schemas.microsoft.com/office/drawing/2014/chartex" xmlns:cx1="http://schemas.microsoft.com/office/drawing/2015/9/8/chartex" xmlns:cx2="http://schemas.microsoft.com/office/drawing/2015/10/21/chartex" xmlns:cx3="http://schemas.microsoft.com/office/drawing/2016/5/9/chartex" xmlns:cx4="http://schemas.microsoft.com/office/drawing/2016/5/10/chartex" xmlns:cx5="http://schemas.microsoft.com/office/drawing/2016/5/11/chartex" xmlns:cx6="http://schemas.microsoft.com/office/drawing/2016/5/12/chartex" xmlns:cx7="http://schemas.microsoft.com/office/drawing/2016/5/13/chartex" xmlns:cx8="http://schemas.microsoft.com/office/drawing/2016/5/14/chartex" xmlns:mc="http://schemas.openxmlformats.org/markup-compatibility/2006" xmlns:aink="http://schemas.microsoft.com/office/drawing/2016/ink" xmlns:am3d="http://schemas.microsoft.com/office/drawing/2017/model3d" xmlns:o="urn:schemas-microsoft-com:office:office" xmlns:oel="http://schemas.microsoft.com/office/2019/extlst" xmlns:r="http://schemas.openxmlformats.org/officeDocument/2006/relationships" xmlns:m="http://schemas.openxmlformats.org/officeDocument/2006/math" xmlns:v="urn:schemas-microsoft-com:vml" xmlns:wp14="http://schemas.microsoft.com/office/word/2010/wordprocessingDrawing" xmlns:wp="http://schemas.openxmlformats.org/drawingml/2006/wordprocessingDrawing" xmlns:w10="urn:schemas-microsoft-com:office:word" xmlns:w="http://schemas.openxmlformats.org/wordprocessingml/2006/main" xmlns:w14="http://schemas.microsoft.com/office/word/2010/wordml" xmlns:w15="http://schemas.microsoft.com/office/word/2012/wordml" xmlns:w16cex="http://schemas.microsoft.com/office/word/2018/wordml/cex" xmlns:w16cid="http://schemas.microsoft.com/office/word/2016/wordml/cid" xmlns:w16="http://schemas.microsoft.com/office/word/2018/wordml" xmlns:w16sdtdh="http://schemas.microsoft.com/office/word/2020/wordml/sdtdatahash" xmlns:w16se="http://schemas.microsoft.com/office/word/2015/wordml/symex" xmlns:wpg="http://schemas.microsoft.com/office/word/2010/wordprocessingGroup" xmlns:wpi="http://schemas.microsoft.com/office/word/2010/wordprocessingInk" xmlns:wne="http://schemas.microsoft.com/office/word/2006/wordml" xmlns:wps="http://schemas.microsoft.com/office/word/2010/wordprocessingShape" mc:Ignorable="w14 w15 w16se w16cid w16 w16cex w16sdtdh wp14">
+<w:ftr xmlns:wpc="http://schemas.microsoft.com/office/word/2010/wordprocessingCanvas" xmlns:cx="http://schemas.microsoft.com/office/drawing/2014/chartex" xmlns:cx1="http://schemas.microsoft.com/office/drawing/2015/9/8/chartex" xmlns:cx2="http://schemas.microsoft.com/office/drawing/2015/10/21/chartex" xmlns:cx3="http://schemas.microsoft.com/office/drawing/2016/5/9/chartex" xmlns:cx4="http://schemas.microsoft.com/office/drawing/2016/5/10/chartex" xmlns:cx5="http://schemas.microsoft.com/office/drawing/2016/5/11/chartex" xmlns:cx6="http://schemas.microsoft.com/office/drawing/2016/5/12/chartex" xmlns:cx7="http://schemas.microsoft.com/office/drawing/2016/5/13/chartex" xmlns:cx8="http://schemas.microsoft.com/office/drawing/2016/5/14/chartex" xmlns:mc="http://schemas.openxmlformats.org/markup-compatibility/2006" xmlns:aink="http://schemas.microsoft.com/office/drawing/2016/ink" xmlns:am3d="http://schemas.microsoft.com/office/drawing/2017/model3d" xmlns:o="urn:schemas-microsoft-com:office:office" xmlns:oel="http://schemas.microsoft.com/office/2019/extlst" xmlns:r="http://schemas.openxmlformats.org/officeDocument/2006/relationships" xmlns:m="http://schemas.openxmlformats.org/officeDocument/2006/math" xmlns:v="urn:schemas-microsoft-com:vml" xmlns:wp14="http://schemas.microsoft.com/office/word/2010/wordprocessingDrawing" xmlns:wp="http://schemas.openxmlformats.org/drawingml/2006/wordprocessingDrawing" xmlns:w10="urn:schemas-microsoft-com:office:word" xmlns:w="http://schemas.openxmlformats.org/wordprocessingml/2006/main" xmlns:w14="http://schemas.microsoft.com/office/word/2010/wordml" xmlns:w15="http://schemas.microsoft.com/office/word/2012/wordml" xmlns:w16cex="http://schemas.microsoft.com/office/word/2018/wordml/cex" xmlns:w16cid="http://schemas.microsoft.com/office/word/2016/wordml/cid" xmlns:w16="http://schemas.microsoft.com/office/word/2018/wordml" xmlns:w16du="http://schemas.microsoft.com/office/word/2023/wordml/word16du" xmlns:w16sdtdh="http://schemas.microsoft.com/office/word/2020/wordml/sdtdatahash" xmlns:w16sdtfl="http://schemas.microsoft.com/office/word/2024/wordml/sdtformatlock" xmlns:w16se="http://schemas.microsoft.com/office/word/2015/wordml/symex" xmlns:wpg="http://schemas.microsoft.com/office/word/2010/wordprocessingGroup" xmlns:wpi="http://schemas.microsoft.com/office/word/2010/wordprocessingInk" xmlns:wne="http://schemas.microsoft.com/office/word/2006/wordml" xmlns:wps="http://schemas.microsoft.com/office/word/2010/wordprocessingShape" mc:Ignorable="w14 w15 w16se w16cid w16 w16cex w16sdtdh w16sdtfl w16du wp14">
   <w:p>
     <w:pPr>
       <w:pBdr>
@@ -6794,7 +7559,7 @@
 </file>
 
 <file path=word/footnotes.xml><?xml version="1.0" encoding="utf-8"?>
-<w:footnotes xmlns:wpc="http://schemas.microsoft.com/office/word/2010/wordprocessingCanvas" xmlns:cx="http://schemas.microsoft.com/office/drawing/2014/chartex" xmlns:cx1="http://schemas.microsoft.com/office/drawing/2015/9/8/chartex" xmlns:cx2="http://schemas.microsoft.com/office/drawing/2015/10/21/chartex" xmlns:cx3="http://schemas.microsoft.com/office/drawing/2016/5/9/chartex" xmlns:cx4="http://schemas.microsoft.com/office/drawing/2016/5/10/chartex" xmlns:cx5="http://schemas.microsoft.com/office/drawing/2016/5/11/chartex" xmlns:cx6="http://schemas.microsoft.com/office/drawing/2016/5/12/chartex" xmlns:cx7="http://schemas.microsoft.com/office/drawing/2016/5/13/chartex" xmlns:cx8="http://schemas.microsoft.com/office/drawing/2016/5/14/chartex" xmlns:mc="http://schemas.openxmlformats.org/markup-compatibility/2006" xmlns:aink="http://schemas.microsoft.com/office/drawing/2016/ink" xmlns:am3d="http://schemas.microsoft.com/office/drawing/2017/model3d" xmlns:o="urn:schemas-microsoft-com:office:office" xmlns:oel="http://schemas.microsoft.com/office/2019/extlst" xmlns:r="http://schemas.openxmlformats.org/officeDocument/2006/relationships" xmlns:m="http://schemas.openxmlformats.org/officeDocument/2006/math" xmlns:v="urn:schemas-microsoft-com:vml" xmlns:wp14="http://schemas.microsoft.com/office/word/2010/wordprocessingDrawing" xmlns:wp="http://schemas.openxmlformats.org/drawingml/2006/wordprocessingDrawing" xmlns:w10="urn:schemas-microsoft-com:office:word" xmlns:w="http://schemas.openxmlformats.org/wordprocessingml/2006/main" xmlns:w14="http://schemas.microsoft.com/office/word/2010/wordml" xmlns:w15="http://schemas.microsoft.com/office/word/2012/wordml" xmlns:w16cex="http://schemas.microsoft.com/office/word/2018/wordml/cex" xmlns:w16cid="http://schemas.microsoft.com/office/word/2016/wordml/cid" xmlns:w16="http://schemas.microsoft.com/office/word/2018/wordml" xmlns:w16sdtdh="http://schemas.microsoft.com/office/word/2020/wordml/sdtdatahash" xmlns:w16se="http://schemas.microsoft.com/office/word/2015/wordml/symex" xmlns:wpg="http://schemas.microsoft.com/office/word/2010/wordprocessingGroup" xmlns:wpi="http://schemas.microsoft.com/office/word/2010/wordprocessingInk" xmlns:wne="http://schemas.microsoft.com/office/word/2006/wordml" xmlns:wps="http://schemas.microsoft.com/office/word/2010/wordprocessingShape" mc:Ignorable="w14 w15 w16se w16cid w16 w16cex w16sdtdh wp14">
+<w:footnotes xmlns:wpc="http://schemas.microsoft.com/office/word/2010/wordprocessingCanvas" xmlns:cx="http://schemas.microsoft.com/office/drawing/2014/chartex" xmlns:cx1="http://schemas.microsoft.com/office/drawing/2015/9/8/chartex" xmlns:cx2="http://schemas.microsoft.com/office/drawing/2015/10/21/chartex" xmlns:cx3="http://schemas.microsoft.com/office/drawing/2016/5/9/chartex" xmlns:cx4="http://schemas.microsoft.com/office/drawing/2016/5/10/chartex" xmlns:cx5="http://schemas.microsoft.com/office/drawing/2016/5/11/chartex" xmlns:cx6="http://schemas.microsoft.com/office/drawing/2016/5/12/chartex" xmlns:cx7="http://schemas.microsoft.com/office/drawing/2016/5/13/chartex" xmlns:cx8="http://schemas.microsoft.com/office/drawing/2016/5/14/chartex" xmlns:mc="http://schemas.openxmlformats.org/markup-compatibility/2006" xmlns:aink="http://schemas.microsoft.com/office/drawing/2016/ink" xmlns:am3d="http://schemas.microsoft.com/office/drawing/2017/model3d" xmlns:o="urn:schemas-microsoft-com:office:office" xmlns:oel="http://schemas.microsoft.com/office/2019/extlst" xmlns:r="http://schemas.openxmlformats.org/officeDocument/2006/relationships" xmlns:m="http://schemas.openxmlformats.org/officeDocument/2006/math" xmlns:v="urn:schemas-microsoft-com:vml" xmlns:wp14="http://schemas.microsoft.com/office/word/2010/wordprocessingDrawing" xmlns:wp="http://schemas.openxmlformats.org/drawingml/2006/wordprocessingDrawing" xmlns:w10="urn:schemas-microsoft-com:office:word" xmlns:w="http://schemas.openxmlformats.org/wordprocessingml/2006/main" xmlns:w14="http://schemas.microsoft.com/office/word/2010/wordml" xmlns:w15="http://schemas.microsoft.com/office/word/2012/wordml" xmlns:w16cex="http://schemas.microsoft.com/office/word/2018/wordml/cex" xmlns:w16cid="http://schemas.microsoft.com/office/word/2016/wordml/cid" xmlns:w16="http://schemas.microsoft.com/office/word/2018/wordml" xmlns:w16du="http://schemas.microsoft.com/office/word/2023/wordml/word16du" xmlns:w16sdtdh="http://schemas.microsoft.com/office/word/2020/wordml/sdtdatahash" xmlns:w16sdtfl="http://schemas.microsoft.com/office/word/2024/wordml/sdtformatlock" xmlns:w16se="http://schemas.microsoft.com/office/word/2015/wordml/symex" xmlns:wpg="http://schemas.microsoft.com/office/word/2010/wordprocessingGroup" xmlns:wpi="http://schemas.microsoft.com/office/word/2010/wordprocessingInk" xmlns:wne="http://schemas.microsoft.com/office/word/2006/wordml" xmlns:wps="http://schemas.microsoft.com/office/word/2010/wordprocessingShape" mc:Ignorable="w14 w15 w16se w16cid w16 w16cex w16sdtdh w16sdtfl w16du wp14">
   <w:footnote w:type="separator" w:id="-1">
     <w:p>
       <w:pPr>
@@ -6819,7 +7584,7 @@
 </file>
 
 <file path=word/header1.xml><?xml version="1.0" encoding="utf-8"?>
-<w:hdr xmlns:wpc="http://schemas.microsoft.com/office/word/2010/wordprocessingCanvas" xmlns:cx="http://schemas.microsoft.com/office/drawing/2014/chartex" xmlns:cx1="http://schemas.microsoft.com/office/drawing/2015/9/8/chartex" xmlns:cx2="http://schemas.microsoft.com/office/drawing/2015/10/21/chartex" xmlns:cx3="http://schemas.microsoft.com/office/drawing/2016/5/9/chartex" xmlns:cx4="http://schemas.microsoft.com/office/drawing/2016/5/10/chartex" xmlns:cx5="http://schemas.microsoft.com/office/drawing/2016/5/11/chartex" xmlns:cx6="http://schemas.microsoft.com/office/drawing/2016/5/12/chartex" xmlns:cx7="http://schemas.microsoft.com/office/drawing/2016/5/13/chartex" xmlns:cx8="http://schemas.microsoft.com/office/drawing/2016/5/14/chartex" xmlns:mc="http://schemas.openxmlformats.org/markup-compatibility/2006" xmlns:aink="http://schemas.microsoft.com/office/drawing/2016/ink" xmlns:am3d="http://schemas.microsoft.com/office/drawing/2017/model3d" xmlns:o="urn:schemas-microsoft-com:office:office" xmlns:oel="http://schemas.microsoft.com/office/2019/extlst" xmlns:r="http://schemas.openxmlformats.org/officeDocument/2006/relationships" xmlns:m="http://schemas.openxmlformats.org/officeDocument/2006/math" xmlns:v="urn:schemas-microsoft-com:vml" xmlns:wp14="http://schemas.microsoft.com/office/word/2010/wordprocessingDrawing" xmlns:wp="http://schemas.openxmlformats.org/drawingml/2006/wordprocessingDrawing" xmlns:w10="urn:schemas-microsoft-com:office:word" xmlns:w="http://schemas.openxmlformats.org/wordprocessingml/2006/main" xmlns:w14="http://schemas.microsoft.com/office/word/2010/wordml" xmlns:w15="http://schemas.microsoft.com/office/word/2012/wordml" xmlns:w16cex="http://schemas.microsoft.com/office/word/2018/wordml/cex" xmlns:w16cid="http://schemas.microsoft.com/office/word/2016/wordml/cid" xmlns:w16="http://schemas.microsoft.com/office/word/2018/wordml" xmlns:w16sdtdh="http://schemas.microsoft.com/office/word/2020/wordml/sdtdatahash" xmlns:w16se="http://schemas.microsoft.com/office/word/2015/wordml/symex" xmlns:wpg="http://schemas.microsoft.com/office/word/2010/wordprocessingGroup" xmlns:wpi="http://schemas.microsoft.com/office/word/2010/wordprocessingInk" xmlns:wne="http://schemas.microsoft.com/office/word/2006/wordml" xmlns:wps="http://schemas.microsoft.com/office/word/2010/wordprocessingShape" mc:Ignorable="w14 w15 w16se w16cid w16 w16cex w16sdtdh wp14">
+<w:hdr xmlns:wpc="http://schemas.microsoft.com/office/word/2010/wordprocessingCanvas" xmlns:cx="http://schemas.microsoft.com/office/drawing/2014/chartex" xmlns:cx1="http://schemas.microsoft.com/office/drawing/2015/9/8/chartex" xmlns:cx2="http://schemas.microsoft.com/office/drawing/2015/10/21/chartex" xmlns:cx3="http://schemas.microsoft.com/office/drawing/2016/5/9/chartex" xmlns:cx4="http://schemas.microsoft.com/office/drawing/2016/5/10/chartex" xmlns:cx5="http://schemas.microsoft.com/office/drawing/2016/5/11/chartex" xmlns:cx6="http://schemas.microsoft.com/office/drawing/2016/5/12/chartex" xmlns:cx7="http://schemas.microsoft.com/office/drawing/2016/5/13/chartex" xmlns:cx8="http://schemas.microsoft.com/office/drawing/2016/5/14/chartex" xmlns:mc="http://schemas.openxmlformats.org/markup-compatibility/2006" xmlns:aink="http://schemas.microsoft.com/office/drawing/2016/ink" xmlns:am3d="http://schemas.microsoft.com/office/drawing/2017/model3d" xmlns:o="urn:schemas-microsoft-com:office:office" xmlns:oel="http://schemas.microsoft.com/office/2019/extlst" xmlns:r="http://schemas.openxmlformats.org/officeDocument/2006/relationships" xmlns:m="http://schemas.openxmlformats.org/officeDocument/2006/math" xmlns:v="urn:schemas-microsoft-com:vml" xmlns:wp14="http://schemas.microsoft.com/office/word/2010/wordprocessingDrawing" xmlns:wp="http://schemas.openxmlformats.org/drawingml/2006/wordprocessingDrawing" xmlns:w10="urn:schemas-microsoft-com:office:word" xmlns:w="http://schemas.openxmlformats.org/wordprocessingml/2006/main" xmlns:w14="http://schemas.microsoft.com/office/word/2010/wordml" xmlns:w15="http://schemas.microsoft.com/office/word/2012/wordml" xmlns:w16cex="http://schemas.microsoft.com/office/word/2018/wordml/cex" xmlns:w16cid="http://schemas.microsoft.com/office/word/2016/wordml/cid" xmlns:w16="http://schemas.microsoft.com/office/word/2018/wordml" xmlns:w16du="http://schemas.microsoft.com/office/word/2023/wordml/word16du" xmlns:w16sdtdh="http://schemas.microsoft.com/office/word/2020/wordml/sdtdatahash" xmlns:w16sdtfl="http://schemas.microsoft.com/office/word/2024/wordml/sdtformatlock" xmlns:w16se="http://schemas.microsoft.com/office/word/2015/wordml/symex" xmlns:wpg="http://schemas.microsoft.com/office/word/2010/wordprocessingGroup" xmlns:wpi="http://schemas.microsoft.com/office/word/2010/wordprocessingInk" xmlns:wne="http://schemas.microsoft.com/office/word/2006/wordml" xmlns:wps="http://schemas.microsoft.com/office/word/2010/wordprocessingShape" mc:Ignorable="w14 w15 w16se w16cid w16 w16cex w16sdtdh w16sdtfl w16du wp14">
   <w:p>
     <w:pPr>
       <w:pStyle w:val="Header"/>
@@ -6832,7 +7597,7 @@
 </file>
 
 <file path=word/header2.xml><?xml version="1.0" encoding="utf-8"?>
-<w:hdr xmlns:wpc="http://schemas.microsoft.com/office/word/2010/wordprocessingCanvas" xmlns:cx="http://schemas.microsoft.com/office/drawing/2014/chartex" xmlns:cx1="http://schemas.microsoft.com/office/drawing/2015/9/8/chartex" xmlns:cx2="http://schemas.microsoft.com/office/drawing/2015/10/21/chartex" xmlns:cx3="http://schemas.microsoft.com/office/drawing/2016/5/9/chartex" xmlns:cx4="http://schemas.microsoft.com/office/drawing/2016/5/10/chartex" xmlns:cx5="http://schemas.microsoft.com/office/drawing/2016/5/11/chartex" xmlns:cx6="http://schemas.microsoft.com/office/drawing/2016/5/12/chartex" xmlns:cx7="http://schemas.microsoft.com/office/drawing/2016/5/13/chartex" xmlns:cx8="http://schemas.microsoft.com/office/drawing/2016/5/14/chartex" xmlns:mc="http://schemas.openxmlformats.org/markup-compatibility/2006" xmlns:aink="http://schemas.microsoft.com/office/drawing/2016/ink" xmlns:am3d="http://schemas.microsoft.com/office/drawing/2017/model3d" xmlns:o="urn:schemas-microsoft-com:office:office" xmlns:oel="http://schemas.microsoft.com/office/2019/extlst" xmlns:r="http://schemas.openxmlformats.org/officeDocument/2006/relationships" xmlns:m="http://schemas.openxmlformats.org/officeDocument/2006/math" xmlns:v="urn:schemas-microsoft-com:vml" xmlns:wp14="http://schemas.microsoft.com/office/word/2010/wordprocessingDrawing" xmlns:wp="http://schemas.openxmlformats.org/drawingml/2006/wordprocessingDrawing" xmlns:w10="urn:schemas-microsoft-com:office:word" xmlns:w="http://schemas.openxmlformats.org/wordprocessingml/2006/main" xmlns:w14="http://schemas.microsoft.com/office/word/2010/wordml" xmlns:w15="http://schemas.microsoft.com/office/word/2012/wordml" xmlns:w16cex="http://schemas.microsoft.com/office/word/2018/wordml/cex" xmlns:w16cid="http://schemas.microsoft.com/office/word/2016/wordml/cid" xmlns:w16="http://schemas.microsoft.com/office/word/2018/wordml" xmlns:w16sdtdh="http://schemas.microsoft.com/office/word/2020/wordml/sdtdatahash" xmlns:w16se="http://schemas.microsoft.com/office/word/2015/wordml/symex" xmlns:wpg="http://schemas.microsoft.com/office/word/2010/wordprocessingGroup" xmlns:wpi="http://schemas.microsoft.com/office/word/2010/wordprocessingInk" xmlns:wne="http://schemas.microsoft.com/office/word/2006/wordml" xmlns:wps="http://schemas.microsoft.com/office/word/2010/wordprocessingShape" mc:Ignorable="w14 w15 w16se w16cid w16 w16cex w16sdtdh wp14">
+<w:hdr xmlns:wpc="http://schemas.microsoft.com/office/word/2010/wordprocessingCanvas" xmlns:cx="http://schemas.microsoft.com/office/drawing/2014/chartex" xmlns:cx1="http://schemas.microsoft.com/office/drawing/2015/9/8/chartex" xmlns:cx2="http://schemas.microsoft.com/office/drawing/2015/10/21/chartex" xmlns:cx3="http://schemas.microsoft.com/office/drawing/2016/5/9/chartex" xmlns:cx4="http://schemas.microsoft.com/office/drawing/2016/5/10/chartex" xmlns:cx5="http://schemas.microsoft.com/office/drawing/2016/5/11/chartex" xmlns:cx6="http://schemas.microsoft.com/office/drawing/2016/5/12/chartex" xmlns:cx7="http://schemas.microsoft.com/office/drawing/2016/5/13/chartex" xmlns:cx8="http://schemas.microsoft.com/office/drawing/2016/5/14/chartex" xmlns:mc="http://schemas.openxmlformats.org/markup-compatibility/2006" xmlns:aink="http://schemas.microsoft.com/office/drawing/2016/ink" xmlns:am3d="http://schemas.microsoft.com/office/drawing/2017/model3d" xmlns:o="urn:schemas-microsoft-com:office:office" xmlns:oel="http://schemas.microsoft.com/office/2019/extlst" xmlns:r="http://schemas.openxmlformats.org/officeDocument/2006/relationships" xmlns:m="http://schemas.openxmlformats.org/officeDocument/2006/math" xmlns:v="urn:schemas-microsoft-com:vml" xmlns:wp14="http://schemas.microsoft.com/office/word/2010/wordprocessingDrawing" xmlns:wp="http://schemas.openxmlformats.org/drawingml/2006/wordprocessingDrawing" xmlns:w10="urn:schemas-microsoft-com:office:word" xmlns:w="http://schemas.openxmlformats.org/wordprocessingml/2006/main" xmlns:w14="http://schemas.microsoft.com/office/word/2010/wordml" xmlns:w15="http://schemas.microsoft.com/office/word/2012/wordml" xmlns:w16cex="http://schemas.microsoft.com/office/word/2018/wordml/cex" xmlns:w16cid="http://schemas.microsoft.com/office/word/2016/wordml/cid" xmlns:w16="http://schemas.microsoft.com/office/word/2018/wordml" xmlns:w16du="http://schemas.microsoft.com/office/word/2023/wordml/word16du" xmlns:w16sdtdh="http://schemas.microsoft.com/office/word/2020/wordml/sdtdatahash" xmlns:w16sdtfl="http://schemas.microsoft.com/office/word/2024/wordml/sdtformatlock" xmlns:w16se="http://schemas.microsoft.com/office/word/2015/wordml/symex" xmlns:wpg="http://schemas.microsoft.com/office/word/2010/wordprocessingGroup" xmlns:wpi="http://schemas.microsoft.com/office/word/2010/wordprocessingInk" xmlns:wne="http://schemas.microsoft.com/office/word/2006/wordml" xmlns:wps="http://schemas.microsoft.com/office/word/2010/wordprocessingShape" mc:Ignorable="w14 w15 w16se w16cid w16 w16cex w16sdtdh w16sdtfl w16du wp14">
   <w:p>
     <w:pPr>
       <w:pStyle w:val="Header"/>
@@ -6845,7 +7610,7 @@
 </file>
 
 <file path=word/styles.xml><?xml version="1.0" encoding="utf-8"?>
-<w:styles xmlns:mc="http://schemas.openxmlformats.org/markup-compatibility/2006" xmlns:r="http://schemas.openxmlformats.org/officeDocument/2006/relationships" xmlns:w="http://schemas.openxmlformats.org/wordprocessingml/2006/main" xmlns:w14="http://schemas.microsoft.com/office/word/2010/wordml" xmlns:w15="http://schemas.microsoft.com/office/word/2012/wordml" xmlns:w16cex="http://schemas.microsoft.com/office/word/2018/wordml/cex" xmlns:w16cid="http://schemas.microsoft.com/office/word/2016/wordml/cid" xmlns:w16="http://schemas.microsoft.com/office/word/2018/wordml" xmlns:w16sdtdh="http://schemas.microsoft.com/office/word/2020/wordml/sdtdatahash" xmlns:w16se="http://schemas.microsoft.com/office/word/2015/wordml/symex" mc:Ignorable="w14 w15 w16se w16cid w16 w16cex w16sdtdh">
+<w:styles xmlns:mc="http://schemas.openxmlformats.org/markup-compatibility/2006" xmlns:r="http://schemas.openxmlformats.org/officeDocument/2006/relationships" xmlns:w="http://schemas.openxmlformats.org/wordprocessingml/2006/main" xmlns:w14="http://schemas.microsoft.com/office/word/2010/wordml" xmlns:w15="http://schemas.microsoft.com/office/word/2012/wordml" xmlns:w16cex="http://schemas.microsoft.com/office/word/2018/wordml/cex" xmlns:w16cid="http://schemas.microsoft.com/office/word/2016/wordml/cid" xmlns:w16="http://schemas.microsoft.com/office/word/2018/wordml" xmlns:w16du="http://schemas.microsoft.com/office/word/2023/wordml/word16du" xmlns:w16sdtdh="http://schemas.microsoft.com/office/word/2020/wordml/sdtdatahash" xmlns:w16sdtfl="http://schemas.microsoft.com/office/word/2024/wordml/sdtformatlock" xmlns:w16se="http://schemas.microsoft.com/office/word/2015/wordml/symex" mc:Ignorable="w14 w15 w16se w16cid w16 w16cex w16sdtdh w16sdtfl w16du">
   <w:docDefaults>
     <w:rPrDefault>
       <w:rPr>

--- a/TS-Kramam/TS-3.2/TS 3.2 Tamil Krama Paatam Corrections.docx
+++ b/TS-Kramam/TS-3.2/TS 3.2 Tamil Krama Paatam Corrections.docx
@@ -51,7 +51,7 @@
           <w:szCs w:val="32"/>
           <w:u w:val="single"/>
         </w:rPr>
-        <w:t>3.2 Sanskrit</w:t>
+        <w:t xml:space="preserve">3.2 </w:t>
       </w:r>
       <w:r>
         <w:rPr>
@@ -61,9 +61,8 @@
           <w:szCs w:val="32"/>
           <w:u w:val="single"/>
         </w:rPr>
-        <w:t xml:space="preserve"> Corrections –Observed </w:t>
+        <w:t>Tamil</w:t>
       </w:r>
-      <w:proofErr w:type="gramStart"/>
       <w:r>
         <w:rPr>
           <w:b/>
@@ -72,7 +71,7 @@
           <w:szCs w:val="32"/>
           <w:u w:val="single"/>
         </w:rPr>
-        <w:t xml:space="preserve">till </w:t>
+        <w:t xml:space="preserve"> Corrections –Observed till </w:t>
       </w:r>
       <w:r>
         <w:rPr>
@@ -85,7 +84,6 @@
         </w:rPr>
         <w:t>?????</w:t>
       </w:r>
-      <w:proofErr w:type="gramEnd"/>
     </w:p>
     <w:p>
       <w:pPr>
@@ -133,12 +131,16 @@
               <w:spacing w:before="0" w:line="240" w:lineRule="auto"/>
               <w:jc w:val="center"/>
               <w:rPr>
+                <w:b/>
+                <w:bCs/>
                 <w:sz w:val="32"/>
                 <w:szCs w:val="32"/>
               </w:rPr>
             </w:pPr>
             <w:r>
               <w:rPr>
+                <w:b/>
+                <w:bCs/>
                 <w:sz w:val="32"/>
                 <w:szCs w:val="32"/>
               </w:rPr>
@@ -150,12 +152,16 @@
               <w:spacing w:before="0" w:line="240" w:lineRule="auto"/>
               <w:jc w:val="center"/>
               <w:rPr>
+                <w:b/>
+                <w:bCs/>
                 <w:sz w:val="32"/>
                 <w:szCs w:val="32"/>
               </w:rPr>
             </w:pPr>
             <w:r>
               <w:rPr>
+                <w:b/>
+                <w:bCs/>
                 <w:sz w:val="32"/>
                 <w:szCs w:val="32"/>
               </w:rPr>
@@ -172,12 +178,16 @@
               <w:spacing w:before="0" w:line="240" w:lineRule="auto"/>
               <w:jc w:val="center"/>
               <w:rPr>
+                <w:b/>
+                <w:bCs/>
                 <w:sz w:val="32"/>
                 <w:szCs w:val="32"/>
               </w:rPr>
             </w:pPr>
             <w:r>
               <w:rPr>
+                <w:b/>
+                <w:bCs/>
                 <w:sz w:val="32"/>
                 <w:szCs w:val="32"/>
               </w:rPr>
@@ -195,12 +205,16 @@
               <w:ind w:right="-18"/>
               <w:jc w:val="center"/>
               <w:rPr>
+                <w:b/>
+                <w:bCs/>
                 <w:sz w:val="32"/>
                 <w:szCs w:val="32"/>
               </w:rPr>
             </w:pPr>
             <w:r>
               <w:rPr>
+                <w:b/>
+                <w:bCs/>
                 <w:sz w:val="32"/>
                 <w:szCs w:val="32"/>
               </w:rPr>
@@ -234,37 +248,71 @@
                 <w:color w:val="000000"/>
                 <w:sz w:val="28"/>
                 <w:szCs w:val="32"/>
+                <w:lang w:val="it-IT"/>
               </w:rPr>
             </w:pPr>
             <w:r>
               <w:rPr>
-                <w:rFonts w:cs="Arial"/>
-                <w:b/>
-                <w:color w:val="000000"/>
-                <w:sz w:val="28"/>
-                <w:szCs w:val="32"/>
-              </w:rPr>
-              <w:t>T.S.</w:t>
-            </w:r>
-            <w:r>
-              <w:rPr>
-                <w:rFonts w:cs="Arial"/>
-                <w:b/>
-                <w:color w:val="000000"/>
-                <w:sz w:val="28"/>
-                <w:szCs w:val="32"/>
-              </w:rPr>
-              <w:t xml:space="preserve">3.2.8.3 </w:t>
-            </w:r>
-            <w:r>
-              <w:rPr>
-                <w:rFonts w:cs="Arial"/>
-                <w:b/>
-                <w:color w:val="000000"/>
-                <w:sz w:val="28"/>
-                <w:szCs w:val="32"/>
-              </w:rPr>
-              <w:t>– Kramam</w:t>
+                <w:rFonts w:eastAsia="Times New Roman" w:cs="Arial"/>
+                <w:b/>
+                <w:bCs/>
+                <w:sz w:val="28"/>
+                <w:szCs w:val="28"/>
+                <w:lang w:val="it-IT" w:eastAsia="en-IN" w:bidi="ml-IN"/>
+              </w:rPr>
+              <w:t xml:space="preserve">TS 3.2.2.1 - </w:t>
+            </w:r>
+            <w:r>
+              <w:rPr>
+                <w:rFonts w:cs="Arial"/>
+                <w:b/>
+                <w:color w:val="000000"/>
+                <w:sz w:val="28"/>
+                <w:szCs w:val="32"/>
+                <w:lang w:val="it-IT"/>
+              </w:rPr>
+              <w:t>Kramam</w:t>
+            </w:r>
+          </w:p>
+          <w:p>
+            <w:pPr>
+              <w:widowControl w:val="0"/>
+              <w:autoSpaceDE w:val="0"/>
+              <w:autoSpaceDN w:val="0"/>
+              <w:adjustRightInd w:val="0"/>
+              <w:spacing w:before="0" w:line="240" w:lineRule="auto"/>
+              <w:ind w:right="-320"/>
+              <w:jc w:val="both"/>
+              <w:rPr>
+                <w:rFonts w:eastAsia="Times New Roman" w:cs="Arial"/>
+                <w:b/>
+                <w:bCs/>
+                <w:sz w:val="28"/>
+                <w:szCs w:val="28"/>
+                <w:lang w:val="it-IT" w:eastAsia="en-IN" w:bidi="ml-IN"/>
+              </w:rPr>
+            </w:pPr>
+            <w:r>
+              <w:rPr>
+                <w:rFonts w:cs="Arial"/>
+                <w:b/>
+                <w:color w:val="000000"/>
+                <w:sz w:val="28"/>
+                <w:szCs w:val="32"/>
+                <w:lang w:val="it-IT"/>
+              </w:rPr>
+              <w:t>Krama Vaakyam No</w:t>
+            </w:r>
+            <w:r>
+              <w:rPr>
+                <w:rFonts w:eastAsia="Times New Roman" w:cs="Arial"/>
+                <w:b/>
+                <w:bCs/>
+                <w:sz w:val="28"/>
+                <w:szCs w:val="28"/>
+                <w:lang w:val="it-IT" w:eastAsia="en-IN" w:bidi="ml-IN"/>
+              </w:rPr>
+              <w:t>. 44</w:t>
             </w:r>
           </w:p>
           <w:p>
@@ -284,72 +332,18 @@
                 <w:color w:val="000000"/>
                 <w:sz w:val="28"/>
                 <w:szCs w:val="32"/>
-                <w:lang w:val="en-IN"/>
               </w:rPr>
             </w:pPr>
             <w:r>
               <w:rPr>
-                <w:rFonts w:cs="Arial"/>
-                <w:b/>
-                <w:color w:val="000000"/>
-                <w:sz w:val="28"/>
-                <w:szCs w:val="32"/>
-                <w:lang w:val="en-IN"/>
-              </w:rPr>
-              <w:t>Krama Vaakyam No. - 35</w:t>
-            </w:r>
-          </w:p>
-          <w:p>
-            <w:pPr>
-              <w:widowControl w:val="0"/>
-              <w:tabs>
-                <w:tab w:val="left" w:pos="993"/>
-              </w:tabs>
-              <w:autoSpaceDE w:val="0"/>
-              <w:autoSpaceDN w:val="0"/>
-              <w:adjustRightInd w:val="0"/>
-              <w:spacing w:before="0" w:line="240" w:lineRule="auto"/>
-              <w:ind w:right="297"/>
-              <w:rPr>
-                <w:rFonts w:cs="Arial"/>
-                <w:b/>
-                <w:color w:val="000000"/>
-                <w:sz w:val="28"/>
-                <w:szCs w:val="32"/>
-                <w:lang w:val="it-IT"/>
-              </w:rPr>
-            </w:pPr>
-            <w:r>
-              <w:rPr>
-                <w:rFonts w:cs="Arial"/>
-                <w:b/>
-                <w:color w:val="000000"/>
-                <w:sz w:val="28"/>
-                <w:szCs w:val="32"/>
-                <w:lang w:val="it-IT"/>
-              </w:rPr>
-              <w:t>Panchaati No</w:t>
-            </w:r>
-            <w:r>
-              <w:rPr>
-                <w:rFonts w:cs="Arial"/>
-                <w:b/>
-                <w:color w:val="000000"/>
-                <w:szCs w:val="32"/>
-                <w:lang w:val="it-IT"/>
-              </w:rPr>
-              <w:t>. - 3</w:t>
-            </w:r>
-            <w:r>
-              <w:rPr>
-                <w:rFonts w:cs="Arial"/>
-                <w:b/>
-                <w:color w:val="000000"/>
-                <w:sz w:val="28"/>
-                <w:szCs w:val="32"/>
-                <w:lang w:val="it-IT"/>
-              </w:rPr>
-              <w:t>1</w:t>
+                <w:rFonts w:eastAsia="Times New Roman" w:cs="Arial"/>
+                <w:b/>
+                <w:bCs/>
+                <w:sz w:val="28"/>
+                <w:szCs w:val="28"/>
+                <w:lang w:val="it-IT" w:eastAsia="en-IN" w:bidi="ml-IN"/>
+              </w:rPr>
+              <w:t>Panchaati No. 4</w:t>
             </w:r>
           </w:p>
         </w:tc>
@@ -374,197 +368,294 @@
             </w:pPr>
             <w:r>
               <w:rPr>
-                <w:rFonts w:ascii="BRH Devanagari Extra" w:hAnsi="BRH Devanagari Extra" w:cs="BRH Devanagari Extra"/>
-                <w:color w:val="000000"/>
-                <w:sz w:val="40"/>
-                <w:szCs w:val="40"/>
-                <w:lang w:val="it-IT"/>
-              </w:rPr>
-              <w:t>rÉ</w:t>
-            </w:r>
-            <w:r>
-              <w:rPr>
-                <w:rFonts w:ascii="BRH Malayalam Extra" w:hAnsi="BRH Malayalam Extra" w:cs="BRH Devanagari Extra"/>
-                <w:b/>
-                <w:color w:val="000000"/>
-                <w:sz w:val="32"/>
-                <w:szCs w:val="40"/>
-                <w:lang w:val="it-IT"/>
-              </w:rPr>
-              <w:t>–</w:t>
-            </w:r>
-            <w:r>
-              <w:rPr>
-                <w:rFonts w:ascii="BRH Devanagari Extra" w:hAnsi="BRH Devanagari Extra" w:cs="BRH Devanagari Extra"/>
-                <w:color w:val="000000"/>
-                <w:sz w:val="40"/>
-                <w:szCs w:val="40"/>
-                <w:lang w:val="it-IT"/>
-              </w:rPr>
-              <w:t>¥ÉMüÉþqÉÉÈ xÉÑSå</w:t>
-            </w:r>
-            <w:r>
-              <w:rPr>
-                <w:rFonts w:ascii="BRH Malayalam Extra" w:hAnsi="BRH Malayalam Extra" w:cs="BRH Devanagari Extra"/>
-                <w:b/>
-                <w:color w:val="000000"/>
-                <w:sz w:val="32"/>
-                <w:szCs w:val="40"/>
-                <w:lang w:val="it-IT"/>
-              </w:rPr>
-              <w:t>–</w:t>
-            </w:r>
-            <w:r>
-              <w:rPr>
-                <w:rFonts w:ascii="BRH Devanagari Extra" w:hAnsi="BRH Devanagari Extra" w:cs="BRH Devanagari Extra"/>
-                <w:color w:val="000000"/>
-                <w:sz w:val="40"/>
-                <w:szCs w:val="40"/>
-                <w:lang w:val="it-IT"/>
-              </w:rPr>
-              <w:t xml:space="preserve">uÉÉÈ | </w:t>
-            </w:r>
-          </w:p>
-          <w:p>
-            <w:pPr>
-              <w:widowControl w:val="0"/>
-              <w:autoSpaceDE w:val="0"/>
-              <w:autoSpaceDN w:val="0"/>
-              <w:adjustRightInd w:val="0"/>
-              <w:spacing w:before="0" w:line="240" w:lineRule="auto"/>
-              <w:rPr>
-                <w:rFonts w:ascii="BRH Malayalam Extra" w:hAnsi="BRH Malayalam Extra" w:cs="BRH Malayalam Extra"/>
-                <w:color w:val="000000"/>
-                <w:sz w:val="40"/>
-                <w:szCs w:val="40"/>
-                <w:lang w:val="it-IT"/>
-              </w:rPr>
-            </w:pPr>
-            <w:r>
-              <w:rPr>
-                <w:rFonts w:ascii="BRH Devanagari Extra" w:hAnsi="BRH Devanagari Extra" w:cs="BRH Devanagari Extra"/>
-                <w:color w:val="000000"/>
-                <w:sz w:val="40"/>
-                <w:szCs w:val="40"/>
-                <w:lang w:val="it-IT"/>
-              </w:rPr>
-              <w:t>rÉ</w:t>
-            </w:r>
-            <w:r>
-              <w:rPr>
-                <w:rFonts w:ascii="BRH Malayalam Extra" w:hAnsi="BRH Malayalam Extra" w:cs="BRH Devanagari Extra"/>
-                <w:b/>
-                <w:color w:val="000000"/>
-                <w:sz w:val="32"/>
-                <w:szCs w:val="40"/>
-                <w:lang w:val="it-IT"/>
-              </w:rPr>
-              <w:t>–</w:t>
-            </w:r>
-            <w:r>
-              <w:rPr>
-                <w:rFonts w:ascii="BRH Devanagari Extra" w:hAnsi="BRH Devanagari Extra" w:cs="BRH Devanagari Extra"/>
-                <w:color w:val="000000"/>
-                <w:sz w:val="40"/>
-                <w:szCs w:val="40"/>
-                <w:lang w:val="it-IT"/>
-              </w:rPr>
-              <w:t>¥ÉMüÉ</w:t>
-            </w:r>
-            <w:r>
-              <w:rPr>
-                <w:rFonts w:ascii="BRH Devanagari Extra" w:hAnsi="BRH Devanagari Extra" w:cs="BRH Devanagari Extra"/>
-                <w:color w:val="000000"/>
-                <w:sz w:val="40"/>
-                <w:szCs w:val="40"/>
+                <w:rFonts w:ascii="Latha" w:hAnsi="Latha" w:cs="Latha"/>
+                <w:sz w:val="28"/>
+                <w:szCs w:val="28"/>
+                <w:cs/>
+                <w:lang w:bidi="ta-IN"/>
+              </w:rPr>
+              <w:t>ஶு</w:t>
+            </w:r>
+            <w:r>
+              <w:rPr>
+                <w:rFonts w:ascii="BRH Tamil Tab Extra" w:hAnsi="BRH Tamil Tab Extra" w:cs="Latha"/>
+                <w:b/>
+                <w:sz w:val="32"/>
+                <w:szCs w:val="28"/>
+                <w:lang w:bidi="ta-IN"/>
+              </w:rPr>
+              <w:t>…</w:t>
+            </w:r>
+            <w:r>
+              <w:rPr>
+                <w:rFonts w:ascii="Latha" w:hAnsi="Latha" w:cs="Latha"/>
+                <w:sz w:val="28"/>
+                <w:szCs w:val="28"/>
+                <w:cs/>
+                <w:lang w:bidi="ta-IN"/>
+              </w:rPr>
+              <w:t>க்ரவ</w:t>
+            </w:r>
+            <w:r>
+              <w:rPr>
+                <w:rFonts w:ascii="BRH Tamil Tab Extra" w:hAnsi="BRH Tamil Tab Extra" w:cs="Latha"/>
+                <w:b/>
+                <w:sz w:val="36"/>
+                <w:szCs w:val="28"/>
+                <w:lang w:bidi="ta-IN"/>
+              </w:rPr>
+              <w:t>†</w:t>
+            </w:r>
+            <w:r>
+              <w:rPr>
+                <w:rFonts w:ascii="Latha" w:hAnsi="Latha" w:cs="Latha"/>
+                <w:sz w:val="28"/>
+                <w:szCs w:val="28"/>
+                <w:cs/>
+                <w:lang w:bidi="ta-IN"/>
+              </w:rPr>
+              <w:t>ந்தி ஸ</w:t>
+            </w:r>
+            <w:r>
+              <w:rPr>
+                <w:rFonts w:ascii="BRH Tamil Tab Extra" w:hAnsi="BRH Tamil Tab Extra" w:cs="Latha"/>
+                <w:b/>
+                <w:sz w:val="32"/>
+                <w:szCs w:val="28"/>
+                <w:lang w:bidi="ta-IN"/>
+              </w:rPr>
+              <w:t>…</w:t>
+            </w:r>
+            <w:r>
+              <w:rPr>
+                <w:rFonts w:ascii="Latha" w:hAnsi="Latha" w:cs="Latha"/>
+                <w:sz w:val="28"/>
+                <w:szCs w:val="28"/>
+                <w:cs/>
+                <w:lang w:bidi="ta-IN"/>
+              </w:rPr>
+              <w:t>மாவ</w:t>
+            </w:r>
+            <w:r>
+              <w:rPr>
+                <w:rFonts w:ascii="BRH Tamil Tab Extra" w:hAnsi="BRH Tamil Tab Extra" w:cs="Latha"/>
+                <w:b/>
+                <w:sz w:val="36"/>
+                <w:szCs w:val="28"/>
+                <w:lang w:bidi="ta-IN"/>
+              </w:rPr>
+              <w:t>†</w:t>
+            </w:r>
+            <w:r>
+              <w:rPr>
+                <w:rFonts w:ascii="Latha" w:hAnsi="Latha" w:cs="Latha"/>
+                <w:sz w:val="28"/>
+                <w:szCs w:val="28"/>
+                <w:cs/>
+                <w:lang w:bidi="ta-IN"/>
+              </w:rPr>
+              <w:t>த்</w:t>
+            </w:r>
+            <w:r>
+              <w:rPr>
+                <w:rFonts w:ascii="Latha" w:hAnsi="Latha" w:cs="Latha"/>
+                <w:b/>
+                <w:bCs/>
+                <w:position w:val="-12"/>
+                <w:sz w:val="28"/>
+                <w:szCs w:val="28"/>
+                <w:cs/>
+                <w:lang w:bidi="ta-IN"/>
+              </w:rPr>
+              <w:t>3</w:t>
+            </w:r>
+            <w:r>
+              <w:rPr>
+                <w:rFonts w:ascii="Latha" w:hAnsi="Latha" w:cs="Latha"/>
+                <w:sz w:val="28"/>
+                <w:szCs w:val="28"/>
+                <w:cs/>
+                <w:lang w:bidi="ta-IN"/>
+              </w:rPr>
+              <w:t xml:space="preserve">வீர்யாணி </w:t>
+            </w:r>
+            <w:r>
+              <w:rPr>
+                <w:rFonts w:ascii="Latha" w:hAnsi="Latha" w:cs="Latha"/>
+                <w:sz w:val="28"/>
+                <w:szCs w:val="28"/>
+                <w:lang w:bidi="ta-IN"/>
+              </w:rPr>
+              <w:t xml:space="preserve">| </w:t>
+            </w:r>
+            <w:r>
+              <w:rPr>
+                <w:rFonts w:ascii="Latha" w:hAnsi="Latha" w:cs="Latha"/>
+                <w:sz w:val="28"/>
+                <w:szCs w:val="28"/>
+                <w:cs/>
+                <w:lang w:bidi="ta-IN"/>
+              </w:rPr>
+              <w:t>ஶு</w:t>
+            </w:r>
+            <w:r>
+              <w:rPr>
+                <w:rFonts w:ascii="BRH Tamil Tab Extra" w:hAnsi="BRH Tamil Tab Extra" w:cs="Latha"/>
+                <w:b/>
+                <w:sz w:val="32"/>
+                <w:szCs w:val="28"/>
                 <w:highlight w:val="yellow"/>
-                <w:lang w:val="it-IT"/>
-              </w:rPr>
-              <w:t>þqÉ</w:t>
-            </w:r>
-            <w:r>
-              <w:rPr>
-                <w:rFonts w:ascii="BRH Malayalam Extra" w:hAnsi="BRH Malayalam Extra" w:cs="BRH Devanagari Extra"/>
-                <w:b/>
-                <w:color w:val="000000"/>
-                <w:sz w:val="32"/>
-                <w:szCs w:val="40"/>
-                <w:lang w:val="it-IT"/>
-              </w:rPr>
-              <w:t>–</w:t>
-            </w:r>
-            <w:r>
-              <w:rPr>
-                <w:rFonts w:ascii="BRH Devanagari Extra" w:hAnsi="BRH Devanagari Extra" w:cs="BRH Devanagari Extra"/>
-                <w:color w:val="000000"/>
-                <w:sz w:val="40"/>
-                <w:szCs w:val="40"/>
-                <w:lang w:val="it-IT"/>
-              </w:rPr>
-              <w:t xml:space="preserve"> CÌiÉþ rÉ</w:t>
-            </w:r>
-            <w:r>
-              <w:rPr>
-                <w:rFonts w:ascii="BRH Malayalam Extra" w:hAnsi="BRH Malayalam Extra" w:cs="BRH Devanagari Extra"/>
-                <w:b/>
-                <w:color w:val="000000"/>
-                <w:sz w:val="32"/>
-                <w:szCs w:val="40"/>
-                <w:lang w:val="it-IT"/>
-              </w:rPr>
-              <w:t>–</w:t>
-            </w:r>
-            <w:r>
-              <w:rPr>
-                <w:rFonts w:ascii="BRH Devanagari Extra" w:hAnsi="BRH Devanagari Extra" w:cs="BRH Devanagari Extra"/>
-                <w:color w:val="000000"/>
-                <w:sz w:val="40"/>
-                <w:szCs w:val="40"/>
-                <w:lang w:val="it-IT"/>
-              </w:rPr>
-              <w:t>¥É - MüÉ</w:t>
-            </w:r>
-            <w:r>
-              <w:rPr>
-                <w:rFonts w:ascii="BRH Malayalam Extra" w:hAnsi="BRH Malayalam Extra" w:cs="BRH Devanagari Extra"/>
-                <w:b/>
-                <w:color w:val="000000"/>
-                <w:sz w:val="32"/>
-                <w:szCs w:val="40"/>
-                <w:lang w:val="it-IT"/>
-              </w:rPr>
-              <w:t>–</w:t>
-            </w:r>
-            <w:r>
-              <w:rPr>
-                <w:rFonts w:ascii="BRH Devanagari Extra" w:hAnsi="BRH Devanagari Extra" w:cs="BRH Devanagari Extra"/>
-                <w:color w:val="000000"/>
-                <w:sz w:val="40"/>
-                <w:szCs w:val="40"/>
-                <w:lang w:val="it-IT"/>
-              </w:rPr>
-              <w:t>qÉÉ</w:t>
-            </w:r>
-            <w:r>
-              <w:rPr>
-                <w:rFonts w:ascii="BRH Malayalam Extra" w:hAnsi="BRH Malayalam Extra" w:cs="BRH Devanagari Extra"/>
-                <w:b/>
-                <w:color w:val="000000"/>
-                <w:sz w:val="32"/>
-                <w:szCs w:val="40"/>
-                <w:lang w:val="it-IT"/>
-              </w:rPr>
-              <w:t>–</w:t>
-            </w:r>
-            <w:r>
-              <w:rPr>
-                <w:rFonts w:ascii="BRH Devanagari Extra" w:hAnsi="BRH Devanagari Extra" w:cs="BRH Devanagari Extra"/>
-                <w:color w:val="000000"/>
-                <w:sz w:val="40"/>
-                <w:szCs w:val="40"/>
-                <w:lang w:val="it-IT"/>
-              </w:rPr>
-              <w:t>È |</w:t>
+                <w:lang w:bidi="ta-IN"/>
+              </w:rPr>
+              <w:t>…</w:t>
+            </w:r>
+            <w:r>
+              <w:rPr>
+                <w:rFonts w:ascii="Latha" w:hAnsi="Latha" w:cs="Latha"/>
+                <w:sz w:val="28"/>
+                <w:szCs w:val="28"/>
+                <w:highlight w:val="yellow"/>
+                <w:cs/>
+                <w:lang w:bidi="ta-IN"/>
+              </w:rPr>
+              <w:t>க</w:t>
+            </w:r>
+            <w:r>
+              <w:rPr>
+                <w:rFonts w:ascii="Latha" w:hAnsi="Latha" w:cs="Latha"/>
+                <w:sz w:val="28"/>
+                <w:szCs w:val="28"/>
+                <w:cs/>
+                <w:lang w:bidi="ta-IN"/>
+              </w:rPr>
+              <w:t>வ</w:t>
+            </w:r>
+            <w:r>
+              <w:rPr>
+                <w:rFonts w:ascii="BRH Tamil Tab Extra" w:hAnsi="BRH Tamil Tab Extra" w:cs="Latha"/>
+                <w:b/>
+                <w:sz w:val="32"/>
+                <w:szCs w:val="28"/>
+                <w:lang w:bidi="ta-IN"/>
+              </w:rPr>
+              <w:t>…</w:t>
+            </w:r>
+            <w:r>
+              <w:rPr>
+                <w:rFonts w:ascii="Latha" w:hAnsi="Latha" w:cs="Latha"/>
+                <w:sz w:val="28"/>
+                <w:szCs w:val="28"/>
+                <w:cs/>
+                <w:lang w:bidi="ta-IN"/>
+              </w:rPr>
+              <w:t>ந்தீதி</w:t>
+            </w:r>
+            <w:r>
+              <w:rPr>
+                <w:rFonts w:ascii="BRH Tamil Tab Extra" w:hAnsi="BRH Tamil Tab Extra" w:cs="Latha"/>
+                <w:b/>
+                <w:sz w:val="36"/>
+                <w:szCs w:val="28"/>
+                <w:lang w:bidi="ta-IN"/>
+              </w:rPr>
+              <w:t>†</w:t>
+            </w:r>
+            <w:r>
+              <w:rPr>
+                <w:rFonts w:ascii="Latha" w:hAnsi="Latha" w:cs="Latha"/>
+                <w:sz w:val="28"/>
+                <w:szCs w:val="28"/>
+                <w:lang w:bidi="ta-IN"/>
+              </w:rPr>
+              <w:t xml:space="preserve"> </w:t>
+            </w:r>
+            <w:r>
+              <w:rPr>
+                <w:rFonts w:ascii="Latha" w:hAnsi="Latha" w:cs="Latha"/>
+                <w:sz w:val="28"/>
+                <w:szCs w:val="28"/>
+                <w:cs/>
+                <w:lang w:bidi="ta-IN"/>
+              </w:rPr>
+              <w:t>ஶு</w:t>
+            </w:r>
+            <w:r>
+              <w:rPr>
+                <w:rFonts w:ascii="BRH Tamil Tab Extra" w:hAnsi="BRH Tamil Tab Extra" w:cs="Latha"/>
+                <w:b/>
+                <w:sz w:val="32"/>
+                <w:szCs w:val="28"/>
+                <w:lang w:bidi="ta-IN"/>
+              </w:rPr>
+              <w:t>…</w:t>
+            </w:r>
+            <w:r>
+              <w:rPr>
+                <w:rFonts w:ascii="Latha" w:hAnsi="Latha" w:cs="Latha"/>
+                <w:sz w:val="28"/>
+                <w:szCs w:val="28"/>
+                <w:cs/>
+                <w:lang w:bidi="ta-IN"/>
+              </w:rPr>
+              <w:t xml:space="preserve">க்ர </w:t>
+            </w:r>
+            <w:r>
+              <w:rPr>
+                <w:rFonts w:ascii="Latha" w:hAnsi="Latha" w:cs="Latha"/>
+                <w:sz w:val="28"/>
+                <w:szCs w:val="28"/>
+                <w:lang w:bidi="ta-IN"/>
+              </w:rPr>
+              <w:t xml:space="preserve">- </w:t>
+            </w:r>
+            <w:r>
+              <w:rPr>
+                <w:rFonts w:ascii="Latha" w:hAnsi="Latha" w:cs="Latha"/>
+                <w:sz w:val="28"/>
+                <w:szCs w:val="28"/>
+                <w:cs/>
+                <w:lang w:bidi="ta-IN"/>
+              </w:rPr>
+              <w:t>வ</w:t>
+            </w:r>
+            <w:r>
+              <w:rPr>
+                <w:rFonts w:ascii="BRH Tamil Tab Extra" w:hAnsi="BRH Tamil Tab Extra" w:cs="Latha"/>
+                <w:b/>
+                <w:sz w:val="32"/>
+                <w:szCs w:val="28"/>
+                <w:lang w:bidi="ta-IN"/>
+              </w:rPr>
+              <w:t>…</w:t>
+            </w:r>
+            <w:r>
+              <w:rPr>
+                <w:rFonts w:ascii="Latha" w:hAnsi="Latha" w:cs="Latha"/>
+                <w:sz w:val="28"/>
+                <w:szCs w:val="28"/>
+                <w:cs/>
+                <w:lang w:bidi="ta-IN"/>
+              </w:rPr>
+              <w:t>ந்தி</w:t>
+            </w:r>
+            <w:r>
+              <w:rPr>
+                <w:rFonts w:ascii="BRH Tamil Tab Extra" w:hAnsi="BRH Tamil Tab Extra" w:cs="Latha"/>
+                <w:b/>
+                <w:sz w:val="32"/>
+                <w:szCs w:val="28"/>
+                <w:lang w:bidi="ta-IN"/>
+              </w:rPr>
+              <w:t>…</w:t>
+            </w:r>
+            <w:r>
+              <w:rPr>
+                <w:rFonts w:ascii="Latha" w:hAnsi="Latha" w:cs="Latha"/>
+                <w:sz w:val="28"/>
+                <w:szCs w:val="28"/>
+                <w:lang w:bidi="ta-IN"/>
+              </w:rPr>
+              <w:t xml:space="preserve"> |</w:t>
             </w:r>
           </w:p>
         </w:tc>
@@ -589,55 +680,346 @@
             </w:pPr>
             <w:r>
               <w:rPr>
-                <w:rFonts w:ascii="BRH Devanagari Extra" w:hAnsi="BRH Devanagari Extra" w:cs="BRH Devanagari Extra"/>
-                <w:color w:val="000000"/>
-                <w:sz w:val="40"/>
-                <w:szCs w:val="40"/>
+                <w:rFonts w:ascii="Latha" w:hAnsi="Latha" w:cs="Latha"/>
+                <w:sz w:val="28"/>
+                <w:szCs w:val="28"/>
+                <w:cs/>
+                <w:lang w:bidi="ta-IN"/>
+              </w:rPr>
+              <w:t>ஶு</w:t>
+            </w:r>
+            <w:r>
+              <w:rPr>
+                <w:rFonts w:ascii="BRH Tamil Tab Extra" w:hAnsi="BRH Tamil Tab Extra" w:cs="Latha"/>
+                <w:b/>
+                <w:sz w:val="32"/>
+                <w:szCs w:val="28"/>
+                <w:lang w:bidi="ta-IN"/>
+              </w:rPr>
+              <w:t>…</w:t>
+            </w:r>
+            <w:r>
+              <w:rPr>
+                <w:rFonts w:ascii="Latha" w:hAnsi="Latha" w:cs="Latha"/>
+                <w:sz w:val="28"/>
+                <w:szCs w:val="28"/>
+                <w:cs/>
+                <w:lang w:bidi="ta-IN"/>
+              </w:rPr>
+              <w:t>க்ரவ</w:t>
+            </w:r>
+            <w:r>
+              <w:rPr>
+                <w:rFonts w:ascii="BRH Tamil Tab Extra" w:hAnsi="BRH Tamil Tab Extra" w:cs="Latha"/>
+                <w:b/>
+                <w:sz w:val="36"/>
+                <w:szCs w:val="28"/>
+                <w:lang w:bidi="ta-IN"/>
+              </w:rPr>
+              <w:t>†</w:t>
+            </w:r>
+            <w:r>
+              <w:rPr>
+                <w:rFonts w:ascii="Latha" w:hAnsi="Latha" w:cs="Latha"/>
+                <w:sz w:val="28"/>
+                <w:szCs w:val="28"/>
+                <w:cs/>
+                <w:lang w:bidi="ta-IN"/>
+              </w:rPr>
+              <w:t>ந்தி ஸ</w:t>
+            </w:r>
+            <w:r>
+              <w:rPr>
+                <w:rFonts w:ascii="BRH Tamil Tab Extra" w:hAnsi="BRH Tamil Tab Extra" w:cs="Latha"/>
+                <w:b/>
+                <w:sz w:val="32"/>
+                <w:szCs w:val="28"/>
+                <w:lang w:bidi="ta-IN"/>
+              </w:rPr>
+              <w:t>…</w:t>
+            </w:r>
+            <w:r>
+              <w:rPr>
+                <w:rFonts w:ascii="Latha" w:hAnsi="Latha" w:cs="Latha"/>
+                <w:sz w:val="28"/>
+                <w:szCs w:val="28"/>
+                <w:cs/>
+                <w:lang w:bidi="ta-IN"/>
+              </w:rPr>
+              <w:t>மாவ</w:t>
+            </w:r>
+            <w:r>
+              <w:rPr>
+                <w:rFonts w:ascii="BRH Tamil Tab Extra" w:hAnsi="BRH Tamil Tab Extra" w:cs="Latha"/>
+                <w:b/>
+                <w:sz w:val="36"/>
+                <w:szCs w:val="28"/>
+                <w:lang w:bidi="ta-IN"/>
+              </w:rPr>
+              <w:t>†</w:t>
+            </w:r>
+            <w:r>
+              <w:rPr>
+                <w:rFonts w:ascii="Latha" w:hAnsi="Latha" w:cs="Latha"/>
+                <w:sz w:val="28"/>
+                <w:szCs w:val="28"/>
+                <w:cs/>
+                <w:lang w:bidi="ta-IN"/>
+              </w:rPr>
+              <w:t>த்</w:t>
+            </w:r>
+            <w:r>
+              <w:rPr>
+                <w:rFonts w:ascii="Latha" w:hAnsi="Latha" w:cs="Latha"/>
+                <w:b/>
+                <w:bCs/>
+                <w:position w:val="-12"/>
+                <w:sz w:val="28"/>
+                <w:szCs w:val="28"/>
+                <w:cs/>
+                <w:lang w:bidi="ta-IN"/>
+              </w:rPr>
+              <w:t>3</w:t>
+            </w:r>
+            <w:r>
+              <w:rPr>
+                <w:rFonts w:ascii="Latha" w:hAnsi="Latha" w:cs="Latha"/>
+                <w:sz w:val="28"/>
+                <w:szCs w:val="28"/>
+                <w:cs/>
+                <w:lang w:bidi="ta-IN"/>
+              </w:rPr>
+              <w:t xml:space="preserve">வீர்யாணி </w:t>
+            </w:r>
+            <w:r>
+              <w:rPr>
+                <w:rFonts w:ascii="Latha" w:hAnsi="Latha" w:cs="Latha"/>
+                <w:sz w:val="28"/>
+                <w:szCs w:val="28"/>
+                <w:lang w:bidi="ta-IN"/>
+              </w:rPr>
+              <w:t xml:space="preserve">| </w:t>
+            </w:r>
+            <w:r>
+              <w:rPr>
+                <w:rFonts w:ascii="Latha" w:hAnsi="Latha" w:cs="Latha"/>
+                <w:sz w:val="28"/>
+                <w:szCs w:val="28"/>
+                <w:cs/>
+                <w:lang w:bidi="ta-IN"/>
+              </w:rPr>
+              <w:t>ஶு</w:t>
+            </w:r>
+            <w:r>
+              <w:rPr>
+                <w:rFonts w:ascii="BRH Tamil Tab Extra" w:hAnsi="BRH Tamil Tab Extra" w:cs="Latha"/>
+                <w:b/>
+                <w:sz w:val="32"/>
+                <w:szCs w:val="28"/>
+                <w:lang w:bidi="ta-IN"/>
+              </w:rPr>
+              <w:t>…</w:t>
+            </w:r>
+            <w:r>
+              <w:rPr>
+                <w:rFonts w:ascii="Latha" w:hAnsi="Latha" w:cs="Latha"/>
+                <w:sz w:val="28"/>
+                <w:szCs w:val="28"/>
+                <w:highlight w:val="green"/>
+                <w:cs/>
+                <w:lang w:bidi="ta-IN"/>
+              </w:rPr>
+              <w:t>க்ர</w:t>
+            </w:r>
+            <w:r>
+              <w:rPr>
+                <w:rFonts w:ascii="Latha" w:hAnsi="Latha" w:cs="Latha"/>
+                <w:sz w:val="28"/>
+                <w:szCs w:val="28"/>
+                <w:cs/>
+                <w:lang w:bidi="ta-IN"/>
+              </w:rPr>
+              <w:t>வ</w:t>
+            </w:r>
+            <w:r>
+              <w:rPr>
+                <w:rFonts w:ascii="BRH Tamil Tab Extra" w:hAnsi="BRH Tamil Tab Extra" w:cs="Latha"/>
+                <w:b/>
+                <w:sz w:val="32"/>
+                <w:szCs w:val="28"/>
+                <w:lang w:bidi="ta-IN"/>
+              </w:rPr>
+              <w:t>…</w:t>
+            </w:r>
+            <w:r>
+              <w:rPr>
+                <w:rFonts w:ascii="Latha" w:hAnsi="Latha" w:cs="Latha"/>
+                <w:sz w:val="28"/>
+                <w:szCs w:val="28"/>
+                <w:cs/>
+                <w:lang w:bidi="ta-IN"/>
+              </w:rPr>
+              <w:t>ந்தீதி</w:t>
+            </w:r>
+            <w:r>
+              <w:rPr>
+                <w:rFonts w:ascii="BRH Tamil Tab Extra" w:hAnsi="BRH Tamil Tab Extra" w:cs="Latha"/>
+                <w:b/>
+                <w:sz w:val="36"/>
+                <w:szCs w:val="28"/>
+                <w:lang w:bidi="ta-IN"/>
+              </w:rPr>
+              <w:t>†</w:t>
+            </w:r>
+            <w:r>
+              <w:rPr>
+                <w:rFonts w:ascii="Latha" w:hAnsi="Latha" w:cs="Latha"/>
+                <w:sz w:val="28"/>
+                <w:szCs w:val="28"/>
+                <w:lang w:bidi="ta-IN"/>
+              </w:rPr>
+              <w:t xml:space="preserve"> </w:t>
+            </w:r>
+            <w:r>
+              <w:rPr>
+                <w:rFonts w:ascii="Latha" w:hAnsi="Latha" w:cs="Latha"/>
+                <w:sz w:val="28"/>
+                <w:szCs w:val="28"/>
+                <w:cs/>
+                <w:lang w:bidi="ta-IN"/>
+              </w:rPr>
+              <w:t>ஶு</w:t>
+            </w:r>
+            <w:r>
+              <w:rPr>
+                <w:rFonts w:ascii="BRH Tamil Tab Extra" w:hAnsi="BRH Tamil Tab Extra" w:cs="Latha"/>
+                <w:b/>
+                <w:sz w:val="32"/>
+                <w:szCs w:val="28"/>
+                <w:lang w:bidi="ta-IN"/>
+              </w:rPr>
+              <w:t>…</w:t>
+            </w:r>
+            <w:r>
+              <w:rPr>
+                <w:rFonts w:ascii="Latha" w:hAnsi="Latha" w:cs="Latha"/>
+                <w:sz w:val="28"/>
+                <w:szCs w:val="28"/>
+                <w:cs/>
+                <w:lang w:bidi="ta-IN"/>
+              </w:rPr>
+              <w:t xml:space="preserve">க்ர </w:t>
+            </w:r>
+            <w:r>
+              <w:rPr>
+                <w:rFonts w:ascii="Latha" w:hAnsi="Latha" w:cs="Latha"/>
+                <w:sz w:val="28"/>
+                <w:szCs w:val="28"/>
+                <w:lang w:bidi="ta-IN"/>
+              </w:rPr>
+              <w:t xml:space="preserve">- </w:t>
+            </w:r>
+            <w:r>
+              <w:rPr>
+                <w:rFonts w:ascii="Latha" w:hAnsi="Latha" w:cs="Latha"/>
+                <w:sz w:val="28"/>
+                <w:szCs w:val="28"/>
+                <w:cs/>
+                <w:lang w:bidi="ta-IN"/>
+              </w:rPr>
+              <w:t>வ</w:t>
+            </w:r>
+            <w:r>
+              <w:rPr>
+                <w:rFonts w:ascii="BRH Tamil Tab Extra" w:hAnsi="BRH Tamil Tab Extra" w:cs="Latha"/>
+                <w:b/>
+                <w:sz w:val="32"/>
+                <w:szCs w:val="28"/>
+                <w:lang w:bidi="ta-IN"/>
+              </w:rPr>
+              <w:t>…</w:t>
+            </w:r>
+            <w:r>
+              <w:rPr>
+                <w:rFonts w:ascii="Latha" w:hAnsi="Latha" w:cs="Latha"/>
+                <w:sz w:val="28"/>
+                <w:szCs w:val="28"/>
+                <w:cs/>
+                <w:lang w:bidi="ta-IN"/>
+              </w:rPr>
+              <w:t>ந்தி</w:t>
+            </w:r>
+            <w:r>
+              <w:rPr>
+                <w:rFonts w:ascii="BRH Tamil Tab Extra" w:hAnsi="BRH Tamil Tab Extra" w:cs="Latha"/>
+                <w:b/>
+                <w:sz w:val="32"/>
+                <w:szCs w:val="28"/>
+                <w:lang w:bidi="ta-IN"/>
+              </w:rPr>
+              <w:t>…</w:t>
+            </w:r>
+            <w:r>
+              <w:rPr>
+                <w:rFonts w:ascii="Latha" w:hAnsi="Latha" w:cs="Latha"/>
+                <w:sz w:val="28"/>
+                <w:szCs w:val="28"/>
+                <w:lang w:bidi="ta-IN"/>
+              </w:rPr>
+              <w:t xml:space="preserve"> |</w:t>
+            </w:r>
+          </w:p>
+        </w:tc>
+      </w:tr>
+      <w:tr>
+        <w:trPr>
+          <w:trHeight w:val="1671"/>
+        </w:trPr>
+        <w:tc>
+          <w:tcPr>
+            <w:tcW w:w="3906" w:type="dxa"/>
+          </w:tcPr>
+          <w:p>
+            <w:pPr>
+              <w:widowControl w:val="0"/>
+              <w:tabs>
+                <w:tab w:val="left" w:pos="993"/>
+              </w:tabs>
+              <w:autoSpaceDE w:val="0"/>
+              <w:autoSpaceDN w:val="0"/>
+              <w:adjustRightInd w:val="0"/>
+              <w:spacing w:before="0" w:line="240" w:lineRule="auto"/>
+              <w:ind w:right="297"/>
+              <w:rPr>
+                <w:rFonts w:cs="Arial"/>
+                <w:b/>
+                <w:color w:val="000000"/>
+                <w:sz w:val="28"/>
+                <w:szCs w:val="32"/>
                 <w:lang w:val="it-IT"/>
               </w:rPr>
-              <w:t>rÉ</w:t>
-            </w:r>
-            <w:r>
-              <w:rPr>
-                <w:rFonts w:ascii="BRH Malayalam Extra" w:hAnsi="BRH Malayalam Extra" w:cs="BRH Devanagari Extra"/>
-                <w:b/>
-                <w:color w:val="000000"/>
-                <w:sz w:val="32"/>
-                <w:szCs w:val="40"/>
+            </w:pPr>
+            <w:r>
+              <w:rPr>
+                <w:rFonts w:eastAsia="Times New Roman" w:cs="Arial"/>
+                <w:b/>
+                <w:bCs/>
+                <w:sz w:val="28"/>
+                <w:szCs w:val="28"/>
+                <w:lang w:val="it-IT" w:eastAsia="en-IN" w:bidi="ml-IN"/>
+              </w:rPr>
+              <w:t xml:space="preserve">TS 3.2.2.3- </w:t>
+            </w:r>
+            <w:r>
+              <w:rPr>
+                <w:rFonts w:cs="Arial"/>
+                <w:b/>
+                <w:color w:val="000000"/>
+                <w:sz w:val="28"/>
+                <w:szCs w:val="32"/>
                 <w:lang w:val="it-IT"/>
               </w:rPr>
-              <w:t>–</w:t>
-            </w:r>
-            <w:r>
-              <w:rPr>
-                <w:rFonts w:ascii="BRH Devanagari Extra" w:hAnsi="BRH Devanagari Extra" w:cs="BRH Devanagari Extra"/>
-                <w:color w:val="000000"/>
-                <w:sz w:val="40"/>
-                <w:szCs w:val="40"/>
-                <w:lang w:val="it-IT"/>
-              </w:rPr>
-              <w:t>¥ÉMüÉþqÉÉÈ xÉÑSå</w:t>
-            </w:r>
-            <w:r>
-              <w:rPr>
-                <w:rFonts w:ascii="BRH Malayalam Extra" w:hAnsi="BRH Malayalam Extra" w:cs="BRH Devanagari Extra"/>
-                <w:b/>
-                <w:color w:val="000000"/>
-                <w:sz w:val="32"/>
-                <w:szCs w:val="40"/>
-                <w:lang w:val="it-IT"/>
-              </w:rPr>
-              <w:t>–</w:t>
-            </w:r>
-            <w:r>
-              <w:rPr>
-                <w:rFonts w:ascii="BRH Devanagari Extra" w:hAnsi="BRH Devanagari Extra" w:cs="BRH Devanagari Extra"/>
-                <w:color w:val="000000"/>
-                <w:sz w:val="40"/>
-                <w:szCs w:val="40"/>
-                <w:lang w:val="it-IT"/>
-              </w:rPr>
-              <w:t xml:space="preserve">uÉÉÈ | </w:t>
+              <w:t>Kramam</w:t>
             </w:r>
           </w:p>
           <w:p>
@@ -647,9 +1029,86 @@
               <w:autoSpaceDN w:val="0"/>
               <w:adjustRightInd w:val="0"/>
               <w:spacing w:before="0" w:line="240" w:lineRule="auto"/>
-              <w:rPr>
-                <w:rFonts w:ascii="BRH Malayalam Extra" w:hAnsi="BRH Malayalam Extra" w:cs="BRH Malayalam Extra"/>
-                <w:color w:val="000000"/>
+              <w:ind w:right="-320"/>
+              <w:jc w:val="both"/>
+              <w:rPr>
+                <w:rFonts w:eastAsia="Times New Roman" w:cs="Arial"/>
+                <w:b/>
+                <w:bCs/>
+                <w:sz w:val="28"/>
+                <w:szCs w:val="28"/>
+                <w:lang w:val="it-IT" w:eastAsia="en-IN" w:bidi="ml-IN"/>
+              </w:rPr>
+            </w:pPr>
+            <w:r>
+              <w:rPr>
+                <w:rFonts w:cs="Arial"/>
+                <w:b/>
+                <w:color w:val="000000"/>
+                <w:sz w:val="28"/>
+                <w:szCs w:val="32"/>
+                <w:lang w:val="it-IT"/>
+              </w:rPr>
+              <w:t>Krama Vaakyam No</w:t>
+            </w:r>
+            <w:r>
+              <w:rPr>
+                <w:rFonts w:eastAsia="Times New Roman" w:cs="Arial"/>
+                <w:b/>
+                <w:bCs/>
+                <w:sz w:val="28"/>
+                <w:szCs w:val="28"/>
+                <w:lang w:val="it-IT" w:eastAsia="en-IN" w:bidi="ml-IN"/>
+              </w:rPr>
+              <w:t>. 21</w:t>
+            </w:r>
+          </w:p>
+          <w:p>
+            <w:pPr>
+              <w:widowControl w:val="0"/>
+              <w:tabs>
+                <w:tab w:val="left" w:pos="993"/>
+              </w:tabs>
+              <w:autoSpaceDE w:val="0"/>
+              <w:autoSpaceDN w:val="0"/>
+              <w:adjustRightInd w:val="0"/>
+              <w:spacing w:before="0" w:line="240" w:lineRule="auto"/>
+              <w:ind w:right="297"/>
+              <w:rPr>
+                <w:rFonts w:eastAsia="Times New Roman" w:cs="Arial"/>
+                <w:b/>
+                <w:bCs/>
+                <w:sz w:val="28"/>
+                <w:szCs w:val="28"/>
+                <w:lang w:val="it-IT" w:eastAsia="en-IN" w:bidi="ml-IN"/>
+              </w:rPr>
+            </w:pPr>
+            <w:r>
+              <w:rPr>
+                <w:rFonts w:eastAsia="Times New Roman" w:cs="Arial"/>
+                <w:b/>
+                <w:bCs/>
+                <w:sz w:val="28"/>
+                <w:szCs w:val="28"/>
+                <w:lang w:val="it-IT" w:eastAsia="en-IN" w:bidi="ml-IN"/>
+              </w:rPr>
+              <w:t>Panchaati No. 6</w:t>
+            </w:r>
+          </w:p>
+        </w:tc>
+        <w:tc>
+          <w:tcPr>
+            <w:tcW w:w="5103" w:type="dxa"/>
+          </w:tcPr>
+          <w:p>
+            <w:pPr>
+              <w:widowControl w:val="0"/>
+              <w:autoSpaceDE w:val="0"/>
+              <w:autoSpaceDN w:val="0"/>
+              <w:adjustRightInd w:val="0"/>
+              <w:spacing w:before="0" w:line="240" w:lineRule="auto"/>
+              <w:rPr>
+                <w:rFonts w:ascii="BRH Devanagari Extra" w:hAnsi="BRH Devanagari Extra" w:cs="BRH Devanagari Extra"/>
                 <w:sz w:val="40"/>
                 <w:szCs w:val="40"/>
                 <w:lang w:val="it-IT"/>
@@ -657,129 +1116,2585 @@
             </w:pPr>
             <w:r>
               <w:rPr>
+                <w:rFonts w:ascii="Latha" w:hAnsi="Latha" w:cs="Latha"/>
+                <w:sz w:val="28"/>
+                <w:szCs w:val="28"/>
+                <w:cs/>
+                <w:lang w:bidi="ta-IN"/>
+              </w:rPr>
+              <w:t>பி</w:t>
+            </w:r>
+            <w:r>
+              <w:rPr>
+                <w:rFonts w:ascii="BRH Tamil Tab Extra" w:hAnsi="BRH Tamil Tab Extra" w:cs="Latha"/>
+                <w:b/>
+                <w:sz w:val="32"/>
+                <w:szCs w:val="28"/>
+                <w:lang w:bidi="ta-IN"/>
+              </w:rPr>
+              <w:t>…</w:t>
+            </w:r>
+            <w:r>
+              <w:rPr>
+                <w:rFonts w:ascii="Latha" w:hAnsi="Latha" w:cs="Latha"/>
+                <w:sz w:val="28"/>
+                <w:szCs w:val="28"/>
+                <w:cs/>
+                <w:lang w:bidi="ta-IN"/>
+              </w:rPr>
+              <w:t>த்</w:t>
+            </w:r>
+            <w:r>
+              <w:rPr>
+                <w:rFonts w:ascii="Latha" w:hAnsi="Latha" w:cs="Latha"/>
+                <w:b/>
+                <w:bCs/>
+                <w:i/>
+                <w:iCs/>
+                <w:sz w:val="28"/>
+                <w:szCs w:val="28"/>
+                <w:cs/>
+                <w:lang w:bidi="ta-IN"/>
+              </w:rPr>
+              <w:t>ரு</w:t>
+            </w:r>
+            <w:r>
+              <w:rPr>
+                <w:rFonts w:ascii="BRH Tamil Tab Extra" w:hAnsi="BRH Tamil Tab Extra" w:cs="Latha"/>
+                <w:b/>
+                <w:sz w:val="32"/>
+                <w:szCs w:val="28"/>
+                <w:lang w:bidi="ta-IN"/>
+              </w:rPr>
+              <w:t>…</w:t>
+            </w:r>
+            <w:r>
+              <w:rPr>
+                <w:rFonts w:ascii="Latha" w:hAnsi="Latha" w:cs="Latha"/>
+                <w:sz w:val="28"/>
+                <w:szCs w:val="28"/>
+                <w:cs/>
+                <w:lang w:bidi="ta-IN"/>
+              </w:rPr>
+              <w:t>ய</w:t>
+            </w:r>
+            <w:r>
+              <w:rPr>
+                <w:rFonts w:ascii="BRH Tamil Tab Extra" w:hAnsi="BRH Tamil Tab Extra" w:cs="Latha"/>
+                <w:b/>
+                <w:sz w:val="32"/>
+                <w:szCs w:val="28"/>
+                <w:lang w:bidi="ta-IN"/>
+              </w:rPr>
+              <w:t>…</w:t>
+            </w:r>
+            <w:r>
+              <w:rPr>
+                <w:rFonts w:ascii="Latha" w:hAnsi="Latha" w:cs="Latha"/>
+                <w:sz w:val="28"/>
+                <w:szCs w:val="28"/>
+                <w:cs/>
+                <w:lang w:bidi="ta-IN"/>
+              </w:rPr>
+              <w:t>ஜ்ஞமிதி</w:t>
+            </w:r>
+            <w:r>
+              <w:rPr>
+                <w:rFonts w:ascii="BRH Tamil Tab Extra" w:hAnsi="BRH Tamil Tab Extra" w:cs="Latha"/>
+                <w:b/>
+                <w:sz w:val="36"/>
+                <w:szCs w:val="28"/>
+                <w:lang w:bidi="ta-IN"/>
+              </w:rPr>
+              <w:t>†</w:t>
+            </w:r>
+            <w:r>
+              <w:rPr>
+                <w:rFonts w:ascii="Latha" w:hAnsi="Latha" w:cs="Latha"/>
+                <w:sz w:val="28"/>
+                <w:szCs w:val="28"/>
+                <w:lang w:bidi="ta-IN"/>
+              </w:rPr>
+              <w:t xml:space="preserve"> </w:t>
+            </w:r>
+            <w:r>
+              <w:rPr>
+                <w:rFonts w:ascii="Latha" w:hAnsi="Latha" w:cs="Latha"/>
+                <w:sz w:val="28"/>
+                <w:szCs w:val="28"/>
+                <w:cs/>
+                <w:lang w:bidi="ta-IN"/>
+              </w:rPr>
+              <w:t>பித்</w:t>
+            </w:r>
+            <w:r>
+              <w:rPr>
+                <w:rFonts w:ascii="Latha" w:hAnsi="Latha" w:cs="Latha"/>
+                <w:b/>
+                <w:bCs/>
+                <w:i/>
+                <w:iCs/>
+                <w:sz w:val="28"/>
+                <w:szCs w:val="28"/>
+                <w:cs/>
+                <w:lang w:bidi="ta-IN"/>
+              </w:rPr>
+              <w:t>ரு</w:t>
+            </w:r>
+            <w:r>
+              <w:rPr>
+                <w:rFonts w:ascii="Latha" w:hAnsi="Latha" w:cs="Latha"/>
+                <w:sz w:val="28"/>
+                <w:szCs w:val="28"/>
+                <w:cs/>
+                <w:lang w:bidi="ta-IN"/>
+              </w:rPr>
+              <w:t xml:space="preserve"> </w:t>
+            </w:r>
+            <w:r>
+              <w:rPr>
+                <w:rFonts w:ascii="Latha" w:hAnsi="Latha" w:cs="Latha"/>
+                <w:sz w:val="28"/>
+                <w:szCs w:val="28"/>
+                <w:lang w:bidi="ta-IN"/>
+              </w:rPr>
+              <w:t xml:space="preserve">- </w:t>
+            </w:r>
+            <w:r>
+              <w:rPr>
+                <w:rFonts w:ascii="Latha" w:hAnsi="Latha" w:cs="Latha"/>
+                <w:sz w:val="28"/>
+                <w:szCs w:val="28"/>
+                <w:cs/>
+                <w:lang w:bidi="ta-IN"/>
+              </w:rPr>
+              <w:t>ய</w:t>
+            </w:r>
+            <w:r>
+              <w:rPr>
+                <w:rFonts w:ascii="BRH Tamil Tab Extra" w:hAnsi="BRH Tamil Tab Extra" w:cs="Latha"/>
+                <w:b/>
+                <w:sz w:val="32"/>
+                <w:szCs w:val="28"/>
+                <w:lang w:bidi="ta-IN"/>
+              </w:rPr>
+              <w:t>…</w:t>
+            </w:r>
+            <w:r>
+              <w:rPr>
+                <w:rFonts w:ascii="Latha" w:hAnsi="Latha" w:cs="Latha"/>
+                <w:sz w:val="28"/>
+                <w:szCs w:val="28"/>
+                <w:cs/>
+                <w:lang w:bidi="ta-IN"/>
+              </w:rPr>
+              <w:t xml:space="preserve">ஜ்ஞம் </w:t>
+            </w:r>
+            <w:r>
+              <w:rPr>
+                <w:rFonts w:ascii="Latha" w:hAnsi="Latha" w:cs="Latha"/>
+                <w:sz w:val="28"/>
+                <w:szCs w:val="28"/>
+                <w:lang w:bidi="ta-IN"/>
+              </w:rPr>
+              <w:t xml:space="preserve">| </w:t>
+            </w:r>
+            <w:r>
+              <w:rPr>
+                <w:rFonts w:ascii="Latha" w:hAnsi="Latha" w:cs="Latha"/>
+                <w:sz w:val="28"/>
+                <w:szCs w:val="28"/>
+                <w:cs/>
+                <w:lang w:bidi="ta-IN"/>
+              </w:rPr>
+              <w:t>த்ர்ய</w:t>
+            </w:r>
+            <w:r>
+              <w:rPr>
+                <w:rFonts w:ascii="BRH Tamil Tab Extra" w:hAnsi="BRH Tamil Tab Extra" w:cs="Latha"/>
+                <w:b/>
+                <w:sz w:val="36"/>
+                <w:szCs w:val="28"/>
+                <w:lang w:bidi="ta-IN"/>
+              </w:rPr>
+              <w:t>†</w:t>
+            </w:r>
+            <w:r>
+              <w:rPr>
+                <w:rFonts w:ascii="Latha" w:hAnsi="Latha" w:cs="Latha"/>
+                <w:sz w:val="28"/>
+                <w:szCs w:val="28"/>
+                <w:cs/>
+                <w:lang w:bidi="ta-IN"/>
+              </w:rPr>
+              <w:t>ம்ப</w:t>
+            </w:r>
+            <w:r>
+              <w:rPr>
+                <w:rFonts w:ascii="Latha" w:hAnsi="Latha" w:cs="Latha"/>
+                <w:b/>
+                <w:bCs/>
+                <w:position w:val="-12"/>
+                <w:sz w:val="28"/>
+                <w:szCs w:val="28"/>
+                <w:cs/>
+                <w:lang w:bidi="ta-IN"/>
+              </w:rPr>
+              <w:t>3</w:t>
+            </w:r>
+            <w:r>
+              <w:rPr>
+                <w:rFonts w:ascii="Latha" w:hAnsi="Latha" w:cs="Latha"/>
+                <w:sz w:val="28"/>
+                <w:szCs w:val="28"/>
+                <w:cs/>
+                <w:lang w:bidi="ta-IN"/>
+              </w:rPr>
+              <w:t>கா</w:t>
+            </w:r>
+            <w:r>
+              <w:rPr>
+                <w:rFonts w:ascii="BRH Devanagari Extra" w:hAnsi="BRH Devanagari Extra" w:cs="Latha"/>
+                <w:b/>
+                <w:sz w:val="36"/>
+                <w:szCs w:val="28"/>
+                <w:highlight w:val="yellow"/>
+                <w:lang w:bidi="ta-IN"/>
+              </w:rPr>
+              <w:t>óè</w:t>
+            </w:r>
+            <w:r>
+              <w:rPr>
+                <w:rFonts w:ascii="Latha" w:hAnsi="Latha" w:cs="Latha"/>
+                <w:sz w:val="28"/>
+                <w:szCs w:val="28"/>
+                <w:lang w:bidi="ta-IN"/>
+              </w:rPr>
+              <w:t xml:space="preserve"> </w:t>
+            </w:r>
+            <w:r>
+              <w:rPr>
+                <w:rFonts w:ascii="Latha" w:hAnsi="Latha" w:cs="Latha"/>
+                <w:sz w:val="28"/>
+                <w:szCs w:val="28"/>
+                <w:lang w:bidi="ta-IN"/>
+              </w:rPr>
+              <w:br/>
+            </w:r>
+            <w:r>
+              <w:rPr>
+                <w:rFonts w:ascii="Latha" w:hAnsi="Latha" w:cs="Latha"/>
+                <w:sz w:val="28"/>
+                <w:szCs w:val="28"/>
+                <w:cs/>
+                <w:lang w:bidi="ta-IN"/>
+              </w:rPr>
+              <w:t>த்</w:t>
+            </w:r>
+            <w:r>
+              <w:rPr>
+                <w:rFonts w:ascii="Latha" w:hAnsi="Latha" w:cs="Latha"/>
+                <w:b/>
+                <w:bCs/>
+                <w:i/>
+                <w:iCs/>
+                <w:sz w:val="28"/>
+                <w:szCs w:val="28"/>
+                <w:cs/>
+                <w:lang w:bidi="ta-IN"/>
+              </w:rPr>
+              <w:t>ரு</w:t>
+            </w:r>
+            <w:r>
+              <w:rPr>
+                <w:rFonts w:ascii="Latha" w:hAnsi="Latha" w:cs="Latha"/>
+                <w:sz w:val="28"/>
+                <w:szCs w:val="28"/>
+                <w:cs/>
+                <w:lang w:bidi="ta-IN"/>
+              </w:rPr>
+              <w:t>தீயஸவ</w:t>
+            </w:r>
+            <w:r>
+              <w:rPr>
+                <w:rFonts w:ascii="BRH Tamil Tab Extra" w:hAnsi="BRH Tamil Tab Extra" w:cs="Latha"/>
+                <w:b/>
+                <w:sz w:val="32"/>
+                <w:szCs w:val="28"/>
+                <w:lang w:bidi="ta-IN"/>
+              </w:rPr>
+              <w:t>…</w:t>
+            </w:r>
+            <w:r>
+              <w:rPr>
+                <w:rFonts w:ascii="Latha" w:hAnsi="Latha" w:cs="Latha"/>
+                <w:sz w:val="28"/>
+                <w:szCs w:val="28"/>
+                <w:cs/>
+                <w:lang w:bidi="ta-IN"/>
+              </w:rPr>
+              <w:t xml:space="preserve">னம் </w:t>
+            </w:r>
+            <w:r>
+              <w:rPr>
+                <w:rFonts w:ascii="Latha" w:hAnsi="Latha" w:cs="Latha"/>
+                <w:sz w:val="28"/>
+                <w:szCs w:val="28"/>
+                <w:lang w:bidi="ta-IN"/>
+              </w:rPr>
+              <w:t>|</w:t>
+            </w:r>
+          </w:p>
+        </w:tc>
+        <w:tc>
+          <w:tcPr>
+            <w:tcW w:w="5386" w:type="dxa"/>
+          </w:tcPr>
+          <w:p>
+            <w:pPr>
+              <w:widowControl w:val="0"/>
+              <w:autoSpaceDE w:val="0"/>
+              <w:autoSpaceDN w:val="0"/>
+              <w:adjustRightInd w:val="0"/>
+              <w:spacing w:before="0" w:line="240" w:lineRule="auto"/>
+              <w:rPr>
                 <w:rFonts w:ascii="BRH Devanagari Extra" w:hAnsi="BRH Devanagari Extra" w:cs="BRH Devanagari Extra"/>
-                <w:color w:val="000000"/>
                 <w:sz w:val="40"/>
                 <w:szCs w:val="40"/>
                 <w:lang w:val="it-IT"/>
               </w:rPr>
-              <w:t>rÉ</w:t>
-            </w:r>
-            <w:r>
-              <w:rPr>
-                <w:rFonts w:ascii="BRH Malayalam Extra" w:hAnsi="BRH Malayalam Extra" w:cs="BRH Devanagari Extra"/>
-                <w:b/>
-                <w:color w:val="000000"/>
-                <w:sz w:val="32"/>
+            </w:pPr>
+            <w:r>
+              <w:rPr>
+                <w:rFonts w:ascii="Latha" w:hAnsi="Latha" w:cs="Latha"/>
+                <w:sz w:val="28"/>
+                <w:szCs w:val="28"/>
+                <w:cs/>
+                <w:lang w:bidi="ta-IN"/>
+              </w:rPr>
+              <w:t>பி</w:t>
+            </w:r>
+            <w:r>
+              <w:rPr>
+                <w:rFonts w:ascii="BRH Tamil Tab Extra" w:hAnsi="BRH Tamil Tab Extra" w:cs="Latha"/>
+                <w:b/>
+                <w:sz w:val="32"/>
+                <w:szCs w:val="28"/>
+                <w:lang w:bidi="ta-IN"/>
+              </w:rPr>
+              <w:t>…</w:t>
+            </w:r>
+            <w:r>
+              <w:rPr>
+                <w:rFonts w:ascii="Latha" w:hAnsi="Latha" w:cs="Latha"/>
+                <w:sz w:val="28"/>
+                <w:szCs w:val="28"/>
+                <w:cs/>
+                <w:lang w:bidi="ta-IN"/>
+              </w:rPr>
+              <w:t>த்</w:t>
+            </w:r>
+            <w:r>
+              <w:rPr>
+                <w:rFonts w:ascii="Latha" w:hAnsi="Latha" w:cs="Latha"/>
+                <w:b/>
+                <w:bCs/>
+                <w:i/>
+                <w:iCs/>
+                <w:sz w:val="28"/>
+                <w:szCs w:val="28"/>
+                <w:cs/>
+                <w:lang w:bidi="ta-IN"/>
+              </w:rPr>
+              <w:t>ரு</w:t>
+            </w:r>
+            <w:r>
+              <w:rPr>
+                <w:rFonts w:ascii="BRH Tamil Tab Extra" w:hAnsi="BRH Tamil Tab Extra" w:cs="Latha"/>
+                <w:b/>
+                <w:sz w:val="32"/>
+                <w:szCs w:val="28"/>
+                <w:lang w:bidi="ta-IN"/>
+              </w:rPr>
+              <w:t>…</w:t>
+            </w:r>
+            <w:r>
+              <w:rPr>
+                <w:rFonts w:ascii="Latha" w:hAnsi="Latha" w:cs="Latha"/>
+                <w:sz w:val="28"/>
+                <w:szCs w:val="28"/>
+                <w:cs/>
+                <w:lang w:bidi="ta-IN"/>
+              </w:rPr>
+              <w:t>ய</w:t>
+            </w:r>
+            <w:r>
+              <w:rPr>
+                <w:rFonts w:ascii="BRH Tamil Tab Extra" w:hAnsi="BRH Tamil Tab Extra" w:cs="Latha"/>
+                <w:b/>
+                <w:sz w:val="32"/>
+                <w:szCs w:val="28"/>
+                <w:lang w:bidi="ta-IN"/>
+              </w:rPr>
+              <w:t>…</w:t>
+            </w:r>
+            <w:r>
+              <w:rPr>
+                <w:rFonts w:ascii="Latha" w:hAnsi="Latha" w:cs="Latha"/>
+                <w:sz w:val="28"/>
+                <w:szCs w:val="28"/>
+                <w:cs/>
+                <w:lang w:bidi="ta-IN"/>
+              </w:rPr>
+              <w:t>ஜ்ஞமிதி</w:t>
+            </w:r>
+            <w:r>
+              <w:rPr>
+                <w:rFonts w:ascii="BRH Tamil Tab Extra" w:hAnsi="BRH Tamil Tab Extra" w:cs="Latha"/>
+                <w:b/>
+                <w:sz w:val="36"/>
+                <w:szCs w:val="28"/>
+                <w:lang w:bidi="ta-IN"/>
+              </w:rPr>
+              <w:t>†</w:t>
+            </w:r>
+            <w:r>
+              <w:rPr>
+                <w:rFonts w:ascii="Latha" w:hAnsi="Latha" w:cs="Latha"/>
+                <w:sz w:val="28"/>
+                <w:szCs w:val="28"/>
+                <w:lang w:bidi="ta-IN"/>
+              </w:rPr>
+              <w:t xml:space="preserve"> </w:t>
+            </w:r>
+            <w:r>
+              <w:rPr>
+                <w:rFonts w:ascii="Latha" w:hAnsi="Latha" w:cs="Latha"/>
+                <w:sz w:val="28"/>
+                <w:szCs w:val="28"/>
+                <w:cs/>
+                <w:lang w:bidi="ta-IN"/>
+              </w:rPr>
+              <w:t>பித்</w:t>
+            </w:r>
+            <w:r>
+              <w:rPr>
+                <w:rFonts w:ascii="Latha" w:hAnsi="Latha" w:cs="Latha"/>
+                <w:b/>
+                <w:bCs/>
+                <w:i/>
+                <w:iCs/>
+                <w:sz w:val="28"/>
+                <w:szCs w:val="28"/>
+                <w:cs/>
+                <w:lang w:bidi="ta-IN"/>
+              </w:rPr>
+              <w:t>ரு</w:t>
+            </w:r>
+            <w:r>
+              <w:rPr>
+                <w:rFonts w:ascii="Latha" w:hAnsi="Latha" w:cs="Latha"/>
+                <w:sz w:val="28"/>
+                <w:szCs w:val="28"/>
+                <w:cs/>
+                <w:lang w:bidi="ta-IN"/>
+              </w:rPr>
+              <w:t xml:space="preserve"> </w:t>
+            </w:r>
+            <w:r>
+              <w:rPr>
+                <w:rFonts w:ascii="Latha" w:hAnsi="Latha" w:cs="Latha"/>
+                <w:sz w:val="28"/>
+                <w:szCs w:val="28"/>
+                <w:lang w:bidi="ta-IN"/>
+              </w:rPr>
+              <w:t xml:space="preserve">- </w:t>
+            </w:r>
+            <w:r>
+              <w:rPr>
+                <w:rFonts w:ascii="Latha" w:hAnsi="Latha" w:cs="Latha"/>
+                <w:sz w:val="28"/>
+                <w:szCs w:val="28"/>
+                <w:cs/>
+                <w:lang w:bidi="ta-IN"/>
+              </w:rPr>
+              <w:t>ய</w:t>
+            </w:r>
+            <w:r>
+              <w:rPr>
+                <w:rFonts w:ascii="BRH Tamil Tab Extra" w:hAnsi="BRH Tamil Tab Extra" w:cs="Latha"/>
+                <w:b/>
+                <w:sz w:val="32"/>
+                <w:szCs w:val="28"/>
+                <w:lang w:bidi="ta-IN"/>
+              </w:rPr>
+              <w:t>…</w:t>
+            </w:r>
+            <w:r>
+              <w:rPr>
+                <w:rFonts w:ascii="Latha" w:hAnsi="Latha" w:cs="Latha"/>
+                <w:sz w:val="28"/>
+                <w:szCs w:val="28"/>
+                <w:cs/>
+                <w:lang w:bidi="ta-IN"/>
+              </w:rPr>
+              <w:t>ஜ்ஞம்</w:t>
+            </w:r>
+            <w:r>
+              <w:rPr>
+                <w:rFonts w:ascii="Latha" w:hAnsi="Latha" w:cs="Latha"/>
+                <w:sz w:val="28"/>
+                <w:szCs w:val="28"/>
+                <w:lang w:bidi="ta-IN"/>
+              </w:rPr>
+              <w:t xml:space="preserve">| </w:t>
+            </w:r>
+            <w:r>
+              <w:rPr>
+                <w:rFonts w:ascii="Latha" w:hAnsi="Latha" w:cs="Latha"/>
+                <w:sz w:val="28"/>
+                <w:szCs w:val="28"/>
+                <w:cs/>
+                <w:lang w:bidi="ta-IN"/>
+              </w:rPr>
+              <w:t>த்ர்ய</w:t>
+            </w:r>
+            <w:r>
+              <w:rPr>
+                <w:rFonts w:ascii="BRH Tamil Tab Extra" w:hAnsi="BRH Tamil Tab Extra" w:cs="Latha"/>
+                <w:b/>
+                <w:sz w:val="36"/>
+                <w:szCs w:val="28"/>
+                <w:lang w:bidi="ta-IN"/>
+              </w:rPr>
+              <w:t>†</w:t>
+            </w:r>
+            <w:r>
+              <w:rPr>
+                <w:rFonts w:ascii="Latha" w:hAnsi="Latha" w:cs="Latha"/>
+                <w:sz w:val="28"/>
+                <w:szCs w:val="28"/>
+                <w:cs/>
+                <w:lang w:bidi="ta-IN"/>
+              </w:rPr>
+              <w:t>ம்ப</w:t>
+            </w:r>
+            <w:r>
+              <w:rPr>
+                <w:rFonts w:ascii="Latha" w:hAnsi="Latha" w:cs="Latha"/>
+                <w:b/>
+                <w:bCs/>
+                <w:position w:val="-12"/>
+                <w:sz w:val="28"/>
+                <w:szCs w:val="28"/>
+                <w:cs/>
+                <w:lang w:bidi="ta-IN"/>
+              </w:rPr>
+              <w:t>3</w:t>
+            </w:r>
+            <w:r>
+              <w:rPr>
+                <w:rFonts w:ascii="Latha" w:hAnsi="Latha" w:cs="Latha"/>
+                <w:sz w:val="28"/>
+                <w:szCs w:val="28"/>
+                <w:cs/>
+                <w:lang w:bidi="ta-IN"/>
+              </w:rPr>
+              <w:t>கா</w:t>
+            </w:r>
+            <w:r>
+              <w:rPr>
+                <w:rFonts w:ascii="BRH Devanagari Extra" w:hAnsi="BRH Devanagari Extra" w:cs="BRH Devanagari Extra"/>
+                <w:sz w:val="40"/>
                 <w:szCs w:val="40"/>
+                <w:highlight w:val="green"/>
+              </w:rPr>
+              <w:t>ò</w:t>
+            </w:r>
+            <w:r>
+              <w:rPr>
+                <w:rFonts w:ascii="Latha" w:hAnsi="Latha" w:cs="Latha" w:hint="cs"/>
+                <w:sz w:val="28"/>
+                <w:szCs w:val="28"/>
+                <w:highlight w:val="green"/>
+                <w:cs/>
+                <w:lang w:bidi="ta-IN"/>
+              </w:rPr>
+              <w:t>ஸ்</w:t>
+            </w:r>
+            <w:r>
+              <w:rPr>
+                <w:rFonts w:ascii="Latha" w:hAnsi="Latha" w:cs="Latha"/>
+                <w:sz w:val="28"/>
+                <w:szCs w:val="28"/>
+                <w:cs/>
+                <w:lang w:bidi="ta-IN"/>
+              </w:rPr>
+              <w:t>த்</w:t>
+            </w:r>
+            <w:r>
+              <w:rPr>
+                <w:rFonts w:ascii="Latha" w:hAnsi="Latha" w:cs="Latha"/>
+                <w:b/>
+                <w:bCs/>
+                <w:i/>
+                <w:iCs/>
+                <w:sz w:val="28"/>
+                <w:szCs w:val="28"/>
+                <w:cs/>
+                <w:lang w:bidi="ta-IN"/>
+              </w:rPr>
+              <w:t>ரு</w:t>
+            </w:r>
+            <w:r>
+              <w:rPr>
+                <w:rFonts w:ascii="Latha" w:hAnsi="Latha" w:cs="Latha"/>
+                <w:sz w:val="28"/>
+                <w:szCs w:val="28"/>
+                <w:cs/>
+                <w:lang w:bidi="ta-IN"/>
+              </w:rPr>
+              <w:t>தீயஸவ</w:t>
+            </w:r>
+            <w:r>
+              <w:rPr>
+                <w:rFonts w:ascii="BRH Tamil Tab Extra" w:hAnsi="BRH Tamil Tab Extra" w:cs="Latha"/>
+                <w:b/>
+                <w:sz w:val="32"/>
+                <w:szCs w:val="28"/>
+                <w:lang w:bidi="ta-IN"/>
+              </w:rPr>
+              <w:t>…</w:t>
+            </w:r>
+            <w:r>
+              <w:rPr>
+                <w:rFonts w:ascii="Latha" w:hAnsi="Latha" w:cs="Latha"/>
+                <w:sz w:val="28"/>
+                <w:szCs w:val="28"/>
+                <w:cs/>
+                <w:lang w:bidi="ta-IN"/>
+              </w:rPr>
+              <w:t xml:space="preserve">னம் </w:t>
+            </w:r>
+            <w:r>
+              <w:rPr>
+                <w:rFonts w:ascii="Latha" w:hAnsi="Latha" w:cs="Latha"/>
+                <w:sz w:val="28"/>
+                <w:szCs w:val="28"/>
+                <w:lang w:bidi="ta-IN"/>
+              </w:rPr>
+              <w:t>|</w:t>
+            </w:r>
+          </w:p>
+        </w:tc>
+      </w:tr>
+      <w:tr>
+        <w:trPr>
+          <w:trHeight w:val="1671"/>
+        </w:trPr>
+        <w:tc>
+          <w:tcPr>
+            <w:tcW w:w="3906" w:type="dxa"/>
+          </w:tcPr>
+          <w:p>
+            <w:pPr>
+              <w:widowControl w:val="0"/>
+              <w:tabs>
+                <w:tab w:val="left" w:pos="993"/>
+              </w:tabs>
+              <w:autoSpaceDE w:val="0"/>
+              <w:autoSpaceDN w:val="0"/>
+              <w:adjustRightInd w:val="0"/>
+              <w:spacing w:before="0" w:line="240" w:lineRule="auto"/>
+              <w:ind w:right="297"/>
+              <w:rPr>
+                <w:rFonts w:cs="Arial"/>
+                <w:b/>
+                <w:color w:val="000000"/>
+                <w:sz w:val="28"/>
+                <w:szCs w:val="32"/>
+              </w:rPr>
+            </w:pPr>
+            <w:r>
+              <w:rPr>
+                <w:rFonts w:cs="Arial"/>
+                <w:b/>
+                <w:color w:val="000000"/>
+                <w:sz w:val="28"/>
+                <w:szCs w:val="32"/>
+              </w:rPr>
+              <w:t>T.S.</w:t>
+            </w:r>
+            <w:r>
+              <w:rPr>
+                <w:rFonts w:cs="Arial"/>
+                <w:b/>
+                <w:color w:val="000000"/>
+                <w:sz w:val="28"/>
+                <w:szCs w:val="32"/>
+              </w:rPr>
+              <w:t xml:space="preserve">3.2.8.3 </w:t>
+            </w:r>
+            <w:r>
+              <w:rPr>
+                <w:rFonts w:cs="Arial"/>
+                <w:b/>
+                <w:color w:val="000000"/>
+                <w:sz w:val="28"/>
+                <w:szCs w:val="32"/>
+              </w:rPr>
+              <w:t>– Kramam</w:t>
+            </w:r>
+          </w:p>
+          <w:p>
+            <w:pPr>
+              <w:widowControl w:val="0"/>
+              <w:tabs>
+                <w:tab w:val="left" w:pos="993"/>
+              </w:tabs>
+              <w:autoSpaceDE w:val="0"/>
+              <w:autoSpaceDN w:val="0"/>
+              <w:adjustRightInd w:val="0"/>
+              <w:spacing w:before="0" w:line="240" w:lineRule="auto"/>
+              <w:ind w:right="297"/>
+              <w:rPr>
+                <w:rFonts w:cs="Arial"/>
+                <w:b/>
+                <w:color w:val="000000"/>
+                <w:sz w:val="28"/>
+                <w:szCs w:val="32"/>
+                <w:lang w:val="en-IN"/>
+              </w:rPr>
+            </w:pPr>
+            <w:r>
+              <w:rPr>
+                <w:rFonts w:cs="Arial"/>
+                <w:b/>
+                <w:color w:val="000000"/>
+                <w:sz w:val="28"/>
+                <w:szCs w:val="32"/>
+                <w:lang w:val="en-IN"/>
+              </w:rPr>
+              <w:t>Krama Vaakyam No. - 35</w:t>
+            </w:r>
+          </w:p>
+          <w:p>
+            <w:pPr>
+              <w:widowControl w:val="0"/>
+              <w:tabs>
+                <w:tab w:val="left" w:pos="993"/>
+              </w:tabs>
+              <w:autoSpaceDE w:val="0"/>
+              <w:autoSpaceDN w:val="0"/>
+              <w:adjustRightInd w:val="0"/>
+              <w:spacing w:before="0" w:line="240" w:lineRule="auto"/>
+              <w:ind w:right="297"/>
+              <w:rPr>
+                <w:rFonts w:cs="Arial"/>
+                <w:b/>
+                <w:color w:val="000000"/>
+                <w:sz w:val="28"/>
+                <w:szCs w:val="32"/>
                 <w:lang w:val="it-IT"/>
               </w:rPr>
-              <w:t>–</w:t>
-            </w:r>
-            <w:r>
-              <w:rPr>
-                <w:rFonts w:ascii="BRH Devanagari Extra" w:hAnsi="BRH Devanagari Extra" w:cs="BRH Devanagari Extra"/>
+            </w:pPr>
+            <w:r>
+              <w:rPr>
+                <w:rFonts w:cs="Arial"/>
+                <w:b/>
+                <w:color w:val="000000"/>
+                <w:sz w:val="28"/>
+                <w:szCs w:val="32"/>
+                <w:lang w:val="it-IT"/>
+              </w:rPr>
+              <w:t>Panchaati No</w:t>
+            </w:r>
+            <w:r>
+              <w:rPr>
+                <w:rFonts w:cs="Arial"/>
+                <w:b/>
+                <w:color w:val="000000"/>
+                <w:szCs w:val="32"/>
+                <w:lang w:val="it-IT"/>
+              </w:rPr>
+              <w:t>. - 3</w:t>
+            </w:r>
+            <w:r>
+              <w:rPr>
+                <w:rFonts w:cs="Arial"/>
+                <w:b/>
+                <w:color w:val="000000"/>
+                <w:sz w:val="28"/>
+                <w:szCs w:val="32"/>
+                <w:lang w:val="it-IT"/>
+              </w:rPr>
+              <w:t>1</w:t>
+            </w:r>
+          </w:p>
+        </w:tc>
+        <w:tc>
+          <w:tcPr>
+            <w:tcW w:w="5103" w:type="dxa"/>
+          </w:tcPr>
+          <w:p>
+            <w:pPr>
+              <w:widowControl w:val="0"/>
+              <w:autoSpaceDE w:val="0"/>
+              <w:autoSpaceDN w:val="0"/>
+              <w:adjustRightInd w:val="0"/>
+              <w:spacing w:before="0" w:line="240" w:lineRule="auto"/>
+              <w:rPr>
+                <w:rFonts w:ascii="BRH Malayalam Extra" w:hAnsi="BRH Malayalam Extra" w:cs="BRH Malayalam Extra"/>
                 <w:color w:val="000000"/>
                 <w:sz w:val="40"/>
                 <w:szCs w:val="40"/>
                 <w:lang w:val="it-IT"/>
               </w:rPr>
-              <w:t>¥ÉMüÉ</w:t>
-            </w:r>
-            <w:r>
-              <w:rPr>
-                <w:rFonts w:ascii="BRH Devanagari Extra" w:hAnsi="BRH Devanagari Extra" w:cs="BRH Devanagari Extra"/>
-                <w:color w:val="000000"/>
-                <w:sz w:val="40"/>
-                <w:szCs w:val="40"/>
-                <w:highlight w:val="green"/>
-                <w:lang w:val="it-IT"/>
-              </w:rPr>
-              <w:t>þqÉÉ</w:t>
-            </w:r>
-            <w:r>
-              <w:rPr>
-                <w:rFonts w:ascii="BRH Malayalam Extra" w:hAnsi="BRH Malayalam Extra" w:cs="BRH Devanagari Extra"/>
-                <w:b/>
-                <w:color w:val="000000"/>
-                <w:sz w:val="32"/>
-                <w:szCs w:val="40"/>
-                <w:lang w:val="it-IT"/>
-              </w:rPr>
-              <w:t>–</w:t>
-            </w:r>
-            <w:r>
-              <w:rPr>
-                <w:rFonts w:ascii="BRH Devanagari Extra" w:hAnsi="BRH Devanagari Extra" w:cs="BRH Devanagari Extra"/>
+            </w:pPr>
+            <w:r>
+              <w:rPr>
+                <w:rFonts w:ascii="Latha" w:hAnsi="Latha" w:cs="Latha"/>
+                <w:sz w:val="28"/>
+                <w:szCs w:val="28"/>
+                <w:cs/>
+                <w:lang w:bidi="ta-IN"/>
+              </w:rPr>
+              <w:t>ய</w:t>
+            </w:r>
+            <w:r>
+              <w:rPr>
+                <w:rFonts w:ascii="BRH Tamil Tab Extra" w:hAnsi="BRH Tamil Tab Extra" w:cs="Latha"/>
+                <w:b/>
+                <w:sz w:val="32"/>
+                <w:szCs w:val="28"/>
+                <w:lang w:bidi="ta-IN"/>
+              </w:rPr>
+              <w:t>…</w:t>
+            </w:r>
+            <w:r>
+              <w:rPr>
+                <w:rFonts w:ascii="Latha" w:hAnsi="Latha" w:cs="Latha"/>
+                <w:sz w:val="28"/>
+                <w:szCs w:val="28"/>
+                <w:cs/>
+                <w:lang w:bidi="ta-IN"/>
+              </w:rPr>
+              <w:t>ஜ்ஞகா</w:t>
+            </w:r>
+            <w:r>
+              <w:rPr>
+                <w:rFonts w:ascii="BRH Tamil Tab Extra" w:hAnsi="BRH Tamil Tab Extra" w:cs="Latha"/>
+                <w:b/>
+                <w:sz w:val="36"/>
+                <w:szCs w:val="28"/>
+                <w:lang w:bidi="ta-IN"/>
+              </w:rPr>
+              <w:t>†</w:t>
+            </w:r>
+            <w:r>
+              <w:rPr>
+                <w:rFonts w:ascii="Latha" w:hAnsi="Latha" w:cs="Latha"/>
+                <w:sz w:val="28"/>
+                <w:szCs w:val="28"/>
+                <w:cs/>
+                <w:lang w:bidi="ta-IN"/>
+              </w:rPr>
+              <w:t>மா</w:t>
+            </w:r>
+            <w:r>
+              <w:rPr>
+                <w:rFonts w:ascii="Latha" w:hAnsi="Latha" w:cs="Latha"/>
+                <w:b/>
+                <w:bCs/>
+                <w:sz w:val="32"/>
+                <w:szCs w:val="32"/>
+                <w:cs/>
+                <w:lang w:bidi="ta-IN"/>
+              </w:rPr>
+              <w:t>:</w:t>
+            </w:r>
+            <w:r>
+              <w:rPr>
+                <w:rFonts w:ascii="Latha" w:hAnsi="Latha" w:cs="Latha"/>
+                <w:sz w:val="28"/>
+                <w:szCs w:val="28"/>
+                <w:cs/>
+                <w:lang w:bidi="ta-IN"/>
+              </w:rPr>
+              <w:t xml:space="preserve"> ஸுதே</w:t>
+            </w:r>
+            <w:r>
+              <w:rPr>
+                <w:rFonts w:ascii="BRH Tamil Tab Extra" w:hAnsi="BRH Tamil Tab Extra" w:cs="Latha"/>
+                <w:b/>
+                <w:sz w:val="32"/>
+                <w:szCs w:val="28"/>
+                <w:lang w:bidi="ta-IN"/>
+              </w:rPr>
+              <w:t>…</w:t>
+            </w:r>
+            <w:r>
+              <w:rPr>
+                <w:rFonts w:ascii="Latha" w:hAnsi="Latha" w:cs="Latha"/>
+                <w:b/>
+                <w:bCs/>
+                <w:position w:val="-12"/>
+                <w:sz w:val="28"/>
+                <w:szCs w:val="28"/>
+                <w:cs/>
+                <w:lang w:bidi="ta-IN"/>
+              </w:rPr>
+              <w:t>3</w:t>
+            </w:r>
+            <w:r>
+              <w:rPr>
+                <w:rFonts w:ascii="Latha" w:hAnsi="Latha" w:cs="Latha"/>
+                <w:sz w:val="28"/>
+                <w:szCs w:val="28"/>
+                <w:cs/>
+                <w:lang w:bidi="ta-IN"/>
+              </w:rPr>
+              <w:t>வா</w:t>
+            </w:r>
+            <w:r>
+              <w:rPr>
+                <w:rFonts w:ascii="Latha" w:hAnsi="Latha" w:cs="Latha"/>
+                <w:b/>
+                <w:bCs/>
+                <w:sz w:val="32"/>
+                <w:szCs w:val="32"/>
+                <w:cs/>
+                <w:lang w:bidi="ta-IN"/>
+              </w:rPr>
+              <w:t>:</w:t>
+            </w:r>
+            <w:r>
+              <w:rPr>
+                <w:rFonts w:ascii="Latha" w:hAnsi="Latha" w:cs="Latha"/>
+                <w:sz w:val="28"/>
+                <w:szCs w:val="28"/>
+                <w:cs/>
+                <w:lang w:bidi="ta-IN"/>
+              </w:rPr>
+              <w:t xml:space="preserve"> </w:t>
+            </w:r>
+            <w:r>
+              <w:rPr>
+                <w:rFonts w:ascii="Latha" w:hAnsi="Latha" w:cs="Latha"/>
+                <w:sz w:val="28"/>
+                <w:szCs w:val="28"/>
+                <w:lang w:bidi="ta-IN"/>
+              </w:rPr>
+              <w:t xml:space="preserve">| </w:t>
+            </w:r>
+            <w:r>
+              <w:rPr>
+                <w:rFonts w:ascii="Latha" w:hAnsi="Latha" w:cs="Latha"/>
+                <w:sz w:val="28"/>
+                <w:szCs w:val="28"/>
+                <w:cs/>
+                <w:lang w:bidi="ta-IN"/>
+              </w:rPr>
+              <w:t>ய</w:t>
+            </w:r>
+            <w:r>
+              <w:rPr>
+                <w:rFonts w:ascii="BRH Tamil Tab Extra" w:hAnsi="BRH Tamil Tab Extra" w:cs="Latha"/>
+                <w:b/>
+                <w:sz w:val="32"/>
+                <w:szCs w:val="28"/>
+                <w:lang w:bidi="ta-IN"/>
+              </w:rPr>
+              <w:t>…</w:t>
+            </w:r>
+            <w:r>
+              <w:rPr>
+                <w:rFonts w:ascii="Latha" w:hAnsi="Latha" w:cs="Latha"/>
+                <w:sz w:val="28"/>
+                <w:szCs w:val="28"/>
+                <w:cs/>
+                <w:lang w:bidi="ta-IN"/>
+              </w:rPr>
+              <w:t>ஜ்ஞகா</w:t>
+            </w:r>
+            <w:r>
+              <w:rPr>
+                <w:rFonts w:ascii="BRH Tamil Tab Extra" w:hAnsi="BRH Tamil Tab Extra" w:cs="Latha"/>
+                <w:b/>
+                <w:sz w:val="36"/>
+                <w:szCs w:val="28"/>
+                <w:highlight w:val="yellow"/>
+                <w:lang w:bidi="ta-IN"/>
+              </w:rPr>
+              <w:t>†</w:t>
+            </w:r>
+            <w:r>
+              <w:rPr>
+                <w:rFonts w:ascii="Latha" w:hAnsi="Latha" w:cs="Latha"/>
+                <w:sz w:val="28"/>
+                <w:szCs w:val="28"/>
+                <w:highlight w:val="yellow"/>
+                <w:cs/>
+                <w:lang w:bidi="ta-IN"/>
+              </w:rPr>
+              <w:t>ம</w:t>
+            </w:r>
+            <w:r>
+              <w:rPr>
+                <w:rFonts w:ascii="BRH Tamil Tab Extra" w:hAnsi="BRH Tamil Tab Extra" w:cs="Latha"/>
+                <w:b/>
+                <w:sz w:val="32"/>
+                <w:szCs w:val="28"/>
+                <w:lang w:bidi="ta-IN"/>
+              </w:rPr>
+              <w:t>…</w:t>
+            </w:r>
+            <w:r>
+              <w:rPr>
+                <w:rFonts w:ascii="Latha" w:hAnsi="Latha" w:cs="Latha"/>
+                <w:sz w:val="28"/>
+                <w:szCs w:val="28"/>
+                <w:lang w:bidi="ta-IN"/>
+              </w:rPr>
+              <w:t xml:space="preserve"> </w:t>
+            </w:r>
+            <w:r>
+              <w:rPr>
+                <w:rFonts w:ascii="Latha" w:hAnsi="Latha" w:cs="Latha"/>
+                <w:sz w:val="28"/>
+                <w:szCs w:val="28"/>
+                <w:cs/>
+                <w:lang w:bidi="ta-IN"/>
+              </w:rPr>
+              <w:t>இதி</w:t>
+            </w:r>
+            <w:r>
+              <w:rPr>
+                <w:rFonts w:ascii="BRH Tamil Tab Extra" w:hAnsi="BRH Tamil Tab Extra" w:cs="Latha"/>
+                <w:b/>
+                <w:sz w:val="36"/>
+                <w:szCs w:val="28"/>
+                <w:lang w:bidi="ta-IN"/>
+              </w:rPr>
+              <w:t>†</w:t>
+            </w:r>
+            <w:r>
+              <w:rPr>
+                <w:rFonts w:ascii="Latha" w:hAnsi="Latha" w:cs="Latha"/>
+                <w:sz w:val="28"/>
+                <w:szCs w:val="28"/>
+                <w:lang w:bidi="ta-IN"/>
+              </w:rPr>
+              <w:t xml:space="preserve"> </w:t>
+            </w:r>
+            <w:r>
+              <w:rPr>
+                <w:rFonts w:ascii="Latha" w:hAnsi="Latha" w:cs="Latha"/>
+                <w:sz w:val="28"/>
+                <w:szCs w:val="28"/>
+                <w:cs/>
+                <w:lang w:bidi="ta-IN"/>
+              </w:rPr>
+              <w:t>ய</w:t>
+            </w:r>
+            <w:r>
+              <w:rPr>
+                <w:rFonts w:ascii="BRH Tamil Tab Extra" w:hAnsi="BRH Tamil Tab Extra" w:cs="Latha"/>
+                <w:b/>
+                <w:sz w:val="32"/>
+                <w:szCs w:val="28"/>
+                <w:lang w:bidi="ta-IN"/>
+              </w:rPr>
+              <w:t>…</w:t>
+            </w:r>
+            <w:r>
+              <w:rPr>
+                <w:rFonts w:ascii="Latha" w:hAnsi="Latha" w:cs="Latha"/>
+                <w:sz w:val="28"/>
+                <w:szCs w:val="28"/>
+                <w:cs/>
+                <w:lang w:bidi="ta-IN"/>
+              </w:rPr>
+              <w:t xml:space="preserve">ஜ்ஞ </w:t>
+            </w:r>
+            <w:r>
+              <w:rPr>
+                <w:rFonts w:ascii="Latha" w:hAnsi="Latha" w:cs="Latha"/>
+                <w:sz w:val="28"/>
+                <w:szCs w:val="28"/>
+                <w:lang w:bidi="ta-IN"/>
+              </w:rPr>
+              <w:t xml:space="preserve">- </w:t>
+            </w:r>
+            <w:r>
+              <w:rPr>
+                <w:rFonts w:ascii="Latha" w:hAnsi="Latha" w:cs="Latha"/>
+                <w:sz w:val="28"/>
+                <w:szCs w:val="28"/>
+                <w:cs/>
+                <w:lang w:bidi="ta-IN"/>
+              </w:rPr>
+              <w:t>கா</w:t>
+            </w:r>
+            <w:r>
+              <w:rPr>
+                <w:rFonts w:ascii="BRH Tamil Tab Extra" w:hAnsi="BRH Tamil Tab Extra" w:cs="Latha"/>
+                <w:b/>
+                <w:sz w:val="32"/>
+                <w:szCs w:val="28"/>
+                <w:lang w:bidi="ta-IN"/>
+              </w:rPr>
+              <w:t>…</w:t>
+            </w:r>
+            <w:r>
+              <w:rPr>
+                <w:rFonts w:ascii="Latha" w:hAnsi="Latha" w:cs="Latha"/>
+                <w:sz w:val="28"/>
+                <w:szCs w:val="28"/>
+                <w:cs/>
+                <w:lang w:bidi="ta-IN"/>
+              </w:rPr>
+              <w:t>மா</w:t>
+            </w:r>
+            <w:r>
+              <w:rPr>
+                <w:rFonts w:ascii="BRH Tamil Tab Extra" w:hAnsi="BRH Tamil Tab Extra" w:cs="Latha"/>
+                <w:b/>
+                <w:sz w:val="32"/>
+                <w:szCs w:val="28"/>
+                <w:lang w:bidi="ta-IN"/>
+              </w:rPr>
+              <w:t>…</w:t>
+            </w:r>
+            <w:r>
+              <w:rPr>
+                <w:rFonts w:ascii="Latha" w:hAnsi="Latha" w:cs="Latha"/>
+                <w:b/>
+                <w:bCs/>
+                <w:sz w:val="32"/>
+                <w:szCs w:val="32"/>
+                <w:cs/>
+                <w:lang w:bidi="ta-IN"/>
+              </w:rPr>
+              <w:t>:</w:t>
+            </w:r>
+            <w:r>
+              <w:rPr>
+                <w:rFonts w:ascii="Latha" w:hAnsi="Latha" w:cs="Latha"/>
+                <w:sz w:val="28"/>
+                <w:szCs w:val="28"/>
+                <w:cs/>
+                <w:lang w:bidi="ta-IN"/>
+              </w:rPr>
+              <w:t xml:space="preserve"> </w:t>
+            </w:r>
+          </w:p>
+        </w:tc>
+        <w:tc>
+          <w:tcPr>
+            <w:tcW w:w="5386" w:type="dxa"/>
+          </w:tcPr>
+          <w:p>
+            <w:pPr>
+              <w:widowControl w:val="0"/>
+              <w:autoSpaceDE w:val="0"/>
+              <w:autoSpaceDN w:val="0"/>
+              <w:adjustRightInd w:val="0"/>
+              <w:spacing w:before="0" w:line="240" w:lineRule="auto"/>
+              <w:rPr>
+                <w:rFonts w:ascii="BRH Malayalam Extra" w:hAnsi="BRH Malayalam Extra" w:cs="BRH Malayalam Extra"/>
                 <w:color w:val="000000"/>
                 <w:sz w:val="40"/>
                 <w:szCs w:val="40"/>
                 <w:lang w:val="it-IT"/>
               </w:rPr>
-              <w:t xml:space="preserve"> CÌiÉþ rÉ</w:t>
-            </w:r>
-            <w:r>
-              <w:rPr>
-                <w:rFonts w:ascii="BRH Malayalam Extra" w:hAnsi="BRH Malayalam Extra" w:cs="BRH Devanagari Extra"/>
-                <w:b/>
-                <w:color w:val="000000"/>
-                <w:sz w:val="32"/>
-                <w:szCs w:val="40"/>
+            </w:pPr>
+            <w:r>
+              <w:rPr>
+                <w:rFonts w:ascii="Latha" w:hAnsi="Latha" w:cs="Latha"/>
+                <w:sz w:val="28"/>
+                <w:szCs w:val="28"/>
+                <w:cs/>
+                <w:lang w:bidi="ta-IN"/>
+              </w:rPr>
+              <w:t>ய</w:t>
+            </w:r>
+            <w:r>
+              <w:rPr>
+                <w:rFonts w:ascii="BRH Tamil Tab Extra" w:hAnsi="BRH Tamil Tab Extra" w:cs="Latha"/>
+                <w:b/>
+                <w:sz w:val="32"/>
+                <w:szCs w:val="28"/>
+                <w:lang w:bidi="ta-IN"/>
+              </w:rPr>
+              <w:t>…</w:t>
+            </w:r>
+            <w:r>
+              <w:rPr>
+                <w:rFonts w:ascii="Latha" w:hAnsi="Latha" w:cs="Latha"/>
+                <w:sz w:val="28"/>
+                <w:szCs w:val="28"/>
+                <w:cs/>
+                <w:lang w:bidi="ta-IN"/>
+              </w:rPr>
+              <w:t>ஜ்ஞகா</w:t>
+            </w:r>
+            <w:r>
+              <w:rPr>
+                <w:rFonts w:ascii="BRH Tamil Tab Extra" w:hAnsi="BRH Tamil Tab Extra" w:cs="Latha"/>
+                <w:b/>
+                <w:sz w:val="36"/>
+                <w:szCs w:val="28"/>
+                <w:lang w:bidi="ta-IN"/>
+              </w:rPr>
+              <w:t>†</w:t>
+            </w:r>
+            <w:r>
+              <w:rPr>
+                <w:rFonts w:ascii="Latha" w:hAnsi="Latha" w:cs="Latha"/>
+                <w:sz w:val="28"/>
+                <w:szCs w:val="28"/>
+                <w:cs/>
+                <w:lang w:bidi="ta-IN"/>
+              </w:rPr>
+              <w:t>மா</w:t>
+            </w:r>
+            <w:r>
+              <w:rPr>
+                <w:rFonts w:ascii="Latha" w:hAnsi="Latha" w:cs="Latha"/>
+                <w:b/>
+                <w:bCs/>
+                <w:sz w:val="32"/>
+                <w:szCs w:val="32"/>
+                <w:cs/>
+                <w:lang w:bidi="ta-IN"/>
+              </w:rPr>
+              <w:t>:</w:t>
+            </w:r>
+            <w:r>
+              <w:rPr>
+                <w:rFonts w:ascii="Latha" w:hAnsi="Latha" w:cs="Latha"/>
+                <w:sz w:val="28"/>
+                <w:szCs w:val="28"/>
+                <w:cs/>
+                <w:lang w:bidi="ta-IN"/>
+              </w:rPr>
+              <w:t xml:space="preserve"> ஸுதே</w:t>
+            </w:r>
+            <w:r>
+              <w:rPr>
+                <w:rFonts w:ascii="BRH Tamil Tab Extra" w:hAnsi="BRH Tamil Tab Extra" w:cs="Latha"/>
+                <w:b/>
+                <w:sz w:val="32"/>
+                <w:szCs w:val="28"/>
+                <w:lang w:bidi="ta-IN"/>
+              </w:rPr>
+              <w:t>…</w:t>
+            </w:r>
+            <w:r>
+              <w:rPr>
+                <w:rFonts w:ascii="Latha" w:hAnsi="Latha" w:cs="Latha"/>
+                <w:b/>
+                <w:bCs/>
+                <w:position w:val="-12"/>
+                <w:sz w:val="28"/>
+                <w:szCs w:val="28"/>
+                <w:cs/>
+                <w:lang w:bidi="ta-IN"/>
+              </w:rPr>
+              <w:t>3</w:t>
+            </w:r>
+            <w:r>
+              <w:rPr>
+                <w:rFonts w:ascii="Latha" w:hAnsi="Latha" w:cs="Latha"/>
+                <w:sz w:val="28"/>
+                <w:szCs w:val="28"/>
+                <w:cs/>
+                <w:lang w:bidi="ta-IN"/>
+              </w:rPr>
+              <w:t>வா</w:t>
+            </w:r>
+            <w:r>
+              <w:rPr>
+                <w:rFonts w:ascii="Latha" w:hAnsi="Latha" w:cs="Latha"/>
+                <w:b/>
+                <w:bCs/>
+                <w:sz w:val="32"/>
+                <w:szCs w:val="32"/>
+                <w:cs/>
+                <w:lang w:bidi="ta-IN"/>
+              </w:rPr>
+              <w:t>:</w:t>
+            </w:r>
+            <w:r>
+              <w:rPr>
+                <w:rFonts w:ascii="Latha" w:hAnsi="Latha" w:cs="Latha"/>
+                <w:sz w:val="28"/>
+                <w:szCs w:val="28"/>
+                <w:cs/>
+                <w:lang w:bidi="ta-IN"/>
+              </w:rPr>
+              <w:t xml:space="preserve"> </w:t>
+            </w:r>
+            <w:r>
+              <w:rPr>
+                <w:rFonts w:ascii="Latha" w:hAnsi="Latha" w:cs="Latha"/>
+                <w:sz w:val="28"/>
+                <w:szCs w:val="28"/>
+                <w:lang w:bidi="ta-IN"/>
+              </w:rPr>
+              <w:t xml:space="preserve">| </w:t>
+            </w:r>
+            <w:r>
+              <w:rPr>
+                <w:rFonts w:ascii="Latha" w:hAnsi="Latha" w:cs="Latha"/>
+                <w:sz w:val="28"/>
+                <w:szCs w:val="28"/>
+                <w:cs/>
+                <w:lang w:bidi="ta-IN"/>
+              </w:rPr>
+              <w:t>ய</w:t>
+            </w:r>
+            <w:r>
+              <w:rPr>
+                <w:rFonts w:ascii="BRH Tamil Tab Extra" w:hAnsi="BRH Tamil Tab Extra" w:cs="Latha"/>
+                <w:b/>
+                <w:sz w:val="32"/>
+                <w:szCs w:val="28"/>
+                <w:lang w:bidi="ta-IN"/>
+              </w:rPr>
+              <w:t>…</w:t>
+            </w:r>
+            <w:r>
+              <w:rPr>
+                <w:rFonts w:ascii="Latha" w:hAnsi="Latha" w:cs="Latha"/>
+                <w:sz w:val="28"/>
+                <w:szCs w:val="28"/>
+                <w:cs/>
+                <w:lang w:bidi="ta-IN"/>
+              </w:rPr>
+              <w:t>ஜ்ஞகா</w:t>
+            </w:r>
+            <w:r>
+              <w:rPr>
+                <w:rFonts w:ascii="BRH Tamil Tab Extra" w:hAnsi="BRH Tamil Tab Extra" w:cs="Latha"/>
+                <w:b/>
+                <w:sz w:val="36"/>
+                <w:szCs w:val="28"/>
+                <w:lang w:bidi="ta-IN"/>
+              </w:rPr>
+              <w:t>†</w:t>
+            </w:r>
+            <w:r>
+              <w:rPr>
+                <w:rFonts w:ascii="Latha" w:hAnsi="Latha" w:cs="Latha"/>
+                <w:sz w:val="28"/>
+                <w:szCs w:val="28"/>
+                <w:highlight w:val="green"/>
+                <w:cs/>
+                <w:lang w:bidi="ta-IN"/>
+              </w:rPr>
+              <w:t>மா</w:t>
+            </w:r>
+            <w:r>
+              <w:rPr>
+                <w:rFonts w:ascii="BRH Tamil Tab Extra" w:hAnsi="BRH Tamil Tab Extra" w:cs="Latha"/>
+                <w:b/>
+                <w:sz w:val="32"/>
+                <w:szCs w:val="28"/>
+                <w:lang w:bidi="ta-IN"/>
+              </w:rPr>
+              <w:t>…</w:t>
+            </w:r>
+            <w:r>
+              <w:rPr>
+                <w:rFonts w:ascii="Latha" w:hAnsi="Latha" w:cs="Latha"/>
+                <w:sz w:val="28"/>
+                <w:szCs w:val="28"/>
+                <w:lang w:bidi="ta-IN"/>
+              </w:rPr>
+              <w:t xml:space="preserve"> </w:t>
+            </w:r>
+            <w:r>
+              <w:rPr>
+                <w:rFonts w:ascii="Latha" w:hAnsi="Latha" w:cs="Latha"/>
+                <w:sz w:val="28"/>
+                <w:szCs w:val="28"/>
+                <w:cs/>
+                <w:lang w:bidi="ta-IN"/>
+              </w:rPr>
+              <w:t>இதி</w:t>
+            </w:r>
+            <w:r>
+              <w:rPr>
+                <w:rFonts w:ascii="BRH Tamil Tab Extra" w:hAnsi="BRH Tamil Tab Extra" w:cs="Latha"/>
+                <w:b/>
+                <w:sz w:val="36"/>
+                <w:szCs w:val="28"/>
+                <w:lang w:bidi="ta-IN"/>
+              </w:rPr>
+              <w:t>†</w:t>
+            </w:r>
+            <w:r>
+              <w:rPr>
+                <w:rFonts w:ascii="Latha" w:hAnsi="Latha" w:cs="Latha"/>
+                <w:sz w:val="28"/>
+                <w:szCs w:val="28"/>
+                <w:lang w:bidi="ta-IN"/>
+              </w:rPr>
+              <w:t xml:space="preserve"> </w:t>
+            </w:r>
+            <w:r>
+              <w:rPr>
+                <w:rFonts w:ascii="Latha" w:hAnsi="Latha" w:cs="Latha"/>
+                <w:sz w:val="28"/>
+                <w:szCs w:val="28"/>
+                <w:cs/>
+                <w:lang w:bidi="ta-IN"/>
+              </w:rPr>
+              <w:t>ய</w:t>
+            </w:r>
+            <w:r>
+              <w:rPr>
+                <w:rFonts w:ascii="BRH Tamil Tab Extra" w:hAnsi="BRH Tamil Tab Extra" w:cs="Latha"/>
+                <w:b/>
+                <w:sz w:val="32"/>
+                <w:szCs w:val="28"/>
+                <w:lang w:bidi="ta-IN"/>
+              </w:rPr>
+              <w:t>…</w:t>
+            </w:r>
+            <w:r>
+              <w:rPr>
+                <w:rFonts w:ascii="Latha" w:hAnsi="Latha" w:cs="Latha"/>
+                <w:sz w:val="28"/>
+                <w:szCs w:val="28"/>
+                <w:cs/>
+                <w:lang w:bidi="ta-IN"/>
+              </w:rPr>
+              <w:t xml:space="preserve">ஜ்ஞ </w:t>
+            </w:r>
+            <w:r>
+              <w:rPr>
+                <w:rFonts w:ascii="Latha" w:hAnsi="Latha" w:cs="Latha"/>
+                <w:sz w:val="28"/>
+                <w:szCs w:val="28"/>
+                <w:lang w:bidi="ta-IN"/>
+              </w:rPr>
+              <w:t xml:space="preserve">- </w:t>
+            </w:r>
+            <w:r>
+              <w:rPr>
+                <w:rFonts w:ascii="Latha" w:hAnsi="Latha" w:cs="Latha"/>
+                <w:sz w:val="28"/>
+                <w:szCs w:val="28"/>
+                <w:cs/>
+                <w:lang w:bidi="ta-IN"/>
+              </w:rPr>
+              <w:t>கா</w:t>
+            </w:r>
+            <w:r>
+              <w:rPr>
+                <w:rFonts w:ascii="BRH Tamil Tab Extra" w:hAnsi="BRH Tamil Tab Extra" w:cs="Latha"/>
+                <w:b/>
+                <w:sz w:val="32"/>
+                <w:szCs w:val="28"/>
+                <w:lang w:bidi="ta-IN"/>
+              </w:rPr>
+              <w:t>…</w:t>
+            </w:r>
+            <w:r>
+              <w:rPr>
+                <w:rFonts w:ascii="Latha" w:hAnsi="Latha" w:cs="Latha"/>
+                <w:sz w:val="28"/>
+                <w:szCs w:val="28"/>
+                <w:cs/>
+                <w:lang w:bidi="ta-IN"/>
+              </w:rPr>
+              <w:t>மா</w:t>
+            </w:r>
+            <w:r>
+              <w:rPr>
+                <w:rFonts w:ascii="BRH Tamil Tab Extra" w:hAnsi="BRH Tamil Tab Extra" w:cs="Latha"/>
+                <w:b/>
+                <w:sz w:val="32"/>
+                <w:szCs w:val="28"/>
+                <w:lang w:bidi="ta-IN"/>
+              </w:rPr>
+              <w:t>…</w:t>
+            </w:r>
+            <w:r>
+              <w:rPr>
+                <w:rFonts w:ascii="Latha" w:hAnsi="Latha" w:cs="Latha"/>
+                <w:b/>
+                <w:bCs/>
+                <w:sz w:val="32"/>
+                <w:szCs w:val="32"/>
+                <w:cs/>
+                <w:lang w:bidi="ta-IN"/>
+              </w:rPr>
+              <w:t>:</w:t>
+            </w:r>
+            <w:r>
+              <w:rPr>
+                <w:rFonts w:ascii="Latha" w:hAnsi="Latha" w:cs="Latha"/>
+                <w:sz w:val="28"/>
+                <w:szCs w:val="28"/>
+                <w:cs/>
+                <w:lang w:bidi="ta-IN"/>
+              </w:rPr>
+              <w:t xml:space="preserve"> </w:t>
+            </w:r>
+          </w:p>
+        </w:tc>
+      </w:tr>
+      <w:tr>
+        <w:trPr>
+          <w:trHeight w:val="841"/>
+        </w:trPr>
+        <w:tc>
+          <w:tcPr>
+            <w:tcW w:w="3906" w:type="dxa"/>
+          </w:tcPr>
+          <w:p>
+            <w:pPr>
+              <w:widowControl w:val="0"/>
+              <w:tabs>
+                <w:tab w:val="left" w:pos="993"/>
+              </w:tabs>
+              <w:autoSpaceDE w:val="0"/>
+              <w:autoSpaceDN w:val="0"/>
+              <w:adjustRightInd w:val="0"/>
+              <w:spacing w:before="0" w:line="240" w:lineRule="auto"/>
+              <w:ind w:right="297"/>
+              <w:rPr>
+                <w:rFonts w:cs="Arial"/>
+                <w:b/>
+                <w:color w:val="000000"/>
+                <w:sz w:val="28"/>
+                <w:szCs w:val="32"/>
+              </w:rPr>
+            </w:pPr>
+            <w:r>
+              <w:rPr>
+                <w:rFonts w:cs="Arial"/>
+                <w:b/>
+                <w:color w:val="000000"/>
+                <w:sz w:val="28"/>
+                <w:szCs w:val="32"/>
+              </w:rPr>
+              <w:t>T.S.</w:t>
+            </w:r>
+            <w:r>
+              <w:rPr>
+                <w:rFonts w:cs="Arial"/>
+                <w:b/>
+                <w:color w:val="000000"/>
+                <w:sz w:val="28"/>
+                <w:szCs w:val="32"/>
+              </w:rPr>
+              <w:t>3.2.</w:t>
+            </w:r>
+            <w:r>
+              <w:rPr>
+                <w:rFonts w:cs="Arial"/>
+                <w:b/>
+                <w:color w:val="000000"/>
+                <w:sz w:val="28"/>
+                <w:szCs w:val="32"/>
+              </w:rPr>
+              <w:t>10.1</w:t>
+            </w:r>
+            <w:r>
+              <w:rPr>
+                <w:rFonts w:cs="Arial"/>
+                <w:b/>
+                <w:color w:val="000000"/>
+                <w:sz w:val="28"/>
+                <w:szCs w:val="32"/>
+              </w:rPr>
+              <w:t xml:space="preserve"> </w:t>
+            </w:r>
+            <w:r>
+              <w:rPr>
+                <w:rFonts w:cs="Arial"/>
+                <w:b/>
+                <w:color w:val="000000"/>
+                <w:sz w:val="28"/>
+                <w:szCs w:val="32"/>
+              </w:rPr>
+              <w:t>– Kramam</w:t>
+            </w:r>
+          </w:p>
+          <w:p>
+            <w:pPr>
+              <w:widowControl w:val="0"/>
+              <w:tabs>
+                <w:tab w:val="left" w:pos="993"/>
+              </w:tabs>
+              <w:autoSpaceDE w:val="0"/>
+              <w:autoSpaceDN w:val="0"/>
+              <w:adjustRightInd w:val="0"/>
+              <w:spacing w:before="0" w:line="240" w:lineRule="auto"/>
+              <w:ind w:right="297"/>
+              <w:rPr>
+                <w:rFonts w:cs="Arial"/>
+                <w:b/>
+                <w:color w:val="000000"/>
+                <w:sz w:val="28"/>
+                <w:szCs w:val="32"/>
+                <w:lang w:val="en-IN"/>
+              </w:rPr>
+            </w:pPr>
+            <w:r>
+              <w:rPr>
+                <w:rFonts w:cs="Arial"/>
+                <w:b/>
+                <w:color w:val="000000"/>
+                <w:sz w:val="28"/>
+                <w:szCs w:val="32"/>
+                <w:lang w:val="en-IN"/>
+              </w:rPr>
+              <w:t xml:space="preserve">Krama Vaakyam No. - </w:t>
+            </w:r>
+            <w:r>
+              <w:rPr>
+                <w:rFonts w:cs="Arial"/>
+                <w:b/>
+                <w:color w:val="000000"/>
+                <w:sz w:val="28"/>
+                <w:szCs w:val="32"/>
+                <w:lang w:val="en-IN"/>
+              </w:rPr>
+              <w:t>50</w:t>
+            </w:r>
+          </w:p>
+          <w:p>
+            <w:pPr>
+              <w:widowControl w:val="0"/>
+              <w:tabs>
+                <w:tab w:val="left" w:pos="993"/>
+              </w:tabs>
+              <w:autoSpaceDE w:val="0"/>
+              <w:autoSpaceDN w:val="0"/>
+              <w:adjustRightInd w:val="0"/>
+              <w:spacing w:before="0" w:line="240" w:lineRule="auto"/>
+              <w:ind w:right="297"/>
+              <w:rPr>
+                <w:rFonts w:cs="Arial"/>
+                <w:b/>
+                <w:color w:val="000000"/>
+                <w:sz w:val="28"/>
+                <w:szCs w:val="32"/>
+              </w:rPr>
+            </w:pPr>
+            <w:r>
+              <w:rPr>
+                <w:rFonts w:cs="Arial"/>
+                <w:b/>
+                <w:color w:val="000000"/>
+                <w:sz w:val="28"/>
+                <w:szCs w:val="32"/>
                 <w:lang w:val="it-IT"/>
               </w:rPr>
-              <w:t>–</w:t>
-            </w:r>
-            <w:r>
-              <w:rPr>
-                <w:rFonts w:ascii="BRH Devanagari Extra" w:hAnsi="BRH Devanagari Extra" w:cs="BRH Devanagari Extra"/>
-                <w:color w:val="000000"/>
-                <w:sz w:val="40"/>
-                <w:szCs w:val="40"/>
+              <w:t>Panchaati No</w:t>
+            </w:r>
+            <w:r>
+              <w:rPr>
+                <w:rFonts w:cs="Arial"/>
+                <w:b/>
+                <w:color w:val="000000"/>
+                <w:szCs w:val="32"/>
                 <w:lang w:val="it-IT"/>
               </w:rPr>
-              <w:t>¥É - MüÉ</w:t>
-            </w:r>
-            <w:r>
-              <w:rPr>
-                <w:rFonts w:ascii="BRH Malayalam Extra" w:hAnsi="BRH Malayalam Extra" w:cs="BRH Devanagari Extra"/>
-                <w:b/>
-                <w:color w:val="000000"/>
-                <w:sz w:val="32"/>
-                <w:szCs w:val="40"/>
+              <w:t xml:space="preserve">. - </w:t>
+            </w:r>
+            <w:r>
+              <w:rPr>
+                <w:rFonts w:cs="Arial"/>
+                <w:b/>
+                <w:color w:val="000000"/>
+                <w:sz w:val="28"/>
+                <w:szCs w:val="28"/>
                 <w:lang w:val="it-IT"/>
               </w:rPr>
-              <w:t>–</w:t>
-            </w:r>
-            <w:r>
-              <w:rPr>
-                <w:rFonts w:ascii="BRH Devanagari Extra" w:hAnsi="BRH Devanagari Extra" w:cs="BRH Devanagari Extra"/>
-                <w:color w:val="000000"/>
-                <w:sz w:val="40"/>
-                <w:szCs w:val="40"/>
-                <w:lang w:val="it-IT"/>
-              </w:rPr>
-              <w:t>qÉÉ</w:t>
-            </w:r>
-            <w:r>
-              <w:rPr>
-                <w:rFonts w:ascii="BRH Malayalam Extra" w:hAnsi="BRH Malayalam Extra" w:cs="BRH Devanagari Extra"/>
-                <w:b/>
-                <w:color w:val="000000"/>
-                <w:sz w:val="32"/>
-                <w:szCs w:val="40"/>
-                <w:lang w:val="it-IT"/>
-              </w:rPr>
-              <w:t>–</w:t>
-            </w:r>
-            <w:r>
-              <w:rPr>
-                <w:rFonts w:ascii="BRH Devanagari Extra" w:hAnsi="BRH Devanagari Extra" w:cs="BRH Devanagari Extra"/>
-                <w:color w:val="000000"/>
-                <w:sz w:val="40"/>
-                <w:szCs w:val="40"/>
-                <w:lang w:val="it-IT"/>
-              </w:rPr>
-              <w:t>È |</w:t>
+              <w:t>42</w:t>
+            </w:r>
+          </w:p>
+        </w:tc>
+        <w:tc>
+          <w:tcPr>
+            <w:tcW w:w="5103" w:type="dxa"/>
+          </w:tcPr>
+          <w:p>
+            <w:pPr>
+              <w:widowControl w:val="0"/>
+              <w:autoSpaceDE w:val="0"/>
+              <w:autoSpaceDN w:val="0"/>
+              <w:adjustRightInd w:val="0"/>
+              <w:spacing w:before="0" w:line="240" w:lineRule="auto"/>
+              <w:rPr>
+                <w:rFonts w:ascii="Latha" w:hAnsi="Latha" w:cs="Latha"/>
+                <w:sz w:val="28"/>
+                <w:szCs w:val="28"/>
+                <w:cs/>
+                <w:lang w:bidi="ta-IN"/>
+              </w:rPr>
+            </w:pPr>
+            <w:r>
+              <w:rPr>
+                <w:rFonts w:ascii="Latha" w:hAnsi="Latha" w:cs="Latha"/>
+                <w:sz w:val="28"/>
+                <w:szCs w:val="28"/>
+                <w:cs/>
+                <w:lang w:bidi="ta-IN"/>
+              </w:rPr>
+              <w:t>அத்</w:t>
+            </w:r>
+            <w:r>
+              <w:rPr>
+                <w:rFonts w:ascii="Latha" w:hAnsi="Latha" w:cs="Latha"/>
+                <w:b/>
+                <w:bCs/>
+                <w:position w:val="-12"/>
+                <w:sz w:val="28"/>
+                <w:szCs w:val="28"/>
+                <w:cs/>
+                <w:lang w:bidi="ta-IN"/>
+              </w:rPr>
+              <w:t>3</w:t>
+            </w:r>
+            <w:r>
+              <w:rPr>
+                <w:rFonts w:ascii="Latha" w:hAnsi="Latha" w:cs="Latha"/>
+                <w:sz w:val="28"/>
+                <w:szCs w:val="28"/>
+                <w:cs/>
+                <w:lang w:bidi="ta-IN"/>
+              </w:rPr>
+              <w:t>த்</w:t>
+            </w:r>
+            <w:r>
+              <w:rPr>
+                <w:rFonts w:ascii="Latha" w:hAnsi="Latha" w:cs="Latha"/>
+                <w:b/>
+                <w:bCs/>
+                <w:position w:val="-12"/>
+                <w:sz w:val="28"/>
+                <w:szCs w:val="28"/>
+                <w:cs/>
+                <w:lang w:bidi="ta-IN"/>
+              </w:rPr>
+              <w:t>4</w:t>
+            </w:r>
+            <w:r>
+              <w:rPr>
+                <w:rFonts w:ascii="Latha" w:hAnsi="Latha" w:cs="Latha"/>
+                <w:sz w:val="28"/>
+                <w:szCs w:val="28"/>
+                <w:cs/>
+                <w:lang w:bidi="ta-IN"/>
+              </w:rPr>
+              <w:t>ய</w:t>
+            </w:r>
+            <w:r>
+              <w:rPr>
+                <w:rFonts w:ascii="BRH Tamil Tab Extra" w:hAnsi="BRH Tamil Tab Extra" w:cs="Latha"/>
+                <w:b/>
+                <w:sz w:val="36"/>
+                <w:szCs w:val="28"/>
+                <w:lang w:bidi="ta-IN"/>
+              </w:rPr>
+              <w:t>†</w:t>
+            </w:r>
+            <w:r>
+              <w:rPr>
+                <w:rFonts w:ascii="Latha" w:hAnsi="Latha" w:cs="Latha"/>
+                <w:sz w:val="28"/>
+                <w:szCs w:val="28"/>
+                <w:cs/>
+                <w:lang w:bidi="ta-IN"/>
+              </w:rPr>
+              <w:t>க்ஷாப்</w:t>
+            </w:r>
+            <w:r>
+              <w:rPr>
+                <w:rFonts w:ascii="Latha" w:hAnsi="Latha" w:cs="Latha"/>
+                <w:b/>
+                <w:bCs/>
+                <w:position w:val="-12"/>
+                <w:sz w:val="28"/>
+                <w:szCs w:val="28"/>
+                <w:cs/>
+                <w:lang w:bidi="ta-IN"/>
+              </w:rPr>
+              <w:t>4</w:t>
+            </w:r>
+            <w:r>
+              <w:rPr>
+                <w:rFonts w:ascii="Latha" w:hAnsi="Latha" w:cs="Latha"/>
+                <w:sz w:val="28"/>
+                <w:szCs w:val="28"/>
+                <w:cs/>
+                <w:lang w:bidi="ta-IN"/>
+              </w:rPr>
+              <w:t>யாங் க்</w:t>
+            </w:r>
+            <w:r>
+              <w:rPr>
+                <w:rFonts w:ascii="Latha" w:hAnsi="Latha" w:cs="Latha"/>
+                <w:b/>
+                <w:bCs/>
+                <w:position w:val="-12"/>
+                <w:sz w:val="28"/>
+                <w:szCs w:val="28"/>
+                <w:cs/>
+                <w:lang w:bidi="ta-IN"/>
+              </w:rPr>
+              <w:t>3</w:t>
+            </w:r>
+            <w:r>
+              <w:rPr>
+                <w:rFonts w:ascii="Latha" w:hAnsi="Latha" w:cs="Latha"/>
+                <w:b/>
+                <w:bCs/>
+                <w:i/>
+                <w:iCs/>
+                <w:sz w:val="28"/>
+                <w:szCs w:val="28"/>
+                <w:cs/>
+                <w:lang w:bidi="ta-IN"/>
+              </w:rPr>
+              <w:t>ரு</w:t>
+            </w:r>
+            <w:r>
+              <w:rPr>
+                <w:rFonts w:ascii="Latha" w:hAnsi="Latha" w:cs="Latha"/>
+                <w:sz w:val="28"/>
+                <w:szCs w:val="28"/>
+                <w:cs/>
+                <w:lang w:bidi="ta-IN"/>
+              </w:rPr>
+              <w:t xml:space="preserve">ஹ்ணாமி </w:t>
+            </w:r>
+            <w:r>
+              <w:rPr>
+                <w:rFonts w:ascii="Latha" w:hAnsi="Latha" w:cs="Latha"/>
+                <w:sz w:val="28"/>
+                <w:szCs w:val="28"/>
+                <w:lang w:bidi="ta-IN"/>
+              </w:rPr>
+              <w:t xml:space="preserve">| </w:t>
+            </w:r>
+            <w:r>
+              <w:rPr>
+                <w:rFonts w:ascii="Latha" w:hAnsi="Latha" w:cs="Latha"/>
+                <w:sz w:val="28"/>
+                <w:szCs w:val="28"/>
+                <w:highlight w:val="yellow"/>
+                <w:cs/>
+                <w:lang w:bidi="ta-IN"/>
+              </w:rPr>
+              <w:t>த்</w:t>
+            </w:r>
+            <w:r>
+              <w:rPr>
+                <w:rFonts w:ascii="Latha" w:hAnsi="Latha" w:cs="Latha"/>
+                <w:b/>
+                <w:bCs/>
+                <w:position w:val="-12"/>
+                <w:sz w:val="28"/>
+                <w:szCs w:val="28"/>
+                <w:highlight w:val="yellow"/>
+                <w:cs/>
+                <w:lang w:bidi="ta-IN"/>
+              </w:rPr>
+              <w:t>3</w:t>
+            </w:r>
+            <w:r>
+              <w:rPr>
+                <w:rFonts w:ascii="Latha" w:hAnsi="Latha" w:cs="Latha"/>
+                <w:sz w:val="28"/>
+                <w:szCs w:val="28"/>
+                <w:highlight w:val="yellow"/>
+                <w:cs/>
+                <w:lang w:bidi="ta-IN"/>
+              </w:rPr>
+              <w:t>த்</w:t>
+            </w:r>
+            <w:r>
+              <w:rPr>
+                <w:rFonts w:ascii="Latha" w:hAnsi="Latha" w:cs="Latha"/>
+                <w:b/>
+                <w:bCs/>
+                <w:position w:val="-12"/>
+                <w:sz w:val="28"/>
+                <w:szCs w:val="28"/>
+                <w:highlight w:val="yellow"/>
+                <w:cs/>
+                <w:lang w:bidi="ta-IN"/>
+              </w:rPr>
+              <w:t>4</w:t>
+            </w:r>
+            <w:r>
+              <w:rPr>
+                <w:rFonts w:ascii="Latha" w:hAnsi="Latha" w:cs="Latha"/>
+                <w:sz w:val="28"/>
+                <w:szCs w:val="28"/>
+                <w:cs/>
+                <w:lang w:bidi="ta-IN"/>
+              </w:rPr>
+              <w:t>ய</w:t>
+            </w:r>
+            <w:r>
+              <w:rPr>
+                <w:rFonts w:ascii="BRH Tamil Tab Extra" w:hAnsi="BRH Tamil Tab Extra" w:cs="Latha"/>
+                <w:b/>
+                <w:sz w:val="36"/>
+                <w:szCs w:val="28"/>
+                <w:lang w:bidi="ta-IN"/>
+              </w:rPr>
+              <w:t>†</w:t>
+            </w:r>
+            <w:r>
+              <w:rPr>
+                <w:rFonts w:ascii="Latha" w:hAnsi="Latha" w:cs="Latha"/>
+                <w:sz w:val="28"/>
+                <w:szCs w:val="28"/>
+                <w:cs/>
+                <w:lang w:bidi="ta-IN"/>
+              </w:rPr>
+              <w:t>க்ஷாப்</w:t>
+            </w:r>
+            <w:r>
+              <w:rPr>
+                <w:rFonts w:ascii="Latha" w:hAnsi="Latha" w:cs="Latha"/>
+                <w:b/>
+                <w:bCs/>
+                <w:position w:val="-12"/>
+                <w:sz w:val="28"/>
+                <w:szCs w:val="28"/>
+                <w:cs/>
+                <w:lang w:bidi="ta-IN"/>
+              </w:rPr>
+              <w:t>4</w:t>
+            </w:r>
+            <w:r>
+              <w:rPr>
+                <w:rFonts w:ascii="Latha" w:hAnsi="Latha" w:cs="Latha"/>
+                <w:sz w:val="28"/>
+                <w:szCs w:val="28"/>
+                <w:cs/>
+                <w:lang w:bidi="ta-IN"/>
+              </w:rPr>
+              <w:t>யா</w:t>
+            </w:r>
+            <w:r>
+              <w:rPr>
+                <w:rFonts w:ascii="BRH Tamil Tab Extra" w:hAnsi="BRH Tamil Tab Extra" w:cs="Latha"/>
+                <w:b/>
+                <w:sz w:val="32"/>
+                <w:szCs w:val="28"/>
+                <w:lang w:bidi="ta-IN"/>
+              </w:rPr>
+              <w:t>…</w:t>
+            </w:r>
+            <w:r>
+              <w:rPr>
+                <w:rFonts w:ascii="Latha" w:hAnsi="Latha" w:cs="Latha"/>
+                <w:sz w:val="28"/>
+                <w:szCs w:val="28"/>
+                <w:cs/>
+                <w:lang w:bidi="ta-IN"/>
+              </w:rPr>
+              <w:t>மித்யதி</w:t>
+            </w:r>
+            <w:r>
+              <w:rPr>
+                <w:rFonts w:ascii="BRH Tamil Tab Extra" w:hAnsi="BRH Tamil Tab Extra" w:cs="Latha"/>
+                <w:b/>
+                <w:sz w:val="36"/>
+                <w:szCs w:val="28"/>
+                <w:lang w:bidi="ta-IN"/>
+              </w:rPr>
+              <w:t>†</w:t>
+            </w:r>
+            <w:r>
+              <w:rPr>
+                <w:rFonts w:ascii="Latha" w:hAnsi="Latha" w:cs="Latha"/>
+                <w:b/>
+                <w:bCs/>
+                <w:position w:val="-12"/>
+                <w:sz w:val="28"/>
+                <w:szCs w:val="28"/>
+                <w:cs/>
+                <w:lang w:bidi="ta-IN"/>
+              </w:rPr>
+              <w:t>4</w:t>
+            </w:r>
+            <w:r>
+              <w:rPr>
+                <w:rFonts w:ascii="Latha" w:hAnsi="Latha" w:cs="Latha"/>
+                <w:sz w:val="28"/>
+                <w:szCs w:val="28"/>
+                <w:cs/>
+                <w:lang w:bidi="ta-IN"/>
+              </w:rPr>
+              <w:t xml:space="preserve"> </w:t>
+            </w:r>
+            <w:r>
+              <w:rPr>
+                <w:rFonts w:ascii="Latha" w:hAnsi="Latha" w:cs="Latha"/>
+                <w:sz w:val="28"/>
+                <w:szCs w:val="28"/>
+                <w:lang w:bidi="ta-IN"/>
+              </w:rPr>
+              <w:t xml:space="preserve">- </w:t>
+            </w:r>
+            <w:r>
+              <w:rPr>
+                <w:rFonts w:ascii="Latha" w:hAnsi="Latha" w:cs="Latha"/>
+                <w:sz w:val="28"/>
+                <w:szCs w:val="28"/>
+                <w:cs/>
+                <w:lang w:bidi="ta-IN"/>
+              </w:rPr>
+              <w:lastRenderedPageBreak/>
+              <w:t>அ</w:t>
+            </w:r>
+            <w:r>
+              <w:rPr>
+                <w:rFonts w:ascii="BRH Tamil Tab Extra" w:hAnsi="BRH Tamil Tab Extra" w:cs="Latha"/>
+                <w:b/>
+                <w:sz w:val="32"/>
+                <w:szCs w:val="28"/>
+                <w:lang w:bidi="ta-IN"/>
+              </w:rPr>
+              <w:t>…</w:t>
+            </w:r>
+            <w:r>
+              <w:rPr>
+                <w:rFonts w:ascii="Latha" w:hAnsi="Latha" w:cs="Latha"/>
+                <w:sz w:val="28"/>
+                <w:szCs w:val="28"/>
+                <w:cs/>
+                <w:lang w:bidi="ta-IN"/>
+              </w:rPr>
+              <w:t>க்ஷா</w:t>
+            </w:r>
+            <w:r>
+              <w:rPr>
+                <w:rFonts w:ascii="BRH Tamil Tab Extra" w:hAnsi="BRH Tamil Tab Extra" w:cs="Latha"/>
+                <w:b/>
+                <w:sz w:val="32"/>
+                <w:szCs w:val="28"/>
+                <w:lang w:bidi="ta-IN"/>
+              </w:rPr>
+              <w:t>…</w:t>
+            </w:r>
+            <w:r>
+              <w:rPr>
+                <w:rFonts w:ascii="Latha" w:hAnsi="Latha" w:cs="Latha"/>
+                <w:sz w:val="28"/>
+                <w:szCs w:val="28"/>
+                <w:cs/>
+                <w:lang w:bidi="ta-IN"/>
+              </w:rPr>
+              <w:t>ப்</w:t>
+            </w:r>
+            <w:r>
+              <w:rPr>
+                <w:rFonts w:ascii="Latha" w:hAnsi="Latha" w:cs="Latha"/>
+                <w:b/>
+                <w:bCs/>
+                <w:position w:val="-12"/>
+                <w:sz w:val="28"/>
+                <w:szCs w:val="28"/>
+                <w:cs/>
+                <w:lang w:bidi="ta-IN"/>
+              </w:rPr>
+              <w:t>4</w:t>
+            </w:r>
+            <w:r>
+              <w:rPr>
+                <w:rFonts w:ascii="Latha" w:hAnsi="Latha" w:cs="Latha"/>
+                <w:sz w:val="28"/>
+                <w:szCs w:val="28"/>
+                <w:cs/>
+                <w:lang w:bidi="ta-IN"/>
+              </w:rPr>
+              <w:t>யா</w:t>
+            </w:r>
+            <w:r>
+              <w:rPr>
+                <w:rFonts w:ascii="BRH Tamil Tab Extra" w:hAnsi="BRH Tamil Tab Extra" w:cs="Latha"/>
+                <w:b/>
+                <w:sz w:val="32"/>
+                <w:szCs w:val="28"/>
+                <w:lang w:bidi="ta-IN"/>
+              </w:rPr>
+              <w:t>…</w:t>
+            </w:r>
+            <w:r>
+              <w:rPr>
+                <w:rFonts w:ascii="Latha" w:hAnsi="Latha" w:cs="Latha"/>
+                <w:sz w:val="28"/>
+                <w:szCs w:val="28"/>
+                <w:cs/>
+                <w:lang w:bidi="ta-IN"/>
+              </w:rPr>
+              <w:t xml:space="preserve">ம் </w:t>
+            </w:r>
+            <w:r>
+              <w:rPr>
+                <w:rFonts w:ascii="Latha" w:hAnsi="Latha" w:cs="Latha"/>
+                <w:sz w:val="28"/>
+                <w:szCs w:val="28"/>
+                <w:lang w:bidi="ta-IN"/>
+              </w:rPr>
+              <w:t>|</w:t>
+            </w:r>
+          </w:p>
+        </w:tc>
+        <w:tc>
+          <w:tcPr>
+            <w:tcW w:w="5386" w:type="dxa"/>
+          </w:tcPr>
+          <w:p>
+            <w:pPr>
+              <w:widowControl w:val="0"/>
+              <w:autoSpaceDE w:val="0"/>
+              <w:autoSpaceDN w:val="0"/>
+              <w:adjustRightInd w:val="0"/>
+              <w:spacing w:before="0" w:line="240" w:lineRule="auto"/>
+              <w:rPr>
+                <w:rFonts w:ascii="Latha" w:hAnsi="Latha" w:cs="Latha"/>
+                <w:sz w:val="28"/>
+                <w:szCs w:val="28"/>
+                <w:cs/>
+                <w:lang w:bidi="ta-IN"/>
+              </w:rPr>
+            </w:pPr>
+            <w:r>
+              <w:rPr>
+                <w:rFonts w:ascii="Latha" w:hAnsi="Latha" w:cs="Latha"/>
+                <w:sz w:val="28"/>
+                <w:szCs w:val="28"/>
+                <w:cs/>
+                <w:lang w:bidi="ta-IN"/>
+              </w:rPr>
+              <w:lastRenderedPageBreak/>
+              <w:t>அத்</w:t>
+            </w:r>
+            <w:r>
+              <w:rPr>
+                <w:rFonts w:ascii="Latha" w:hAnsi="Latha" w:cs="Latha"/>
+                <w:b/>
+                <w:bCs/>
+                <w:position w:val="-12"/>
+                <w:sz w:val="28"/>
+                <w:szCs w:val="28"/>
+                <w:cs/>
+                <w:lang w:bidi="ta-IN"/>
+              </w:rPr>
+              <w:t>3</w:t>
+            </w:r>
+            <w:r>
+              <w:rPr>
+                <w:rFonts w:ascii="Latha" w:hAnsi="Latha" w:cs="Latha"/>
+                <w:sz w:val="28"/>
+                <w:szCs w:val="28"/>
+                <w:cs/>
+                <w:lang w:bidi="ta-IN"/>
+              </w:rPr>
+              <w:t>த்</w:t>
+            </w:r>
+            <w:r>
+              <w:rPr>
+                <w:rFonts w:ascii="Latha" w:hAnsi="Latha" w:cs="Latha"/>
+                <w:b/>
+                <w:bCs/>
+                <w:position w:val="-12"/>
+                <w:sz w:val="28"/>
+                <w:szCs w:val="28"/>
+                <w:cs/>
+                <w:lang w:bidi="ta-IN"/>
+              </w:rPr>
+              <w:t>4</w:t>
+            </w:r>
+            <w:r>
+              <w:rPr>
+                <w:rFonts w:ascii="Latha" w:hAnsi="Latha" w:cs="Latha"/>
+                <w:sz w:val="28"/>
+                <w:szCs w:val="28"/>
+                <w:cs/>
+                <w:lang w:bidi="ta-IN"/>
+              </w:rPr>
+              <w:t>ய</w:t>
+            </w:r>
+            <w:r>
+              <w:rPr>
+                <w:rFonts w:ascii="BRH Tamil Tab Extra" w:hAnsi="BRH Tamil Tab Extra" w:cs="Latha"/>
+                <w:b/>
+                <w:sz w:val="36"/>
+                <w:szCs w:val="28"/>
+                <w:lang w:bidi="ta-IN"/>
+              </w:rPr>
+              <w:t>†</w:t>
+            </w:r>
+            <w:r>
+              <w:rPr>
+                <w:rFonts w:ascii="Latha" w:hAnsi="Latha" w:cs="Latha"/>
+                <w:sz w:val="28"/>
+                <w:szCs w:val="28"/>
+                <w:cs/>
+                <w:lang w:bidi="ta-IN"/>
+              </w:rPr>
+              <w:t>க்ஷாப்</w:t>
+            </w:r>
+            <w:r>
+              <w:rPr>
+                <w:rFonts w:ascii="Latha" w:hAnsi="Latha" w:cs="Latha"/>
+                <w:b/>
+                <w:bCs/>
+                <w:position w:val="-12"/>
+                <w:sz w:val="28"/>
+                <w:szCs w:val="28"/>
+                <w:cs/>
+                <w:lang w:bidi="ta-IN"/>
+              </w:rPr>
+              <w:t>4</w:t>
+            </w:r>
+            <w:r>
+              <w:rPr>
+                <w:rFonts w:ascii="Latha" w:hAnsi="Latha" w:cs="Latha"/>
+                <w:sz w:val="28"/>
+                <w:szCs w:val="28"/>
+                <w:cs/>
+                <w:lang w:bidi="ta-IN"/>
+              </w:rPr>
+              <w:t>யாங் க்</w:t>
+            </w:r>
+            <w:r>
+              <w:rPr>
+                <w:rFonts w:ascii="Latha" w:hAnsi="Latha" w:cs="Latha"/>
+                <w:b/>
+                <w:bCs/>
+                <w:position w:val="-12"/>
+                <w:sz w:val="28"/>
+                <w:szCs w:val="28"/>
+                <w:cs/>
+                <w:lang w:bidi="ta-IN"/>
+              </w:rPr>
+              <w:t>3</w:t>
+            </w:r>
+            <w:r>
+              <w:rPr>
+                <w:rFonts w:ascii="Latha" w:hAnsi="Latha" w:cs="Latha"/>
+                <w:b/>
+                <w:bCs/>
+                <w:i/>
+                <w:iCs/>
+                <w:sz w:val="28"/>
+                <w:szCs w:val="28"/>
+                <w:cs/>
+                <w:lang w:bidi="ta-IN"/>
+              </w:rPr>
+              <w:t>ரு</w:t>
+            </w:r>
+            <w:r>
+              <w:rPr>
+                <w:rFonts w:ascii="Latha" w:hAnsi="Latha" w:cs="Latha"/>
+                <w:sz w:val="28"/>
+                <w:szCs w:val="28"/>
+                <w:cs/>
+                <w:lang w:bidi="ta-IN"/>
+              </w:rPr>
+              <w:t xml:space="preserve">ஹ்ணாமி </w:t>
+            </w:r>
+            <w:r>
+              <w:rPr>
+                <w:rFonts w:ascii="Latha" w:hAnsi="Latha" w:cs="Latha"/>
+                <w:sz w:val="28"/>
+                <w:szCs w:val="28"/>
+                <w:lang w:bidi="ta-IN"/>
+              </w:rPr>
+              <w:t xml:space="preserve">| </w:t>
+            </w:r>
+            <w:r>
+              <w:rPr>
+                <w:rFonts w:ascii="Latha" w:hAnsi="Latha" w:cs="Latha"/>
+                <w:sz w:val="28"/>
+                <w:szCs w:val="28"/>
+                <w:highlight w:val="green"/>
+                <w:cs/>
+                <w:lang w:bidi="ta-IN"/>
+              </w:rPr>
+              <w:t>அ</w:t>
+            </w:r>
+            <w:r>
+              <w:rPr>
+                <w:rFonts w:ascii="Latha" w:hAnsi="Latha" w:cs="Latha"/>
+                <w:sz w:val="28"/>
+                <w:szCs w:val="28"/>
+                <w:cs/>
+                <w:lang w:bidi="ta-IN"/>
+              </w:rPr>
+              <w:t>த்</w:t>
+            </w:r>
+            <w:r>
+              <w:rPr>
+                <w:rFonts w:ascii="Latha" w:hAnsi="Latha" w:cs="Latha"/>
+                <w:b/>
+                <w:bCs/>
+                <w:position w:val="-12"/>
+                <w:sz w:val="28"/>
+                <w:szCs w:val="28"/>
+                <w:cs/>
+                <w:lang w:bidi="ta-IN"/>
+              </w:rPr>
+              <w:t>3</w:t>
+            </w:r>
+            <w:r>
+              <w:rPr>
+                <w:rFonts w:ascii="Latha" w:hAnsi="Latha" w:cs="Latha"/>
+                <w:sz w:val="28"/>
+                <w:szCs w:val="28"/>
+                <w:cs/>
+                <w:lang w:bidi="ta-IN"/>
+              </w:rPr>
+              <w:t>த்</w:t>
+            </w:r>
+            <w:r>
+              <w:rPr>
+                <w:rFonts w:ascii="Latha" w:hAnsi="Latha" w:cs="Latha"/>
+                <w:b/>
+                <w:bCs/>
+                <w:position w:val="-12"/>
+                <w:sz w:val="28"/>
+                <w:szCs w:val="28"/>
+                <w:cs/>
+                <w:lang w:bidi="ta-IN"/>
+              </w:rPr>
+              <w:t>4</w:t>
+            </w:r>
+            <w:r>
+              <w:rPr>
+                <w:rFonts w:ascii="Latha" w:hAnsi="Latha" w:cs="Latha"/>
+                <w:sz w:val="28"/>
+                <w:szCs w:val="28"/>
+                <w:cs/>
+                <w:lang w:bidi="ta-IN"/>
+              </w:rPr>
+              <w:t>ய</w:t>
+            </w:r>
+            <w:r>
+              <w:rPr>
+                <w:rFonts w:ascii="BRH Tamil Tab Extra" w:hAnsi="BRH Tamil Tab Extra" w:cs="Latha"/>
+                <w:b/>
+                <w:sz w:val="36"/>
+                <w:szCs w:val="28"/>
+                <w:lang w:bidi="ta-IN"/>
+              </w:rPr>
+              <w:t>†</w:t>
+            </w:r>
+            <w:r>
+              <w:rPr>
+                <w:rFonts w:ascii="Latha" w:hAnsi="Latha" w:cs="Latha"/>
+                <w:sz w:val="28"/>
+                <w:szCs w:val="28"/>
+                <w:cs/>
+                <w:lang w:bidi="ta-IN"/>
+              </w:rPr>
+              <w:t>க்ஷாப்</w:t>
+            </w:r>
+            <w:r>
+              <w:rPr>
+                <w:rFonts w:ascii="Latha" w:hAnsi="Latha" w:cs="Latha"/>
+                <w:b/>
+                <w:bCs/>
+                <w:position w:val="-12"/>
+                <w:sz w:val="28"/>
+                <w:szCs w:val="28"/>
+                <w:cs/>
+                <w:lang w:bidi="ta-IN"/>
+              </w:rPr>
+              <w:t>4</w:t>
+            </w:r>
+            <w:r>
+              <w:rPr>
+                <w:rFonts w:ascii="Latha" w:hAnsi="Latha" w:cs="Latha"/>
+                <w:sz w:val="28"/>
+                <w:szCs w:val="28"/>
+                <w:cs/>
+                <w:lang w:bidi="ta-IN"/>
+              </w:rPr>
+              <w:t>யா</w:t>
+            </w:r>
+            <w:r>
+              <w:rPr>
+                <w:rFonts w:ascii="BRH Tamil Tab Extra" w:hAnsi="BRH Tamil Tab Extra" w:cs="Latha"/>
+                <w:b/>
+                <w:sz w:val="32"/>
+                <w:szCs w:val="28"/>
+                <w:lang w:bidi="ta-IN"/>
+              </w:rPr>
+              <w:t>…</w:t>
+            </w:r>
+            <w:r>
+              <w:rPr>
+                <w:rFonts w:ascii="Latha" w:hAnsi="Latha" w:cs="Latha"/>
+                <w:sz w:val="28"/>
+                <w:szCs w:val="28"/>
+                <w:cs/>
+                <w:lang w:bidi="ta-IN"/>
+              </w:rPr>
+              <w:t>மித்யதி</w:t>
+            </w:r>
+            <w:r>
+              <w:rPr>
+                <w:rFonts w:ascii="BRH Tamil Tab Extra" w:hAnsi="BRH Tamil Tab Extra" w:cs="Latha"/>
+                <w:b/>
+                <w:sz w:val="36"/>
+                <w:szCs w:val="28"/>
+                <w:lang w:bidi="ta-IN"/>
+              </w:rPr>
+              <w:t>†</w:t>
+            </w:r>
+            <w:r>
+              <w:rPr>
+                <w:rFonts w:ascii="Latha" w:hAnsi="Latha" w:cs="Latha"/>
+                <w:b/>
+                <w:bCs/>
+                <w:position w:val="-12"/>
+                <w:sz w:val="28"/>
+                <w:szCs w:val="28"/>
+                <w:cs/>
+                <w:lang w:bidi="ta-IN"/>
+              </w:rPr>
+              <w:t>4</w:t>
+            </w:r>
+            <w:r>
+              <w:rPr>
+                <w:rFonts w:ascii="Latha" w:hAnsi="Latha" w:cs="Latha"/>
+                <w:sz w:val="28"/>
+                <w:szCs w:val="28"/>
+                <w:cs/>
+                <w:lang w:bidi="ta-IN"/>
+              </w:rPr>
+              <w:t xml:space="preserve"> </w:t>
+            </w:r>
+            <w:r>
+              <w:rPr>
+                <w:rFonts w:ascii="Latha" w:hAnsi="Latha" w:cs="Latha"/>
+                <w:sz w:val="28"/>
+                <w:szCs w:val="28"/>
+                <w:lang w:bidi="ta-IN"/>
+              </w:rPr>
+              <w:t xml:space="preserve">- </w:t>
+            </w:r>
+            <w:r>
+              <w:rPr>
+                <w:rFonts w:ascii="Latha" w:hAnsi="Latha" w:cs="Latha"/>
+                <w:sz w:val="28"/>
+                <w:szCs w:val="28"/>
+                <w:cs/>
+                <w:lang w:bidi="ta-IN"/>
+              </w:rPr>
+              <w:lastRenderedPageBreak/>
+              <w:t>அ</w:t>
+            </w:r>
+            <w:r>
+              <w:rPr>
+                <w:rFonts w:ascii="BRH Tamil Tab Extra" w:hAnsi="BRH Tamil Tab Extra" w:cs="Latha"/>
+                <w:b/>
+                <w:sz w:val="32"/>
+                <w:szCs w:val="28"/>
+                <w:lang w:bidi="ta-IN"/>
+              </w:rPr>
+              <w:t>…</w:t>
+            </w:r>
+            <w:r>
+              <w:rPr>
+                <w:rFonts w:ascii="Latha" w:hAnsi="Latha" w:cs="Latha"/>
+                <w:sz w:val="28"/>
+                <w:szCs w:val="28"/>
+                <w:cs/>
+                <w:lang w:bidi="ta-IN"/>
+              </w:rPr>
+              <w:t>க்ஷா</w:t>
+            </w:r>
+            <w:r>
+              <w:rPr>
+                <w:rFonts w:ascii="BRH Tamil Tab Extra" w:hAnsi="BRH Tamil Tab Extra" w:cs="Latha"/>
+                <w:b/>
+                <w:sz w:val="32"/>
+                <w:szCs w:val="28"/>
+                <w:lang w:bidi="ta-IN"/>
+              </w:rPr>
+              <w:t>…</w:t>
+            </w:r>
+            <w:r>
+              <w:rPr>
+                <w:rFonts w:ascii="Latha" w:hAnsi="Latha" w:cs="Latha"/>
+                <w:sz w:val="28"/>
+                <w:szCs w:val="28"/>
+                <w:cs/>
+                <w:lang w:bidi="ta-IN"/>
+              </w:rPr>
+              <w:t>ப்</w:t>
+            </w:r>
+            <w:r>
+              <w:rPr>
+                <w:rFonts w:ascii="Latha" w:hAnsi="Latha" w:cs="Latha"/>
+                <w:b/>
+                <w:bCs/>
+                <w:position w:val="-12"/>
+                <w:sz w:val="28"/>
+                <w:szCs w:val="28"/>
+                <w:cs/>
+                <w:lang w:bidi="ta-IN"/>
+              </w:rPr>
+              <w:t>4</w:t>
+            </w:r>
+            <w:r>
+              <w:rPr>
+                <w:rFonts w:ascii="Latha" w:hAnsi="Latha" w:cs="Latha"/>
+                <w:sz w:val="28"/>
+                <w:szCs w:val="28"/>
+                <w:cs/>
+                <w:lang w:bidi="ta-IN"/>
+              </w:rPr>
+              <w:t>யா</w:t>
+            </w:r>
+            <w:r>
+              <w:rPr>
+                <w:rFonts w:ascii="BRH Tamil Tab Extra" w:hAnsi="BRH Tamil Tab Extra" w:cs="Latha"/>
+                <w:b/>
+                <w:sz w:val="32"/>
+                <w:szCs w:val="28"/>
+                <w:lang w:bidi="ta-IN"/>
+              </w:rPr>
+              <w:t>…</w:t>
+            </w:r>
+            <w:r>
+              <w:rPr>
+                <w:rFonts w:ascii="Latha" w:hAnsi="Latha" w:cs="Latha"/>
+                <w:sz w:val="28"/>
+                <w:szCs w:val="28"/>
+                <w:cs/>
+                <w:lang w:bidi="ta-IN"/>
+              </w:rPr>
+              <w:t xml:space="preserve">ம் </w:t>
+            </w:r>
+            <w:r>
+              <w:rPr>
+                <w:rFonts w:ascii="Latha" w:hAnsi="Latha" w:cs="Latha"/>
+                <w:sz w:val="28"/>
+                <w:szCs w:val="28"/>
+                <w:lang w:bidi="ta-IN"/>
+              </w:rPr>
+              <w:t>|</w:t>
             </w:r>
           </w:p>
         </w:tc>
@@ -794,22 +3709,19 @@
           <w:sz w:val="32"/>
           <w:szCs w:val="32"/>
           <w:u w:val="single"/>
-          <w:lang w:val="it-IT"/>
         </w:rPr>
       </w:pPr>
-    </w:p>
-    <w:p>
-      <w:pPr>
-        <w:jc w:val="center"/>
+      <w:r>
         <w:rPr>
           <w:b/>
           <w:bCs/>
           <w:sz w:val="32"/>
           <w:szCs w:val="32"/>
           <w:u w:val="single"/>
-          <w:lang w:val="it-IT"/>
         </w:rPr>
-      </w:pPr>
+        <w:lastRenderedPageBreak/>
+        <w:t>=================</w:t>
+      </w:r>
     </w:p>
     <w:p>
       <w:pPr>
@@ -1923,7 +4835,6 @@
                 <w:sz w:val="32"/>
                 <w:szCs w:val="32"/>
               </w:rPr>
-              <w:lastRenderedPageBreak/>
               <w:t>Reference</w:t>
             </w:r>
           </w:p>
@@ -1950,7 +4861,6 @@
                 <w:sz w:val="32"/>
                 <w:szCs w:val="32"/>
               </w:rPr>
-              <w:lastRenderedPageBreak/>
               <w:t>As Printed</w:t>
             </w:r>
           </w:p>
@@ -3128,6 +6038,7 @@
                 <w:sz w:val="28"/>
                 <w:szCs w:val="32"/>
               </w:rPr>
+              <w:lastRenderedPageBreak/>
               <w:t>T.S.</w:t>
             </w:r>
             <w:r>
@@ -5541,7 +8452,6 @@
                 <w:cs/>
                 <w:lang w:bidi="ta-IN"/>
               </w:rPr>
-              <w:lastRenderedPageBreak/>
               <w:t>தஸ்மா</w:t>
             </w:r>
             <w:r>
@@ -5710,7 +8620,6 @@
                 <w:cs/>
                 <w:lang w:bidi="ta-IN"/>
               </w:rPr>
-              <w:lastRenderedPageBreak/>
               <w:t>ஶ</w:t>
             </w:r>
             <w:r>
@@ -5830,7 +8739,6 @@
                 <w:cs/>
                 <w:lang w:bidi="ta-IN"/>
               </w:rPr>
-              <w:lastRenderedPageBreak/>
               <w:t>தஸ்மா</w:t>
             </w:r>
             <w:r>
@@ -6042,7 +8950,6 @@
                 <w:sz w:val="28"/>
                 <w:szCs w:val="32"/>
               </w:rPr>
-              <w:lastRenderedPageBreak/>
               <w:t>T.S.3.2.11.1 – Kramam</w:t>
             </w:r>
           </w:p>
@@ -6699,6 +9606,7 @@
           <w:szCs w:val="40"/>
           <w:lang w:val="en-IN" w:eastAsia="en-IN"/>
         </w:rPr>
+        <w:lastRenderedPageBreak/>
         <w:t xml:space="preserve">"zlÉ" </w:t>
       </w:r>
       <w:r>
@@ -6707,16 +9615,7 @@
           <w:bCs/>
           <w:sz w:val="32"/>
         </w:rPr>
-        <w:t xml:space="preserve">replaced </w:t>
-      </w:r>
-      <w:proofErr w:type="gramStart"/>
-      <w:r>
-        <w:rPr>
-          <w:b/>
-          <w:bCs/>
-          <w:sz w:val="32"/>
-        </w:rPr>
-        <w:t>with</w:t>
+        <w:t>replaced with</w:t>
       </w:r>
       <w:r>
         <w:rPr>
@@ -6738,7 +9637,6 @@
         </w:rPr>
         <w:t>"</w:t>
       </w:r>
-      <w:proofErr w:type="gramEnd"/>
       <w:r>
         <w:rPr>
           <w:rFonts w:ascii="BRH Devanagari" w:hAnsi="BRH Devanagari" w:cs="BRH Devanagari"/>
@@ -7182,6 +10080,7 @@
       <w:pBdr>
         <w:top w:val="single" w:sz="4" w:space="1" w:color="auto"/>
       </w:pBdr>
+      <w:jc w:val="right"/>
       <w:rPr>
         <w:b/>
         <w:bCs/>
@@ -7228,14 +10127,35 @@
         <w:bCs/>
       </w:rPr>
       <w:tab/>
-      <w:t xml:space="preserve">              v</w:t>
+      <w:t xml:space="preserve">              </w:t>
     </w:r>
     <w:r>
       <w:rPr>
         <w:b/>
         <w:bCs/>
       </w:rPr>
-      <w:t>edavms@gmail.com</w:t>
+      <w:t>www.</w:t>
+    </w:r>
+    <w:r>
+      <w:rPr>
+        <w:b/>
+        <w:bCs/>
+      </w:rPr>
+      <w:t>v</w:t>
+    </w:r>
+    <w:r>
+      <w:rPr>
+        <w:b/>
+        <w:bCs/>
+      </w:rPr>
+      <w:t>edavms</w:t>
+    </w:r>
+    <w:r>
+      <w:rPr>
+        <w:b/>
+        <w:bCs/>
+      </w:rPr>
+      <w:t>.in</w:t>
     </w:r>
     <w:r>
       <w:rPr>
@@ -7254,6 +10174,9 @@
     </w:r>
     <w:r>
       <w:tab/>
+    </w:r>
+    <w:r>
+      <w:t xml:space="preserve">            </w:t>
     </w:r>
     <w:r>
       <w:tab/>
@@ -7363,6 +10286,7 @@
       <w:pBdr>
         <w:top w:val="single" w:sz="4" w:space="1" w:color="auto"/>
       </w:pBdr>
+      <w:jc w:val="right"/>
       <w:rPr>
         <w:b/>
         <w:bCs/>
@@ -7448,6 +10372,9 @@
     </w:r>
     <w:r>
       <w:tab/>
+    </w:r>
+    <w:r>
+      <w:t xml:space="preserve">           </w:t>
     </w:r>
     <w:r>
       <w:tab/>
@@ -8001,7 +10928,7 @@
   <w:style w:type="paragraph" w:default="1" w:styleId="Normal">
     <w:name w:val="Normal"/>
     <w:qFormat/>
-    <w:rsid w:val="00076C05"/>
+    <w:rsid w:val="006A62E4"/>
     <w:pPr>
       <w:spacing w:before="120" w:line="276" w:lineRule="auto"/>
     </w:pPr>

--- a/TS-Kramam/TS-3.2/TS 3.2 Tamil Krama Paatam Corrections.docx
+++ b/TS-Kramam/TS-3.2/TS 3.2 Tamil Krama Paatam Corrections.docx
@@ -117,7 +117,8 @@
         <w:tblLook w:val="04A0" w:firstRow="1" w:lastRow="0" w:firstColumn="1" w:lastColumn="0" w:noHBand="0" w:noVBand="1"/>
       </w:tblPr>
       <w:tblGrid>
-        <w:gridCol w:w="3906"/>
+        <w:gridCol w:w="78"/>
+        <w:gridCol w:w="3828"/>
         <w:gridCol w:w="5103"/>
         <w:gridCol w:w="5386"/>
       </w:tblGrid>
@@ -125,6 +126,7 @@
         <w:tc>
           <w:tcPr>
             <w:tcW w:w="3906" w:type="dxa"/>
+            <w:gridSpan w:val="2"/>
           </w:tcPr>
           <w:p>
             <w:pPr>
@@ -230,6 +232,7 @@
         <w:tc>
           <w:tcPr>
             <w:tcW w:w="3906" w:type="dxa"/>
+            <w:gridSpan w:val="2"/>
           </w:tcPr>
           <w:p>
             <w:pPr>
@@ -248,7 +251,7 @@
                 <w:color w:val="000000"/>
                 <w:sz w:val="28"/>
                 <w:szCs w:val="32"/>
-                <w:lang w:val="it-IT"/>
+                <w:lang w:val="en-IN"/>
               </w:rPr>
             </w:pPr>
             <w:r>
@@ -258,7 +261,7 @@
                 <w:bCs/>
                 <w:sz w:val="28"/>
                 <w:szCs w:val="28"/>
-                <w:lang w:val="it-IT" w:eastAsia="en-IN" w:bidi="ml-IN"/>
+                <w:lang w:val="en-IN" w:eastAsia="en-IN" w:bidi="ml-IN"/>
               </w:rPr>
               <w:t xml:space="preserve">TS 3.2.2.1 - </w:t>
             </w:r>
@@ -269,7 +272,7 @@
                 <w:color w:val="000000"/>
                 <w:sz w:val="28"/>
                 <w:szCs w:val="32"/>
-                <w:lang w:val="it-IT"/>
+                <w:lang w:val="en-IN"/>
               </w:rPr>
               <w:t>Kramam</w:t>
             </w:r>
@@ -289,7 +292,7 @@
                 <w:bCs/>
                 <w:sz w:val="28"/>
                 <w:szCs w:val="28"/>
-                <w:lang w:val="it-IT" w:eastAsia="en-IN" w:bidi="ml-IN"/>
+                <w:lang w:val="en-IN" w:eastAsia="en-IN" w:bidi="ml-IN"/>
               </w:rPr>
             </w:pPr>
             <w:r>
@@ -299,7 +302,7 @@
                 <w:color w:val="000000"/>
                 <w:sz w:val="28"/>
                 <w:szCs w:val="32"/>
-                <w:lang w:val="it-IT"/>
+                <w:lang w:val="en-IN"/>
               </w:rPr>
               <w:t>Krama Vaakyam No</w:t>
             </w:r>
@@ -310,7 +313,7 @@
                 <w:bCs/>
                 <w:sz w:val="28"/>
                 <w:szCs w:val="28"/>
-                <w:lang w:val="it-IT" w:eastAsia="en-IN" w:bidi="ml-IN"/>
+                <w:lang w:val="en-IN" w:eastAsia="en-IN" w:bidi="ml-IN"/>
               </w:rPr>
               <w:t>. 44</w:t>
             </w:r>
@@ -694,7 +697,7 @@
                 <w:b/>
                 <w:sz w:val="32"/>
                 <w:szCs w:val="28"/>
-                <w:lang w:bidi="ta-IN"/>
+                <w:lang w:val="it-IT" w:bidi="ta-IN"/>
               </w:rPr>
               <w:t>…</w:t>
             </w:r>
@@ -714,7 +717,7 @@
                 <w:b/>
                 <w:sz w:val="36"/>
                 <w:szCs w:val="28"/>
-                <w:lang w:bidi="ta-IN"/>
+                <w:lang w:val="it-IT" w:bidi="ta-IN"/>
               </w:rPr>
               <w:t>†</w:t>
             </w:r>
@@ -734,7 +737,7 @@
                 <w:b/>
                 <w:sz w:val="32"/>
                 <w:szCs w:val="28"/>
-                <w:lang w:bidi="ta-IN"/>
+                <w:lang w:val="it-IT" w:bidi="ta-IN"/>
               </w:rPr>
               <w:t>…</w:t>
             </w:r>
@@ -754,7 +757,7 @@
                 <w:b/>
                 <w:sz w:val="36"/>
                 <w:szCs w:val="28"/>
-                <w:lang w:bidi="ta-IN"/>
+                <w:lang w:val="it-IT" w:bidi="ta-IN"/>
               </w:rPr>
               <w:t>†</w:t>
             </w:r>
@@ -796,7 +799,7 @@
                 <w:rFonts w:ascii="Latha" w:hAnsi="Latha" w:cs="Latha"/>
                 <w:sz w:val="28"/>
                 <w:szCs w:val="28"/>
-                <w:lang w:bidi="ta-IN"/>
+                <w:lang w:val="it-IT" w:bidi="ta-IN"/>
               </w:rPr>
               <w:t xml:space="preserve">| </w:t>
             </w:r>
@@ -816,7 +819,7 @@
                 <w:b/>
                 <w:sz w:val="32"/>
                 <w:szCs w:val="28"/>
-                <w:lang w:bidi="ta-IN"/>
+                <w:lang w:val="it-IT" w:bidi="ta-IN"/>
               </w:rPr>
               <w:t>…</w:t>
             </w:r>
@@ -847,7 +850,7 @@
                 <w:b/>
                 <w:sz w:val="32"/>
                 <w:szCs w:val="28"/>
-                <w:lang w:bidi="ta-IN"/>
+                <w:lang w:val="it-IT" w:bidi="ta-IN"/>
               </w:rPr>
               <w:t>…</w:t>
             </w:r>
@@ -867,7 +870,7 @@
                 <w:b/>
                 <w:sz w:val="36"/>
                 <w:szCs w:val="28"/>
-                <w:lang w:bidi="ta-IN"/>
+                <w:lang w:val="it-IT" w:bidi="ta-IN"/>
               </w:rPr>
               <w:t>†</w:t>
             </w:r>
@@ -876,7 +879,7 @@
                 <w:rFonts w:ascii="Latha" w:hAnsi="Latha" w:cs="Latha"/>
                 <w:sz w:val="28"/>
                 <w:szCs w:val="28"/>
-                <w:lang w:bidi="ta-IN"/>
+                <w:lang w:val="it-IT" w:bidi="ta-IN"/>
               </w:rPr>
               <w:t xml:space="preserve"> </w:t>
             </w:r>
@@ -896,7 +899,7 @@
                 <w:b/>
                 <w:sz w:val="32"/>
                 <w:szCs w:val="28"/>
-                <w:lang w:bidi="ta-IN"/>
+                <w:lang w:val="it-IT" w:bidi="ta-IN"/>
               </w:rPr>
               <w:t>…</w:t>
             </w:r>
@@ -915,7 +918,7 @@
                 <w:rFonts w:ascii="Latha" w:hAnsi="Latha" w:cs="Latha"/>
                 <w:sz w:val="28"/>
                 <w:szCs w:val="28"/>
-                <w:lang w:bidi="ta-IN"/>
+                <w:lang w:val="it-IT" w:bidi="ta-IN"/>
               </w:rPr>
               <w:t xml:space="preserve">- </w:t>
             </w:r>
@@ -935,7 +938,7 @@
                 <w:b/>
                 <w:sz w:val="32"/>
                 <w:szCs w:val="28"/>
-                <w:lang w:bidi="ta-IN"/>
+                <w:lang w:val="it-IT" w:bidi="ta-IN"/>
               </w:rPr>
               <w:t>…</w:t>
             </w:r>
@@ -955,7 +958,7 @@
                 <w:b/>
                 <w:sz w:val="32"/>
                 <w:szCs w:val="28"/>
-                <w:lang w:bidi="ta-IN"/>
+                <w:lang w:val="it-IT" w:bidi="ta-IN"/>
               </w:rPr>
               <w:t>…</w:t>
             </w:r>
@@ -964,9 +967,18 @@
                 <w:rFonts w:ascii="Latha" w:hAnsi="Latha" w:cs="Latha"/>
                 <w:sz w:val="28"/>
                 <w:szCs w:val="28"/>
-                <w:lang w:bidi="ta-IN"/>
-              </w:rPr>
-              <w:t xml:space="preserve"> |</w:t>
+                <w:lang w:val="it-IT" w:bidi="ta-IN"/>
+              </w:rPr>
+              <w:t xml:space="preserve"> </w:t>
+            </w:r>
+            <w:r>
+              <w:rPr>
+                <w:rFonts w:ascii="Latha" w:hAnsi="Latha" w:cs="Latha"/>
+                <w:sz w:val="28"/>
+                <w:szCs w:val="28"/>
+                <w:lang w:bidi="ta-IN"/>
+              </w:rPr>
+              <w:t>|</w:t>
             </w:r>
           </w:p>
         </w:tc>
@@ -978,6 +990,7 @@
         <w:tc>
           <w:tcPr>
             <w:tcW w:w="3906" w:type="dxa"/>
+            <w:gridSpan w:val="2"/>
           </w:tcPr>
           <w:p>
             <w:pPr>
@@ -996,7 +1009,7 @@
                 <w:color w:val="000000"/>
                 <w:sz w:val="28"/>
                 <w:szCs w:val="32"/>
-                <w:lang w:val="it-IT"/>
+                <w:lang w:val="en-IN"/>
               </w:rPr>
             </w:pPr>
             <w:r>
@@ -1006,7 +1019,7 @@
                 <w:bCs/>
                 <w:sz w:val="28"/>
                 <w:szCs w:val="28"/>
-                <w:lang w:val="it-IT" w:eastAsia="en-IN" w:bidi="ml-IN"/>
+                <w:lang w:val="en-IN" w:eastAsia="en-IN" w:bidi="ml-IN"/>
               </w:rPr>
               <w:t xml:space="preserve">TS 3.2.2.3- </w:t>
             </w:r>
@@ -1017,7 +1030,7 @@
                 <w:color w:val="000000"/>
                 <w:sz w:val="28"/>
                 <w:szCs w:val="32"/>
-                <w:lang w:val="it-IT"/>
+                <w:lang w:val="en-IN"/>
               </w:rPr>
               <w:t>Kramam</w:t>
             </w:r>
@@ -1037,7 +1050,7 @@
                 <w:bCs/>
                 <w:sz w:val="28"/>
                 <w:szCs w:val="28"/>
-                <w:lang w:val="it-IT" w:eastAsia="en-IN" w:bidi="ml-IN"/>
+                <w:lang w:val="en-IN" w:eastAsia="en-IN" w:bidi="ml-IN"/>
               </w:rPr>
             </w:pPr>
             <w:r>
@@ -1047,7 +1060,7 @@
                 <w:color w:val="000000"/>
                 <w:sz w:val="28"/>
                 <w:szCs w:val="32"/>
-                <w:lang w:val="it-IT"/>
+                <w:lang w:val="en-IN"/>
               </w:rPr>
               <w:t>Krama Vaakyam No</w:t>
             </w:r>
@@ -1058,7 +1071,7 @@
                 <w:bCs/>
                 <w:sz w:val="28"/>
                 <w:szCs w:val="28"/>
-                <w:lang w:val="it-IT" w:eastAsia="en-IN" w:bidi="ml-IN"/>
+                <w:lang w:val="en-IN" w:eastAsia="en-IN" w:bidi="ml-IN"/>
               </w:rPr>
               <w:t>. 21</w:t>
             </w:r>
@@ -1130,7 +1143,7 @@
                 <w:b/>
                 <w:sz w:val="32"/>
                 <w:szCs w:val="28"/>
-                <w:lang w:bidi="ta-IN"/>
+                <w:lang w:val="it-IT" w:bidi="ta-IN"/>
               </w:rPr>
               <w:t>…</w:t>
             </w:r>
@@ -1164,7 +1177,7 @@
                 <w:b/>
                 <w:sz w:val="32"/>
                 <w:szCs w:val="28"/>
-                <w:lang w:bidi="ta-IN"/>
+                <w:lang w:val="it-IT" w:bidi="ta-IN"/>
               </w:rPr>
               <w:t>…</w:t>
             </w:r>
@@ -1184,7 +1197,7 @@
                 <w:b/>
                 <w:sz w:val="32"/>
                 <w:szCs w:val="28"/>
-                <w:lang w:bidi="ta-IN"/>
+                <w:lang w:val="it-IT" w:bidi="ta-IN"/>
               </w:rPr>
               <w:t>…</w:t>
             </w:r>
@@ -1204,7 +1217,7 @@
                 <w:b/>
                 <w:sz w:val="36"/>
                 <w:szCs w:val="28"/>
-                <w:lang w:bidi="ta-IN"/>
+                <w:lang w:val="it-IT" w:bidi="ta-IN"/>
               </w:rPr>
               <w:t>†</w:t>
             </w:r>
@@ -1213,7 +1226,7 @@
                 <w:rFonts w:ascii="Latha" w:hAnsi="Latha" w:cs="Latha"/>
                 <w:sz w:val="28"/>
                 <w:szCs w:val="28"/>
-                <w:lang w:bidi="ta-IN"/>
+                <w:lang w:val="it-IT" w:bidi="ta-IN"/>
               </w:rPr>
               <w:t xml:space="preserve"> </w:t>
             </w:r>
@@ -1256,7 +1269,7 @@
                 <w:rFonts w:ascii="Latha" w:hAnsi="Latha" w:cs="Latha"/>
                 <w:sz w:val="28"/>
                 <w:szCs w:val="28"/>
-                <w:lang w:bidi="ta-IN"/>
+                <w:lang w:val="it-IT" w:bidi="ta-IN"/>
               </w:rPr>
               <w:t xml:space="preserve">- </w:t>
             </w:r>
@@ -1276,7 +1289,7 @@
                 <w:b/>
                 <w:sz w:val="32"/>
                 <w:szCs w:val="28"/>
-                <w:lang w:bidi="ta-IN"/>
+                <w:lang w:val="it-IT" w:bidi="ta-IN"/>
               </w:rPr>
               <w:t>…</w:t>
             </w:r>
@@ -1295,7 +1308,7 @@
                 <w:rFonts w:ascii="Latha" w:hAnsi="Latha" w:cs="Latha"/>
                 <w:sz w:val="28"/>
                 <w:szCs w:val="28"/>
-                <w:lang w:bidi="ta-IN"/>
+                <w:lang w:val="it-IT" w:bidi="ta-IN"/>
               </w:rPr>
               <w:t xml:space="preserve">| </w:t>
             </w:r>
@@ -1315,7 +1328,7 @@
                 <w:b/>
                 <w:sz w:val="36"/>
                 <w:szCs w:val="28"/>
-                <w:lang w:bidi="ta-IN"/>
+                <w:lang w:val="it-IT" w:bidi="ta-IN"/>
               </w:rPr>
               <w:t>†</w:t>
             </w:r>
@@ -1359,7 +1372,7 @@
                 <w:sz w:val="36"/>
                 <w:szCs w:val="28"/>
                 <w:highlight w:val="yellow"/>
-                <w:lang w:bidi="ta-IN"/>
+                <w:lang w:val="it-IT" w:bidi="ta-IN"/>
               </w:rPr>
               <w:t>óè</w:t>
             </w:r>
@@ -1368,7 +1381,7 @@
                 <w:rFonts w:ascii="Latha" w:hAnsi="Latha" w:cs="Latha"/>
                 <w:sz w:val="28"/>
                 <w:szCs w:val="28"/>
-                <w:lang w:bidi="ta-IN"/>
+                <w:lang w:val="it-IT" w:bidi="ta-IN"/>
               </w:rPr>
               <w:t xml:space="preserve"> </w:t>
             </w:r>
@@ -1377,7 +1390,7 @@
                 <w:rFonts w:ascii="Latha" w:hAnsi="Latha" w:cs="Latha"/>
                 <w:sz w:val="28"/>
                 <w:szCs w:val="28"/>
-                <w:lang w:bidi="ta-IN"/>
+                <w:lang w:val="it-IT" w:bidi="ta-IN"/>
               </w:rPr>
               <w:br/>
             </w:r>
@@ -1421,7 +1434,7 @@
                 <w:b/>
                 <w:sz w:val="32"/>
                 <w:szCs w:val="28"/>
-                <w:lang w:bidi="ta-IN"/>
+                <w:lang w:val="it-IT" w:bidi="ta-IN"/>
               </w:rPr>
               <w:t>…</w:t>
             </w:r>
@@ -1440,7 +1453,7 @@
                 <w:rFonts w:ascii="Latha" w:hAnsi="Latha" w:cs="Latha"/>
                 <w:sz w:val="28"/>
                 <w:szCs w:val="28"/>
-                <w:lang w:bidi="ta-IN"/>
+                <w:lang w:val="it-IT" w:bidi="ta-IN"/>
               </w:rPr>
               <w:t>|</w:t>
             </w:r>
@@ -1480,7 +1493,7 @@
                 <w:b/>
                 <w:sz w:val="32"/>
                 <w:szCs w:val="28"/>
-                <w:lang w:bidi="ta-IN"/>
+                <w:lang w:val="it-IT" w:bidi="ta-IN"/>
               </w:rPr>
               <w:t>…</w:t>
             </w:r>
@@ -1514,7 +1527,7 @@
                 <w:b/>
                 <w:sz w:val="32"/>
                 <w:szCs w:val="28"/>
-                <w:lang w:bidi="ta-IN"/>
+                <w:lang w:val="it-IT" w:bidi="ta-IN"/>
               </w:rPr>
               <w:t>…</w:t>
             </w:r>
@@ -1534,7 +1547,7 @@
                 <w:b/>
                 <w:sz w:val="32"/>
                 <w:szCs w:val="28"/>
-                <w:lang w:bidi="ta-IN"/>
+                <w:lang w:val="it-IT" w:bidi="ta-IN"/>
               </w:rPr>
               <w:t>…</w:t>
             </w:r>
@@ -1554,7 +1567,7 @@
                 <w:b/>
                 <w:sz w:val="36"/>
                 <w:szCs w:val="28"/>
-                <w:lang w:bidi="ta-IN"/>
+                <w:lang w:val="it-IT" w:bidi="ta-IN"/>
               </w:rPr>
               <w:t>†</w:t>
             </w:r>
@@ -1563,7 +1576,7 @@
                 <w:rFonts w:ascii="Latha" w:hAnsi="Latha" w:cs="Latha"/>
                 <w:sz w:val="28"/>
                 <w:szCs w:val="28"/>
-                <w:lang w:bidi="ta-IN"/>
+                <w:lang w:val="it-IT" w:bidi="ta-IN"/>
               </w:rPr>
               <w:t xml:space="preserve"> </w:t>
             </w:r>
@@ -1606,7 +1619,7 @@
                 <w:rFonts w:ascii="Latha" w:hAnsi="Latha" w:cs="Latha"/>
                 <w:sz w:val="28"/>
                 <w:szCs w:val="28"/>
-                <w:lang w:bidi="ta-IN"/>
+                <w:lang w:val="it-IT" w:bidi="ta-IN"/>
               </w:rPr>
               <w:t xml:space="preserve">- </w:t>
             </w:r>
@@ -1626,7 +1639,7 @@
                 <w:b/>
                 <w:sz w:val="32"/>
                 <w:szCs w:val="28"/>
-                <w:lang w:bidi="ta-IN"/>
+                <w:lang w:val="it-IT" w:bidi="ta-IN"/>
               </w:rPr>
               <w:t>…</w:t>
             </w:r>
@@ -1645,7 +1658,7 @@
                 <w:rFonts w:ascii="Latha" w:hAnsi="Latha" w:cs="Latha"/>
                 <w:sz w:val="28"/>
                 <w:szCs w:val="28"/>
-                <w:lang w:bidi="ta-IN"/>
+                <w:lang w:val="it-IT" w:bidi="ta-IN"/>
               </w:rPr>
               <w:t xml:space="preserve">| </w:t>
             </w:r>
@@ -1665,7 +1678,7 @@
                 <w:b/>
                 <w:sz w:val="36"/>
                 <w:szCs w:val="28"/>
-                <w:lang w:bidi="ta-IN"/>
+                <w:lang w:val="it-IT" w:bidi="ta-IN"/>
               </w:rPr>
               <w:t>†</w:t>
             </w:r>
@@ -1708,6 +1721,7 @@
                 <w:sz w:val="40"/>
                 <w:szCs w:val="40"/>
                 <w:highlight w:val="green"/>
+                <w:lang w:val="it-IT"/>
               </w:rPr>
               <w:t>ò</w:t>
             </w:r>
@@ -1762,7 +1776,7 @@
                 <w:b/>
                 <w:sz w:val="32"/>
                 <w:szCs w:val="28"/>
-                <w:lang w:bidi="ta-IN"/>
+                <w:lang w:val="it-IT" w:bidi="ta-IN"/>
               </w:rPr>
               <w:t>…</w:t>
             </w:r>
@@ -1781,7 +1795,7 @@
                 <w:rFonts w:ascii="Latha" w:hAnsi="Latha" w:cs="Latha"/>
                 <w:sz w:val="28"/>
                 <w:szCs w:val="28"/>
-                <w:lang w:bidi="ta-IN"/>
+                <w:lang w:val="it-IT" w:bidi="ta-IN"/>
               </w:rPr>
               <w:t>|</w:t>
             </w:r>
@@ -1795,6 +1809,7 @@
         <w:tc>
           <w:tcPr>
             <w:tcW w:w="3906" w:type="dxa"/>
+            <w:gridSpan w:val="2"/>
           </w:tcPr>
           <w:p>
             <w:pPr>
@@ -1967,7 +1982,7 @@
                 <w:b/>
                 <w:sz w:val="32"/>
                 <w:szCs w:val="28"/>
-                <w:lang w:bidi="ta-IN"/>
+                <w:lang w:val="it-IT" w:bidi="ta-IN"/>
               </w:rPr>
               <w:t>…</w:t>
             </w:r>
@@ -1987,7 +2002,7 @@
                 <w:b/>
                 <w:sz w:val="36"/>
                 <w:szCs w:val="28"/>
-                <w:lang w:bidi="ta-IN"/>
+                <w:lang w:val="it-IT" w:bidi="ta-IN"/>
               </w:rPr>
               <w:t>†</w:t>
             </w:r>
@@ -2029,7 +2044,7 @@
                 <w:b/>
                 <w:sz w:val="32"/>
                 <w:szCs w:val="28"/>
-                <w:lang w:bidi="ta-IN"/>
+                <w:lang w:val="it-IT" w:bidi="ta-IN"/>
               </w:rPr>
               <w:t>…</w:t>
             </w:r>
@@ -2083,7 +2098,7 @@
                 <w:rFonts w:ascii="Latha" w:hAnsi="Latha" w:cs="Latha"/>
                 <w:sz w:val="28"/>
                 <w:szCs w:val="28"/>
-                <w:lang w:bidi="ta-IN"/>
+                <w:lang w:val="it-IT" w:bidi="ta-IN"/>
               </w:rPr>
               <w:t xml:space="preserve">| </w:t>
             </w:r>
@@ -2103,7 +2118,7 @@
                 <w:b/>
                 <w:sz w:val="32"/>
                 <w:szCs w:val="28"/>
-                <w:lang w:bidi="ta-IN"/>
+                <w:lang w:val="it-IT" w:bidi="ta-IN"/>
               </w:rPr>
               <w:t>…</w:t>
             </w:r>
@@ -2124,7 +2139,7 @@
                 <w:sz w:val="36"/>
                 <w:szCs w:val="28"/>
                 <w:highlight w:val="yellow"/>
-                <w:lang w:bidi="ta-IN"/>
+                <w:lang w:val="it-IT" w:bidi="ta-IN"/>
               </w:rPr>
               <w:t>†</w:t>
             </w:r>
@@ -2145,7 +2160,7 @@
                 <w:b/>
                 <w:sz w:val="32"/>
                 <w:szCs w:val="28"/>
-                <w:lang w:bidi="ta-IN"/>
+                <w:lang w:val="it-IT" w:bidi="ta-IN"/>
               </w:rPr>
               <w:t>…</w:t>
             </w:r>
@@ -2154,7 +2169,7 @@
                 <w:rFonts w:ascii="Latha" w:hAnsi="Latha" w:cs="Latha"/>
                 <w:sz w:val="28"/>
                 <w:szCs w:val="28"/>
-                <w:lang w:bidi="ta-IN"/>
+                <w:lang w:val="it-IT" w:bidi="ta-IN"/>
               </w:rPr>
               <w:t xml:space="preserve"> </w:t>
             </w:r>
@@ -2174,7 +2189,7 @@
                 <w:b/>
                 <w:sz w:val="36"/>
                 <w:szCs w:val="28"/>
-                <w:lang w:bidi="ta-IN"/>
+                <w:lang w:val="it-IT" w:bidi="ta-IN"/>
               </w:rPr>
               <w:t>†</w:t>
             </w:r>
@@ -2183,7 +2198,7 @@
                 <w:rFonts w:ascii="Latha" w:hAnsi="Latha" w:cs="Latha"/>
                 <w:sz w:val="28"/>
                 <w:szCs w:val="28"/>
-                <w:lang w:bidi="ta-IN"/>
+                <w:lang w:val="it-IT" w:bidi="ta-IN"/>
               </w:rPr>
               <w:t xml:space="preserve"> </w:t>
             </w:r>
@@ -2203,7 +2218,7 @@
                 <w:b/>
                 <w:sz w:val="32"/>
                 <w:szCs w:val="28"/>
-                <w:lang w:bidi="ta-IN"/>
+                <w:lang w:val="it-IT" w:bidi="ta-IN"/>
               </w:rPr>
               <w:t>…</w:t>
             </w:r>
@@ -2222,7 +2237,7 @@
                 <w:rFonts w:ascii="Latha" w:hAnsi="Latha" w:cs="Latha"/>
                 <w:sz w:val="28"/>
                 <w:szCs w:val="28"/>
-                <w:lang w:bidi="ta-IN"/>
+                <w:lang w:val="it-IT" w:bidi="ta-IN"/>
               </w:rPr>
               <w:t xml:space="preserve">- </w:t>
             </w:r>
@@ -2242,7 +2257,7 @@
                 <w:b/>
                 <w:sz w:val="32"/>
                 <w:szCs w:val="28"/>
-                <w:lang w:bidi="ta-IN"/>
+                <w:lang w:val="it-IT" w:bidi="ta-IN"/>
               </w:rPr>
               <w:t>…</w:t>
             </w:r>
@@ -2262,7 +2277,7 @@
                 <w:b/>
                 <w:sz w:val="32"/>
                 <w:szCs w:val="28"/>
-                <w:lang w:bidi="ta-IN"/>
+                <w:lang w:val="it-IT" w:bidi="ta-IN"/>
               </w:rPr>
               <w:t>…</w:t>
             </w:r>
@@ -2325,7 +2340,7 @@
                 <w:b/>
                 <w:sz w:val="32"/>
                 <w:szCs w:val="28"/>
-                <w:lang w:bidi="ta-IN"/>
+                <w:lang w:val="it-IT" w:bidi="ta-IN"/>
               </w:rPr>
               <w:t>…</w:t>
             </w:r>
@@ -2345,7 +2360,7 @@
                 <w:b/>
                 <w:sz w:val="36"/>
                 <w:szCs w:val="28"/>
-                <w:lang w:bidi="ta-IN"/>
+                <w:lang w:val="it-IT" w:bidi="ta-IN"/>
               </w:rPr>
               <w:t>†</w:t>
             </w:r>
@@ -2387,7 +2402,7 @@
                 <w:b/>
                 <w:sz w:val="32"/>
                 <w:szCs w:val="28"/>
-                <w:lang w:bidi="ta-IN"/>
+                <w:lang w:val="it-IT" w:bidi="ta-IN"/>
               </w:rPr>
               <w:t>…</w:t>
             </w:r>
@@ -2441,7 +2456,7 @@
                 <w:rFonts w:ascii="Latha" w:hAnsi="Latha" w:cs="Latha"/>
                 <w:sz w:val="28"/>
                 <w:szCs w:val="28"/>
-                <w:lang w:bidi="ta-IN"/>
+                <w:lang w:val="it-IT" w:bidi="ta-IN"/>
               </w:rPr>
               <w:t xml:space="preserve">| </w:t>
             </w:r>
@@ -2461,7 +2476,7 @@
                 <w:b/>
                 <w:sz w:val="32"/>
                 <w:szCs w:val="28"/>
-                <w:lang w:bidi="ta-IN"/>
+                <w:lang w:val="it-IT" w:bidi="ta-IN"/>
               </w:rPr>
               <w:t>…</w:t>
             </w:r>
@@ -2481,7 +2496,7 @@
                 <w:b/>
                 <w:sz w:val="36"/>
                 <w:szCs w:val="28"/>
-                <w:lang w:bidi="ta-IN"/>
+                <w:lang w:val="it-IT" w:bidi="ta-IN"/>
               </w:rPr>
               <w:t>†</w:t>
             </w:r>
@@ -2502,7 +2517,7 @@
                 <w:b/>
                 <w:sz w:val="32"/>
                 <w:szCs w:val="28"/>
-                <w:lang w:bidi="ta-IN"/>
+                <w:lang w:val="it-IT" w:bidi="ta-IN"/>
               </w:rPr>
               <w:t>…</w:t>
             </w:r>
@@ -2511,7 +2526,7 @@
                 <w:rFonts w:ascii="Latha" w:hAnsi="Latha" w:cs="Latha"/>
                 <w:sz w:val="28"/>
                 <w:szCs w:val="28"/>
-                <w:lang w:bidi="ta-IN"/>
+                <w:lang w:val="it-IT" w:bidi="ta-IN"/>
               </w:rPr>
               <w:t xml:space="preserve"> </w:t>
             </w:r>
@@ -2531,7 +2546,7 @@
                 <w:b/>
                 <w:sz w:val="36"/>
                 <w:szCs w:val="28"/>
-                <w:lang w:bidi="ta-IN"/>
+                <w:lang w:val="it-IT" w:bidi="ta-IN"/>
               </w:rPr>
               <w:t>†</w:t>
             </w:r>
@@ -2540,7 +2555,7 @@
                 <w:rFonts w:ascii="Latha" w:hAnsi="Latha" w:cs="Latha"/>
                 <w:sz w:val="28"/>
                 <w:szCs w:val="28"/>
-                <w:lang w:bidi="ta-IN"/>
+                <w:lang w:val="it-IT" w:bidi="ta-IN"/>
               </w:rPr>
               <w:t xml:space="preserve"> </w:t>
             </w:r>
@@ -2560,7 +2575,7 @@
                 <w:b/>
                 <w:sz w:val="32"/>
                 <w:szCs w:val="28"/>
-                <w:lang w:bidi="ta-IN"/>
+                <w:lang w:val="it-IT" w:bidi="ta-IN"/>
               </w:rPr>
               <w:t>…</w:t>
             </w:r>
@@ -2579,7 +2594,7 @@
                 <w:rFonts w:ascii="Latha" w:hAnsi="Latha" w:cs="Latha"/>
                 <w:sz w:val="28"/>
                 <w:szCs w:val="28"/>
-                <w:lang w:bidi="ta-IN"/>
+                <w:lang w:val="it-IT" w:bidi="ta-IN"/>
               </w:rPr>
               <w:t xml:space="preserve">- </w:t>
             </w:r>
@@ -2599,7 +2614,7 @@
                 <w:b/>
                 <w:sz w:val="32"/>
                 <w:szCs w:val="28"/>
-                <w:lang w:bidi="ta-IN"/>
+                <w:lang w:val="it-IT" w:bidi="ta-IN"/>
               </w:rPr>
               <w:t>…</w:t>
             </w:r>
@@ -2619,7 +2634,7 @@
                 <w:b/>
                 <w:sz w:val="32"/>
                 <w:szCs w:val="28"/>
-                <w:lang w:bidi="ta-IN"/>
+                <w:lang w:val="it-IT" w:bidi="ta-IN"/>
               </w:rPr>
               <w:t>…</w:t>
             </w:r>
@@ -2650,11 +2665,13 @@
       </w:tr>
       <w:tr>
         <w:trPr>
-          <w:trHeight w:val="841"/>
+          <w:gridBefore w:val="1"/>
+          <w:wBefore w:w="78" w:type="dxa"/>
+          <w:trHeight w:val="989"/>
         </w:trPr>
         <w:tc>
           <w:tcPr>
-            <w:tcW w:w="3906" w:type="dxa"/>
+            <w:tcW w:w="3828" w:type="dxa"/>
           </w:tcPr>
           <w:p>
             <w:pPr>
@@ -2670,7 +2687,6 @@
               <w:rPr>
                 <w:rFonts w:cs="Arial"/>
                 <w:b/>
-                <w:color w:val="000000"/>
                 <w:sz w:val="28"/>
                 <w:szCs w:val="32"/>
               </w:rPr>
@@ -2679,51 +2695,10 @@
               <w:rPr>
                 <w:rFonts w:cs="Arial"/>
                 <w:b/>
-                <w:color w:val="000000"/>
-                <w:sz w:val="28"/>
-                <w:szCs w:val="32"/>
-              </w:rPr>
-              <w:t>T.S.</w:t>
-            </w:r>
-            <w:r>
-              <w:rPr>
-                <w:rFonts w:cs="Arial"/>
-                <w:b/>
-                <w:color w:val="000000"/>
-                <w:sz w:val="28"/>
-                <w:szCs w:val="32"/>
-              </w:rPr>
-              <w:t>3.2.</w:t>
-            </w:r>
-            <w:r>
-              <w:rPr>
-                <w:rFonts w:cs="Arial"/>
-                <w:b/>
-                <w:color w:val="000000"/>
-                <w:sz w:val="28"/>
-                <w:szCs w:val="32"/>
-              </w:rPr>
-              <w:t>10.1</w:t>
-            </w:r>
-            <w:r>
-              <w:rPr>
-                <w:rFonts w:cs="Arial"/>
-                <w:b/>
-                <w:color w:val="000000"/>
-                <w:sz w:val="28"/>
-                <w:szCs w:val="32"/>
-              </w:rPr>
-              <w:t xml:space="preserve"> </w:t>
-            </w:r>
-            <w:r>
-              <w:rPr>
-                <w:rFonts w:cs="Arial"/>
-                <w:b/>
-                <w:color w:val="000000"/>
-                <w:sz w:val="28"/>
-                <w:szCs w:val="32"/>
-              </w:rPr>
-              <w:t>– Kramam</w:t>
+                <w:sz w:val="28"/>
+                <w:szCs w:val="32"/>
+              </w:rPr>
+              <w:t>T.S.3.2.9.4 – Kramam</w:t>
             </w:r>
           </w:p>
           <w:p>
@@ -2740,7 +2715,6 @@
               <w:rPr>
                 <w:rFonts w:cs="Arial"/>
                 <w:b/>
-                <w:color w:val="000000"/>
                 <w:sz w:val="28"/>
                 <w:szCs w:val="32"/>
                 <w:lang w:val="en-IN"/>
@@ -2750,23 +2724,11 @@
               <w:rPr>
                 <w:rFonts w:cs="Arial"/>
                 <w:b/>
-                <w:color w:val="000000"/>
                 <w:sz w:val="28"/>
                 <w:szCs w:val="32"/>
                 <w:lang w:val="en-IN"/>
               </w:rPr>
-              <w:t xml:space="preserve">Krama Vaakyam No. - </w:t>
-            </w:r>
-            <w:r>
-              <w:rPr>
-                <w:rFonts w:cs="Arial"/>
-                <w:b/>
-                <w:color w:val="000000"/>
-                <w:sz w:val="28"/>
-                <w:szCs w:val="32"/>
-                <w:lang w:val="en-IN"/>
-              </w:rPr>
-              <w:t>50</w:t>
+              <w:t>Krama Vaakyam No. - 60</w:t>
             </w:r>
           </w:p>
           <w:p>
@@ -2783,16 +2745,15 @@
               <w:rPr>
                 <w:rFonts w:cs="Arial"/>
                 <w:b/>
-                <w:color w:val="000000"/>
-                <w:sz w:val="28"/>
-                <w:szCs w:val="32"/>
+                <w:sz w:val="28"/>
+                <w:szCs w:val="32"/>
+                <w:lang w:val="it-IT"/>
               </w:rPr>
             </w:pPr>
             <w:r>
               <w:rPr>
                 <w:rFonts w:cs="Arial"/>
                 <w:b/>
-                <w:color w:val="000000"/>
                 <w:sz w:val="28"/>
                 <w:szCs w:val="32"/>
                 <w:lang w:val="it-IT"/>
@@ -2803,22 +2764,20 @@
               <w:rPr>
                 <w:rFonts w:cs="Arial"/>
                 <w:b/>
-                <w:color w:val="000000"/>
                 <w:szCs w:val="32"/>
                 <w:lang w:val="it-IT"/>
               </w:rPr>
-              <w:t xml:space="preserve">. - </w:t>
-            </w:r>
-            <w:r>
-              <w:rPr>
-                <w:rFonts w:cs="Arial"/>
-                <w:b/>
-                <w:color w:val="000000"/>
-                <w:sz w:val="28"/>
-                <w:szCs w:val="28"/>
+              <w:t>. - 3</w:t>
+            </w:r>
+            <w:r>
+              <w:rPr>
+                <w:rFonts w:cs="Arial"/>
+                <w:b/>
+                <w:sz w:val="28"/>
+                <w:szCs w:val="32"/>
                 <w:lang w:val="it-IT"/>
               </w:rPr>
-              <w:t>42</w:t>
+              <w:t>8</w:t>
             </w:r>
           </w:p>
         </w:tc>
@@ -2834,11 +2793,10 @@
               <w:adjustRightInd w:val="0"/>
               <w:spacing w:before="0" w:line="240" w:lineRule="auto"/>
               <w:rPr>
-                <w:rFonts w:ascii="Latha" w:hAnsi="Latha" w:cs="Latha"/>
-                <w:sz w:val="28"/>
-                <w:szCs w:val="28"/>
-                <w:cs/>
-                <w:lang w:bidi="ta-IN"/>
+                <w:rFonts w:ascii="BRH Malayalam Extra" w:hAnsi="BRH Malayalam Extra" w:cs="BRH Malayalam Extra"/>
+                <w:sz w:val="40"/>
+                <w:szCs w:val="40"/>
+                <w:lang w:val="it-IT"/>
               </w:rPr>
             </w:pPr>
             <w:r>
@@ -2849,53 +2807,67 @@
                 <w:cs/>
                 <w:lang w:bidi="ta-IN"/>
               </w:rPr>
-              <w:t>அத்</w:t>
-            </w:r>
-            <w:r>
-              <w:rPr>
-                <w:rFonts w:ascii="Latha" w:hAnsi="Latha" w:cs="Latha"/>
-                <w:b/>
-                <w:bCs/>
-                <w:position w:val="-12"/>
-                <w:sz w:val="28"/>
-                <w:szCs w:val="28"/>
-                <w:cs/>
-                <w:lang w:bidi="ta-IN"/>
-              </w:rPr>
-              <w:t>3</w:t>
-            </w:r>
-            <w:r>
-              <w:rPr>
-                <w:rFonts w:ascii="Latha" w:hAnsi="Latha" w:cs="Latha"/>
-                <w:sz w:val="28"/>
-                <w:szCs w:val="28"/>
-                <w:cs/>
-                <w:lang w:bidi="ta-IN"/>
-              </w:rPr>
-              <w:t>த்</w:t>
-            </w:r>
-            <w:r>
-              <w:rPr>
-                <w:rFonts w:ascii="Latha" w:hAnsi="Latha" w:cs="Latha"/>
-                <w:b/>
-                <w:bCs/>
-                <w:position w:val="-12"/>
-                <w:sz w:val="28"/>
-                <w:szCs w:val="28"/>
-                <w:cs/>
-                <w:lang w:bidi="ta-IN"/>
-              </w:rPr>
-              <w:t>4</w:t>
-            </w:r>
-            <w:r>
-              <w:rPr>
-                <w:rFonts w:ascii="Latha" w:hAnsi="Latha" w:cs="Latha"/>
-                <w:sz w:val="28"/>
-                <w:szCs w:val="28"/>
-                <w:cs/>
-                <w:lang w:bidi="ta-IN"/>
-              </w:rPr>
-              <w:t>ய</w:t>
+              <w:t xml:space="preserve">யன் ந </w:t>
+            </w:r>
+            <w:r>
+              <w:rPr>
+                <w:rFonts w:ascii="Latha" w:hAnsi="Latha" w:cs="Latha"/>
+                <w:sz w:val="28"/>
+                <w:szCs w:val="28"/>
+                <w:lang w:bidi="ta-IN"/>
+              </w:rPr>
+              <w:t xml:space="preserve">| </w:t>
+            </w:r>
+            <w:r>
+              <w:rPr>
+                <w:rFonts w:ascii="Latha" w:hAnsi="Latha" w:cs="Latha"/>
+                <w:sz w:val="28"/>
+                <w:szCs w:val="28"/>
+                <w:highlight w:val="yellow"/>
+                <w:cs/>
+                <w:lang w:bidi="ta-IN"/>
+              </w:rPr>
+              <w:t>நா</w:t>
+            </w:r>
+            <w:r>
+              <w:rPr>
+                <w:rFonts w:ascii="BRH Tamil Tab Extra" w:hAnsi="BRH Tamil Tab Extra" w:cs="Latha"/>
+                <w:b/>
+                <w:sz w:val="32"/>
+                <w:szCs w:val="28"/>
+                <w:lang w:bidi="ta-IN"/>
+              </w:rPr>
+              <w:t>…</w:t>
+            </w:r>
+            <w:r>
+              <w:rPr>
+                <w:rFonts w:ascii="Latha" w:hAnsi="Latha" w:cs="Latha"/>
+                <w:sz w:val="28"/>
+                <w:szCs w:val="28"/>
+                <w:cs/>
+                <w:lang w:bidi="ta-IN"/>
+              </w:rPr>
+              <w:t>ப</w:t>
+            </w:r>
+            <w:r>
+              <w:rPr>
+                <w:rFonts w:ascii="BRH Tamil Tab Extra" w:hAnsi="BRH Tamil Tab Extra" w:cs="Latha"/>
+                <w:b/>
+                <w:sz w:val="32"/>
+                <w:szCs w:val="28"/>
+                <w:lang w:bidi="ta-IN"/>
+              </w:rPr>
+              <w:t>…</w:t>
+            </w:r>
+            <w:r>
+              <w:rPr>
+                <w:rFonts w:ascii="Latha" w:hAnsi="Latha" w:cs="Latha"/>
+                <w:sz w:val="28"/>
+                <w:szCs w:val="28"/>
+                <w:cs/>
+                <w:lang w:bidi="ta-IN"/>
+              </w:rPr>
+              <w:t>ஹனீ</w:t>
             </w:r>
             <w:r>
               <w:rPr>
@@ -2915,335 +2887,7 @@
                 <w:cs/>
                 <w:lang w:bidi="ta-IN"/>
               </w:rPr>
-              <w:t>க்ஷாப்</w:t>
-            </w:r>
-            <w:r>
-              <w:rPr>
-                <w:rFonts w:ascii="Latha" w:hAnsi="Latha" w:cs="Latha"/>
-                <w:b/>
-                <w:bCs/>
-                <w:position w:val="-12"/>
-                <w:sz w:val="28"/>
-                <w:szCs w:val="28"/>
-                <w:cs/>
-                <w:lang w:bidi="ta-IN"/>
-              </w:rPr>
-              <w:t>4</w:t>
-            </w:r>
-            <w:r>
-              <w:rPr>
-                <w:rFonts w:ascii="Latha" w:hAnsi="Latha" w:cs="Latha"/>
-                <w:sz w:val="28"/>
-                <w:szCs w:val="28"/>
-                <w:cs/>
-                <w:lang w:bidi="ta-IN"/>
-              </w:rPr>
-              <w:t>யாங் க்</w:t>
-            </w:r>
-            <w:r>
-              <w:rPr>
-                <w:rFonts w:ascii="Latha" w:hAnsi="Latha" w:cs="Latha"/>
-                <w:b/>
-                <w:bCs/>
-                <w:position w:val="-12"/>
-                <w:sz w:val="28"/>
-                <w:szCs w:val="28"/>
-                <w:cs/>
-                <w:lang w:bidi="ta-IN"/>
-              </w:rPr>
-              <w:t>3</w:t>
-            </w:r>
-            <w:r>
-              <w:rPr>
-                <w:rFonts w:ascii="Latha" w:hAnsi="Latha" w:cs="Latha"/>
-                <w:b/>
-                <w:bCs/>
-                <w:i/>
-                <w:iCs/>
-                <w:sz w:val="28"/>
-                <w:szCs w:val="28"/>
-                <w:cs/>
-                <w:lang w:bidi="ta-IN"/>
-              </w:rPr>
-              <w:t>ரு</w:t>
-            </w:r>
-            <w:r>
-              <w:rPr>
-                <w:rFonts w:ascii="Latha" w:hAnsi="Latha" w:cs="Latha"/>
-                <w:sz w:val="28"/>
-                <w:szCs w:val="28"/>
-                <w:cs/>
-                <w:lang w:bidi="ta-IN"/>
-              </w:rPr>
-              <w:t xml:space="preserve">ஹ்ணாமி </w:t>
-            </w:r>
-            <w:r>
-              <w:rPr>
-                <w:rFonts w:ascii="Latha" w:hAnsi="Latha" w:cs="Latha"/>
-                <w:sz w:val="28"/>
-                <w:szCs w:val="28"/>
-                <w:lang w:bidi="ta-IN"/>
-              </w:rPr>
-              <w:t xml:space="preserve">| </w:t>
-            </w:r>
-            <w:r>
-              <w:rPr>
-                <w:rFonts w:ascii="Latha" w:hAnsi="Latha" w:cs="Latha"/>
-                <w:sz w:val="28"/>
-                <w:szCs w:val="28"/>
-                <w:highlight w:val="yellow"/>
-                <w:cs/>
-                <w:lang w:bidi="ta-IN"/>
-              </w:rPr>
-              <w:t>த்</w:t>
-            </w:r>
-            <w:r>
-              <w:rPr>
-                <w:rFonts w:ascii="Latha" w:hAnsi="Latha" w:cs="Latha"/>
-                <w:b/>
-                <w:bCs/>
-                <w:position w:val="-12"/>
-                <w:sz w:val="28"/>
-                <w:szCs w:val="28"/>
-                <w:highlight w:val="yellow"/>
-                <w:cs/>
-                <w:lang w:bidi="ta-IN"/>
-              </w:rPr>
-              <w:t>3</w:t>
-            </w:r>
-            <w:r>
-              <w:rPr>
-                <w:rFonts w:ascii="Latha" w:hAnsi="Latha" w:cs="Latha"/>
-                <w:sz w:val="28"/>
-                <w:szCs w:val="28"/>
-                <w:highlight w:val="yellow"/>
-                <w:cs/>
-                <w:lang w:bidi="ta-IN"/>
-              </w:rPr>
-              <w:t>த்</w:t>
-            </w:r>
-            <w:r>
-              <w:rPr>
-                <w:rFonts w:ascii="Latha" w:hAnsi="Latha" w:cs="Latha"/>
-                <w:b/>
-                <w:bCs/>
-                <w:position w:val="-12"/>
-                <w:sz w:val="28"/>
-                <w:szCs w:val="28"/>
-                <w:highlight w:val="yellow"/>
-                <w:cs/>
-                <w:lang w:bidi="ta-IN"/>
-              </w:rPr>
-              <w:t>4</w:t>
-            </w:r>
-            <w:r>
-              <w:rPr>
-                <w:rFonts w:ascii="Latha" w:hAnsi="Latha" w:cs="Latha"/>
-                <w:sz w:val="28"/>
-                <w:szCs w:val="28"/>
-                <w:cs/>
-                <w:lang w:bidi="ta-IN"/>
-              </w:rPr>
-              <w:t>ய</w:t>
-            </w:r>
-            <w:r>
-              <w:rPr>
-                <w:rFonts w:ascii="BRH Tamil Tab Extra" w:hAnsi="BRH Tamil Tab Extra" w:cs="Latha"/>
-                <w:b/>
-                <w:sz w:val="36"/>
-                <w:szCs w:val="28"/>
-                <w:lang w:bidi="ta-IN"/>
-              </w:rPr>
-              <w:t>†</w:t>
-            </w:r>
-            <w:r>
-              <w:rPr>
-                <w:rFonts w:ascii="Latha" w:hAnsi="Latha" w:cs="Latha"/>
-                <w:sz w:val="28"/>
-                <w:szCs w:val="28"/>
-                <w:cs/>
-                <w:lang w:bidi="ta-IN"/>
-              </w:rPr>
-              <w:t>க்ஷாப்</w:t>
-            </w:r>
-            <w:r>
-              <w:rPr>
-                <w:rFonts w:ascii="Latha" w:hAnsi="Latha" w:cs="Latha"/>
-                <w:b/>
-                <w:bCs/>
-                <w:position w:val="-12"/>
-                <w:sz w:val="28"/>
-                <w:szCs w:val="28"/>
-                <w:cs/>
-                <w:lang w:bidi="ta-IN"/>
-              </w:rPr>
-              <w:t>4</w:t>
-            </w:r>
-            <w:r>
-              <w:rPr>
-                <w:rFonts w:ascii="Latha" w:hAnsi="Latha" w:cs="Latha"/>
-                <w:sz w:val="28"/>
-                <w:szCs w:val="28"/>
-                <w:cs/>
-                <w:lang w:bidi="ta-IN"/>
-              </w:rPr>
-              <w:t>யா</w:t>
-            </w:r>
-            <w:r>
-              <w:rPr>
-                <w:rFonts w:ascii="BRH Tamil Tab Extra" w:hAnsi="BRH Tamil Tab Extra" w:cs="Latha"/>
-                <w:b/>
-                <w:sz w:val="32"/>
-                <w:szCs w:val="28"/>
-                <w:lang w:bidi="ta-IN"/>
-              </w:rPr>
-              <w:t>…</w:t>
-            </w:r>
-            <w:r>
-              <w:rPr>
-                <w:rFonts w:ascii="Latha" w:hAnsi="Latha" w:cs="Latha"/>
-                <w:sz w:val="28"/>
-                <w:szCs w:val="28"/>
-                <w:cs/>
-                <w:lang w:bidi="ta-IN"/>
-              </w:rPr>
-              <w:t>மித்யதி</w:t>
-            </w:r>
-            <w:r>
-              <w:rPr>
-                <w:rFonts w:ascii="BRH Tamil Tab Extra" w:hAnsi="BRH Tamil Tab Extra" w:cs="Latha"/>
-                <w:b/>
-                <w:sz w:val="36"/>
-                <w:szCs w:val="28"/>
-                <w:lang w:bidi="ta-IN"/>
-              </w:rPr>
-              <w:t>†</w:t>
-            </w:r>
-            <w:r>
-              <w:rPr>
-                <w:rFonts w:ascii="Latha" w:hAnsi="Latha" w:cs="Latha"/>
-                <w:b/>
-                <w:bCs/>
-                <w:position w:val="-12"/>
-                <w:sz w:val="28"/>
-                <w:szCs w:val="28"/>
-                <w:cs/>
-                <w:lang w:bidi="ta-IN"/>
-              </w:rPr>
-              <w:t>4</w:t>
-            </w:r>
-            <w:r>
-              <w:rPr>
-                <w:rFonts w:ascii="Latha" w:hAnsi="Latha" w:cs="Latha"/>
-                <w:sz w:val="28"/>
-                <w:szCs w:val="28"/>
-                <w:cs/>
-                <w:lang w:bidi="ta-IN"/>
-              </w:rPr>
-              <w:t xml:space="preserve"> </w:t>
-            </w:r>
-            <w:r>
-              <w:rPr>
-                <w:rFonts w:ascii="Latha" w:hAnsi="Latha" w:cs="Latha"/>
-                <w:sz w:val="28"/>
-                <w:szCs w:val="28"/>
-                <w:lang w:bidi="ta-IN"/>
-              </w:rPr>
-              <w:t xml:space="preserve">- </w:t>
-            </w:r>
-            <w:r>
-              <w:rPr>
-                <w:rFonts w:ascii="Latha" w:hAnsi="Latha" w:cs="Latha"/>
-                <w:sz w:val="28"/>
-                <w:szCs w:val="28"/>
-                <w:cs/>
-                <w:lang w:bidi="ta-IN"/>
-              </w:rPr>
-              <w:lastRenderedPageBreak/>
-              <w:t>அ</w:t>
-            </w:r>
-            <w:r>
-              <w:rPr>
-                <w:rFonts w:ascii="BRH Tamil Tab Extra" w:hAnsi="BRH Tamil Tab Extra" w:cs="Latha"/>
-                <w:b/>
-                <w:sz w:val="32"/>
-                <w:szCs w:val="28"/>
-                <w:lang w:bidi="ta-IN"/>
-              </w:rPr>
-              <w:t>…</w:t>
-            </w:r>
-            <w:r>
-              <w:rPr>
-                <w:rFonts w:ascii="Latha" w:hAnsi="Latha" w:cs="Latha"/>
-                <w:sz w:val="28"/>
-                <w:szCs w:val="28"/>
-                <w:cs/>
-                <w:lang w:bidi="ta-IN"/>
-              </w:rPr>
-              <w:t>க்ஷா</w:t>
-            </w:r>
-            <w:r>
-              <w:rPr>
-                <w:rFonts w:ascii="BRH Tamil Tab Extra" w:hAnsi="BRH Tamil Tab Extra" w:cs="Latha"/>
-                <w:b/>
-                <w:sz w:val="32"/>
-                <w:szCs w:val="28"/>
-                <w:lang w:bidi="ta-IN"/>
-              </w:rPr>
-              <w:t>…</w:t>
-            </w:r>
-            <w:r>
-              <w:rPr>
-                <w:rFonts w:ascii="Latha" w:hAnsi="Latha" w:cs="Latha"/>
-                <w:sz w:val="28"/>
-                <w:szCs w:val="28"/>
-                <w:cs/>
-                <w:lang w:bidi="ta-IN"/>
-              </w:rPr>
-              <w:t>ப்</w:t>
-            </w:r>
-            <w:r>
-              <w:rPr>
-                <w:rFonts w:ascii="Latha" w:hAnsi="Latha" w:cs="Latha"/>
-                <w:b/>
-                <w:bCs/>
-                <w:position w:val="-12"/>
-                <w:sz w:val="28"/>
-                <w:szCs w:val="28"/>
-                <w:cs/>
-                <w:lang w:bidi="ta-IN"/>
-              </w:rPr>
-              <w:t>4</w:t>
-            </w:r>
-            <w:r>
-              <w:rPr>
-                <w:rFonts w:ascii="Latha" w:hAnsi="Latha" w:cs="Latha"/>
-                <w:sz w:val="28"/>
-                <w:szCs w:val="28"/>
-                <w:cs/>
-                <w:lang w:bidi="ta-IN"/>
-              </w:rPr>
-              <w:t>யா</w:t>
-            </w:r>
-            <w:r>
-              <w:rPr>
-                <w:rFonts w:ascii="BRH Tamil Tab Extra" w:hAnsi="BRH Tamil Tab Extra" w:cs="Latha"/>
-                <w:b/>
-                <w:sz w:val="32"/>
-                <w:szCs w:val="28"/>
-                <w:lang w:bidi="ta-IN"/>
-              </w:rPr>
-              <w:t>…</w:t>
-            </w:r>
-            <w:r>
-              <w:rPr>
-                <w:rFonts w:ascii="Latha" w:hAnsi="Latha" w:cs="Latha"/>
-                <w:sz w:val="28"/>
-                <w:szCs w:val="28"/>
-                <w:cs/>
-                <w:lang w:bidi="ta-IN"/>
-              </w:rPr>
-              <w:t xml:space="preserve">ம் </w:t>
+              <w:t xml:space="preserve">த </w:t>
             </w:r>
             <w:r>
               <w:rPr>
@@ -3268,11 +2912,10 @@
               <w:adjustRightInd w:val="0"/>
               <w:spacing w:before="0" w:line="240" w:lineRule="auto"/>
               <w:rPr>
-                <w:rFonts w:ascii="Latha" w:hAnsi="Latha" w:cs="Latha"/>
-                <w:sz w:val="28"/>
-                <w:szCs w:val="28"/>
-                <w:cs/>
-                <w:lang w:bidi="ta-IN"/>
+                <w:rFonts w:ascii="BRH Malayalam Extra" w:hAnsi="BRH Malayalam Extra" w:cs="BRH Malayalam Extra"/>
+                <w:sz w:val="40"/>
+                <w:szCs w:val="40"/>
+                <w:lang w:val="it-IT"/>
               </w:rPr>
             </w:pPr>
             <w:r>
@@ -3283,7 +2926,716 @@
                 <w:cs/>
                 <w:lang w:bidi="ta-IN"/>
               </w:rPr>
+              <w:t xml:space="preserve">யன் ந </w:t>
+            </w:r>
+            <w:r>
+              <w:rPr>
+                <w:rFonts w:ascii="Latha" w:hAnsi="Latha" w:cs="Latha"/>
+                <w:sz w:val="28"/>
+                <w:szCs w:val="28"/>
+                <w:lang w:bidi="ta-IN"/>
+              </w:rPr>
+              <w:t xml:space="preserve">| </w:t>
+            </w:r>
+            <w:r>
+              <w:rPr>
+                <w:rFonts w:ascii="Latha" w:hAnsi="Latha" w:cs="Latha"/>
+                <w:sz w:val="28"/>
+                <w:szCs w:val="28"/>
+                <w:highlight w:val="green"/>
+                <w:cs/>
+                <w:lang w:bidi="ta-IN"/>
+              </w:rPr>
+              <w:t>நா</w:t>
+            </w:r>
+            <w:r>
+              <w:rPr>
+                <w:rFonts w:ascii="Latha" w:hAnsi="Latha" w:cs="Latha"/>
+                <w:sz w:val="28"/>
+                <w:szCs w:val="28"/>
+                <w:cs/>
+                <w:lang w:bidi="ta-IN"/>
+              </w:rPr>
+              <w:t>ப</w:t>
+            </w:r>
+            <w:r>
+              <w:rPr>
+                <w:rFonts w:ascii="BRH Tamil Tab Extra" w:hAnsi="BRH Tamil Tab Extra" w:cs="Latha"/>
+                <w:b/>
+                <w:sz w:val="32"/>
+                <w:szCs w:val="28"/>
+                <w:lang w:bidi="ta-IN"/>
+              </w:rPr>
+              <w:t>…</w:t>
+            </w:r>
+            <w:r>
+              <w:rPr>
+                <w:rFonts w:ascii="Latha" w:hAnsi="Latha" w:cs="Latha"/>
+                <w:sz w:val="28"/>
+                <w:szCs w:val="28"/>
+                <w:cs/>
+                <w:lang w:bidi="ta-IN"/>
+              </w:rPr>
+              <w:t>ஹனீ</w:t>
+            </w:r>
+            <w:r>
+              <w:rPr>
+                <w:rFonts w:ascii="BRH Tamil Tab Extra" w:hAnsi="BRH Tamil Tab Extra" w:cs="Latha"/>
+                <w:b/>
+                <w:sz w:val="36"/>
+                <w:szCs w:val="28"/>
+                <w:lang w:bidi="ta-IN"/>
+              </w:rPr>
+              <w:t>†</w:t>
+            </w:r>
+            <w:r>
+              <w:rPr>
+                <w:rFonts w:ascii="Latha" w:hAnsi="Latha" w:cs="Latha"/>
+                <w:sz w:val="28"/>
+                <w:szCs w:val="28"/>
+                <w:cs/>
+                <w:lang w:bidi="ta-IN"/>
+              </w:rPr>
+              <w:t xml:space="preserve">த </w:t>
+            </w:r>
+            <w:r>
+              <w:rPr>
+                <w:rFonts w:ascii="Latha" w:hAnsi="Latha" w:cs="Latha"/>
+                <w:sz w:val="28"/>
+                <w:szCs w:val="28"/>
+                <w:lang w:bidi="ta-IN"/>
+              </w:rPr>
+              <w:t>|</w:t>
+            </w:r>
+          </w:p>
+        </w:tc>
+      </w:tr>
+      <w:tr>
+        <w:trPr>
+          <w:gridBefore w:val="1"/>
+          <w:wBefore w:w="78" w:type="dxa"/>
+          <w:trHeight w:val="983"/>
+        </w:trPr>
+        <w:tc>
+          <w:tcPr>
+            <w:tcW w:w="3828" w:type="dxa"/>
+          </w:tcPr>
+          <w:p>
+            <w:pPr>
+              <w:widowControl w:val="0"/>
+              <w:tabs>
+                <w:tab w:val="left" w:pos="993"/>
+              </w:tabs>
+              <w:autoSpaceDE w:val="0"/>
+              <w:autoSpaceDN w:val="0"/>
+              <w:adjustRightInd w:val="0"/>
+              <w:spacing w:before="0" w:line="240" w:lineRule="auto"/>
+              <w:ind w:right="297"/>
+              <w:rPr>
+                <w:rFonts w:cs="Arial"/>
+                <w:b/>
+                <w:sz w:val="28"/>
+                <w:szCs w:val="32"/>
+              </w:rPr>
+            </w:pPr>
+            <w:r>
+              <w:rPr>
+                <w:rFonts w:cs="Arial"/>
+                <w:b/>
+                <w:sz w:val="28"/>
+                <w:szCs w:val="32"/>
+              </w:rPr>
+              <w:t>T.S.3.2.9.7 – Kramam</w:t>
+            </w:r>
+          </w:p>
+          <w:p>
+            <w:pPr>
+              <w:widowControl w:val="0"/>
+              <w:tabs>
+                <w:tab w:val="left" w:pos="993"/>
+              </w:tabs>
+              <w:autoSpaceDE w:val="0"/>
+              <w:autoSpaceDN w:val="0"/>
+              <w:adjustRightInd w:val="0"/>
+              <w:spacing w:before="0" w:line="240" w:lineRule="auto"/>
+              <w:ind w:right="297"/>
+              <w:rPr>
+                <w:rFonts w:cs="Arial"/>
+                <w:b/>
+                <w:sz w:val="28"/>
+                <w:szCs w:val="32"/>
+                <w:lang w:val="en-IN"/>
+              </w:rPr>
+            </w:pPr>
+            <w:r>
+              <w:rPr>
+                <w:rFonts w:cs="Arial"/>
+                <w:b/>
+                <w:sz w:val="28"/>
+                <w:szCs w:val="32"/>
+                <w:lang w:val="en-IN"/>
+              </w:rPr>
+              <w:t>Krama Vaakyam No. - 29</w:t>
+            </w:r>
+          </w:p>
+          <w:p>
+            <w:pPr>
+              <w:widowControl w:val="0"/>
+              <w:tabs>
+                <w:tab w:val="left" w:pos="993"/>
+              </w:tabs>
+              <w:autoSpaceDE w:val="0"/>
+              <w:autoSpaceDN w:val="0"/>
+              <w:adjustRightInd w:val="0"/>
+              <w:spacing w:before="0" w:line="240" w:lineRule="auto"/>
+              <w:ind w:right="297"/>
+              <w:rPr>
+                <w:rFonts w:cs="Arial"/>
+                <w:b/>
+                <w:sz w:val="28"/>
+                <w:szCs w:val="32"/>
+                <w:lang w:val="it-IT"/>
+              </w:rPr>
+            </w:pPr>
+            <w:r>
+              <w:rPr>
+                <w:rFonts w:cs="Arial"/>
+                <w:b/>
+                <w:sz w:val="28"/>
+                <w:szCs w:val="32"/>
+                <w:lang w:val="it-IT"/>
+              </w:rPr>
+              <w:t>Panchaati No</w:t>
+            </w:r>
+            <w:r>
+              <w:rPr>
+                <w:rFonts w:cs="Arial"/>
+                <w:b/>
+                <w:szCs w:val="32"/>
+                <w:lang w:val="it-IT"/>
+              </w:rPr>
+              <w:t>. - 41</w:t>
+            </w:r>
+          </w:p>
+        </w:tc>
+        <w:tc>
+          <w:tcPr>
+            <w:tcW w:w="5103" w:type="dxa"/>
+          </w:tcPr>
+          <w:p>
+            <w:pPr>
+              <w:widowControl w:val="0"/>
+              <w:autoSpaceDE w:val="0"/>
+              <w:autoSpaceDN w:val="0"/>
+              <w:adjustRightInd w:val="0"/>
+              <w:spacing w:before="0" w:line="240" w:lineRule="auto"/>
+              <w:rPr>
+                <w:rFonts w:ascii="BRH Malayalam Extra" w:hAnsi="BRH Malayalam Extra" w:cs="BRH Malayalam Extra"/>
+                <w:sz w:val="40"/>
+                <w:szCs w:val="40"/>
+                <w:lang w:val="it-IT"/>
+              </w:rPr>
+            </w:pPr>
+            <w:r>
+              <w:rPr>
+                <w:rFonts w:ascii="Latha" w:hAnsi="Latha" w:cs="Latha"/>
+                <w:sz w:val="28"/>
+                <w:szCs w:val="28"/>
+                <w:cs/>
+                <w:lang w:bidi="ta-IN"/>
+              </w:rPr>
+              <w:t>உப</w:t>
+            </w:r>
+            <w:r>
+              <w:rPr>
+                <w:rFonts w:ascii="BRH Tamil Tab Extra" w:hAnsi="BRH Tamil Tab Extra" w:cs="Latha"/>
+                <w:b/>
+                <w:sz w:val="36"/>
+                <w:szCs w:val="28"/>
+                <w:lang w:val="it-IT" w:bidi="ta-IN"/>
+              </w:rPr>
+              <w:t>†</w:t>
+            </w:r>
+            <w:r>
+              <w:rPr>
+                <w:rFonts w:ascii="Latha" w:hAnsi="Latha" w:cs="Latha"/>
+                <w:sz w:val="28"/>
+                <w:szCs w:val="28"/>
+                <w:lang w:val="it-IT" w:bidi="ta-IN"/>
+              </w:rPr>
+              <w:t xml:space="preserve"> </w:t>
+            </w:r>
+            <w:r>
+              <w:rPr>
+                <w:rFonts w:ascii="Latha" w:hAnsi="Latha" w:cs="Latha"/>
+                <w:sz w:val="28"/>
+                <w:szCs w:val="28"/>
+                <w:highlight w:val="yellow"/>
+                <w:cs/>
+                <w:lang w:bidi="ta-IN"/>
+              </w:rPr>
+              <w:t>ஜி</w:t>
+            </w:r>
+            <w:r>
+              <w:rPr>
+                <w:rFonts w:ascii="Latha" w:hAnsi="Latha" w:cs="Latha"/>
+                <w:sz w:val="28"/>
+                <w:szCs w:val="28"/>
+                <w:cs/>
+                <w:lang w:bidi="ta-IN"/>
+              </w:rPr>
+              <w:t xml:space="preserve">வந்தி </w:t>
+            </w:r>
+            <w:r>
+              <w:rPr>
+                <w:rFonts w:ascii="Latha" w:hAnsi="Latha" w:cs="Latha"/>
+                <w:sz w:val="28"/>
+                <w:szCs w:val="28"/>
+                <w:lang w:val="it-IT" w:bidi="ta-IN"/>
+              </w:rPr>
+              <w:t xml:space="preserve">| </w:t>
+            </w:r>
+            <w:r>
+              <w:rPr>
+                <w:rFonts w:ascii="Latha" w:hAnsi="Latha" w:cs="Latha"/>
+                <w:sz w:val="28"/>
+                <w:szCs w:val="28"/>
+                <w:cs/>
+                <w:lang w:bidi="ta-IN"/>
+              </w:rPr>
+              <w:t>ஜீ</w:t>
+            </w:r>
+            <w:r>
+              <w:rPr>
+                <w:rFonts w:ascii="BRH Tamil Tab Extra" w:hAnsi="BRH Tamil Tab Extra" w:cs="Latha"/>
+                <w:b/>
+                <w:sz w:val="32"/>
+                <w:szCs w:val="28"/>
+                <w:lang w:val="it-IT" w:bidi="ta-IN"/>
+              </w:rPr>
+              <w:t>…</w:t>
+            </w:r>
+            <w:r>
+              <w:rPr>
+                <w:rFonts w:ascii="Latha" w:hAnsi="Latha" w:cs="Latha"/>
+                <w:sz w:val="28"/>
+                <w:szCs w:val="28"/>
+                <w:cs/>
+                <w:lang w:bidi="ta-IN"/>
+              </w:rPr>
+              <w:t>வ</w:t>
+            </w:r>
+            <w:r>
+              <w:rPr>
+                <w:rFonts w:ascii="BRH Tamil Tab Extra" w:hAnsi="BRH Tamil Tab Extra" w:cs="Latha"/>
+                <w:b/>
+                <w:sz w:val="32"/>
+                <w:szCs w:val="28"/>
+                <w:lang w:val="it-IT" w:bidi="ta-IN"/>
+              </w:rPr>
+              <w:t>…</w:t>
+            </w:r>
+            <w:r>
+              <w:rPr>
+                <w:rFonts w:ascii="Latha" w:hAnsi="Latha" w:cs="Latha"/>
+                <w:sz w:val="28"/>
+                <w:szCs w:val="28"/>
+                <w:cs/>
+                <w:lang w:bidi="ta-IN"/>
+              </w:rPr>
+              <w:t>ந்தி</w:t>
+            </w:r>
+            <w:r>
+              <w:rPr>
+                <w:rFonts w:ascii="BRH Tamil Tab Extra" w:hAnsi="BRH Tamil Tab Extra" w:cs="Latha"/>
+                <w:b/>
+                <w:sz w:val="32"/>
+                <w:szCs w:val="28"/>
+                <w:lang w:val="it-IT" w:bidi="ta-IN"/>
+              </w:rPr>
+              <w:t>…</w:t>
+            </w:r>
+            <w:r>
+              <w:rPr>
+                <w:rFonts w:ascii="Latha" w:hAnsi="Latha" w:cs="Latha"/>
+                <w:sz w:val="28"/>
+                <w:szCs w:val="28"/>
+                <w:lang w:val="it-IT" w:bidi="ta-IN"/>
+              </w:rPr>
+              <w:t xml:space="preserve"> </w:t>
+            </w:r>
+            <w:r>
+              <w:rPr>
+                <w:rFonts w:ascii="Latha" w:hAnsi="Latha" w:cs="Latha"/>
+                <w:sz w:val="28"/>
+                <w:szCs w:val="28"/>
+                <w:cs/>
+                <w:lang w:bidi="ta-IN"/>
+              </w:rPr>
+              <w:t xml:space="preserve">யத் </w:t>
+            </w:r>
+            <w:r>
+              <w:rPr>
+                <w:rFonts w:ascii="Latha" w:hAnsi="Latha" w:cs="Latha"/>
+                <w:sz w:val="28"/>
+                <w:szCs w:val="28"/>
+                <w:lang w:val="it-IT" w:bidi="ta-IN"/>
+              </w:rPr>
+              <w:t>|</w:t>
+            </w:r>
+          </w:p>
+        </w:tc>
+        <w:tc>
+          <w:tcPr>
+            <w:tcW w:w="5386" w:type="dxa"/>
+          </w:tcPr>
+          <w:p>
+            <w:pPr>
+              <w:widowControl w:val="0"/>
+              <w:autoSpaceDE w:val="0"/>
+              <w:autoSpaceDN w:val="0"/>
+              <w:adjustRightInd w:val="0"/>
+              <w:spacing w:before="0" w:line="240" w:lineRule="auto"/>
+              <w:rPr>
+                <w:rFonts w:ascii="BRH Malayalam Extra" w:hAnsi="BRH Malayalam Extra" w:cs="BRH Malayalam Extra"/>
+                <w:sz w:val="40"/>
+                <w:szCs w:val="40"/>
+                <w:lang w:val="it-IT"/>
+              </w:rPr>
+            </w:pPr>
+            <w:r>
+              <w:rPr>
+                <w:rFonts w:ascii="Latha" w:hAnsi="Latha" w:cs="Latha"/>
+                <w:sz w:val="28"/>
+                <w:szCs w:val="28"/>
+                <w:cs/>
+                <w:lang w:bidi="ta-IN"/>
+              </w:rPr>
+              <w:t>உப</w:t>
+            </w:r>
+            <w:r>
+              <w:rPr>
+                <w:rFonts w:ascii="BRH Tamil Tab Extra" w:hAnsi="BRH Tamil Tab Extra" w:cs="Latha"/>
+                <w:b/>
+                <w:sz w:val="36"/>
+                <w:szCs w:val="28"/>
+                <w:lang w:val="it-IT" w:bidi="ta-IN"/>
+              </w:rPr>
+              <w:t>†</w:t>
+            </w:r>
+            <w:r>
+              <w:rPr>
+                <w:rFonts w:ascii="Latha" w:hAnsi="Latha" w:cs="Latha"/>
+                <w:sz w:val="28"/>
+                <w:szCs w:val="28"/>
+                <w:lang w:val="it-IT" w:bidi="ta-IN"/>
+              </w:rPr>
+              <w:t xml:space="preserve"> </w:t>
+            </w:r>
+            <w:r>
+              <w:rPr>
+                <w:rFonts w:ascii="Latha" w:hAnsi="Latha" w:cs="Latha"/>
+                <w:sz w:val="28"/>
+                <w:szCs w:val="28"/>
+                <w:highlight w:val="green"/>
+                <w:cs/>
+                <w:lang w:bidi="ta-IN"/>
+              </w:rPr>
+              <w:t>ஜீ</w:t>
+            </w:r>
+            <w:r>
+              <w:rPr>
+                <w:rFonts w:ascii="Latha" w:hAnsi="Latha" w:cs="Latha"/>
+                <w:sz w:val="28"/>
+                <w:szCs w:val="28"/>
+                <w:cs/>
+                <w:lang w:bidi="ta-IN"/>
+              </w:rPr>
+              <w:t xml:space="preserve">வந்தி </w:t>
+            </w:r>
+            <w:r>
+              <w:rPr>
+                <w:rFonts w:ascii="Latha" w:hAnsi="Latha" w:cs="Latha"/>
+                <w:sz w:val="28"/>
+                <w:szCs w:val="28"/>
+                <w:lang w:val="it-IT" w:bidi="ta-IN"/>
+              </w:rPr>
+              <w:t xml:space="preserve">| </w:t>
+            </w:r>
+            <w:r>
+              <w:rPr>
+                <w:rFonts w:ascii="Latha" w:hAnsi="Latha" w:cs="Latha"/>
+                <w:sz w:val="28"/>
+                <w:szCs w:val="28"/>
+                <w:cs/>
+                <w:lang w:bidi="ta-IN"/>
+              </w:rPr>
+              <w:t>ஜீ</w:t>
+            </w:r>
+            <w:r>
+              <w:rPr>
+                <w:rFonts w:ascii="BRH Tamil Tab Extra" w:hAnsi="BRH Tamil Tab Extra" w:cs="Latha"/>
+                <w:b/>
+                <w:sz w:val="32"/>
+                <w:szCs w:val="28"/>
+                <w:lang w:val="it-IT" w:bidi="ta-IN"/>
+              </w:rPr>
+              <w:t>…</w:t>
+            </w:r>
+            <w:r>
+              <w:rPr>
+                <w:rFonts w:ascii="Latha" w:hAnsi="Latha" w:cs="Latha"/>
+                <w:sz w:val="28"/>
+                <w:szCs w:val="28"/>
+                <w:cs/>
+                <w:lang w:bidi="ta-IN"/>
+              </w:rPr>
+              <w:t>வ</w:t>
+            </w:r>
+            <w:r>
+              <w:rPr>
+                <w:rFonts w:ascii="BRH Tamil Tab Extra" w:hAnsi="BRH Tamil Tab Extra" w:cs="Latha"/>
+                <w:b/>
+                <w:sz w:val="32"/>
+                <w:szCs w:val="28"/>
+                <w:lang w:val="it-IT" w:bidi="ta-IN"/>
+              </w:rPr>
+              <w:t>…</w:t>
+            </w:r>
+            <w:r>
+              <w:rPr>
+                <w:rFonts w:ascii="Latha" w:hAnsi="Latha" w:cs="Latha"/>
+                <w:sz w:val="28"/>
+                <w:szCs w:val="28"/>
+                <w:cs/>
+                <w:lang w:bidi="ta-IN"/>
+              </w:rPr>
+              <w:t>ந்தி</w:t>
+            </w:r>
+            <w:r>
+              <w:rPr>
+                <w:rFonts w:ascii="BRH Tamil Tab Extra" w:hAnsi="BRH Tamil Tab Extra" w:cs="Latha"/>
+                <w:b/>
+                <w:sz w:val="32"/>
+                <w:szCs w:val="28"/>
+                <w:lang w:val="it-IT" w:bidi="ta-IN"/>
+              </w:rPr>
+              <w:t>…</w:t>
+            </w:r>
+            <w:r>
+              <w:rPr>
+                <w:rFonts w:ascii="Latha" w:hAnsi="Latha" w:cs="Latha"/>
+                <w:sz w:val="28"/>
+                <w:szCs w:val="28"/>
+                <w:lang w:val="it-IT" w:bidi="ta-IN"/>
+              </w:rPr>
+              <w:t xml:space="preserve"> </w:t>
+            </w:r>
+            <w:r>
+              <w:rPr>
+                <w:rFonts w:ascii="Latha" w:hAnsi="Latha" w:cs="Latha"/>
+                <w:sz w:val="28"/>
+                <w:szCs w:val="28"/>
+                <w:cs/>
+                <w:lang w:bidi="ta-IN"/>
+              </w:rPr>
+              <w:t xml:space="preserve">யத் </w:t>
+            </w:r>
+            <w:r>
+              <w:rPr>
+                <w:rFonts w:ascii="Latha" w:hAnsi="Latha" w:cs="Latha"/>
+                <w:sz w:val="28"/>
+                <w:szCs w:val="28"/>
+                <w:lang w:val="it-IT" w:bidi="ta-IN"/>
+              </w:rPr>
+              <w:t>|</w:t>
+            </w:r>
+          </w:p>
+        </w:tc>
+      </w:tr>
+      <w:tr>
+        <w:trPr>
+          <w:trHeight w:val="841"/>
+        </w:trPr>
+        <w:tc>
+          <w:tcPr>
+            <w:tcW w:w="3906" w:type="dxa"/>
+            <w:gridSpan w:val="2"/>
+          </w:tcPr>
+          <w:p>
+            <w:pPr>
+              <w:widowControl w:val="0"/>
+              <w:tabs>
+                <w:tab w:val="left" w:pos="993"/>
+              </w:tabs>
+              <w:autoSpaceDE w:val="0"/>
+              <w:autoSpaceDN w:val="0"/>
+              <w:adjustRightInd w:val="0"/>
+              <w:spacing w:before="0" w:line="240" w:lineRule="auto"/>
+              <w:ind w:right="297"/>
+              <w:rPr>
+                <w:rFonts w:cs="Arial"/>
+                <w:b/>
+                <w:color w:val="000000"/>
+                <w:sz w:val="28"/>
+                <w:szCs w:val="32"/>
+              </w:rPr>
+            </w:pPr>
+            <w:r>
+              <w:rPr>
+                <w:rFonts w:cs="Arial"/>
+                <w:b/>
+                <w:color w:val="000000"/>
+                <w:sz w:val="28"/>
+                <w:szCs w:val="32"/>
+              </w:rPr>
               <w:lastRenderedPageBreak/>
+              <w:t>T.S.</w:t>
+            </w:r>
+            <w:r>
+              <w:rPr>
+                <w:rFonts w:cs="Arial"/>
+                <w:b/>
+                <w:color w:val="000000"/>
+                <w:sz w:val="28"/>
+                <w:szCs w:val="32"/>
+              </w:rPr>
+              <w:t xml:space="preserve">3.2.10.1 </w:t>
+            </w:r>
+            <w:r>
+              <w:rPr>
+                <w:rFonts w:cs="Arial"/>
+                <w:b/>
+                <w:color w:val="000000"/>
+                <w:sz w:val="28"/>
+                <w:szCs w:val="32"/>
+              </w:rPr>
+              <w:t>– Kramam</w:t>
+            </w:r>
+          </w:p>
+          <w:p>
+            <w:pPr>
+              <w:widowControl w:val="0"/>
+              <w:tabs>
+                <w:tab w:val="left" w:pos="993"/>
+              </w:tabs>
+              <w:autoSpaceDE w:val="0"/>
+              <w:autoSpaceDN w:val="0"/>
+              <w:adjustRightInd w:val="0"/>
+              <w:spacing w:before="0" w:line="240" w:lineRule="auto"/>
+              <w:ind w:right="297"/>
+              <w:rPr>
+                <w:rFonts w:cs="Arial"/>
+                <w:b/>
+                <w:color w:val="000000"/>
+                <w:sz w:val="28"/>
+                <w:szCs w:val="32"/>
+                <w:lang w:val="en-IN"/>
+              </w:rPr>
+            </w:pPr>
+            <w:r>
+              <w:rPr>
+                <w:rFonts w:cs="Arial"/>
+                <w:b/>
+                <w:color w:val="000000"/>
+                <w:sz w:val="28"/>
+                <w:szCs w:val="32"/>
+                <w:lang w:val="en-IN"/>
+              </w:rPr>
+              <w:t xml:space="preserve">Krama Vaakyam No. - </w:t>
+            </w:r>
+            <w:r>
+              <w:rPr>
+                <w:rFonts w:cs="Arial"/>
+                <w:b/>
+                <w:color w:val="000000"/>
+                <w:sz w:val="28"/>
+                <w:szCs w:val="32"/>
+                <w:lang w:val="en-IN"/>
+              </w:rPr>
+              <w:t>50</w:t>
+            </w:r>
+          </w:p>
+          <w:p>
+            <w:pPr>
+              <w:widowControl w:val="0"/>
+              <w:tabs>
+                <w:tab w:val="left" w:pos="993"/>
+              </w:tabs>
+              <w:autoSpaceDE w:val="0"/>
+              <w:autoSpaceDN w:val="0"/>
+              <w:adjustRightInd w:val="0"/>
+              <w:spacing w:before="0" w:line="240" w:lineRule="auto"/>
+              <w:ind w:right="297"/>
+              <w:rPr>
+                <w:rFonts w:cs="Arial"/>
+                <w:b/>
+                <w:color w:val="000000"/>
+                <w:sz w:val="28"/>
+                <w:szCs w:val="32"/>
+              </w:rPr>
+            </w:pPr>
+            <w:r>
+              <w:rPr>
+                <w:rFonts w:cs="Arial"/>
+                <w:b/>
+                <w:color w:val="000000"/>
+                <w:sz w:val="28"/>
+                <w:szCs w:val="32"/>
+                <w:lang w:val="it-IT"/>
+              </w:rPr>
+              <w:t>Panchaati No</w:t>
+            </w:r>
+            <w:r>
+              <w:rPr>
+                <w:rFonts w:cs="Arial"/>
+                <w:b/>
+                <w:color w:val="000000"/>
+                <w:szCs w:val="32"/>
+                <w:lang w:val="it-IT"/>
+              </w:rPr>
+              <w:t xml:space="preserve">. - </w:t>
+            </w:r>
+            <w:r>
+              <w:rPr>
+                <w:rFonts w:cs="Arial"/>
+                <w:b/>
+                <w:color w:val="000000"/>
+                <w:sz w:val="28"/>
+                <w:szCs w:val="28"/>
+                <w:lang w:val="it-IT"/>
+              </w:rPr>
+              <w:t>42</w:t>
+            </w:r>
+          </w:p>
+        </w:tc>
+        <w:tc>
+          <w:tcPr>
+            <w:tcW w:w="5103" w:type="dxa"/>
+          </w:tcPr>
+          <w:p>
+            <w:pPr>
+              <w:widowControl w:val="0"/>
+              <w:autoSpaceDE w:val="0"/>
+              <w:autoSpaceDN w:val="0"/>
+              <w:adjustRightInd w:val="0"/>
+              <w:spacing w:before="0" w:line="240" w:lineRule="auto"/>
+              <w:rPr>
+                <w:rFonts w:ascii="Latha" w:hAnsi="Latha" w:cs="Latha"/>
+                <w:sz w:val="28"/>
+                <w:szCs w:val="28"/>
+                <w:cs/>
+                <w:lang w:bidi="ta-IN"/>
+              </w:rPr>
+            </w:pPr>
+            <w:r>
+              <w:rPr>
+                <w:rFonts w:ascii="Latha" w:hAnsi="Latha" w:cs="Latha"/>
+                <w:sz w:val="28"/>
+                <w:szCs w:val="28"/>
+                <w:cs/>
+                <w:lang w:bidi="ta-IN"/>
+              </w:rPr>
               <w:t>அத்</w:t>
             </w:r>
             <w:r>
@@ -3426,17 +3778,7 @@
                 <w:rFonts w:ascii="Latha" w:hAnsi="Latha" w:cs="Latha"/>
                 <w:sz w:val="28"/>
                 <w:szCs w:val="28"/>
-                <w:highlight w:val="green"/>
-                <w:cs/>
-                <w:lang w:bidi="ta-IN"/>
-              </w:rPr>
-              <w:t>அ</w:t>
-            </w:r>
-            <w:r>
-              <w:rPr>
-                <w:rFonts w:ascii="Latha" w:hAnsi="Latha" w:cs="Latha"/>
-                <w:sz w:val="28"/>
-                <w:szCs w:val="28"/>
+                <w:highlight w:val="yellow"/>
                 <w:cs/>
                 <w:lang w:bidi="ta-IN"/>
               </w:rPr>
@@ -3450,6 +3792,7 @@
                 <w:position w:val="-12"/>
                 <w:sz w:val="28"/>
                 <w:szCs w:val="28"/>
+                <w:highlight w:val="yellow"/>
                 <w:cs/>
                 <w:lang w:bidi="ta-IN"/>
               </w:rPr>
@@ -3460,6 +3803,7 @@
                 <w:rFonts w:ascii="Latha" w:hAnsi="Latha" w:cs="Latha"/>
                 <w:sz w:val="28"/>
                 <w:szCs w:val="28"/>
+                <w:highlight w:val="yellow"/>
                 <w:cs/>
                 <w:lang w:bidi="ta-IN"/>
               </w:rPr>
@@ -3473,6 +3817,7 @@
                 <w:position w:val="-12"/>
                 <w:sz w:val="28"/>
                 <w:szCs w:val="28"/>
+                <w:highlight w:val="yellow"/>
                 <w:cs/>
                 <w:lang w:bidi="ta-IN"/>
               </w:rPr>
@@ -3601,7 +3946,6 @@
                 <w:cs/>
                 <w:lang w:bidi="ta-IN"/>
               </w:rPr>
-              <w:lastRenderedPageBreak/>
               <w:t>அ</w:t>
             </w:r>
             <w:r>
@@ -3696,6 +4040,1116 @@
               </w:rPr>
               <w:t>|</w:t>
             </w:r>
+          </w:p>
+        </w:tc>
+        <w:tc>
+          <w:tcPr>
+            <w:tcW w:w="5386" w:type="dxa"/>
+          </w:tcPr>
+          <w:p>
+            <w:pPr>
+              <w:widowControl w:val="0"/>
+              <w:autoSpaceDE w:val="0"/>
+              <w:autoSpaceDN w:val="0"/>
+              <w:adjustRightInd w:val="0"/>
+              <w:spacing w:before="0" w:line="240" w:lineRule="auto"/>
+              <w:rPr>
+                <w:rFonts w:ascii="Latha" w:hAnsi="Latha" w:cs="Latha"/>
+                <w:sz w:val="28"/>
+                <w:szCs w:val="28"/>
+                <w:cs/>
+                <w:lang w:bidi="ta-IN"/>
+              </w:rPr>
+            </w:pPr>
+            <w:r>
+              <w:rPr>
+                <w:rFonts w:ascii="Latha" w:hAnsi="Latha" w:cs="Latha"/>
+                <w:sz w:val="28"/>
+                <w:szCs w:val="28"/>
+                <w:cs/>
+                <w:lang w:bidi="ta-IN"/>
+              </w:rPr>
+              <w:t>அத்</w:t>
+            </w:r>
+            <w:r>
+              <w:rPr>
+                <w:rFonts w:ascii="Latha" w:hAnsi="Latha" w:cs="Latha"/>
+                <w:b/>
+                <w:bCs/>
+                <w:position w:val="-12"/>
+                <w:sz w:val="28"/>
+                <w:szCs w:val="28"/>
+                <w:cs/>
+                <w:lang w:bidi="ta-IN"/>
+              </w:rPr>
+              <w:t>3</w:t>
+            </w:r>
+            <w:r>
+              <w:rPr>
+                <w:rFonts w:ascii="Latha" w:hAnsi="Latha" w:cs="Latha"/>
+                <w:sz w:val="28"/>
+                <w:szCs w:val="28"/>
+                <w:cs/>
+                <w:lang w:bidi="ta-IN"/>
+              </w:rPr>
+              <w:t>த்</w:t>
+            </w:r>
+            <w:r>
+              <w:rPr>
+                <w:rFonts w:ascii="Latha" w:hAnsi="Latha" w:cs="Latha"/>
+                <w:b/>
+                <w:bCs/>
+                <w:position w:val="-12"/>
+                <w:sz w:val="28"/>
+                <w:szCs w:val="28"/>
+                <w:cs/>
+                <w:lang w:bidi="ta-IN"/>
+              </w:rPr>
+              <w:t>4</w:t>
+            </w:r>
+            <w:r>
+              <w:rPr>
+                <w:rFonts w:ascii="Latha" w:hAnsi="Latha" w:cs="Latha"/>
+                <w:sz w:val="28"/>
+                <w:szCs w:val="28"/>
+                <w:cs/>
+                <w:lang w:bidi="ta-IN"/>
+              </w:rPr>
+              <w:t>ய</w:t>
+            </w:r>
+            <w:r>
+              <w:rPr>
+                <w:rFonts w:ascii="BRH Tamil Tab Extra" w:hAnsi="BRH Tamil Tab Extra" w:cs="Latha"/>
+                <w:b/>
+                <w:sz w:val="36"/>
+                <w:szCs w:val="28"/>
+                <w:lang w:bidi="ta-IN"/>
+              </w:rPr>
+              <w:t>†</w:t>
+            </w:r>
+            <w:r>
+              <w:rPr>
+                <w:rFonts w:ascii="Latha" w:hAnsi="Latha" w:cs="Latha"/>
+                <w:sz w:val="28"/>
+                <w:szCs w:val="28"/>
+                <w:cs/>
+                <w:lang w:bidi="ta-IN"/>
+              </w:rPr>
+              <w:t>க்ஷாப்</w:t>
+            </w:r>
+            <w:r>
+              <w:rPr>
+                <w:rFonts w:ascii="Latha" w:hAnsi="Latha" w:cs="Latha"/>
+                <w:b/>
+                <w:bCs/>
+                <w:position w:val="-12"/>
+                <w:sz w:val="28"/>
+                <w:szCs w:val="28"/>
+                <w:cs/>
+                <w:lang w:bidi="ta-IN"/>
+              </w:rPr>
+              <w:t>4</w:t>
+            </w:r>
+            <w:r>
+              <w:rPr>
+                <w:rFonts w:ascii="Latha" w:hAnsi="Latha" w:cs="Latha"/>
+                <w:sz w:val="28"/>
+                <w:szCs w:val="28"/>
+                <w:cs/>
+                <w:lang w:bidi="ta-IN"/>
+              </w:rPr>
+              <w:t>யாங் க்</w:t>
+            </w:r>
+            <w:r>
+              <w:rPr>
+                <w:rFonts w:ascii="Latha" w:hAnsi="Latha" w:cs="Latha"/>
+                <w:b/>
+                <w:bCs/>
+                <w:position w:val="-12"/>
+                <w:sz w:val="28"/>
+                <w:szCs w:val="28"/>
+                <w:cs/>
+                <w:lang w:bidi="ta-IN"/>
+              </w:rPr>
+              <w:t>3</w:t>
+            </w:r>
+            <w:r>
+              <w:rPr>
+                <w:rFonts w:ascii="Latha" w:hAnsi="Latha" w:cs="Latha"/>
+                <w:b/>
+                <w:bCs/>
+                <w:i/>
+                <w:iCs/>
+                <w:sz w:val="28"/>
+                <w:szCs w:val="28"/>
+                <w:cs/>
+                <w:lang w:bidi="ta-IN"/>
+              </w:rPr>
+              <w:t>ரு</w:t>
+            </w:r>
+            <w:r>
+              <w:rPr>
+                <w:rFonts w:ascii="Latha" w:hAnsi="Latha" w:cs="Latha"/>
+                <w:sz w:val="28"/>
+                <w:szCs w:val="28"/>
+                <w:cs/>
+                <w:lang w:bidi="ta-IN"/>
+              </w:rPr>
+              <w:t xml:space="preserve">ஹ்ணாமி </w:t>
+            </w:r>
+            <w:r>
+              <w:rPr>
+                <w:rFonts w:ascii="Latha" w:hAnsi="Latha" w:cs="Latha"/>
+                <w:sz w:val="28"/>
+                <w:szCs w:val="28"/>
+                <w:lang w:bidi="ta-IN"/>
+              </w:rPr>
+              <w:t xml:space="preserve">| </w:t>
+            </w:r>
+            <w:r>
+              <w:rPr>
+                <w:rFonts w:ascii="Latha" w:hAnsi="Latha" w:cs="Latha"/>
+                <w:sz w:val="28"/>
+                <w:szCs w:val="28"/>
+                <w:highlight w:val="green"/>
+                <w:cs/>
+                <w:lang w:bidi="ta-IN"/>
+              </w:rPr>
+              <w:t>அ</w:t>
+            </w:r>
+            <w:r>
+              <w:rPr>
+                <w:rFonts w:ascii="Latha" w:hAnsi="Latha" w:cs="Latha"/>
+                <w:sz w:val="28"/>
+                <w:szCs w:val="28"/>
+                <w:cs/>
+                <w:lang w:bidi="ta-IN"/>
+              </w:rPr>
+              <w:t>த்</w:t>
+            </w:r>
+            <w:r>
+              <w:rPr>
+                <w:rFonts w:ascii="Latha" w:hAnsi="Latha" w:cs="Latha"/>
+                <w:b/>
+                <w:bCs/>
+                <w:position w:val="-12"/>
+                <w:sz w:val="28"/>
+                <w:szCs w:val="28"/>
+                <w:cs/>
+                <w:lang w:bidi="ta-IN"/>
+              </w:rPr>
+              <w:t>3</w:t>
+            </w:r>
+            <w:r>
+              <w:rPr>
+                <w:rFonts w:ascii="Latha" w:hAnsi="Latha" w:cs="Latha"/>
+                <w:sz w:val="28"/>
+                <w:szCs w:val="28"/>
+                <w:cs/>
+                <w:lang w:bidi="ta-IN"/>
+              </w:rPr>
+              <w:t>த்</w:t>
+            </w:r>
+            <w:r>
+              <w:rPr>
+                <w:rFonts w:ascii="Latha" w:hAnsi="Latha" w:cs="Latha"/>
+                <w:b/>
+                <w:bCs/>
+                <w:position w:val="-12"/>
+                <w:sz w:val="28"/>
+                <w:szCs w:val="28"/>
+                <w:cs/>
+                <w:lang w:bidi="ta-IN"/>
+              </w:rPr>
+              <w:t>4</w:t>
+            </w:r>
+            <w:r>
+              <w:rPr>
+                <w:rFonts w:ascii="Latha" w:hAnsi="Latha" w:cs="Latha"/>
+                <w:sz w:val="28"/>
+                <w:szCs w:val="28"/>
+                <w:cs/>
+                <w:lang w:bidi="ta-IN"/>
+              </w:rPr>
+              <w:t>ய</w:t>
+            </w:r>
+            <w:r>
+              <w:rPr>
+                <w:rFonts w:ascii="BRH Tamil Tab Extra" w:hAnsi="BRH Tamil Tab Extra" w:cs="Latha"/>
+                <w:b/>
+                <w:sz w:val="36"/>
+                <w:szCs w:val="28"/>
+                <w:lang w:bidi="ta-IN"/>
+              </w:rPr>
+              <w:t>†</w:t>
+            </w:r>
+            <w:r>
+              <w:rPr>
+                <w:rFonts w:ascii="Latha" w:hAnsi="Latha" w:cs="Latha"/>
+                <w:sz w:val="28"/>
+                <w:szCs w:val="28"/>
+                <w:cs/>
+                <w:lang w:bidi="ta-IN"/>
+              </w:rPr>
+              <w:t>க்ஷாப்</w:t>
+            </w:r>
+            <w:r>
+              <w:rPr>
+                <w:rFonts w:ascii="Latha" w:hAnsi="Latha" w:cs="Latha"/>
+                <w:b/>
+                <w:bCs/>
+                <w:position w:val="-12"/>
+                <w:sz w:val="28"/>
+                <w:szCs w:val="28"/>
+                <w:cs/>
+                <w:lang w:bidi="ta-IN"/>
+              </w:rPr>
+              <w:t>4</w:t>
+            </w:r>
+            <w:r>
+              <w:rPr>
+                <w:rFonts w:ascii="Latha" w:hAnsi="Latha" w:cs="Latha"/>
+                <w:sz w:val="28"/>
+                <w:szCs w:val="28"/>
+                <w:cs/>
+                <w:lang w:bidi="ta-IN"/>
+              </w:rPr>
+              <w:t>யா</w:t>
+            </w:r>
+            <w:r>
+              <w:rPr>
+                <w:rFonts w:ascii="BRH Tamil Tab Extra" w:hAnsi="BRH Tamil Tab Extra" w:cs="Latha"/>
+                <w:b/>
+                <w:sz w:val="32"/>
+                <w:szCs w:val="28"/>
+                <w:lang w:bidi="ta-IN"/>
+              </w:rPr>
+              <w:t>…</w:t>
+            </w:r>
+            <w:r>
+              <w:rPr>
+                <w:rFonts w:ascii="Latha" w:hAnsi="Latha" w:cs="Latha"/>
+                <w:sz w:val="28"/>
+                <w:szCs w:val="28"/>
+                <w:cs/>
+                <w:lang w:bidi="ta-IN"/>
+              </w:rPr>
+              <w:t>மித்யதி</w:t>
+            </w:r>
+            <w:r>
+              <w:rPr>
+                <w:rFonts w:ascii="BRH Tamil Tab Extra" w:hAnsi="BRH Tamil Tab Extra" w:cs="Latha"/>
+                <w:b/>
+                <w:sz w:val="36"/>
+                <w:szCs w:val="28"/>
+                <w:lang w:bidi="ta-IN"/>
+              </w:rPr>
+              <w:t>†</w:t>
+            </w:r>
+            <w:r>
+              <w:rPr>
+                <w:rFonts w:ascii="Latha" w:hAnsi="Latha" w:cs="Latha"/>
+                <w:b/>
+                <w:bCs/>
+                <w:position w:val="-12"/>
+                <w:sz w:val="28"/>
+                <w:szCs w:val="28"/>
+                <w:cs/>
+                <w:lang w:bidi="ta-IN"/>
+              </w:rPr>
+              <w:t>4</w:t>
+            </w:r>
+            <w:r>
+              <w:rPr>
+                <w:rFonts w:ascii="Latha" w:hAnsi="Latha" w:cs="Latha"/>
+                <w:sz w:val="28"/>
+                <w:szCs w:val="28"/>
+                <w:cs/>
+                <w:lang w:bidi="ta-IN"/>
+              </w:rPr>
+              <w:t xml:space="preserve"> </w:t>
+            </w:r>
+            <w:r>
+              <w:rPr>
+                <w:rFonts w:ascii="Latha" w:hAnsi="Latha" w:cs="Latha"/>
+                <w:sz w:val="28"/>
+                <w:szCs w:val="28"/>
+                <w:lang w:bidi="ta-IN"/>
+              </w:rPr>
+              <w:t xml:space="preserve">- </w:t>
+            </w:r>
+            <w:r>
+              <w:rPr>
+                <w:rFonts w:ascii="Latha" w:hAnsi="Latha" w:cs="Latha"/>
+                <w:sz w:val="28"/>
+                <w:szCs w:val="28"/>
+                <w:cs/>
+                <w:lang w:bidi="ta-IN"/>
+              </w:rPr>
+              <w:t>அ</w:t>
+            </w:r>
+            <w:r>
+              <w:rPr>
+                <w:rFonts w:ascii="BRH Tamil Tab Extra" w:hAnsi="BRH Tamil Tab Extra" w:cs="Latha"/>
+                <w:b/>
+                <w:sz w:val="32"/>
+                <w:szCs w:val="28"/>
+                <w:lang w:bidi="ta-IN"/>
+              </w:rPr>
+              <w:t>…</w:t>
+            </w:r>
+            <w:r>
+              <w:rPr>
+                <w:rFonts w:ascii="Latha" w:hAnsi="Latha" w:cs="Latha"/>
+                <w:sz w:val="28"/>
+                <w:szCs w:val="28"/>
+                <w:cs/>
+                <w:lang w:bidi="ta-IN"/>
+              </w:rPr>
+              <w:t>க்ஷா</w:t>
+            </w:r>
+            <w:r>
+              <w:rPr>
+                <w:rFonts w:ascii="BRH Tamil Tab Extra" w:hAnsi="BRH Tamil Tab Extra" w:cs="Latha"/>
+                <w:b/>
+                <w:sz w:val="32"/>
+                <w:szCs w:val="28"/>
+                <w:lang w:bidi="ta-IN"/>
+              </w:rPr>
+              <w:t>…</w:t>
+            </w:r>
+            <w:r>
+              <w:rPr>
+                <w:rFonts w:ascii="Latha" w:hAnsi="Latha" w:cs="Latha"/>
+                <w:sz w:val="28"/>
+                <w:szCs w:val="28"/>
+                <w:cs/>
+                <w:lang w:bidi="ta-IN"/>
+              </w:rPr>
+              <w:t>ப்</w:t>
+            </w:r>
+            <w:r>
+              <w:rPr>
+                <w:rFonts w:ascii="Latha" w:hAnsi="Latha" w:cs="Latha"/>
+                <w:b/>
+                <w:bCs/>
+                <w:position w:val="-12"/>
+                <w:sz w:val="28"/>
+                <w:szCs w:val="28"/>
+                <w:cs/>
+                <w:lang w:bidi="ta-IN"/>
+              </w:rPr>
+              <w:t>4</w:t>
+            </w:r>
+            <w:r>
+              <w:rPr>
+                <w:rFonts w:ascii="Latha" w:hAnsi="Latha" w:cs="Latha"/>
+                <w:sz w:val="28"/>
+                <w:szCs w:val="28"/>
+                <w:cs/>
+                <w:lang w:bidi="ta-IN"/>
+              </w:rPr>
+              <w:t>யா</w:t>
+            </w:r>
+            <w:r>
+              <w:rPr>
+                <w:rFonts w:ascii="BRH Tamil Tab Extra" w:hAnsi="BRH Tamil Tab Extra" w:cs="Latha"/>
+                <w:b/>
+                <w:sz w:val="32"/>
+                <w:szCs w:val="28"/>
+                <w:lang w:bidi="ta-IN"/>
+              </w:rPr>
+              <w:t>…</w:t>
+            </w:r>
+            <w:r>
+              <w:rPr>
+                <w:rFonts w:ascii="Latha" w:hAnsi="Latha" w:cs="Latha"/>
+                <w:sz w:val="28"/>
+                <w:szCs w:val="28"/>
+                <w:cs/>
+                <w:lang w:bidi="ta-IN"/>
+              </w:rPr>
+              <w:t xml:space="preserve">ம் </w:t>
+            </w:r>
+            <w:r>
+              <w:rPr>
+                <w:rFonts w:ascii="Latha" w:hAnsi="Latha" w:cs="Latha"/>
+                <w:sz w:val="28"/>
+                <w:szCs w:val="28"/>
+                <w:lang w:bidi="ta-IN"/>
+              </w:rPr>
+              <w:t>|</w:t>
+            </w:r>
+          </w:p>
+        </w:tc>
+      </w:tr>
+      <w:tr>
+        <w:trPr>
+          <w:gridBefore w:val="1"/>
+          <w:wBefore w:w="78" w:type="dxa"/>
+          <w:trHeight w:val="1408"/>
+        </w:trPr>
+        <w:tc>
+          <w:tcPr>
+            <w:tcW w:w="3828" w:type="dxa"/>
+          </w:tcPr>
+          <w:p>
+            <w:pPr>
+              <w:widowControl w:val="0"/>
+              <w:tabs>
+                <w:tab w:val="left" w:pos="993"/>
+              </w:tabs>
+              <w:autoSpaceDE w:val="0"/>
+              <w:autoSpaceDN w:val="0"/>
+              <w:adjustRightInd w:val="0"/>
+              <w:spacing w:before="0" w:line="240" w:lineRule="auto"/>
+              <w:ind w:right="297"/>
+              <w:rPr>
+                <w:rFonts w:cs="Arial"/>
+                <w:b/>
+                <w:color w:val="000000"/>
+                <w:sz w:val="28"/>
+                <w:szCs w:val="32"/>
+              </w:rPr>
+            </w:pPr>
+            <w:r>
+              <w:rPr>
+                <w:rFonts w:cs="Arial"/>
+                <w:b/>
+                <w:color w:val="000000"/>
+                <w:sz w:val="28"/>
+                <w:szCs w:val="32"/>
+              </w:rPr>
+              <w:t>T.S.</w:t>
+            </w:r>
+            <w:r>
+              <w:rPr>
+                <w:rFonts w:cs="Arial"/>
+                <w:b/>
+                <w:color w:val="000000"/>
+                <w:sz w:val="28"/>
+                <w:szCs w:val="32"/>
+              </w:rPr>
+              <w:t xml:space="preserve">3.2.10.2 </w:t>
+            </w:r>
+            <w:r>
+              <w:rPr>
+                <w:rFonts w:cs="Arial"/>
+                <w:b/>
+                <w:color w:val="000000"/>
+                <w:sz w:val="28"/>
+                <w:szCs w:val="32"/>
+              </w:rPr>
+              <w:t>– Kramam</w:t>
+            </w:r>
+          </w:p>
+          <w:p>
+            <w:pPr>
+              <w:widowControl w:val="0"/>
+              <w:tabs>
+                <w:tab w:val="left" w:pos="993"/>
+              </w:tabs>
+              <w:autoSpaceDE w:val="0"/>
+              <w:autoSpaceDN w:val="0"/>
+              <w:adjustRightInd w:val="0"/>
+              <w:spacing w:before="0" w:line="240" w:lineRule="auto"/>
+              <w:ind w:right="297"/>
+              <w:rPr>
+                <w:rFonts w:cs="Arial"/>
+                <w:b/>
+                <w:color w:val="000000"/>
+                <w:sz w:val="28"/>
+                <w:szCs w:val="32"/>
+                <w:lang w:val="en-IN"/>
+              </w:rPr>
+            </w:pPr>
+            <w:r>
+              <w:rPr>
+                <w:rFonts w:cs="Arial"/>
+                <w:b/>
+                <w:color w:val="000000"/>
+                <w:sz w:val="28"/>
+                <w:szCs w:val="32"/>
+                <w:lang w:val="en-IN"/>
+              </w:rPr>
+              <w:t>Krama Vaakyam No. - 48</w:t>
+            </w:r>
+          </w:p>
+          <w:p>
+            <w:pPr>
+              <w:widowControl w:val="0"/>
+              <w:tabs>
+                <w:tab w:val="left" w:pos="993"/>
+              </w:tabs>
+              <w:autoSpaceDE w:val="0"/>
+              <w:autoSpaceDN w:val="0"/>
+              <w:adjustRightInd w:val="0"/>
+              <w:spacing w:before="0" w:line="240" w:lineRule="auto"/>
+              <w:ind w:right="297"/>
+              <w:rPr>
+                <w:rFonts w:cs="Arial"/>
+                <w:b/>
+                <w:color w:val="000000"/>
+                <w:sz w:val="28"/>
+                <w:szCs w:val="32"/>
+                <w:lang w:val="it-IT"/>
+              </w:rPr>
+            </w:pPr>
+            <w:r>
+              <w:rPr>
+                <w:rFonts w:cs="Arial"/>
+                <w:b/>
+                <w:color w:val="000000"/>
+                <w:sz w:val="28"/>
+                <w:szCs w:val="32"/>
+                <w:lang w:val="it-IT"/>
+              </w:rPr>
+              <w:t>Panchaati No</w:t>
+            </w:r>
+            <w:r>
+              <w:rPr>
+                <w:rFonts w:cs="Arial"/>
+                <w:b/>
+                <w:color w:val="000000"/>
+                <w:szCs w:val="32"/>
+                <w:lang w:val="it-IT"/>
+              </w:rPr>
+              <w:t xml:space="preserve">. - </w:t>
+            </w:r>
+            <w:r>
+              <w:rPr>
+                <w:rFonts w:cs="Arial"/>
+                <w:b/>
+                <w:color w:val="000000"/>
+                <w:szCs w:val="32"/>
+                <w:lang w:val="it-IT"/>
+              </w:rPr>
+              <w:t>43</w:t>
+            </w:r>
+          </w:p>
+        </w:tc>
+        <w:tc>
+          <w:tcPr>
+            <w:tcW w:w="5103" w:type="dxa"/>
+          </w:tcPr>
+          <w:p>
+            <w:pPr>
+              <w:widowControl w:val="0"/>
+              <w:autoSpaceDE w:val="0"/>
+              <w:autoSpaceDN w:val="0"/>
+              <w:adjustRightInd w:val="0"/>
+              <w:spacing w:before="0" w:line="240" w:lineRule="auto"/>
+              <w:rPr>
+                <w:rFonts w:ascii="BRH Malayalam Extra" w:hAnsi="BRH Malayalam Extra" w:cs="BRH Malayalam Extra"/>
+                <w:color w:val="000000"/>
+                <w:sz w:val="40"/>
+                <w:szCs w:val="40"/>
+                <w:lang w:val="it-IT"/>
+              </w:rPr>
+            </w:pPr>
+            <w:r>
+              <w:rPr>
+                <w:rFonts w:ascii="Latha" w:hAnsi="Latha" w:cs="Latha"/>
+                <w:sz w:val="28"/>
+                <w:szCs w:val="28"/>
+                <w:cs/>
+                <w:lang w:bidi="ta-IN"/>
+              </w:rPr>
+              <w:t>ஶ்ரேஷ்டோ</w:t>
+            </w:r>
+            <w:r>
+              <w:rPr>
+                <w:rFonts w:ascii="BRH Tamil Tab Extra" w:hAnsi="BRH Tamil Tab Extra" w:cs="Latha"/>
+                <w:b/>
+                <w:sz w:val="36"/>
+                <w:szCs w:val="28"/>
+                <w:lang w:val="it-IT" w:bidi="ta-IN"/>
+              </w:rPr>
+              <w:t>†</w:t>
+            </w:r>
+            <w:r>
+              <w:rPr>
+                <w:rFonts w:ascii="Latha" w:hAnsi="Latha" w:cs="Latha"/>
+                <w:b/>
+                <w:bCs/>
+                <w:position w:val="-12"/>
+                <w:sz w:val="28"/>
+                <w:szCs w:val="28"/>
+                <w:cs/>
+                <w:lang w:bidi="ta-IN"/>
+              </w:rPr>
+              <w:t>2</w:t>
+            </w:r>
+            <w:r>
+              <w:rPr>
+                <w:rFonts w:ascii="Latha" w:hAnsi="Latha" w:cs="Latha"/>
+                <w:sz w:val="28"/>
+                <w:szCs w:val="28"/>
+                <w:cs/>
+                <w:lang w:bidi="ta-IN"/>
+              </w:rPr>
+              <w:t xml:space="preserve"> ரஶ்மீ</w:t>
+            </w:r>
+            <w:r>
+              <w:rPr>
+                <w:rFonts w:ascii="BRH Tamil Tab Extra" w:hAnsi="BRH Tamil Tab Extra" w:cs="Latha"/>
+                <w:b/>
+                <w:sz w:val="32"/>
+                <w:szCs w:val="28"/>
+                <w:lang w:val="it-IT" w:bidi="ta-IN"/>
+              </w:rPr>
+              <w:t>…</w:t>
+            </w:r>
+            <w:r>
+              <w:rPr>
+                <w:rFonts w:ascii="Latha" w:hAnsi="Latha" w:cs="Latha"/>
+                <w:sz w:val="28"/>
+                <w:szCs w:val="28"/>
+                <w:cs/>
+                <w:lang w:bidi="ta-IN"/>
+              </w:rPr>
+              <w:t xml:space="preserve">னாம் </w:t>
+            </w:r>
+            <w:r>
+              <w:rPr>
+                <w:rFonts w:ascii="Latha" w:hAnsi="Latha" w:cs="Latha"/>
+                <w:sz w:val="28"/>
+                <w:szCs w:val="28"/>
+                <w:lang w:val="it-IT" w:bidi="ta-IN"/>
+              </w:rPr>
+              <w:t xml:space="preserve">| </w:t>
+            </w:r>
+            <w:r>
+              <w:rPr>
+                <w:rFonts w:ascii="Latha" w:hAnsi="Latha" w:cs="Latha"/>
+                <w:sz w:val="28"/>
+                <w:szCs w:val="28"/>
+                <w:cs/>
+                <w:lang w:bidi="ta-IN"/>
+              </w:rPr>
+              <w:t>ர</w:t>
+            </w:r>
+            <w:r>
+              <w:rPr>
+                <w:rFonts w:ascii="BRH Tamil Tab Extra" w:hAnsi="BRH Tamil Tab Extra" w:cs="Latha"/>
+                <w:b/>
+                <w:sz w:val="32"/>
+                <w:szCs w:val="28"/>
+                <w:lang w:val="it-IT" w:bidi="ta-IN"/>
+              </w:rPr>
+              <w:t>…</w:t>
+            </w:r>
+            <w:r>
+              <w:rPr>
+                <w:rFonts w:ascii="Latha" w:hAnsi="Latha" w:cs="Latha"/>
+                <w:sz w:val="28"/>
+                <w:szCs w:val="28"/>
+                <w:cs/>
+                <w:lang w:bidi="ta-IN"/>
+              </w:rPr>
+              <w:t>ஶ்</w:t>
+            </w:r>
+            <w:r>
+              <w:rPr>
+                <w:rFonts w:ascii="Latha" w:hAnsi="Latha" w:cs="Latha"/>
+                <w:sz w:val="28"/>
+                <w:szCs w:val="28"/>
+                <w:highlight w:val="yellow"/>
+                <w:cs/>
+                <w:lang w:bidi="ta-IN"/>
+              </w:rPr>
+              <w:t>மி</w:t>
+            </w:r>
+            <w:r>
+              <w:rPr>
+                <w:rFonts w:ascii="BRH Tamil Tab Extra" w:hAnsi="BRH Tamil Tab Extra" w:cs="Latha"/>
+                <w:b/>
+                <w:sz w:val="32"/>
+                <w:szCs w:val="28"/>
+                <w:lang w:val="it-IT" w:bidi="ta-IN"/>
+              </w:rPr>
+              <w:t>…</w:t>
+            </w:r>
+            <w:r>
+              <w:rPr>
+                <w:rFonts w:ascii="Latha" w:hAnsi="Latha" w:cs="Latha"/>
+                <w:sz w:val="28"/>
+                <w:szCs w:val="28"/>
+                <w:cs/>
+                <w:lang w:bidi="ta-IN"/>
+              </w:rPr>
+              <w:t>னாம</w:t>
+            </w:r>
+            <w:r>
+              <w:rPr>
+                <w:rFonts w:ascii="BRH Tamil Tab Extra" w:hAnsi="BRH Tamil Tab Extra" w:cs="Latha"/>
+                <w:b/>
+                <w:sz w:val="36"/>
+                <w:szCs w:val="28"/>
+                <w:lang w:val="it-IT" w:bidi="ta-IN"/>
+              </w:rPr>
+              <w:t>†</w:t>
+            </w:r>
+            <w:r>
+              <w:rPr>
+                <w:rFonts w:ascii="Latha" w:hAnsi="Latha" w:cs="Latha"/>
+                <w:sz w:val="28"/>
+                <w:szCs w:val="28"/>
+                <w:cs/>
+                <w:lang w:bidi="ta-IN"/>
+              </w:rPr>
+              <w:t>பான</w:t>
+            </w:r>
+            <w:r>
+              <w:rPr>
+                <w:rFonts w:ascii="BRH Tamil Tab Extra" w:hAnsi="BRH Tamil Tab Extra" w:cs="Latha"/>
+                <w:b/>
+                <w:sz w:val="32"/>
+                <w:szCs w:val="28"/>
+                <w:lang w:val="it-IT" w:bidi="ta-IN"/>
+              </w:rPr>
+              <w:t>…</w:t>
+            </w:r>
+            <w:r>
+              <w:rPr>
+                <w:rFonts w:ascii="Latha" w:hAnsi="Latha" w:cs="Latha"/>
+                <w:sz w:val="28"/>
+                <w:szCs w:val="28"/>
+                <w:cs/>
+                <w:lang w:bidi="ta-IN"/>
+              </w:rPr>
+              <w:t>பா</w:t>
+            </w:r>
+            <w:r>
+              <w:rPr>
+                <w:rFonts w:ascii="Latha" w:hAnsi="Latha" w:cs="Latha"/>
+                <w:b/>
+                <w:bCs/>
+                <w:sz w:val="32"/>
+                <w:szCs w:val="32"/>
+                <w:cs/>
+                <w:lang w:bidi="ta-IN"/>
+              </w:rPr>
+              <w:t>:</w:t>
+            </w:r>
+            <w:r>
+              <w:rPr>
+                <w:rFonts w:ascii="Latha" w:hAnsi="Latha" w:cs="Latha"/>
+                <w:sz w:val="28"/>
+                <w:szCs w:val="28"/>
+                <w:cs/>
+                <w:lang w:bidi="ta-IN"/>
+              </w:rPr>
+              <w:t xml:space="preserve"> </w:t>
+            </w:r>
+            <w:r>
+              <w:rPr>
+                <w:rFonts w:ascii="Latha" w:hAnsi="Latha" w:cs="Latha"/>
+                <w:sz w:val="28"/>
+                <w:szCs w:val="28"/>
+                <w:lang w:val="it-IT" w:bidi="ta-IN"/>
+              </w:rPr>
+              <w:t>|</w:t>
+            </w:r>
+          </w:p>
+        </w:tc>
+        <w:tc>
+          <w:tcPr>
+            <w:tcW w:w="5386" w:type="dxa"/>
+          </w:tcPr>
+          <w:p>
+            <w:pPr>
+              <w:widowControl w:val="0"/>
+              <w:autoSpaceDE w:val="0"/>
+              <w:autoSpaceDN w:val="0"/>
+              <w:adjustRightInd w:val="0"/>
+              <w:spacing w:before="0" w:line="240" w:lineRule="auto"/>
+              <w:rPr>
+                <w:rFonts w:ascii="BRH Malayalam Extra" w:hAnsi="BRH Malayalam Extra" w:cs="BRH Malayalam Extra"/>
+                <w:color w:val="000000"/>
+                <w:sz w:val="40"/>
+                <w:szCs w:val="40"/>
+                <w:lang w:val="it-IT"/>
+              </w:rPr>
+            </w:pPr>
+            <w:r>
+              <w:rPr>
+                <w:rFonts w:ascii="Latha" w:hAnsi="Latha" w:cs="Latha"/>
+                <w:sz w:val="28"/>
+                <w:szCs w:val="28"/>
+                <w:cs/>
+                <w:lang w:bidi="ta-IN"/>
+              </w:rPr>
+              <w:t>ஶ்ரேஷ்டோ</w:t>
+            </w:r>
+            <w:r>
+              <w:rPr>
+                <w:rFonts w:ascii="BRH Tamil Tab Extra" w:hAnsi="BRH Tamil Tab Extra" w:cs="Latha"/>
+                <w:b/>
+                <w:sz w:val="36"/>
+                <w:szCs w:val="28"/>
+                <w:lang w:val="it-IT" w:bidi="ta-IN"/>
+              </w:rPr>
+              <w:t>†</w:t>
+            </w:r>
+            <w:r>
+              <w:rPr>
+                <w:rFonts w:ascii="Latha" w:hAnsi="Latha" w:cs="Latha"/>
+                <w:b/>
+                <w:bCs/>
+                <w:position w:val="-12"/>
+                <w:sz w:val="28"/>
+                <w:szCs w:val="28"/>
+                <w:cs/>
+                <w:lang w:bidi="ta-IN"/>
+              </w:rPr>
+              <w:t>2</w:t>
+            </w:r>
+            <w:r>
+              <w:rPr>
+                <w:rFonts w:ascii="Latha" w:hAnsi="Latha" w:cs="Latha"/>
+                <w:sz w:val="28"/>
+                <w:szCs w:val="28"/>
+                <w:cs/>
+                <w:lang w:bidi="ta-IN"/>
+              </w:rPr>
+              <w:t xml:space="preserve"> ரஶ்மீ</w:t>
+            </w:r>
+            <w:r>
+              <w:rPr>
+                <w:rFonts w:ascii="BRH Tamil Tab Extra" w:hAnsi="BRH Tamil Tab Extra" w:cs="Latha"/>
+                <w:b/>
+                <w:sz w:val="32"/>
+                <w:szCs w:val="28"/>
+                <w:lang w:val="it-IT" w:bidi="ta-IN"/>
+              </w:rPr>
+              <w:t>…</w:t>
+            </w:r>
+            <w:r>
+              <w:rPr>
+                <w:rFonts w:ascii="Latha" w:hAnsi="Latha" w:cs="Latha"/>
+                <w:sz w:val="28"/>
+                <w:szCs w:val="28"/>
+                <w:cs/>
+                <w:lang w:bidi="ta-IN"/>
+              </w:rPr>
+              <w:t xml:space="preserve">னாம் </w:t>
+            </w:r>
+            <w:r>
+              <w:rPr>
+                <w:rFonts w:ascii="Latha" w:hAnsi="Latha" w:cs="Latha"/>
+                <w:sz w:val="28"/>
+                <w:szCs w:val="28"/>
+                <w:lang w:val="it-IT" w:bidi="ta-IN"/>
+              </w:rPr>
+              <w:t xml:space="preserve">| </w:t>
+            </w:r>
+            <w:r>
+              <w:rPr>
+                <w:rFonts w:ascii="Latha" w:hAnsi="Latha" w:cs="Latha"/>
+                <w:sz w:val="28"/>
+                <w:szCs w:val="28"/>
+                <w:cs/>
+                <w:lang w:bidi="ta-IN"/>
+              </w:rPr>
+              <w:t>ர</w:t>
+            </w:r>
+            <w:r>
+              <w:rPr>
+                <w:rFonts w:ascii="BRH Tamil Tab Extra" w:hAnsi="BRH Tamil Tab Extra" w:cs="Latha"/>
+                <w:b/>
+                <w:sz w:val="32"/>
+                <w:szCs w:val="28"/>
+                <w:lang w:val="it-IT" w:bidi="ta-IN"/>
+              </w:rPr>
+              <w:t>…</w:t>
+            </w:r>
+            <w:r>
+              <w:rPr>
+                <w:rFonts w:ascii="Latha" w:hAnsi="Latha" w:cs="Latha"/>
+                <w:sz w:val="28"/>
+                <w:szCs w:val="28"/>
+                <w:cs/>
+                <w:lang w:bidi="ta-IN"/>
+              </w:rPr>
+              <w:t>ஶ்</w:t>
+            </w:r>
+            <w:r>
+              <w:rPr>
+                <w:rFonts w:ascii="Latha" w:hAnsi="Latha" w:cs="Latha"/>
+                <w:sz w:val="28"/>
+                <w:szCs w:val="28"/>
+                <w:highlight w:val="green"/>
+                <w:cs/>
+                <w:lang w:bidi="ta-IN"/>
+              </w:rPr>
+              <w:t>மீ</w:t>
+            </w:r>
+            <w:r>
+              <w:rPr>
+                <w:rFonts w:ascii="BRH Tamil Tab Extra" w:hAnsi="BRH Tamil Tab Extra" w:cs="Latha"/>
+                <w:b/>
+                <w:sz w:val="32"/>
+                <w:szCs w:val="28"/>
+                <w:lang w:val="it-IT" w:bidi="ta-IN"/>
+              </w:rPr>
+              <w:t>…</w:t>
+            </w:r>
+            <w:r>
+              <w:rPr>
+                <w:rFonts w:ascii="Latha" w:hAnsi="Latha" w:cs="Latha"/>
+                <w:sz w:val="28"/>
+                <w:szCs w:val="28"/>
+                <w:cs/>
+                <w:lang w:bidi="ta-IN"/>
+              </w:rPr>
+              <w:t>னாம</w:t>
+            </w:r>
+            <w:r>
+              <w:rPr>
+                <w:rFonts w:ascii="BRH Tamil Tab Extra" w:hAnsi="BRH Tamil Tab Extra" w:cs="Latha"/>
+                <w:b/>
+                <w:sz w:val="36"/>
+                <w:szCs w:val="28"/>
+                <w:lang w:val="it-IT" w:bidi="ta-IN"/>
+              </w:rPr>
+              <w:t>†</w:t>
+            </w:r>
+            <w:r>
+              <w:rPr>
+                <w:rFonts w:ascii="Latha" w:hAnsi="Latha" w:cs="Latha"/>
+                <w:sz w:val="28"/>
+                <w:szCs w:val="28"/>
+                <w:cs/>
+                <w:lang w:bidi="ta-IN"/>
+              </w:rPr>
+              <w:t>பான</w:t>
+            </w:r>
+            <w:r>
+              <w:rPr>
+                <w:rFonts w:ascii="BRH Tamil Tab Extra" w:hAnsi="BRH Tamil Tab Extra" w:cs="Latha"/>
+                <w:b/>
+                <w:sz w:val="32"/>
+                <w:szCs w:val="28"/>
+                <w:lang w:val="it-IT" w:bidi="ta-IN"/>
+              </w:rPr>
+              <w:t>…</w:t>
+            </w:r>
+            <w:r>
+              <w:rPr>
+                <w:rFonts w:ascii="Latha" w:hAnsi="Latha" w:cs="Latha"/>
+                <w:sz w:val="28"/>
+                <w:szCs w:val="28"/>
+                <w:cs/>
+                <w:lang w:bidi="ta-IN"/>
+              </w:rPr>
+              <w:t>பா</w:t>
+            </w:r>
+            <w:r>
+              <w:rPr>
+                <w:rFonts w:ascii="Latha" w:hAnsi="Latha" w:cs="Latha"/>
+                <w:b/>
+                <w:bCs/>
+                <w:sz w:val="32"/>
+                <w:szCs w:val="32"/>
+                <w:cs/>
+                <w:lang w:bidi="ta-IN"/>
+              </w:rPr>
+              <w:t>:</w:t>
+            </w:r>
+            <w:r>
+              <w:rPr>
+                <w:rFonts w:ascii="Latha" w:hAnsi="Latha" w:cs="Latha"/>
+                <w:sz w:val="28"/>
+                <w:szCs w:val="28"/>
+                <w:cs/>
+                <w:lang w:bidi="ta-IN"/>
+              </w:rPr>
+              <w:t xml:space="preserve"> </w:t>
+            </w:r>
+            <w:r>
+              <w:rPr>
+                <w:rFonts w:ascii="Latha" w:hAnsi="Latha" w:cs="Latha"/>
+                <w:sz w:val="28"/>
+                <w:szCs w:val="28"/>
+                <w:lang w:val="it-IT" w:bidi="ta-IN"/>
+              </w:rPr>
+              <w:t>|</w:t>
+            </w:r>
+          </w:p>
+        </w:tc>
+      </w:tr>
+      <w:tr>
+        <w:trPr>
+          <w:trHeight w:val="841"/>
+        </w:trPr>
+        <w:tc>
+          <w:tcPr>
+            <w:tcW w:w="3906" w:type="dxa"/>
+            <w:gridSpan w:val="2"/>
+          </w:tcPr>
+          <w:p>
+            <w:pPr>
+              <w:widowControl w:val="0"/>
+              <w:tabs>
+                <w:tab w:val="left" w:pos="993"/>
+              </w:tabs>
+              <w:autoSpaceDE w:val="0"/>
+              <w:autoSpaceDN w:val="0"/>
+              <w:adjustRightInd w:val="0"/>
+              <w:spacing w:before="0" w:line="240" w:lineRule="auto"/>
+              <w:ind w:right="297"/>
+              <w:rPr>
+                <w:rFonts w:cs="Arial"/>
+                <w:b/>
+                <w:color w:val="000000"/>
+                <w:sz w:val="28"/>
+                <w:szCs w:val="32"/>
+                <w:lang w:val="it-IT"/>
+              </w:rPr>
+            </w:pPr>
+          </w:p>
+        </w:tc>
+        <w:tc>
+          <w:tcPr>
+            <w:tcW w:w="5103" w:type="dxa"/>
+          </w:tcPr>
+          <w:p>
+            <w:pPr>
+              <w:widowControl w:val="0"/>
+              <w:autoSpaceDE w:val="0"/>
+              <w:autoSpaceDN w:val="0"/>
+              <w:adjustRightInd w:val="0"/>
+              <w:spacing w:before="0" w:line="240" w:lineRule="auto"/>
+              <w:rPr>
+                <w:rFonts w:ascii="Latha" w:hAnsi="Latha" w:cs="Latha"/>
+                <w:sz w:val="28"/>
+                <w:szCs w:val="28"/>
+                <w:cs/>
+                <w:lang w:bidi="ta-IN"/>
+              </w:rPr>
+            </w:pPr>
+          </w:p>
+        </w:tc>
+        <w:tc>
+          <w:tcPr>
+            <w:tcW w:w="5386" w:type="dxa"/>
+          </w:tcPr>
+          <w:p>
+            <w:pPr>
+              <w:widowControl w:val="0"/>
+              <w:autoSpaceDE w:val="0"/>
+              <w:autoSpaceDN w:val="0"/>
+              <w:adjustRightInd w:val="0"/>
+              <w:spacing w:before="0" w:line="240" w:lineRule="auto"/>
+              <w:rPr>
+                <w:rFonts w:ascii="Latha" w:hAnsi="Latha" w:cs="Latha"/>
+                <w:sz w:val="28"/>
+                <w:szCs w:val="28"/>
+                <w:cs/>
+                <w:lang w:bidi="ta-IN"/>
+              </w:rPr>
+            </w:pPr>
           </w:p>
         </w:tc>
       </w:tr>
@@ -3719,7 +5173,6 @@
           <w:szCs w:val="32"/>
           <w:u w:val="single"/>
         </w:rPr>
-        <w:lastRenderedPageBreak/>
         <w:t>=================</w:t>
       </w:r>
     </w:p>
@@ -4769,6 +6222,7 @@
           <w:b/>
           <w:bCs/>
         </w:rPr>
+        <w:lastRenderedPageBreak/>
         <w:t>(ignore those which are already incorporated in your book’s version and date)</w:t>
       </w:r>
     </w:p>
@@ -6038,7 +7492,6 @@
                 <w:sz w:val="28"/>
                 <w:szCs w:val="32"/>
               </w:rPr>
-              <w:lastRenderedPageBreak/>
               <w:t>T.S.</w:t>
             </w:r>
             <w:r>
@@ -8186,6 +9639,7 @@
                 <w:sz w:val="28"/>
                 <w:szCs w:val="32"/>
               </w:rPr>
+              <w:lastRenderedPageBreak/>
               <w:t>T.S.</w:t>
             </w:r>
             <w:r>
@@ -9606,7 +11060,6 @@
           <w:szCs w:val="40"/>
           <w:lang w:val="en-IN" w:eastAsia="en-IN"/>
         </w:rPr>
-        <w:lastRenderedPageBreak/>
         <w:t xml:space="preserve">"zlÉ" </w:t>
       </w:r>
       <w:r>

--- a/TS-Kramam/TS-3.2/TS 3.2 Tamil Krama Paatam Corrections.docx
+++ b/TS-Kramam/TS-3.2/TS 3.2 Tamil Krama Paatam Corrections.docx
@@ -1,6 +1,6 @@
 
 <file path=word/document.xml><?xml version="1.0" encoding="utf-8"?>
-<w:document xmlns:wpc="http://schemas.microsoft.com/office/word/2010/wordprocessingCanvas" xmlns:cx="http://schemas.microsoft.com/office/drawing/2014/chartex" xmlns:cx1="http://schemas.microsoft.com/office/drawing/2015/9/8/chartex" xmlns:cx2="http://schemas.microsoft.com/office/drawing/2015/10/21/chartex" xmlns:cx3="http://schemas.microsoft.com/office/drawing/2016/5/9/chartex" xmlns:cx4="http://schemas.microsoft.com/office/drawing/2016/5/10/chartex" xmlns:cx5="http://schemas.microsoft.com/office/drawing/2016/5/11/chartex" xmlns:cx6="http://schemas.microsoft.com/office/drawing/2016/5/12/chartex" xmlns:cx7="http://schemas.microsoft.com/office/drawing/2016/5/13/chartex" xmlns:cx8="http://schemas.microsoft.com/office/drawing/2016/5/14/chartex" xmlns:mc="http://schemas.openxmlformats.org/markup-compatibility/2006" xmlns:aink="http://schemas.microsoft.com/office/drawing/2016/ink" xmlns:am3d="http://schemas.microsoft.com/office/drawing/2017/model3d" xmlns:o="urn:schemas-microsoft-com:office:office" xmlns:oel="http://schemas.microsoft.com/office/2019/extlst" xmlns:r="http://schemas.openxmlformats.org/officeDocument/2006/relationships" xmlns:m="http://schemas.openxmlformats.org/officeDocument/2006/math" xmlns:v="urn:schemas-microsoft-com:vml" xmlns:wp14="http://schemas.microsoft.com/office/word/2010/wordprocessingDrawing" xmlns:wp="http://schemas.openxmlformats.org/drawingml/2006/wordprocessingDrawing" xmlns:w10="urn:schemas-microsoft-com:office:word" xmlns:w="http://schemas.openxmlformats.org/wordprocessingml/2006/main" xmlns:w14="http://schemas.microsoft.com/office/word/2010/wordml" xmlns:w15="http://schemas.microsoft.com/office/word/2012/wordml" xmlns:w16cex="http://schemas.microsoft.com/office/word/2018/wordml/cex" xmlns:w16cid="http://schemas.microsoft.com/office/word/2016/wordml/cid" xmlns:w16="http://schemas.microsoft.com/office/word/2018/wordml" xmlns:w16du="http://schemas.microsoft.com/office/word/2023/wordml/word16du" xmlns:w16sdtdh="http://schemas.microsoft.com/office/word/2020/wordml/sdtdatahash" xmlns:w16sdtfl="http://schemas.microsoft.com/office/word/2024/wordml/sdtformatlock" xmlns:w16se="http://schemas.microsoft.com/office/word/2015/wordml/symex" xmlns:wpg="http://schemas.microsoft.com/office/word/2010/wordprocessingGroup" xmlns:wpi="http://schemas.microsoft.com/office/word/2010/wordprocessingInk" xmlns:wne="http://schemas.microsoft.com/office/word/2006/wordml" xmlns:wps="http://schemas.microsoft.com/office/word/2010/wordprocessingShape" mc:Ignorable="w14 w15 w16se w16cid w16 w16cex w16sdtdh w16sdtfl w16du wp14">
+<w:document xmlns:wpc="http://schemas.microsoft.com/office/word/2010/wordprocessingCanvas" xmlns:cx="http://schemas.microsoft.com/office/drawing/2014/chartex" xmlns:cx1="http://schemas.microsoft.com/office/drawing/2015/9/8/chartex" xmlns:cx2="http://schemas.microsoft.com/office/drawing/2015/10/21/chartex" xmlns:cx3="http://schemas.microsoft.com/office/drawing/2016/5/9/chartex" xmlns:cx4="http://schemas.microsoft.com/office/drawing/2016/5/10/chartex" xmlns:cx5="http://schemas.microsoft.com/office/drawing/2016/5/11/chartex" xmlns:cx6="http://schemas.microsoft.com/office/drawing/2016/5/12/chartex" xmlns:cx7="http://schemas.microsoft.com/office/drawing/2016/5/13/chartex" xmlns:cx8="http://schemas.microsoft.com/office/drawing/2016/5/14/chartex" xmlns:mc="http://schemas.openxmlformats.org/markup-compatibility/2006" xmlns:aink="http://schemas.microsoft.com/office/drawing/2016/ink" xmlns:am3d="http://schemas.microsoft.com/office/drawing/2017/model3d" xmlns:o="urn:schemas-microsoft-com:office:office" xmlns:oel="http://schemas.microsoft.com/office/2019/extlst" xmlns:r="http://schemas.openxmlformats.org/officeDocument/2006/relationships" xmlns:m="http://schemas.openxmlformats.org/officeDocument/2006/math" xmlns:v="urn:schemas-microsoft-com:vml" xmlns:wp14="http://schemas.microsoft.com/office/word/2010/wordprocessingDrawing" xmlns:wp="http://schemas.openxmlformats.org/drawingml/2006/wordprocessingDrawing" xmlns:w10="urn:schemas-microsoft-com:office:word" xmlns:w="http://schemas.openxmlformats.org/wordprocessingml/2006/main" xmlns:w14="http://schemas.microsoft.com/office/word/2010/wordml" xmlns:w15="http://schemas.microsoft.com/office/word/2012/wordml" xmlns:w16cei="http://schemas.microsoft.com/office/word/2026/wordml/cei" xmlns:w16cex="http://schemas.microsoft.com/office/word/2018/wordml/cex" xmlns:w16cid="http://schemas.microsoft.com/office/word/2016/wordml/cid" xmlns:w16="http://schemas.microsoft.com/office/word/2018/wordml" xmlns:w16du="http://schemas.microsoft.com/office/word/2023/wordml/word16du" xmlns:w16sdtdh="http://schemas.microsoft.com/office/word/2020/wordml/sdtdatahash" xmlns:w16sdtfl="http://schemas.microsoft.com/office/word/2024/wordml/sdtformatlock" xmlns:w16se="http://schemas.microsoft.com/office/word/2015/wordml/symex" xmlns:wpg="http://schemas.microsoft.com/office/word/2010/wordprocessingGroup" xmlns:wpi="http://schemas.microsoft.com/office/word/2010/wordprocessingInk" xmlns:wne="http://schemas.microsoft.com/office/word/2006/wordml" xmlns:wps="http://schemas.microsoft.com/office/word/2010/wordprocessingShape" mc:Ignorable="w14 w15 w16se w16cid w16 w16cex w16sdtdh w16sdtfl w16du wp14">
   <w:body>
     <w:p>
       <w:pPr>
@@ -1804,6 +1804,713 @@
       </w:tr>
       <w:tr>
         <w:trPr>
+          <w:gridBefore w:val="1"/>
+          <w:wBefore w:w="78" w:type="dxa"/>
+          <w:trHeight w:val="1412"/>
+        </w:trPr>
+        <w:tc>
+          <w:tcPr>
+            <w:tcW w:w="3828" w:type="dxa"/>
+          </w:tcPr>
+          <w:p>
+            <w:pPr>
+              <w:widowControl w:val="0"/>
+              <w:tabs>
+                <w:tab w:val="left" w:pos="993"/>
+              </w:tabs>
+              <w:autoSpaceDE w:val="0"/>
+              <w:autoSpaceDN w:val="0"/>
+              <w:adjustRightInd w:val="0"/>
+              <w:spacing w:before="0" w:line="240" w:lineRule="auto"/>
+              <w:ind w:right="297"/>
+              <w:rPr>
+                <w:rFonts w:cs="Arial"/>
+                <w:b/>
+                <w:color w:val="000000"/>
+                <w:sz w:val="28"/>
+                <w:szCs w:val="32"/>
+                <w:lang w:val="en-IN"/>
+              </w:rPr>
+            </w:pPr>
+            <w:r>
+              <w:rPr>
+                <w:rFonts w:eastAsia="Times New Roman" w:cs="Arial"/>
+                <w:b/>
+                <w:bCs/>
+                <w:sz w:val="28"/>
+                <w:szCs w:val="28"/>
+                <w:lang w:val="en-IN" w:eastAsia="en-IN" w:bidi="ml-IN"/>
+              </w:rPr>
+              <w:t>TS 3.2.</w:t>
+            </w:r>
+            <w:r>
+              <w:rPr>
+                <w:rFonts w:eastAsia="Times New Roman" w:cs="Arial"/>
+                <w:b/>
+                <w:bCs/>
+                <w:sz w:val="28"/>
+                <w:szCs w:val="28"/>
+                <w:lang w:val="en-IN" w:eastAsia="en-IN" w:bidi="ml-IN"/>
+              </w:rPr>
+              <w:t>8.1</w:t>
+            </w:r>
+            <w:r>
+              <w:rPr>
+                <w:rFonts w:eastAsia="Times New Roman" w:cs="Arial"/>
+                <w:b/>
+                <w:bCs/>
+                <w:sz w:val="28"/>
+                <w:szCs w:val="28"/>
+                <w:lang w:val="en-IN" w:eastAsia="en-IN" w:bidi="ml-IN"/>
+              </w:rPr>
+              <w:t xml:space="preserve">- </w:t>
+            </w:r>
+            <w:r>
+              <w:rPr>
+                <w:rFonts w:cs="Arial"/>
+                <w:b/>
+                <w:color w:val="000000"/>
+                <w:sz w:val="28"/>
+                <w:szCs w:val="32"/>
+                <w:lang w:val="en-IN"/>
+              </w:rPr>
+              <w:t>Kramam</w:t>
+            </w:r>
+          </w:p>
+          <w:p>
+            <w:pPr>
+              <w:widowControl w:val="0"/>
+              <w:autoSpaceDE w:val="0"/>
+              <w:autoSpaceDN w:val="0"/>
+              <w:adjustRightInd w:val="0"/>
+              <w:spacing w:before="0" w:line="240" w:lineRule="auto"/>
+              <w:ind w:right="-320"/>
+              <w:jc w:val="both"/>
+              <w:rPr>
+                <w:rFonts w:eastAsia="Times New Roman" w:cs="Arial"/>
+                <w:b/>
+                <w:bCs/>
+                <w:sz w:val="28"/>
+                <w:szCs w:val="28"/>
+                <w:lang w:val="en-IN" w:eastAsia="en-IN" w:bidi="ml-IN"/>
+              </w:rPr>
+            </w:pPr>
+            <w:r>
+              <w:rPr>
+                <w:rFonts w:cs="Arial"/>
+                <w:b/>
+                <w:color w:val="000000"/>
+                <w:sz w:val="28"/>
+                <w:szCs w:val="32"/>
+                <w:lang w:val="en-IN"/>
+              </w:rPr>
+              <w:t>Krama Vaakyam No</w:t>
+            </w:r>
+            <w:r>
+              <w:rPr>
+                <w:rFonts w:eastAsia="Times New Roman" w:cs="Arial"/>
+                <w:b/>
+                <w:bCs/>
+                <w:sz w:val="28"/>
+                <w:szCs w:val="28"/>
+                <w:lang w:val="en-IN" w:eastAsia="en-IN" w:bidi="ml-IN"/>
+              </w:rPr>
+              <w:t>. 57</w:t>
+            </w:r>
+          </w:p>
+          <w:p>
+            <w:pPr>
+              <w:widowControl w:val="0"/>
+              <w:tabs>
+                <w:tab w:val="left" w:pos="993"/>
+              </w:tabs>
+              <w:autoSpaceDE w:val="0"/>
+              <w:autoSpaceDN w:val="0"/>
+              <w:adjustRightInd w:val="0"/>
+              <w:spacing w:before="0" w:line="240" w:lineRule="auto"/>
+              <w:ind w:right="297"/>
+              <w:rPr>
+                <w:rFonts w:cs="Arial"/>
+                <w:b/>
+                <w:color w:val="000000"/>
+                <w:sz w:val="28"/>
+                <w:szCs w:val="32"/>
+                <w:lang w:val="it-IT"/>
+              </w:rPr>
+            </w:pPr>
+            <w:r>
+              <w:rPr>
+                <w:rFonts w:eastAsia="Times New Roman" w:cs="Arial"/>
+                <w:b/>
+                <w:bCs/>
+                <w:sz w:val="28"/>
+                <w:szCs w:val="28"/>
+                <w:lang w:val="it-IT" w:eastAsia="en-IN" w:bidi="ml-IN"/>
+              </w:rPr>
+              <w:t xml:space="preserve">Panchaati No. </w:t>
+            </w:r>
+            <w:r>
+              <w:rPr>
+                <w:rFonts w:eastAsia="Times New Roman" w:cs="Arial"/>
+                <w:b/>
+                <w:bCs/>
+                <w:sz w:val="28"/>
+                <w:szCs w:val="28"/>
+                <w:lang w:val="it-IT" w:eastAsia="en-IN" w:bidi="ml-IN"/>
+              </w:rPr>
+              <w:t>29</w:t>
+            </w:r>
+          </w:p>
+        </w:tc>
+        <w:tc>
+          <w:tcPr>
+            <w:tcW w:w="5103" w:type="dxa"/>
+          </w:tcPr>
+          <w:p>
+            <w:pPr>
+              <w:widowControl w:val="0"/>
+              <w:autoSpaceDE w:val="0"/>
+              <w:autoSpaceDN w:val="0"/>
+              <w:adjustRightInd w:val="0"/>
+              <w:spacing w:before="0" w:line="240" w:lineRule="auto"/>
+              <w:rPr>
+                <w:rFonts w:ascii="BRH Malayalam Extra" w:hAnsi="BRH Malayalam Extra" w:cs="BRH Malayalam Extra"/>
+                <w:color w:val="000000"/>
+                <w:sz w:val="40"/>
+                <w:szCs w:val="40"/>
+                <w:lang w:val="it-IT"/>
+              </w:rPr>
+            </w:pPr>
+            <w:r>
+              <w:rPr>
+                <w:rFonts w:ascii="Latha" w:hAnsi="Latha" w:cs="Latha"/>
+                <w:sz w:val="28"/>
+                <w:szCs w:val="28"/>
+                <w:cs/>
+                <w:lang w:bidi="ta-IN"/>
+              </w:rPr>
+              <w:t>நம</w:t>
+            </w:r>
+            <w:r>
+              <w:rPr>
+                <w:rFonts w:ascii="BRH Tamil Tab Extra" w:hAnsi="BRH Tamil Tab Extra" w:cs="Latha"/>
+                <w:b/>
+                <w:sz w:val="36"/>
+                <w:szCs w:val="28"/>
+                <w:lang w:val="it-IT" w:bidi="ta-IN"/>
+              </w:rPr>
+              <w:t>†</w:t>
+            </w:r>
+            <w:r>
+              <w:rPr>
+                <w:rFonts w:ascii="Latha" w:hAnsi="Latha" w:cs="Latha"/>
+                <w:sz w:val="28"/>
+                <w:szCs w:val="28"/>
+                <w:lang w:val="it-IT" w:bidi="ta-IN"/>
+              </w:rPr>
+              <w:t xml:space="preserve"> </w:t>
+            </w:r>
+            <w:r>
+              <w:rPr>
+                <w:rFonts w:ascii="Latha" w:hAnsi="Latha" w:cs="Latha"/>
+                <w:sz w:val="28"/>
+                <w:szCs w:val="28"/>
+                <w:cs/>
+                <w:lang w:bidi="ta-IN"/>
+              </w:rPr>
+              <w:t>ஸ்த்</w:t>
+            </w:r>
+            <w:r>
+              <w:rPr>
+                <w:rFonts w:ascii="Latha" w:hAnsi="Latha" w:cs="Latha"/>
+                <w:b/>
+                <w:bCs/>
+                <w:i/>
+                <w:iCs/>
+                <w:sz w:val="28"/>
+                <w:szCs w:val="28"/>
+                <w:cs/>
+                <w:lang w:bidi="ta-IN"/>
+              </w:rPr>
+              <w:t>ரு</w:t>
+            </w:r>
+            <w:r>
+              <w:rPr>
+                <w:rFonts w:ascii="BRH Tamil Tab Extra" w:hAnsi="BRH Tamil Tab Extra" w:cs="Latha"/>
+                <w:b/>
+                <w:sz w:val="32"/>
+                <w:szCs w:val="28"/>
+                <w:lang w:val="it-IT" w:bidi="ta-IN"/>
+              </w:rPr>
+              <w:t>…</w:t>
+            </w:r>
+            <w:r>
+              <w:rPr>
+                <w:rFonts w:ascii="Latha" w:hAnsi="Latha" w:cs="Latha"/>
+                <w:sz w:val="28"/>
+                <w:szCs w:val="28"/>
+                <w:cs/>
+                <w:lang w:bidi="ta-IN"/>
+              </w:rPr>
+              <w:t>ம்பந்தா</w:t>
+            </w:r>
+            <w:r>
+              <w:rPr>
+                <w:rFonts w:ascii="BRH Tamil Tab Extra" w:hAnsi="BRH Tamil Tab Extra" w:cs="Latha"/>
+                <w:b/>
+                <w:sz w:val="36"/>
+                <w:szCs w:val="28"/>
+                <w:lang w:val="it-IT" w:bidi="ta-IN"/>
+              </w:rPr>
+              <w:t>‡</w:t>
+            </w:r>
+            <w:r>
+              <w:rPr>
+                <w:rFonts w:ascii="Latha" w:hAnsi="Latha" w:cs="Latha"/>
+                <w:sz w:val="28"/>
+                <w:szCs w:val="28"/>
+                <w:cs/>
+                <w:lang w:bidi="ta-IN"/>
+              </w:rPr>
+              <w:t xml:space="preserve">ம் </w:t>
+            </w:r>
+            <w:r>
+              <w:rPr>
+                <w:rFonts w:ascii="Latha" w:hAnsi="Latha" w:cs="Latha"/>
+                <w:sz w:val="28"/>
+                <w:szCs w:val="28"/>
+                <w:lang w:val="it-IT" w:bidi="ta-IN"/>
+              </w:rPr>
+              <w:t xml:space="preserve">| </w:t>
+            </w:r>
+            <w:r>
+              <w:rPr>
+                <w:rFonts w:ascii="Latha" w:hAnsi="Latha" w:cs="Latha"/>
+                <w:sz w:val="28"/>
+                <w:szCs w:val="28"/>
+                <w:cs/>
+                <w:lang w:bidi="ta-IN"/>
+              </w:rPr>
+              <w:t>த்</w:t>
+            </w:r>
+            <w:r>
+              <w:rPr>
+                <w:rFonts w:ascii="Latha" w:hAnsi="Latha" w:cs="Latha"/>
+                <w:b/>
+                <w:bCs/>
+                <w:i/>
+                <w:iCs/>
+                <w:sz w:val="28"/>
+                <w:szCs w:val="28"/>
+                <w:cs/>
+                <w:lang w:bidi="ta-IN"/>
+              </w:rPr>
+              <w:t>ரு</w:t>
+            </w:r>
+            <w:r>
+              <w:rPr>
+                <w:rFonts w:ascii="BRH Tamil Tab Extra" w:hAnsi="BRH Tamil Tab Extra" w:cs="Latha"/>
+                <w:b/>
+                <w:sz w:val="32"/>
+                <w:szCs w:val="28"/>
+                <w:lang w:val="it-IT" w:bidi="ta-IN"/>
+              </w:rPr>
+              <w:t>…</w:t>
+            </w:r>
+            <w:r>
+              <w:rPr>
+                <w:rFonts w:ascii="Latha" w:hAnsi="Latha" w:cs="Latha"/>
+                <w:sz w:val="28"/>
+                <w:szCs w:val="28"/>
+                <w:cs/>
+                <w:lang w:bidi="ta-IN"/>
+              </w:rPr>
+              <w:t>ம்</w:t>
+            </w:r>
+            <w:r>
+              <w:rPr>
+                <w:rFonts w:ascii="Latha" w:hAnsi="Latha" w:cs="Latha"/>
+                <w:sz w:val="28"/>
+                <w:szCs w:val="28"/>
+                <w:highlight w:val="yellow"/>
+                <w:cs/>
+                <w:lang w:bidi="ta-IN"/>
+              </w:rPr>
+              <w:t>பதா</w:t>
+            </w:r>
+            <w:r>
+              <w:rPr>
+                <w:rFonts w:ascii="BRH Tamil Tab Extra" w:hAnsi="BRH Tamil Tab Extra" w:cs="Latha"/>
+                <w:b/>
+                <w:sz w:val="32"/>
+                <w:szCs w:val="28"/>
+                <w:lang w:val="it-IT" w:bidi="ta-IN"/>
+              </w:rPr>
+              <w:t>…</w:t>
+            </w:r>
+            <w:r>
+              <w:rPr>
+                <w:rFonts w:ascii="BRH Devanagari Extra" w:hAnsi="BRH Devanagari Extra" w:cs="Latha"/>
+                <w:b/>
+                <w:sz w:val="36"/>
+                <w:szCs w:val="28"/>
+                <w:lang w:val="it-IT" w:bidi="ta-IN"/>
+              </w:rPr>
+              <w:t>óè</w:t>
+            </w:r>
+            <w:r>
+              <w:rPr>
+                <w:rFonts w:ascii="BRH Tamil Tab Extra" w:hAnsi="BRH Tamil Tab Extra" w:cs="Latha"/>
+                <w:b/>
+                <w:sz w:val="32"/>
+                <w:szCs w:val="28"/>
+                <w:lang w:val="it-IT" w:bidi="ta-IN"/>
+              </w:rPr>
+              <w:t>…</w:t>
+            </w:r>
+            <w:r>
+              <w:rPr>
+                <w:rFonts w:ascii="Latha" w:hAnsi="Latha" w:cs="Latha"/>
+                <w:sz w:val="28"/>
+                <w:szCs w:val="28"/>
+                <w:lang w:val="it-IT" w:bidi="ta-IN"/>
+              </w:rPr>
+              <w:t xml:space="preserve"> </w:t>
+            </w:r>
+            <w:r>
+              <w:rPr>
+                <w:rFonts w:ascii="Latha" w:hAnsi="Latha" w:cs="Latha"/>
+                <w:sz w:val="28"/>
+                <w:szCs w:val="28"/>
+                <w:cs/>
+                <w:lang w:bidi="ta-IN"/>
+              </w:rPr>
+              <w:t>ஹோத்ரா</w:t>
+            </w:r>
+            <w:r>
+              <w:rPr>
+                <w:rFonts w:ascii="BRH Tamil Tab Extra" w:hAnsi="BRH Tamil Tab Extra" w:cs="Latha"/>
+                <w:b/>
+                <w:sz w:val="36"/>
+                <w:szCs w:val="28"/>
+                <w:lang w:val="it-IT" w:bidi="ta-IN"/>
+              </w:rPr>
+              <w:t>‡</w:t>
+            </w:r>
+            <w:r>
+              <w:rPr>
+                <w:rFonts w:ascii="Latha" w:hAnsi="Latha" w:cs="Latha"/>
+                <w:b/>
+                <w:bCs/>
+                <w:sz w:val="32"/>
+                <w:szCs w:val="32"/>
+                <w:cs/>
+                <w:lang w:bidi="ta-IN"/>
+              </w:rPr>
+              <w:t>:</w:t>
+            </w:r>
+            <w:r>
+              <w:rPr>
+                <w:rFonts w:ascii="Latha" w:hAnsi="Latha" w:cs="Latha"/>
+                <w:sz w:val="28"/>
+                <w:szCs w:val="28"/>
+                <w:cs/>
+                <w:lang w:bidi="ta-IN"/>
+              </w:rPr>
+              <w:t xml:space="preserve"> </w:t>
+            </w:r>
+            <w:r>
+              <w:rPr>
+                <w:rFonts w:ascii="Latha" w:hAnsi="Latha" w:cs="Latha"/>
+                <w:sz w:val="28"/>
+                <w:szCs w:val="28"/>
+                <w:lang w:val="it-IT" w:bidi="ta-IN"/>
+              </w:rPr>
+              <w:t>|</w:t>
+            </w:r>
+          </w:p>
+        </w:tc>
+        <w:tc>
+          <w:tcPr>
+            <w:tcW w:w="5386" w:type="dxa"/>
+          </w:tcPr>
+          <w:p>
+            <w:pPr>
+              <w:widowControl w:val="0"/>
+              <w:autoSpaceDE w:val="0"/>
+              <w:autoSpaceDN w:val="0"/>
+              <w:adjustRightInd w:val="0"/>
+              <w:spacing w:before="0" w:line="240" w:lineRule="auto"/>
+              <w:rPr>
+                <w:rFonts w:ascii="BRH Malayalam Extra" w:hAnsi="BRH Malayalam Extra" w:cs="BRH Malayalam Extra"/>
+                <w:color w:val="000000"/>
+                <w:sz w:val="40"/>
+                <w:szCs w:val="40"/>
+                <w:lang w:val="it-IT"/>
+              </w:rPr>
+            </w:pPr>
+            <w:r>
+              <w:rPr>
+                <w:rFonts w:ascii="Latha" w:hAnsi="Latha" w:cs="Latha"/>
+                <w:sz w:val="28"/>
+                <w:szCs w:val="28"/>
+                <w:cs/>
+                <w:lang w:bidi="ta-IN"/>
+              </w:rPr>
+              <w:t>நம</w:t>
+            </w:r>
+            <w:r>
+              <w:rPr>
+                <w:rFonts w:ascii="BRH Tamil Tab Extra" w:hAnsi="BRH Tamil Tab Extra" w:cs="Latha"/>
+                <w:b/>
+                <w:sz w:val="36"/>
+                <w:szCs w:val="28"/>
+                <w:lang w:val="it-IT" w:bidi="ta-IN"/>
+              </w:rPr>
+              <w:t>†</w:t>
+            </w:r>
+            <w:r>
+              <w:rPr>
+                <w:rFonts w:ascii="Latha" w:hAnsi="Latha" w:cs="Latha"/>
+                <w:sz w:val="28"/>
+                <w:szCs w:val="28"/>
+                <w:lang w:val="it-IT" w:bidi="ta-IN"/>
+              </w:rPr>
+              <w:t xml:space="preserve"> </w:t>
+            </w:r>
+            <w:r>
+              <w:rPr>
+                <w:rFonts w:ascii="Latha" w:hAnsi="Latha" w:cs="Latha"/>
+                <w:sz w:val="28"/>
+                <w:szCs w:val="28"/>
+                <w:cs/>
+                <w:lang w:bidi="ta-IN"/>
+              </w:rPr>
+              <w:t>ஸ்த்</w:t>
+            </w:r>
+            <w:r>
+              <w:rPr>
+                <w:rFonts w:ascii="Latha" w:hAnsi="Latha" w:cs="Latha"/>
+                <w:b/>
+                <w:bCs/>
+                <w:i/>
+                <w:iCs/>
+                <w:sz w:val="28"/>
+                <w:szCs w:val="28"/>
+                <w:cs/>
+                <w:lang w:bidi="ta-IN"/>
+              </w:rPr>
+              <w:t>ரு</w:t>
+            </w:r>
+            <w:r>
+              <w:rPr>
+                <w:rFonts w:ascii="BRH Tamil Tab Extra" w:hAnsi="BRH Tamil Tab Extra" w:cs="Latha"/>
+                <w:b/>
+                <w:sz w:val="32"/>
+                <w:szCs w:val="28"/>
+                <w:lang w:val="it-IT" w:bidi="ta-IN"/>
+              </w:rPr>
+              <w:t>…</w:t>
+            </w:r>
+            <w:r>
+              <w:rPr>
+                <w:rFonts w:ascii="Latha" w:hAnsi="Latha" w:cs="Latha"/>
+                <w:sz w:val="28"/>
+                <w:szCs w:val="28"/>
+                <w:cs/>
+                <w:lang w:bidi="ta-IN"/>
+              </w:rPr>
+              <w:t>ம்பந்தா</w:t>
+            </w:r>
+            <w:r>
+              <w:rPr>
+                <w:rFonts w:ascii="BRH Tamil Tab Extra" w:hAnsi="BRH Tamil Tab Extra" w:cs="Latha"/>
+                <w:b/>
+                <w:sz w:val="36"/>
+                <w:szCs w:val="28"/>
+                <w:lang w:val="it-IT" w:bidi="ta-IN"/>
+              </w:rPr>
+              <w:t>‡</w:t>
+            </w:r>
+            <w:r>
+              <w:rPr>
+                <w:rFonts w:ascii="Latha" w:hAnsi="Latha" w:cs="Latha"/>
+                <w:sz w:val="28"/>
+                <w:szCs w:val="28"/>
+                <w:cs/>
+                <w:lang w:bidi="ta-IN"/>
+              </w:rPr>
+              <w:t xml:space="preserve">ம் </w:t>
+            </w:r>
+            <w:r>
+              <w:rPr>
+                <w:rFonts w:ascii="Latha" w:hAnsi="Latha" w:cs="Latha"/>
+                <w:sz w:val="28"/>
+                <w:szCs w:val="28"/>
+                <w:lang w:val="it-IT" w:bidi="ta-IN"/>
+              </w:rPr>
+              <w:t xml:space="preserve">| </w:t>
+            </w:r>
+            <w:r>
+              <w:rPr>
+                <w:rFonts w:ascii="Latha" w:hAnsi="Latha" w:cs="Latha"/>
+                <w:sz w:val="28"/>
+                <w:szCs w:val="28"/>
+                <w:cs/>
+                <w:lang w:bidi="ta-IN"/>
+              </w:rPr>
+              <w:t>த்</w:t>
+            </w:r>
+            <w:r>
+              <w:rPr>
+                <w:rFonts w:ascii="Latha" w:hAnsi="Latha" w:cs="Latha"/>
+                <w:b/>
+                <w:bCs/>
+                <w:i/>
+                <w:iCs/>
+                <w:sz w:val="28"/>
+                <w:szCs w:val="28"/>
+                <w:cs/>
+                <w:lang w:bidi="ta-IN"/>
+              </w:rPr>
+              <w:t>ரு</w:t>
+            </w:r>
+            <w:r>
+              <w:rPr>
+                <w:rFonts w:ascii="BRH Tamil Tab Extra" w:hAnsi="BRH Tamil Tab Extra" w:cs="Latha"/>
+                <w:b/>
+                <w:sz w:val="32"/>
+                <w:szCs w:val="28"/>
+                <w:lang w:val="it-IT" w:bidi="ta-IN"/>
+              </w:rPr>
+              <w:t>…</w:t>
+            </w:r>
+            <w:r>
+              <w:rPr>
+                <w:rFonts w:ascii="Latha" w:hAnsi="Latha" w:cs="Latha"/>
+                <w:sz w:val="28"/>
+                <w:szCs w:val="28"/>
+                <w:cs/>
+                <w:lang w:bidi="ta-IN"/>
+              </w:rPr>
+              <w:t>ம்ப</w:t>
+            </w:r>
+            <w:r>
+              <w:rPr>
+                <w:rFonts w:ascii="Latha" w:hAnsi="Latha" w:cs="Latha"/>
+                <w:sz w:val="28"/>
+                <w:szCs w:val="28"/>
+                <w:highlight w:val="green"/>
+                <w:cs/>
+                <w:lang w:bidi="ta-IN"/>
+              </w:rPr>
+              <w:t>ந்</w:t>
+            </w:r>
+            <w:r>
+              <w:rPr>
+                <w:rFonts w:ascii="Latha" w:hAnsi="Latha" w:cs="Latha"/>
+                <w:sz w:val="28"/>
+                <w:szCs w:val="28"/>
+                <w:cs/>
+                <w:lang w:bidi="ta-IN"/>
+              </w:rPr>
+              <w:t>தா</w:t>
+            </w:r>
+            <w:r>
+              <w:rPr>
+                <w:rFonts w:ascii="BRH Tamil Tab Extra" w:hAnsi="BRH Tamil Tab Extra" w:cs="Latha"/>
+                <w:b/>
+                <w:sz w:val="32"/>
+                <w:szCs w:val="28"/>
+                <w:lang w:val="it-IT" w:bidi="ta-IN"/>
+              </w:rPr>
+              <w:t>…</w:t>
+            </w:r>
+            <w:r>
+              <w:rPr>
+                <w:rFonts w:ascii="BRH Devanagari Extra" w:hAnsi="BRH Devanagari Extra" w:cs="Latha"/>
+                <w:b/>
+                <w:sz w:val="36"/>
+                <w:szCs w:val="28"/>
+                <w:lang w:val="it-IT" w:bidi="ta-IN"/>
+              </w:rPr>
+              <w:t>óè</w:t>
+            </w:r>
+            <w:r>
+              <w:rPr>
+                <w:rFonts w:ascii="BRH Tamil Tab Extra" w:hAnsi="BRH Tamil Tab Extra" w:cs="Latha"/>
+                <w:b/>
+                <w:sz w:val="32"/>
+                <w:szCs w:val="28"/>
+                <w:lang w:val="it-IT" w:bidi="ta-IN"/>
+              </w:rPr>
+              <w:t>…</w:t>
+            </w:r>
+            <w:r>
+              <w:rPr>
+                <w:rFonts w:ascii="Latha" w:hAnsi="Latha" w:cs="Latha"/>
+                <w:sz w:val="28"/>
+                <w:szCs w:val="28"/>
+                <w:lang w:val="it-IT" w:bidi="ta-IN"/>
+              </w:rPr>
+              <w:t xml:space="preserve"> </w:t>
+            </w:r>
+            <w:r>
+              <w:rPr>
+                <w:rFonts w:ascii="Latha" w:hAnsi="Latha" w:cs="Latha"/>
+                <w:sz w:val="28"/>
+                <w:szCs w:val="28"/>
+                <w:cs/>
+                <w:lang w:bidi="ta-IN"/>
+              </w:rPr>
+              <w:t>ஹோத்ரா</w:t>
+            </w:r>
+            <w:r>
+              <w:rPr>
+                <w:rFonts w:ascii="BRH Tamil Tab Extra" w:hAnsi="BRH Tamil Tab Extra" w:cs="Latha"/>
+                <w:b/>
+                <w:sz w:val="36"/>
+                <w:szCs w:val="28"/>
+                <w:lang w:val="it-IT" w:bidi="ta-IN"/>
+              </w:rPr>
+              <w:t>‡</w:t>
+            </w:r>
+            <w:r>
+              <w:rPr>
+                <w:rFonts w:ascii="Latha" w:hAnsi="Latha" w:cs="Latha"/>
+                <w:b/>
+                <w:bCs/>
+                <w:sz w:val="32"/>
+                <w:szCs w:val="32"/>
+                <w:cs/>
+                <w:lang w:bidi="ta-IN"/>
+              </w:rPr>
+              <w:t>:</w:t>
+            </w:r>
+            <w:r>
+              <w:rPr>
+                <w:rFonts w:ascii="Latha" w:hAnsi="Latha" w:cs="Latha"/>
+                <w:sz w:val="28"/>
+                <w:szCs w:val="28"/>
+                <w:cs/>
+                <w:lang w:bidi="ta-IN"/>
+              </w:rPr>
+              <w:t xml:space="preserve"> </w:t>
+            </w:r>
+            <w:r>
+              <w:rPr>
+                <w:rFonts w:ascii="Latha" w:hAnsi="Latha" w:cs="Latha"/>
+                <w:sz w:val="28"/>
+                <w:szCs w:val="28"/>
+                <w:lang w:val="it-IT" w:bidi="ta-IN"/>
+              </w:rPr>
+              <w:t>|</w:t>
+            </w:r>
+          </w:p>
+        </w:tc>
+      </w:tr>
+      <w:tr>
+        <w:trPr>
           <w:trHeight w:val="1671"/>
         </w:trPr>
         <w:tc>
@@ -2698,6 +3405,7 @@
                 <w:sz w:val="28"/>
                 <w:szCs w:val="32"/>
               </w:rPr>
+              <w:lastRenderedPageBreak/>
               <w:t>T.S.3.2.9.4 – Kramam</w:t>
             </w:r>
           </w:p>
@@ -3489,7 +4197,6 @@
                 <w:sz w:val="28"/>
                 <w:szCs w:val="32"/>
               </w:rPr>
-              <w:lastRenderedPageBreak/>
               <w:t>T.S.</w:t>
             </w:r>
             <w:r>
@@ -5421,6 +6128,7 @@
                 <w:sz w:val="28"/>
                 <w:szCs w:val="32"/>
               </w:rPr>
+              <w:lastRenderedPageBreak/>
               <w:t>T.S.</w:t>
             </w:r>
             <w:r>
@@ -6222,7 +6930,6 @@
           <w:b/>
           <w:bCs/>
         </w:rPr>
-        <w:lastRenderedPageBreak/>
         <w:t>(ignore those which are already incorporated in your book’s version and date)</w:t>
       </w:r>
     </w:p>
@@ -8694,6 +9401,7 @@
                 <w:sz w:val="28"/>
                 <w:szCs w:val="32"/>
               </w:rPr>
+              <w:lastRenderedPageBreak/>
               <w:t>T.S.3.2.8.3 – Kramam</w:t>
             </w:r>
           </w:p>
@@ -9639,7 +10347,6 @@
                 <w:sz w:val="28"/>
                 <w:szCs w:val="32"/>
               </w:rPr>
-              <w:lastRenderedPageBreak/>
               <w:t>T.S.</w:t>
             </w:r>
             <w:r>
@@ -11305,6 +12012,7 @@
                 <w:sz w:val="32"/>
                 <w:szCs w:val="32"/>
               </w:rPr>
+              <w:lastRenderedPageBreak/>
               <w:t>Reference</w:t>
             </w:r>
           </w:p>
@@ -11331,6 +12039,7 @@
                 <w:sz w:val="32"/>
                 <w:szCs w:val="32"/>
               </w:rPr>
+              <w:lastRenderedPageBreak/>
               <w:t>As Printed</w:t>
             </w:r>
           </w:p>
@@ -11502,7 +12211,7 @@
 </file>
 
 <file path=word/endnotes.xml><?xml version="1.0" encoding="utf-8"?>
-<w:endnotes xmlns:wpc="http://schemas.microsoft.com/office/word/2010/wordprocessingCanvas" xmlns:cx="http://schemas.microsoft.com/office/drawing/2014/chartex" xmlns:cx1="http://schemas.microsoft.com/office/drawing/2015/9/8/chartex" xmlns:cx2="http://schemas.microsoft.com/office/drawing/2015/10/21/chartex" xmlns:cx3="http://schemas.microsoft.com/office/drawing/2016/5/9/chartex" xmlns:cx4="http://schemas.microsoft.com/office/drawing/2016/5/10/chartex" xmlns:cx5="http://schemas.microsoft.com/office/drawing/2016/5/11/chartex" xmlns:cx6="http://schemas.microsoft.com/office/drawing/2016/5/12/chartex" xmlns:cx7="http://schemas.microsoft.com/office/drawing/2016/5/13/chartex" xmlns:cx8="http://schemas.microsoft.com/office/drawing/2016/5/14/chartex" xmlns:mc="http://schemas.openxmlformats.org/markup-compatibility/2006" xmlns:aink="http://schemas.microsoft.com/office/drawing/2016/ink" xmlns:am3d="http://schemas.microsoft.com/office/drawing/2017/model3d" xmlns:o="urn:schemas-microsoft-com:office:office" xmlns:oel="http://schemas.microsoft.com/office/2019/extlst" xmlns:r="http://schemas.openxmlformats.org/officeDocument/2006/relationships" xmlns:m="http://schemas.openxmlformats.org/officeDocument/2006/math" xmlns:v="urn:schemas-microsoft-com:vml" xmlns:wp14="http://schemas.microsoft.com/office/word/2010/wordprocessingDrawing" xmlns:wp="http://schemas.openxmlformats.org/drawingml/2006/wordprocessingDrawing" xmlns:w10="urn:schemas-microsoft-com:office:word" xmlns:w="http://schemas.openxmlformats.org/wordprocessingml/2006/main" xmlns:w14="http://schemas.microsoft.com/office/word/2010/wordml" xmlns:w15="http://schemas.microsoft.com/office/word/2012/wordml" xmlns:w16cex="http://schemas.microsoft.com/office/word/2018/wordml/cex" xmlns:w16cid="http://schemas.microsoft.com/office/word/2016/wordml/cid" xmlns:w16="http://schemas.microsoft.com/office/word/2018/wordml" xmlns:w16du="http://schemas.microsoft.com/office/word/2023/wordml/word16du" xmlns:w16sdtdh="http://schemas.microsoft.com/office/word/2020/wordml/sdtdatahash" xmlns:w16sdtfl="http://schemas.microsoft.com/office/word/2024/wordml/sdtformatlock" xmlns:w16se="http://schemas.microsoft.com/office/word/2015/wordml/symex" xmlns:wpg="http://schemas.microsoft.com/office/word/2010/wordprocessingGroup" xmlns:wpi="http://schemas.microsoft.com/office/word/2010/wordprocessingInk" xmlns:wne="http://schemas.microsoft.com/office/word/2006/wordml" xmlns:wps="http://schemas.microsoft.com/office/word/2010/wordprocessingShape" mc:Ignorable="w14 w15 w16se w16cid w16 w16cex w16sdtdh w16sdtfl w16du wp14">
+<w:endnotes xmlns:wpc="http://schemas.microsoft.com/office/word/2010/wordprocessingCanvas" xmlns:cx="http://schemas.microsoft.com/office/drawing/2014/chartex" xmlns:cx1="http://schemas.microsoft.com/office/drawing/2015/9/8/chartex" xmlns:cx2="http://schemas.microsoft.com/office/drawing/2015/10/21/chartex" xmlns:cx3="http://schemas.microsoft.com/office/drawing/2016/5/9/chartex" xmlns:cx4="http://schemas.microsoft.com/office/drawing/2016/5/10/chartex" xmlns:cx5="http://schemas.microsoft.com/office/drawing/2016/5/11/chartex" xmlns:cx6="http://schemas.microsoft.com/office/drawing/2016/5/12/chartex" xmlns:cx7="http://schemas.microsoft.com/office/drawing/2016/5/13/chartex" xmlns:cx8="http://schemas.microsoft.com/office/drawing/2016/5/14/chartex" xmlns:mc="http://schemas.openxmlformats.org/markup-compatibility/2006" xmlns:aink="http://schemas.microsoft.com/office/drawing/2016/ink" xmlns:am3d="http://schemas.microsoft.com/office/drawing/2017/model3d" xmlns:o="urn:schemas-microsoft-com:office:office" xmlns:oel="http://schemas.microsoft.com/office/2019/extlst" xmlns:r="http://schemas.openxmlformats.org/officeDocument/2006/relationships" xmlns:m="http://schemas.openxmlformats.org/officeDocument/2006/math" xmlns:v="urn:schemas-microsoft-com:vml" xmlns:wp14="http://schemas.microsoft.com/office/word/2010/wordprocessingDrawing" xmlns:wp="http://schemas.openxmlformats.org/drawingml/2006/wordprocessingDrawing" xmlns:w10="urn:schemas-microsoft-com:office:word" xmlns:w="http://schemas.openxmlformats.org/wordprocessingml/2006/main" xmlns:w14="http://schemas.microsoft.com/office/word/2010/wordml" xmlns:w15="http://schemas.microsoft.com/office/word/2012/wordml" xmlns:w16cei="http://schemas.microsoft.com/office/word/2026/wordml/cei" xmlns:w16cex="http://schemas.microsoft.com/office/word/2018/wordml/cex" xmlns:w16cid="http://schemas.microsoft.com/office/word/2016/wordml/cid" xmlns:w16="http://schemas.microsoft.com/office/word/2018/wordml" xmlns:w16du="http://schemas.microsoft.com/office/word/2023/wordml/word16du" xmlns:w16sdtdh="http://schemas.microsoft.com/office/word/2020/wordml/sdtdatahash" xmlns:w16sdtfl="http://schemas.microsoft.com/office/word/2024/wordml/sdtformatlock" xmlns:w16se="http://schemas.microsoft.com/office/word/2015/wordml/symex" xmlns:wpg="http://schemas.microsoft.com/office/word/2010/wordprocessingGroup" xmlns:wpi="http://schemas.microsoft.com/office/word/2010/wordprocessingInk" xmlns:wne="http://schemas.microsoft.com/office/word/2006/wordml" xmlns:wps="http://schemas.microsoft.com/office/word/2010/wordprocessingShape" mc:Ignorable="w14 w15 w16se w16cid w16 w16cex w16sdtdh w16sdtfl w16du wp14">
   <w:endnote w:type="separator" w:id="-1">
     <w:p>
       <w:pPr>
@@ -11527,7 +12236,7 @@
 </file>
 
 <file path=word/footer1.xml><?xml version="1.0" encoding="utf-8"?>
-<w:ftr xmlns:wpc="http://schemas.microsoft.com/office/word/2010/wordprocessingCanvas" xmlns:cx="http://schemas.microsoft.com/office/drawing/2014/chartex" xmlns:cx1="http://schemas.microsoft.com/office/drawing/2015/9/8/chartex" xmlns:cx2="http://schemas.microsoft.com/office/drawing/2015/10/21/chartex" xmlns:cx3="http://schemas.microsoft.com/office/drawing/2016/5/9/chartex" xmlns:cx4="http://schemas.microsoft.com/office/drawing/2016/5/10/chartex" xmlns:cx5="http://schemas.microsoft.com/office/drawing/2016/5/11/chartex" xmlns:cx6="http://schemas.microsoft.com/office/drawing/2016/5/12/chartex" xmlns:cx7="http://schemas.microsoft.com/office/drawing/2016/5/13/chartex" xmlns:cx8="http://schemas.microsoft.com/office/drawing/2016/5/14/chartex" xmlns:mc="http://schemas.openxmlformats.org/markup-compatibility/2006" xmlns:aink="http://schemas.microsoft.com/office/drawing/2016/ink" xmlns:am3d="http://schemas.microsoft.com/office/drawing/2017/model3d" xmlns:o="urn:schemas-microsoft-com:office:office" xmlns:oel="http://schemas.microsoft.com/office/2019/extlst" xmlns:r="http://schemas.openxmlformats.org/officeDocument/2006/relationships" xmlns:m="http://schemas.openxmlformats.org/officeDocument/2006/math" xmlns:v="urn:schemas-microsoft-com:vml" xmlns:wp14="http://schemas.microsoft.com/office/word/2010/wordprocessingDrawing" xmlns:wp="http://schemas.openxmlformats.org/drawingml/2006/wordprocessingDrawing" xmlns:w10="urn:schemas-microsoft-com:office:word" xmlns:w="http://schemas.openxmlformats.org/wordprocessingml/2006/main" xmlns:w14="http://schemas.microsoft.com/office/word/2010/wordml" xmlns:w15="http://schemas.microsoft.com/office/word/2012/wordml" xmlns:w16cex="http://schemas.microsoft.com/office/word/2018/wordml/cex" xmlns:w16cid="http://schemas.microsoft.com/office/word/2016/wordml/cid" xmlns:w16="http://schemas.microsoft.com/office/word/2018/wordml" xmlns:w16du="http://schemas.microsoft.com/office/word/2023/wordml/word16du" xmlns:w16sdtdh="http://schemas.microsoft.com/office/word/2020/wordml/sdtdatahash" xmlns:w16sdtfl="http://schemas.microsoft.com/office/word/2024/wordml/sdtformatlock" xmlns:w16se="http://schemas.microsoft.com/office/word/2015/wordml/symex" xmlns:wpg="http://schemas.microsoft.com/office/word/2010/wordprocessingGroup" xmlns:wpi="http://schemas.microsoft.com/office/word/2010/wordprocessingInk" xmlns:wne="http://schemas.microsoft.com/office/word/2006/wordml" xmlns:wps="http://schemas.microsoft.com/office/word/2010/wordprocessingShape" mc:Ignorable="w14 w15 w16se w16cid w16 w16cex w16sdtdh w16sdtfl w16du wp14">
+<w:ftr xmlns:wpc="http://schemas.microsoft.com/office/word/2010/wordprocessingCanvas" xmlns:cx="http://schemas.microsoft.com/office/drawing/2014/chartex" xmlns:cx1="http://schemas.microsoft.com/office/drawing/2015/9/8/chartex" xmlns:cx2="http://schemas.microsoft.com/office/drawing/2015/10/21/chartex" xmlns:cx3="http://schemas.microsoft.com/office/drawing/2016/5/9/chartex" xmlns:cx4="http://schemas.microsoft.com/office/drawing/2016/5/10/chartex" xmlns:cx5="http://schemas.microsoft.com/office/drawing/2016/5/11/chartex" xmlns:cx6="http://schemas.microsoft.com/office/drawing/2016/5/12/chartex" xmlns:cx7="http://schemas.microsoft.com/office/drawing/2016/5/13/chartex" xmlns:cx8="http://schemas.microsoft.com/office/drawing/2016/5/14/chartex" xmlns:mc="http://schemas.openxmlformats.org/markup-compatibility/2006" xmlns:aink="http://schemas.microsoft.com/office/drawing/2016/ink" xmlns:am3d="http://schemas.microsoft.com/office/drawing/2017/model3d" xmlns:o="urn:schemas-microsoft-com:office:office" xmlns:oel="http://schemas.microsoft.com/office/2019/extlst" xmlns:r="http://schemas.openxmlformats.org/officeDocument/2006/relationships" xmlns:m="http://schemas.openxmlformats.org/officeDocument/2006/math" xmlns:v="urn:schemas-microsoft-com:vml" xmlns:wp14="http://schemas.microsoft.com/office/word/2010/wordprocessingDrawing" xmlns:wp="http://schemas.openxmlformats.org/drawingml/2006/wordprocessingDrawing" xmlns:w10="urn:schemas-microsoft-com:office:word" xmlns:w="http://schemas.openxmlformats.org/wordprocessingml/2006/main" xmlns:w14="http://schemas.microsoft.com/office/word/2010/wordml" xmlns:w15="http://schemas.microsoft.com/office/word/2012/wordml" xmlns:w16cei="http://schemas.microsoft.com/office/word/2026/wordml/cei" xmlns:w16cex="http://schemas.microsoft.com/office/word/2018/wordml/cex" xmlns:w16cid="http://schemas.microsoft.com/office/word/2016/wordml/cid" xmlns:w16="http://schemas.microsoft.com/office/word/2018/wordml" xmlns:w16du="http://schemas.microsoft.com/office/word/2023/wordml/word16du" xmlns:w16sdtdh="http://schemas.microsoft.com/office/word/2020/wordml/sdtdatahash" xmlns:w16sdtfl="http://schemas.microsoft.com/office/word/2024/wordml/sdtformatlock" xmlns:w16se="http://schemas.microsoft.com/office/word/2015/wordml/symex" xmlns:wpg="http://schemas.microsoft.com/office/word/2010/wordprocessingGroup" xmlns:wpi="http://schemas.microsoft.com/office/word/2010/wordprocessingInk" xmlns:wne="http://schemas.microsoft.com/office/word/2006/wordml" xmlns:wps="http://schemas.microsoft.com/office/word/2010/wordprocessingShape" mc:Ignorable="w14 w15 w16se w16cid w16 w16cex w16sdtdh w16sdtfl w16du wp14">
   <w:p>
     <w:pPr>
       <w:pBdr>
@@ -11733,7 +12442,7 @@
 </file>
 
 <file path=word/footer2.xml><?xml version="1.0" encoding="utf-8"?>
-<w:ftr xmlns:wpc="http://schemas.microsoft.com/office/word/2010/wordprocessingCanvas" xmlns:cx="http://schemas.microsoft.com/office/drawing/2014/chartex" xmlns:cx1="http://schemas.microsoft.com/office/drawing/2015/9/8/chartex" xmlns:cx2="http://schemas.microsoft.com/office/drawing/2015/10/21/chartex" xmlns:cx3="http://schemas.microsoft.com/office/drawing/2016/5/9/chartex" xmlns:cx4="http://schemas.microsoft.com/office/drawing/2016/5/10/chartex" xmlns:cx5="http://schemas.microsoft.com/office/drawing/2016/5/11/chartex" xmlns:cx6="http://schemas.microsoft.com/office/drawing/2016/5/12/chartex" xmlns:cx7="http://schemas.microsoft.com/office/drawing/2016/5/13/chartex" xmlns:cx8="http://schemas.microsoft.com/office/drawing/2016/5/14/chartex" xmlns:mc="http://schemas.openxmlformats.org/markup-compatibility/2006" xmlns:aink="http://schemas.microsoft.com/office/drawing/2016/ink" xmlns:am3d="http://schemas.microsoft.com/office/drawing/2017/model3d" xmlns:o="urn:schemas-microsoft-com:office:office" xmlns:oel="http://schemas.microsoft.com/office/2019/extlst" xmlns:r="http://schemas.openxmlformats.org/officeDocument/2006/relationships" xmlns:m="http://schemas.openxmlformats.org/officeDocument/2006/math" xmlns:v="urn:schemas-microsoft-com:vml" xmlns:wp14="http://schemas.microsoft.com/office/word/2010/wordprocessingDrawing" xmlns:wp="http://schemas.openxmlformats.org/drawingml/2006/wordprocessingDrawing" xmlns:w10="urn:schemas-microsoft-com:office:word" xmlns:w="http://schemas.openxmlformats.org/wordprocessingml/2006/main" xmlns:w14="http://schemas.microsoft.com/office/word/2010/wordml" xmlns:w15="http://schemas.microsoft.com/office/word/2012/wordml" xmlns:w16cex="http://schemas.microsoft.com/office/word/2018/wordml/cex" xmlns:w16cid="http://schemas.microsoft.com/office/word/2016/wordml/cid" xmlns:w16="http://schemas.microsoft.com/office/word/2018/wordml" xmlns:w16du="http://schemas.microsoft.com/office/word/2023/wordml/word16du" xmlns:w16sdtdh="http://schemas.microsoft.com/office/word/2020/wordml/sdtdatahash" xmlns:w16sdtfl="http://schemas.microsoft.com/office/word/2024/wordml/sdtformatlock" xmlns:w16se="http://schemas.microsoft.com/office/word/2015/wordml/symex" xmlns:wpg="http://schemas.microsoft.com/office/word/2010/wordprocessingGroup" xmlns:wpi="http://schemas.microsoft.com/office/word/2010/wordprocessingInk" xmlns:wne="http://schemas.microsoft.com/office/word/2006/wordml" xmlns:wps="http://schemas.microsoft.com/office/word/2010/wordprocessingShape" mc:Ignorable="w14 w15 w16se w16cid w16 w16cex w16sdtdh w16sdtfl w16du wp14">
+<w:ftr xmlns:wpc="http://schemas.microsoft.com/office/word/2010/wordprocessingCanvas" xmlns:cx="http://schemas.microsoft.com/office/drawing/2014/chartex" xmlns:cx1="http://schemas.microsoft.com/office/drawing/2015/9/8/chartex" xmlns:cx2="http://schemas.microsoft.com/office/drawing/2015/10/21/chartex" xmlns:cx3="http://schemas.microsoft.com/office/drawing/2016/5/9/chartex" xmlns:cx4="http://schemas.microsoft.com/office/drawing/2016/5/10/chartex" xmlns:cx5="http://schemas.microsoft.com/office/drawing/2016/5/11/chartex" xmlns:cx6="http://schemas.microsoft.com/office/drawing/2016/5/12/chartex" xmlns:cx7="http://schemas.microsoft.com/office/drawing/2016/5/13/chartex" xmlns:cx8="http://schemas.microsoft.com/office/drawing/2016/5/14/chartex" xmlns:mc="http://schemas.openxmlformats.org/markup-compatibility/2006" xmlns:aink="http://schemas.microsoft.com/office/drawing/2016/ink" xmlns:am3d="http://schemas.microsoft.com/office/drawing/2017/model3d" xmlns:o="urn:schemas-microsoft-com:office:office" xmlns:oel="http://schemas.microsoft.com/office/2019/extlst" xmlns:r="http://schemas.openxmlformats.org/officeDocument/2006/relationships" xmlns:m="http://schemas.openxmlformats.org/officeDocument/2006/math" xmlns:v="urn:schemas-microsoft-com:vml" xmlns:wp14="http://schemas.microsoft.com/office/word/2010/wordprocessingDrawing" xmlns:wp="http://schemas.openxmlformats.org/drawingml/2006/wordprocessingDrawing" xmlns:w10="urn:schemas-microsoft-com:office:word" xmlns:w="http://schemas.openxmlformats.org/wordprocessingml/2006/main" xmlns:w14="http://schemas.microsoft.com/office/word/2010/wordml" xmlns:w15="http://schemas.microsoft.com/office/word/2012/wordml" xmlns:w16cei="http://schemas.microsoft.com/office/word/2026/wordml/cei" xmlns:w16cex="http://schemas.microsoft.com/office/word/2018/wordml/cex" xmlns:w16cid="http://schemas.microsoft.com/office/word/2016/wordml/cid" xmlns:w16="http://schemas.microsoft.com/office/word/2018/wordml" xmlns:w16du="http://schemas.microsoft.com/office/word/2023/wordml/word16du" xmlns:w16sdtdh="http://schemas.microsoft.com/office/word/2020/wordml/sdtdatahash" xmlns:w16sdtfl="http://schemas.microsoft.com/office/word/2024/wordml/sdtformatlock" xmlns:w16se="http://schemas.microsoft.com/office/word/2015/wordml/symex" xmlns:wpg="http://schemas.microsoft.com/office/word/2010/wordprocessingGroup" xmlns:wpi="http://schemas.microsoft.com/office/word/2010/wordprocessingInk" xmlns:wne="http://schemas.microsoft.com/office/word/2006/wordml" xmlns:wps="http://schemas.microsoft.com/office/word/2010/wordprocessingShape" mc:Ignorable="w14 w15 w16se w16cid w16 w16cex w16sdtdh w16sdtfl w16du wp14">
   <w:p>
     <w:pPr>
       <w:pBdr>
@@ -11939,7 +12648,7 @@
 </file>
 
 <file path=word/footnotes.xml><?xml version="1.0" encoding="utf-8"?>
-<w:footnotes xmlns:wpc="http://schemas.microsoft.com/office/word/2010/wordprocessingCanvas" xmlns:cx="http://schemas.microsoft.com/office/drawing/2014/chartex" xmlns:cx1="http://schemas.microsoft.com/office/drawing/2015/9/8/chartex" xmlns:cx2="http://schemas.microsoft.com/office/drawing/2015/10/21/chartex" xmlns:cx3="http://schemas.microsoft.com/office/drawing/2016/5/9/chartex" xmlns:cx4="http://schemas.microsoft.com/office/drawing/2016/5/10/chartex" xmlns:cx5="http://schemas.microsoft.com/office/drawing/2016/5/11/chartex" xmlns:cx6="http://schemas.microsoft.com/office/drawing/2016/5/12/chartex" xmlns:cx7="http://schemas.microsoft.com/office/drawing/2016/5/13/chartex" xmlns:cx8="http://schemas.microsoft.com/office/drawing/2016/5/14/chartex" xmlns:mc="http://schemas.openxmlformats.org/markup-compatibility/2006" xmlns:aink="http://schemas.microsoft.com/office/drawing/2016/ink" xmlns:am3d="http://schemas.microsoft.com/office/drawing/2017/model3d" xmlns:o="urn:schemas-microsoft-com:office:office" xmlns:oel="http://schemas.microsoft.com/office/2019/extlst" xmlns:r="http://schemas.openxmlformats.org/officeDocument/2006/relationships" xmlns:m="http://schemas.openxmlformats.org/officeDocument/2006/math" xmlns:v="urn:schemas-microsoft-com:vml" xmlns:wp14="http://schemas.microsoft.com/office/word/2010/wordprocessingDrawing" xmlns:wp="http://schemas.openxmlformats.org/drawingml/2006/wordprocessingDrawing" xmlns:w10="urn:schemas-microsoft-com:office:word" xmlns:w="http://schemas.openxmlformats.org/wordprocessingml/2006/main" xmlns:w14="http://schemas.microsoft.com/office/word/2010/wordml" xmlns:w15="http://schemas.microsoft.com/office/word/2012/wordml" xmlns:w16cex="http://schemas.microsoft.com/office/word/2018/wordml/cex" xmlns:w16cid="http://schemas.microsoft.com/office/word/2016/wordml/cid" xmlns:w16="http://schemas.microsoft.com/office/word/2018/wordml" xmlns:w16du="http://schemas.microsoft.com/office/word/2023/wordml/word16du" xmlns:w16sdtdh="http://schemas.microsoft.com/office/word/2020/wordml/sdtdatahash" xmlns:w16sdtfl="http://schemas.microsoft.com/office/word/2024/wordml/sdtformatlock" xmlns:w16se="http://schemas.microsoft.com/office/word/2015/wordml/symex" xmlns:wpg="http://schemas.microsoft.com/office/word/2010/wordprocessingGroup" xmlns:wpi="http://schemas.microsoft.com/office/word/2010/wordprocessingInk" xmlns:wne="http://schemas.microsoft.com/office/word/2006/wordml" xmlns:wps="http://schemas.microsoft.com/office/word/2010/wordprocessingShape" mc:Ignorable="w14 w15 w16se w16cid w16 w16cex w16sdtdh w16sdtfl w16du wp14">
+<w:footnotes xmlns:wpc="http://schemas.microsoft.com/office/word/2010/wordprocessingCanvas" xmlns:cx="http://schemas.microsoft.com/office/drawing/2014/chartex" xmlns:cx1="http://schemas.microsoft.com/office/drawing/2015/9/8/chartex" xmlns:cx2="http://schemas.microsoft.com/office/drawing/2015/10/21/chartex" xmlns:cx3="http://schemas.microsoft.com/office/drawing/2016/5/9/chartex" xmlns:cx4="http://schemas.microsoft.com/office/drawing/2016/5/10/chartex" xmlns:cx5="http://schemas.microsoft.com/office/drawing/2016/5/11/chartex" xmlns:cx6="http://schemas.microsoft.com/office/drawing/2016/5/12/chartex" xmlns:cx7="http://schemas.microsoft.com/office/drawing/2016/5/13/chartex" xmlns:cx8="http://schemas.microsoft.com/office/drawing/2016/5/14/chartex" xmlns:mc="http://schemas.openxmlformats.org/markup-compatibility/2006" xmlns:aink="http://schemas.microsoft.com/office/drawing/2016/ink" xmlns:am3d="http://schemas.microsoft.com/office/drawing/2017/model3d" xmlns:o="urn:schemas-microsoft-com:office:office" xmlns:oel="http://schemas.microsoft.com/office/2019/extlst" xmlns:r="http://schemas.openxmlformats.org/officeDocument/2006/relationships" xmlns:m="http://schemas.openxmlformats.org/officeDocument/2006/math" xmlns:v="urn:schemas-microsoft-com:vml" xmlns:wp14="http://schemas.microsoft.com/office/word/2010/wordprocessingDrawing" xmlns:wp="http://schemas.openxmlformats.org/drawingml/2006/wordprocessingDrawing" xmlns:w10="urn:schemas-microsoft-com:office:word" xmlns:w="http://schemas.openxmlformats.org/wordprocessingml/2006/main" xmlns:w14="http://schemas.microsoft.com/office/word/2010/wordml" xmlns:w15="http://schemas.microsoft.com/office/word/2012/wordml" xmlns:w16cei="http://schemas.microsoft.com/office/word/2026/wordml/cei" xmlns:w16cex="http://schemas.microsoft.com/office/word/2018/wordml/cex" xmlns:w16cid="http://schemas.microsoft.com/office/word/2016/wordml/cid" xmlns:w16="http://schemas.microsoft.com/office/word/2018/wordml" xmlns:w16du="http://schemas.microsoft.com/office/word/2023/wordml/word16du" xmlns:w16sdtdh="http://schemas.microsoft.com/office/word/2020/wordml/sdtdatahash" xmlns:w16sdtfl="http://schemas.microsoft.com/office/word/2024/wordml/sdtformatlock" xmlns:w16se="http://schemas.microsoft.com/office/word/2015/wordml/symex" xmlns:wpg="http://schemas.microsoft.com/office/word/2010/wordprocessingGroup" xmlns:wpi="http://schemas.microsoft.com/office/word/2010/wordprocessingInk" xmlns:wne="http://schemas.microsoft.com/office/word/2006/wordml" xmlns:wps="http://schemas.microsoft.com/office/word/2010/wordprocessingShape" mc:Ignorable="w14 w15 w16se w16cid w16 w16cex w16sdtdh w16sdtfl w16du wp14">
   <w:footnote w:type="separator" w:id="-1">
     <w:p>
       <w:pPr>
@@ -11964,7 +12673,7 @@
 </file>
 
 <file path=word/header1.xml><?xml version="1.0" encoding="utf-8"?>
-<w:hdr xmlns:wpc="http://schemas.microsoft.com/office/word/2010/wordprocessingCanvas" xmlns:cx="http://schemas.microsoft.com/office/drawing/2014/chartex" xmlns:cx1="http://schemas.microsoft.com/office/drawing/2015/9/8/chartex" xmlns:cx2="http://schemas.microsoft.com/office/drawing/2015/10/21/chartex" xmlns:cx3="http://schemas.microsoft.com/office/drawing/2016/5/9/chartex" xmlns:cx4="http://schemas.microsoft.com/office/drawing/2016/5/10/chartex" xmlns:cx5="http://schemas.microsoft.com/office/drawing/2016/5/11/chartex" xmlns:cx6="http://schemas.microsoft.com/office/drawing/2016/5/12/chartex" xmlns:cx7="http://schemas.microsoft.com/office/drawing/2016/5/13/chartex" xmlns:cx8="http://schemas.microsoft.com/office/drawing/2016/5/14/chartex" xmlns:mc="http://schemas.openxmlformats.org/markup-compatibility/2006" xmlns:aink="http://schemas.microsoft.com/office/drawing/2016/ink" xmlns:am3d="http://schemas.microsoft.com/office/drawing/2017/model3d" xmlns:o="urn:schemas-microsoft-com:office:office" xmlns:oel="http://schemas.microsoft.com/office/2019/extlst" xmlns:r="http://schemas.openxmlformats.org/officeDocument/2006/relationships" xmlns:m="http://schemas.openxmlformats.org/officeDocument/2006/math" xmlns:v="urn:schemas-microsoft-com:vml" xmlns:wp14="http://schemas.microsoft.com/office/word/2010/wordprocessingDrawing" xmlns:wp="http://schemas.openxmlformats.org/drawingml/2006/wordprocessingDrawing" xmlns:w10="urn:schemas-microsoft-com:office:word" xmlns:w="http://schemas.openxmlformats.org/wordprocessingml/2006/main" xmlns:w14="http://schemas.microsoft.com/office/word/2010/wordml" xmlns:w15="http://schemas.microsoft.com/office/word/2012/wordml" xmlns:w16cex="http://schemas.microsoft.com/office/word/2018/wordml/cex" xmlns:w16cid="http://schemas.microsoft.com/office/word/2016/wordml/cid" xmlns:w16="http://schemas.microsoft.com/office/word/2018/wordml" xmlns:w16du="http://schemas.microsoft.com/office/word/2023/wordml/word16du" xmlns:w16sdtdh="http://schemas.microsoft.com/office/word/2020/wordml/sdtdatahash" xmlns:w16sdtfl="http://schemas.microsoft.com/office/word/2024/wordml/sdtformatlock" xmlns:w16se="http://schemas.microsoft.com/office/word/2015/wordml/symex" xmlns:wpg="http://schemas.microsoft.com/office/word/2010/wordprocessingGroup" xmlns:wpi="http://schemas.microsoft.com/office/word/2010/wordprocessingInk" xmlns:wne="http://schemas.microsoft.com/office/word/2006/wordml" xmlns:wps="http://schemas.microsoft.com/office/word/2010/wordprocessingShape" mc:Ignorable="w14 w15 w16se w16cid w16 w16cex w16sdtdh w16sdtfl w16du wp14">
+<w:hdr xmlns:wpc="http://schemas.microsoft.com/office/word/2010/wordprocessingCanvas" xmlns:cx="http://schemas.microsoft.com/office/drawing/2014/chartex" xmlns:cx1="http://schemas.microsoft.com/office/drawing/2015/9/8/chartex" xmlns:cx2="http://schemas.microsoft.com/office/drawing/2015/10/21/chartex" xmlns:cx3="http://schemas.microsoft.com/office/drawing/2016/5/9/chartex" xmlns:cx4="http://schemas.microsoft.com/office/drawing/2016/5/10/chartex" xmlns:cx5="http://schemas.microsoft.com/office/drawing/2016/5/11/chartex" xmlns:cx6="http://schemas.microsoft.com/office/drawing/2016/5/12/chartex" xmlns:cx7="http://schemas.microsoft.com/office/drawing/2016/5/13/chartex" xmlns:cx8="http://schemas.microsoft.com/office/drawing/2016/5/14/chartex" xmlns:mc="http://schemas.openxmlformats.org/markup-compatibility/2006" xmlns:aink="http://schemas.microsoft.com/office/drawing/2016/ink" xmlns:am3d="http://schemas.microsoft.com/office/drawing/2017/model3d" xmlns:o="urn:schemas-microsoft-com:office:office" xmlns:oel="http://schemas.microsoft.com/office/2019/extlst" xmlns:r="http://schemas.openxmlformats.org/officeDocument/2006/relationships" xmlns:m="http://schemas.openxmlformats.org/officeDocument/2006/math" xmlns:v="urn:schemas-microsoft-com:vml" xmlns:wp14="http://schemas.microsoft.com/office/word/2010/wordprocessingDrawing" xmlns:wp="http://schemas.openxmlformats.org/drawingml/2006/wordprocessingDrawing" xmlns:w10="urn:schemas-microsoft-com:office:word" xmlns:w="http://schemas.openxmlformats.org/wordprocessingml/2006/main" xmlns:w14="http://schemas.microsoft.com/office/word/2010/wordml" xmlns:w15="http://schemas.microsoft.com/office/word/2012/wordml" xmlns:w16cei="http://schemas.microsoft.com/office/word/2026/wordml/cei" xmlns:w16cex="http://schemas.microsoft.com/office/word/2018/wordml/cex" xmlns:w16cid="http://schemas.microsoft.com/office/word/2016/wordml/cid" xmlns:w16="http://schemas.microsoft.com/office/word/2018/wordml" xmlns:w16du="http://schemas.microsoft.com/office/word/2023/wordml/word16du" xmlns:w16sdtdh="http://schemas.microsoft.com/office/word/2020/wordml/sdtdatahash" xmlns:w16sdtfl="http://schemas.microsoft.com/office/word/2024/wordml/sdtformatlock" xmlns:w16se="http://schemas.microsoft.com/office/word/2015/wordml/symex" xmlns:wpg="http://schemas.microsoft.com/office/word/2010/wordprocessingGroup" xmlns:wpi="http://schemas.microsoft.com/office/word/2010/wordprocessingInk" xmlns:wne="http://schemas.microsoft.com/office/word/2006/wordml" xmlns:wps="http://schemas.microsoft.com/office/word/2010/wordprocessingShape" mc:Ignorable="w14 w15 w16se w16cid w16 w16cex w16sdtdh w16sdtfl w16du wp14">
   <w:p>
     <w:pPr>
       <w:pStyle w:val="Header"/>
@@ -11977,7 +12686,7 @@
 </file>
 
 <file path=word/header2.xml><?xml version="1.0" encoding="utf-8"?>
-<w:hdr xmlns:wpc="http://schemas.microsoft.com/office/word/2010/wordprocessingCanvas" xmlns:cx="http://schemas.microsoft.com/office/drawing/2014/chartex" xmlns:cx1="http://schemas.microsoft.com/office/drawing/2015/9/8/chartex" xmlns:cx2="http://schemas.microsoft.com/office/drawing/2015/10/21/chartex" xmlns:cx3="http://schemas.microsoft.com/office/drawing/2016/5/9/chartex" xmlns:cx4="http://schemas.microsoft.com/office/drawing/2016/5/10/chartex" xmlns:cx5="http://schemas.microsoft.com/office/drawing/2016/5/11/chartex" xmlns:cx6="http://schemas.microsoft.com/office/drawing/2016/5/12/chartex" xmlns:cx7="http://schemas.microsoft.com/office/drawing/2016/5/13/chartex" xmlns:cx8="http://schemas.microsoft.com/office/drawing/2016/5/14/chartex" xmlns:mc="http://schemas.openxmlformats.org/markup-compatibility/2006" xmlns:aink="http://schemas.microsoft.com/office/drawing/2016/ink" xmlns:am3d="http://schemas.microsoft.com/office/drawing/2017/model3d" xmlns:o="urn:schemas-microsoft-com:office:office" xmlns:oel="http://schemas.microsoft.com/office/2019/extlst" xmlns:r="http://schemas.openxmlformats.org/officeDocument/2006/relationships" xmlns:m="http://schemas.openxmlformats.org/officeDocument/2006/math" xmlns:v="urn:schemas-microsoft-com:vml" xmlns:wp14="http://schemas.microsoft.com/office/word/2010/wordprocessingDrawing" xmlns:wp="http://schemas.openxmlformats.org/drawingml/2006/wordprocessingDrawing" xmlns:w10="urn:schemas-microsoft-com:office:word" xmlns:w="http://schemas.openxmlformats.org/wordprocessingml/2006/main" xmlns:w14="http://schemas.microsoft.com/office/word/2010/wordml" xmlns:w15="http://schemas.microsoft.com/office/word/2012/wordml" xmlns:w16cex="http://schemas.microsoft.com/office/word/2018/wordml/cex" xmlns:w16cid="http://schemas.microsoft.com/office/word/2016/wordml/cid" xmlns:w16="http://schemas.microsoft.com/office/word/2018/wordml" xmlns:w16du="http://schemas.microsoft.com/office/word/2023/wordml/word16du" xmlns:w16sdtdh="http://schemas.microsoft.com/office/word/2020/wordml/sdtdatahash" xmlns:w16sdtfl="http://schemas.microsoft.com/office/word/2024/wordml/sdtformatlock" xmlns:w16se="http://schemas.microsoft.com/office/word/2015/wordml/symex" xmlns:wpg="http://schemas.microsoft.com/office/word/2010/wordprocessingGroup" xmlns:wpi="http://schemas.microsoft.com/office/word/2010/wordprocessingInk" xmlns:wne="http://schemas.microsoft.com/office/word/2006/wordml" xmlns:wps="http://schemas.microsoft.com/office/word/2010/wordprocessingShape" mc:Ignorable="w14 w15 w16se w16cid w16 w16cex w16sdtdh w16sdtfl w16du wp14">
+<w:hdr xmlns:wpc="http://schemas.microsoft.com/office/word/2010/wordprocessingCanvas" xmlns:cx="http://schemas.microsoft.com/office/drawing/2014/chartex" xmlns:cx1="http://schemas.microsoft.com/office/drawing/2015/9/8/chartex" xmlns:cx2="http://schemas.microsoft.com/office/drawing/2015/10/21/chartex" xmlns:cx3="http://schemas.microsoft.com/office/drawing/2016/5/9/chartex" xmlns:cx4="http://schemas.microsoft.com/office/drawing/2016/5/10/chartex" xmlns:cx5="http://schemas.microsoft.com/office/drawing/2016/5/11/chartex" xmlns:cx6="http://schemas.microsoft.com/office/drawing/2016/5/12/chartex" xmlns:cx7="http://schemas.microsoft.com/office/drawing/2016/5/13/chartex" xmlns:cx8="http://schemas.microsoft.com/office/drawing/2016/5/14/chartex" xmlns:mc="http://schemas.openxmlformats.org/markup-compatibility/2006" xmlns:aink="http://schemas.microsoft.com/office/drawing/2016/ink" xmlns:am3d="http://schemas.microsoft.com/office/drawing/2017/model3d" xmlns:o="urn:schemas-microsoft-com:office:office" xmlns:oel="http://schemas.microsoft.com/office/2019/extlst" xmlns:r="http://schemas.openxmlformats.org/officeDocument/2006/relationships" xmlns:m="http://schemas.openxmlformats.org/officeDocument/2006/math" xmlns:v="urn:schemas-microsoft-com:vml" xmlns:wp14="http://schemas.microsoft.com/office/word/2010/wordprocessingDrawing" xmlns:wp="http://schemas.openxmlformats.org/drawingml/2006/wordprocessingDrawing" xmlns:w10="urn:schemas-microsoft-com:office:word" xmlns:w="http://schemas.openxmlformats.org/wordprocessingml/2006/main" xmlns:w14="http://schemas.microsoft.com/office/word/2010/wordml" xmlns:w15="http://schemas.microsoft.com/office/word/2012/wordml" xmlns:w16cei="http://schemas.microsoft.com/office/word/2026/wordml/cei" xmlns:w16cex="http://schemas.microsoft.com/office/word/2018/wordml/cex" xmlns:w16cid="http://schemas.microsoft.com/office/word/2016/wordml/cid" xmlns:w16="http://schemas.microsoft.com/office/word/2018/wordml" xmlns:w16du="http://schemas.microsoft.com/office/word/2023/wordml/word16du" xmlns:w16sdtdh="http://schemas.microsoft.com/office/word/2020/wordml/sdtdatahash" xmlns:w16sdtfl="http://schemas.microsoft.com/office/word/2024/wordml/sdtformatlock" xmlns:w16se="http://schemas.microsoft.com/office/word/2015/wordml/symex" xmlns:wpg="http://schemas.microsoft.com/office/word/2010/wordprocessingGroup" xmlns:wpi="http://schemas.microsoft.com/office/word/2010/wordprocessingInk" xmlns:wne="http://schemas.microsoft.com/office/word/2006/wordml" xmlns:wps="http://schemas.microsoft.com/office/word/2010/wordprocessingShape" mc:Ignorable="w14 w15 w16se w16cid w16 w16cex w16sdtdh w16sdtfl w16du wp14">
   <w:p>
     <w:pPr>
       <w:pStyle w:val="Header"/>

--- a/TS-Kramam/TS-3.2/TS 3.2 Tamil Krama Paatam Corrections.docx
+++ b/TS-Kramam/TS-3.2/TS 3.2 Tamil Krama Paatam Corrections.docx
@@ -1,6 +1,6 @@
 
 <file path=word/document.xml><?xml version="1.0" encoding="utf-8"?>
-<w:document xmlns:wpc="http://schemas.microsoft.com/office/word/2010/wordprocessingCanvas" xmlns:cx="http://schemas.microsoft.com/office/drawing/2014/chartex" xmlns:cx1="http://schemas.microsoft.com/office/drawing/2015/9/8/chartex" xmlns:cx2="http://schemas.microsoft.com/office/drawing/2015/10/21/chartex" xmlns:cx3="http://schemas.microsoft.com/office/drawing/2016/5/9/chartex" xmlns:cx4="http://schemas.microsoft.com/office/drawing/2016/5/10/chartex" xmlns:cx5="http://schemas.microsoft.com/office/drawing/2016/5/11/chartex" xmlns:cx6="http://schemas.microsoft.com/office/drawing/2016/5/12/chartex" xmlns:cx7="http://schemas.microsoft.com/office/drawing/2016/5/13/chartex" xmlns:cx8="http://schemas.microsoft.com/office/drawing/2016/5/14/chartex" xmlns:mc="http://schemas.openxmlformats.org/markup-compatibility/2006" xmlns:aink="http://schemas.microsoft.com/office/drawing/2016/ink" xmlns:am3d="http://schemas.microsoft.com/office/drawing/2017/model3d" xmlns:o="urn:schemas-microsoft-com:office:office" xmlns:oel="http://schemas.microsoft.com/office/2019/extlst" xmlns:r="http://schemas.openxmlformats.org/officeDocument/2006/relationships" xmlns:m="http://schemas.openxmlformats.org/officeDocument/2006/math" xmlns:v="urn:schemas-microsoft-com:vml" xmlns:wp14="http://schemas.microsoft.com/office/word/2010/wordprocessingDrawing" xmlns:wp="http://schemas.openxmlformats.org/drawingml/2006/wordprocessingDrawing" xmlns:w10="urn:schemas-microsoft-com:office:word" xmlns:w="http://schemas.openxmlformats.org/wordprocessingml/2006/main" xmlns:w14="http://schemas.microsoft.com/office/word/2010/wordml" xmlns:w15="http://schemas.microsoft.com/office/word/2012/wordml" xmlns:w16cei="http://schemas.microsoft.com/office/word/2026/wordml/cei" xmlns:w16cex="http://schemas.microsoft.com/office/word/2018/wordml/cex" xmlns:w16cid="http://schemas.microsoft.com/office/word/2016/wordml/cid" xmlns:w16="http://schemas.microsoft.com/office/word/2018/wordml" xmlns:w16du="http://schemas.microsoft.com/office/word/2023/wordml/word16du" xmlns:w16sdtdh="http://schemas.microsoft.com/office/word/2020/wordml/sdtdatahash" xmlns:w16sdtfl="http://schemas.microsoft.com/office/word/2024/wordml/sdtformatlock" xmlns:w16se="http://schemas.microsoft.com/office/word/2015/wordml/symex" xmlns:wpg="http://schemas.microsoft.com/office/word/2010/wordprocessingGroup" xmlns:wpi="http://schemas.microsoft.com/office/word/2010/wordprocessingInk" xmlns:wne="http://schemas.microsoft.com/office/word/2006/wordml" xmlns:wps="http://schemas.microsoft.com/office/word/2010/wordprocessingShape" mc:Ignorable="w14 w15 w16se w16cid w16 w16cex w16sdtdh w16sdtfl w16du wp14">
+<w:document xmlns:wpc="http://schemas.microsoft.com/office/word/2010/wordprocessingCanvas" xmlns:cx="http://schemas.microsoft.com/office/drawing/2014/chartex" xmlns:cx1="http://schemas.microsoft.com/office/drawing/2015/9/8/chartex" xmlns:cx2="http://schemas.microsoft.com/office/drawing/2015/10/21/chartex" xmlns:cx3="http://schemas.microsoft.com/office/drawing/2016/5/9/chartex" xmlns:cx4="http://schemas.microsoft.com/office/drawing/2016/5/10/chartex" xmlns:cx5="http://schemas.microsoft.com/office/drawing/2016/5/11/chartex" xmlns:cx6="http://schemas.microsoft.com/office/drawing/2016/5/12/chartex" xmlns:cx7="http://schemas.microsoft.com/office/drawing/2016/5/13/chartex" xmlns:cx8="http://schemas.microsoft.com/office/drawing/2016/5/14/chartex" xmlns:mc="http://schemas.openxmlformats.org/markup-compatibility/2006" xmlns:aink="http://schemas.microsoft.com/office/drawing/2016/ink" xmlns:am3d="http://schemas.microsoft.com/office/drawing/2017/model3d" xmlns:o="urn:schemas-microsoft-com:office:office" xmlns:oel="http://schemas.microsoft.com/office/2019/extlst" xmlns:r="http://schemas.openxmlformats.org/officeDocument/2006/relationships" xmlns:m="http://schemas.openxmlformats.org/officeDocument/2006/math" xmlns:v="urn:schemas-microsoft-com:vml" xmlns:wp14="http://schemas.microsoft.com/office/word/2010/wordprocessingDrawing" xmlns:wp="http://schemas.openxmlformats.org/drawingml/2006/wordprocessingDrawing" xmlns:w10="urn:schemas-microsoft-com:office:word" xmlns:w="http://schemas.openxmlformats.org/wordprocessingml/2006/main" xmlns:w14="http://schemas.microsoft.com/office/word/2010/wordml" xmlns:w15="http://schemas.microsoft.com/office/word/2012/wordml" xmlns:w16cex="http://schemas.microsoft.com/office/word/2018/wordml/cex" xmlns:w16cid="http://schemas.microsoft.com/office/word/2016/wordml/cid" xmlns:w16="http://schemas.microsoft.com/office/word/2018/wordml" xmlns:w16du="http://schemas.microsoft.com/office/word/2023/wordml/word16du" xmlns:w16sdtdh="http://schemas.microsoft.com/office/word/2020/wordml/sdtdatahash" xmlns:w16sdtfl="http://schemas.microsoft.com/office/word/2024/wordml/sdtformatlock" xmlns:w16se="http://schemas.microsoft.com/office/word/2015/wordml/symex" xmlns:wpg="http://schemas.microsoft.com/office/word/2010/wordprocessingGroup" xmlns:wpi="http://schemas.microsoft.com/office/word/2010/wordprocessingInk" xmlns:wne="http://schemas.microsoft.com/office/word/2006/wordml" xmlns:wps="http://schemas.microsoft.com/office/word/2010/wordprocessingShape" mc:Ignorable="w14 w15 w16se w16cid w16 w16cex w16sdtdh w16sdtfl w16du wp14">
   <w:body>
     <w:p>
       <w:pPr>
@@ -79,10 +79,9 @@
           <w:bCs/>
           <w:sz w:val="32"/>
           <w:szCs w:val="32"/>
-          <w:highlight w:val="red"/>
           <w:u w:val="single"/>
         </w:rPr>
-        <w:t>?????</w:t>
+        <w:t>31st August 2026</w:t>
       </w:r>
     </w:p>
     <w:p>
@@ -5786,81 +5785,22 @@
           </w:p>
         </w:tc>
       </w:tr>
-      <w:tr>
-        <w:trPr>
-          <w:trHeight w:val="841"/>
-        </w:trPr>
-        <w:tc>
-          <w:tcPr>
-            <w:tcW w:w="3906" w:type="dxa"/>
-            <w:gridSpan w:val="2"/>
-          </w:tcPr>
-          <w:p>
-            <w:pPr>
-              <w:widowControl w:val="0"/>
-              <w:tabs>
-                <w:tab w:val="left" w:pos="993"/>
-              </w:tabs>
-              <w:autoSpaceDE w:val="0"/>
-              <w:autoSpaceDN w:val="0"/>
-              <w:adjustRightInd w:val="0"/>
-              <w:spacing w:before="0" w:line="240" w:lineRule="auto"/>
-              <w:ind w:right="297"/>
-              <w:rPr>
-                <w:rFonts w:cs="Arial"/>
-                <w:b/>
-                <w:color w:val="000000"/>
-                <w:sz w:val="28"/>
-                <w:szCs w:val="32"/>
-                <w:lang w:val="it-IT"/>
-              </w:rPr>
-            </w:pPr>
-          </w:p>
-        </w:tc>
-        <w:tc>
-          <w:tcPr>
-            <w:tcW w:w="5103" w:type="dxa"/>
-          </w:tcPr>
-          <w:p>
-            <w:pPr>
-              <w:widowControl w:val="0"/>
-              <w:autoSpaceDE w:val="0"/>
-              <w:autoSpaceDN w:val="0"/>
-              <w:adjustRightInd w:val="0"/>
-              <w:spacing w:before="0" w:line="240" w:lineRule="auto"/>
-              <w:rPr>
-                <w:rFonts w:ascii="Latha" w:hAnsi="Latha" w:cs="Latha"/>
-                <w:sz w:val="28"/>
-                <w:szCs w:val="28"/>
-                <w:cs/>
-                <w:lang w:bidi="ta-IN"/>
-              </w:rPr>
-            </w:pPr>
-          </w:p>
-        </w:tc>
-        <w:tc>
-          <w:tcPr>
-            <w:tcW w:w="5386" w:type="dxa"/>
-          </w:tcPr>
-          <w:p>
-            <w:pPr>
-              <w:widowControl w:val="0"/>
-              <w:autoSpaceDE w:val="0"/>
-              <w:autoSpaceDN w:val="0"/>
-              <w:adjustRightInd w:val="0"/>
-              <w:spacing w:before="0" w:line="240" w:lineRule="auto"/>
-              <w:rPr>
-                <w:rFonts w:ascii="Latha" w:hAnsi="Latha" w:cs="Latha"/>
-                <w:sz w:val="28"/>
-                <w:szCs w:val="28"/>
-                <w:cs/>
-                <w:lang w:bidi="ta-IN"/>
-              </w:rPr>
-            </w:pPr>
-          </w:p>
-        </w:tc>
-      </w:tr>
     </w:tbl>
+    <w:p>
+      <w:pPr>
+        <w:pBdr>
+          <w:bottom w:val="double" w:sz="6" w:space="1" w:color="auto"/>
+        </w:pBdr>
+        <w:jc w:val="center"/>
+        <w:rPr>
+          <w:b/>
+          <w:bCs/>
+          <w:sz w:val="32"/>
+          <w:szCs w:val="32"/>
+          <w:u w:val="single"/>
+        </w:rPr>
+      </w:pPr>
+    </w:p>
     <w:p>
       <w:pPr>
         <w:jc w:val="center"/>
@@ -5872,7 +5812,10 @@
           <w:u w:val="single"/>
         </w:rPr>
       </w:pPr>
-      <w:r>
+    </w:p>
+    <w:p>
+      <w:pPr>
+        <w:jc w:val="center"/>
         <w:rPr>
           <w:b/>
           <w:bCs/>
@@ -5880,8 +5823,31 @@
           <w:szCs w:val="32"/>
           <w:u w:val="single"/>
         </w:rPr>
-        <w:t>=================</w:t>
-      </w:r>
+      </w:pPr>
+    </w:p>
+    <w:p>
+      <w:pPr>
+        <w:jc w:val="center"/>
+        <w:rPr>
+          <w:b/>
+          <w:bCs/>
+          <w:sz w:val="32"/>
+          <w:szCs w:val="32"/>
+          <w:u w:val="single"/>
+        </w:rPr>
+      </w:pPr>
+    </w:p>
+    <w:p>
+      <w:pPr>
+        <w:jc w:val="center"/>
+        <w:rPr>
+          <w:b/>
+          <w:bCs/>
+          <w:sz w:val="32"/>
+          <w:szCs w:val="32"/>
+          <w:u w:val="single"/>
+        </w:rPr>
+      </w:pPr>
     </w:p>
     <w:p>
       <w:pPr>
@@ -5902,6 +5868,7 @@
           <w:szCs w:val="32"/>
           <w:u w:val="single"/>
         </w:rPr>
+        <w:lastRenderedPageBreak/>
         <w:t xml:space="preserve">TS </w:t>
       </w:r>
       <w:r>
@@ -6128,7 +6095,6 @@
                 <w:sz w:val="28"/>
                 <w:szCs w:val="32"/>
               </w:rPr>
-              <w:lastRenderedPageBreak/>
               <w:t>T.S.</w:t>
             </w:r>
             <w:r>
@@ -8747,6 +8713,7 @@
                 <w:sz w:val="28"/>
                 <w:szCs w:val="32"/>
               </w:rPr>
+              <w:lastRenderedPageBreak/>
               <w:t>T.S.</w:t>
             </w:r>
             <w:r>
@@ -9401,7 +9368,6 @@
                 <w:sz w:val="28"/>
                 <w:szCs w:val="32"/>
               </w:rPr>
-              <w:lastRenderedPageBreak/>
               <w:t>T.S.3.2.8.3 – Kramam</w:t>
             </w:r>
           </w:p>
@@ -11775,7 +11741,16 @@
           <w:bCs/>
           <w:sz w:val="32"/>
         </w:rPr>
-        <w:t>replaced with</w:t>
+        <w:t xml:space="preserve">replaced </w:t>
+      </w:r>
+      <w:proofErr w:type="gramStart"/>
+      <w:r>
+        <w:rPr>
+          <w:b/>
+          <w:bCs/>
+          <w:sz w:val="32"/>
+        </w:rPr>
+        <w:t>with</w:t>
       </w:r>
       <w:r>
         <w:rPr>
@@ -11797,6 +11772,7 @@
         </w:rPr>
         <w:t>"</w:t>
       </w:r>
+      <w:proofErr w:type="gramEnd"/>
       <w:r>
         <w:rPr>
           <w:rFonts w:ascii="BRH Devanagari" w:hAnsi="BRH Devanagari" w:cs="BRH Devanagari"/>
@@ -11870,6 +11846,7 @@
           <w:szCs w:val="32"/>
           <w:u w:val="single"/>
         </w:rPr>
+        <w:lastRenderedPageBreak/>
         <w:t xml:space="preserve">TS Krama Paatam – TS </w:t>
       </w:r>
       <w:r>
@@ -12012,7 +11989,6 @@
                 <w:sz w:val="32"/>
                 <w:szCs w:val="32"/>
               </w:rPr>
-              <w:lastRenderedPageBreak/>
               <w:t>Reference</w:t>
             </w:r>
           </w:p>
@@ -12039,7 +12015,6 @@
                 <w:sz w:val="32"/>
                 <w:szCs w:val="32"/>
               </w:rPr>
-              <w:lastRenderedPageBreak/>
               <w:t>As Printed</w:t>
             </w:r>
           </w:p>
@@ -12211,7 +12186,7 @@
 </file>
 
 <file path=word/endnotes.xml><?xml version="1.0" encoding="utf-8"?>
-<w:endnotes xmlns:wpc="http://schemas.microsoft.com/office/word/2010/wordprocessingCanvas" xmlns:cx="http://schemas.microsoft.com/office/drawing/2014/chartex" xmlns:cx1="http://schemas.microsoft.com/office/drawing/2015/9/8/chartex" xmlns:cx2="http://schemas.microsoft.com/office/drawing/2015/10/21/chartex" xmlns:cx3="http://schemas.microsoft.com/office/drawing/2016/5/9/chartex" xmlns:cx4="http://schemas.microsoft.com/office/drawing/2016/5/10/chartex" xmlns:cx5="http://schemas.microsoft.com/office/drawing/2016/5/11/chartex" xmlns:cx6="http://schemas.microsoft.com/office/drawing/2016/5/12/chartex" xmlns:cx7="http://schemas.microsoft.com/office/drawing/2016/5/13/chartex" xmlns:cx8="http://schemas.microsoft.com/office/drawing/2016/5/14/chartex" xmlns:mc="http://schemas.openxmlformats.org/markup-compatibility/2006" xmlns:aink="http://schemas.microsoft.com/office/drawing/2016/ink" xmlns:am3d="http://schemas.microsoft.com/office/drawing/2017/model3d" xmlns:o="urn:schemas-microsoft-com:office:office" xmlns:oel="http://schemas.microsoft.com/office/2019/extlst" xmlns:r="http://schemas.openxmlformats.org/officeDocument/2006/relationships" xmlns:m="http://schemas.openxmlformats.org/officeDocument/2006/math" xmlns:v="urn:schemas-microsoft-com:vml" xmlns:wp14="http://schemas.microsoft.com/office/word/2010/wordprocessingDrawing" xmlns:wp="http://schemas.openxmlformats.org/drawingml/2006/wordprocessingDrawing" xmlns:w10="urn:schemas-microsoft-com:office:word" xmlns:w="http://schemas.openxmlformats.org/wordprocessingml/2006/main" xmlns:w14="http://schemas.microsoft.com/office/word/2010/wordml" xmlns:w15="http://schemas.microsoft.com/office/word/2012/wordml" xmlns:w16cei="http://schemas.microsoft.com/office/word/2026/wordml/cei" xmlns:w16cex="http://schemas.microsoft.com/office/word/2018/wordml/cex" xmlns:w16cid="http://schemas.microsoft.com/office/word/2016/wordml/cid" xmlns:w16="http://schemas.microsoft.com/office/word/2018/wordml" xmlns:w16du="http://schemas.microsoft.com/office/word/2023/wordml/word16du" xmlns:w16sdtdh="http://schemas.microsoft.com/office/word/2020/wordml/sdtdatahash" xmlns:w16sdtfl="http://schemas.microsoft.com/office/word/2024/wordml/sdtformatlock" xmlns:w16se="http://schemas.microsoft.com/office/word/2015/wordml/symex" xmlns:wpg="http://schemas.microsoft.com/office/word/2010/wordprocessingGroup" xmlns:wpi="http://schemas.microsoft.com/office/word/2010/wordprocessingInk" xmlns:wne="http://schemas.microsoft.com/office/word/2006/wordml" xmlns:wps="http://schemas.microsoft.com/office/word/2010/wordprocessingShape" mc:Ignorable="w14 w15 w16se w16cid w16 w16cex w16sdtdh w16sdtfl w16du wp14">
+<w:endnotes xmlns:wpc="http://schemas.microsoft.com/office/word/2010/wordprocessingCanvas" xmlns:cx="http://schemas.microsoft.com/office/drawing/2014/chartex" xmlns:cx1="http://schemas.microsoft.com/office/drawing/2015/9/8/chartex" xmlns:cx2="http://schemas.microsoft.com/office/drawing/2015/10/21/chartex" xmlns:cx3="http://schemas.microsoft.com/office/drawing/2016/5/9/chartex" xmlns:cx4="http://schemas.microsoft.com/office/drawing/2016/5/10/chartex" xmlns:cx5="http://schemas.microsoft.com/office/drawing/2016/5/11/chartex" xmlns:cx6="http://schemas.microsoft.com/office/drawing/2016/5/12/chartex" xmlns:cx7="http://schemas.microsoft.com/office/drawing/2016/5/13/chartex" xmlns:cx8="http://schemas.microsoft.com/office/drawing/2016/5/14/chartex" xmlns:mc="http://schemas.openxmlformats.org/markup-compatibility/2006" xmlns:aink="http://schemas.microsoft.com/office/drawing/2016/ink" xmlns:am3d="http://schemas.microsoft.com/office/drawing/2017/model3d" xmlns:o="urn:schemas-microsoft-com:office:office" xmlns:oel="http://schemas.microsoft.com/office/2019/extlst" xmlns:r="http://schemas.openxmlformats.org/officeDocument/2006/relationships" xmlns:m="http://schemas.openxmlformats.org/officeDocument/2006/math" xmlns:v="urn:schemas-microsoft-com:vml" xmlns:wp14="http://schemas.microsoft.com/office/word/2010/wordprocessingDrawing" xmlns:wp="http://schemas.openxmlformats.org/drawingml/2006/wordprocessingDrawing" xmlns:w10="urn:schemas-microsoft-com:office:word" xmlns:w="http://schemas.openxmlformats.org/wordprocessingml/2006/main" xmlns:w14="http://schemas.microsoft.com/office/word/2010/wordml" xmlns:w15="http://schemas.microsoft.com/office/word/2012/wordml" xmlns:w16cex="http://schemas.microsoft.com/office/word/2018/wordml/cex" xmlns:w16cid="http://schemas.microsoft.com/office/word/2016/wordml/cid" xmlns:w16="http://schemas.microsoft.com/office/word/2018/wordml" xmlns:w16du="http://schemas.microsoft.com/office/word/2023/wordml/word16du" xmlns:w16sdtdh="http://schemas.microsoft.com/office/word/2020/wordml/sdtdatahash" xmlns:w16sdtfl="http://schemas.microsoft.com/office/word/2024/wordml/sdtformatlock" xmlns:w16se="http://schemas.microsoft.com/office/word/2015/wordml/symex" xmlns:wpg="http://schemas.microsoft.com/office/word/2010/wordprocessingGroup" xmlns:wpi="http://schemas.microsoft.com/office/word/2010/wordprocessingInk" xmlns:wne="http://schemas.microsoft.com/office/word/2006/wordml" xmlns:wps="http://schemas.microsoft.com/office/word/2010/wordprocessingShape" mc:Ignorable="w14 w15 w16se w16cid w16 w16cex w16sdtdh w16sdtfl w16du wp14">
   <w:endnote w:type="separator" w:id="-1">
     <w:p>
       <w:pPr>
@@ -12236,7 +12211,7 @@
 </file>
 
 <file path=word/footer1.xml><?xml version="1.0" encoding="utf-8"?>
-<w:ftr xmlns:wpc="http://schemas.microsoft.com/office/word/2010/wordprocessingCanvas" xmlns:cx="http://schemas.microsoft.com/office/drawing/2014/chartex" xmlns:cx1="http://schemas.microsoft.com/office/drawing/2015/9/8/chartex" xmlns:cx2="http://schemas.microsoft.com/office/drawing/2015/10/21/chartex" xmlns:cx3="http://schemas.microsoft.com/office/drawing/2016/5/9/chartex" xmlns:cx4="http://schemas.microsoft.com/office/drawing/2016/5/10/chartex" xmlns:cx5="http://schemas.microsoft.com/office/drawing/2016/5/11/chartex" xmlns:cx6="http://schemas.microsoft.com/office/drawing/2016/5/12/chartex" xmlns:cx7="http://schemas.microsoft.com/office/drawing/2016/5/13/chartex" xmlns:cx8="http://schemas.microsoft.com/office/drawing/2016/5/14/chartex" xmlns:mc="http://schemas.openxmlformats.org/markup-compatibility/2006" xmlns:aink="http://schemas.microsoft.com/office/drawing/2016/ink" xmlns:am3d="http://schemas.microsoft.com/office/drawing/2017/model3d" xmlns:o="urn:schemas-microsoft-com:office:office" xmlns:oel="http://schemas.microsoft.com/office/2019/extlst" xmlns:r="http://schemas.openxmlformats.org/officeDocument/2006/relationships" xmlns:m="http://schemas.openxmlformats.org/officeDocument/2006/math" xmlns:v="urn:schemas-microsoft-com:vml" xmlns:wp14="http://schemas.microsoft.com/office/word/2010/wordprocessingDrawing" xmlns:wp="http://schemas.openxmlformats.org/drawingml/2006/wordprocessingDrawing" xmlns:w10="urn:schemas-microsoft-com:office:word" xmlns:w="http://schemas.openxmlformats.org/wordprocessingml/2006/main" xmlns:w14="http://schemas.microsoft.com/office/word/2010/wordml" xmlns:w15="http://schemas.microsoft.com/office/word/2012/wordml" xmlns:w16cei="http://schemas.microsoft.com/office/word/2026/wordml/cei" xmlns:w16cex="http://schemas.microsoft.com/office/word/2018/wordml/cex" xmlns:w16cid="http://schemas.microsoft.com/office/word/2016/wordml/cid" xmlns:w16="http://schemas.microsoft.com/office/word/2018/wordml" xmlns:w16du="http://schemas.microsoft.com/office/word/2023/wordml/word16du" xmlns:w16sdtdh="http://schemas.microsoft.com/office/word/2020/wordml/sdtdatahash" xmlns:w16sdtfl="http://schemas.microsoft.com/office/word/2024/wordml/sdtformatlock" xmlns:w16se="http://schemas.microsoft.com/office/word/2015/wordml/symex" xmlns:wpg="http://schemas.microsoft.com/office/word/2010/wordprocessingGroup" xmlns:wpi="http://schemas.microsoft.com/office/word/2010/wordprocessingInk" xmlns:wne="http://schemas.microsoft.com/office/word/2006/wordml" xmlns:wps="http://schemas.microsoft.com/office/word/2010/wordprocessingShape" mc:Ignorable="w14 w15 w16se w16cid w16 w16cex w16sdtdh w16sdtfl w16du wp14">
+<w:ftr xmlns:wpc="http://schemas.microsoft.com/office/word/2010/wordprocessingCanvas" xmlns:cx="http://schemas.microsoft.com/office/drawing/2014/chartex" xmlns:cx1="http://schemas.microsoft.com/office/drawing/2015/9/8/chartex" xmlns:cx2="http://schemas.microsoft.com/office/drawing/2015/10/21/chartex" xmlns:cx3="http://schemas.microsoft.com/office/drawing/2016/5/9/chartex" xmlns:cx4="http://schemas.microsoft.com/office/drawing/2016/5/10/chartex" xmlns:cx5="http://schemas.microsoft.com/office/drawing/2016/5/11/chartex" xmlns:cx6="http://schemas.microsoft.com/office/drawing/2016/5/12/chartex" xmlns:cx7="http://schemas.microsoft.com/office/drawing/2016/5/13/chartex" xmlns:cx8="http://schemas.microsoft.com/office/drawing/2016/5/14/chartex" xmlns:mc="http://schemas.openxmlformats.org/markup-compatibility/2006" xmlns:aink="http://schemas.microsoft.com/office/drawing/2016/ink" xmlns:am3d="http://schemas.microsoft.com/office/drawing/2017/model3d" xmlns:o="urn:schemas-microsoft-com:office:office" xmlns:oel="http://schemas.microsoft.com/office/2019/extlst" xmlns:r="http://schemas.openxmlformats.org/officeDocument/2006/relationships" xmlns:m="http://schemas.openxmlformats.org/officeDocument/2006/math" xmlns:v="urn:schemas-microsoft-com:vml" xmlns:wp14="http://schemas.microsoft.com/office/word/2010/wordprocessingDrawing" xmlns:wp="http://schemas.openxmlformats.org/drawingml/2006/wordprocessingDrawing" xmlns:w10="urn:schemas-microsoft-com:office:word" xmlns:w="http://schemas.openxmlformats.org/wordprocessingml/2006/main" xmlns:w14="http://schemas.microsoft.com/office/word/2010/wordml" xmlns:w15="http://schemas.microsoft.com/office/word/2012/wordml" xmlns:w16cex="http://schemas.microsoft.com/office/word/2018/wordml/cex" xmlns:w16cid="http://schemas.microsoft.com/office/word/2016/wordml/cid" xmlns:w16="http://schemas.microsoft.com/office/word/2018/wordml" xmlns:w16du="http://schemas.microsoft.com/office/word/2023/wordml/word16du" xmlns:w16sdtdh="http://schemas.microsoft.com/office/word/2020/wordml/sdtdatahash" xmlns:w16sdtfl="http://schemas.microsoft.com/office/word/2024/wordml/sdtformatlock" xmlns:w16se="http://schemas.microsoft.com/office/word/2015/wordml/symex" xmlns:wpg="http://schemas.microsoft.com/office/word/2010/wordprocessingGroup" xmlns:wpi="http://schemas.microsoft.com/office/word/2010/wordprocessingInk" xmlns:wne="http://schemas.microsoft.com/office/word/2006/wordml" xmlns:wps="http://schemas.microsoft.com/office/word/2010/wordprocessingShape" mc:Ignorable="w14 w15 w16se w16cid w16 w16cex w16sdtdh w16sdtfl w16du wp14">
   <w:p>
     <w:pPr>
       <w:pBdr>
@@ -12442,7 +12417,7 @@
 </file>
 
 <file path=word/footer2.xml><?xml version="1.0" encoding="utf-8"?>
-<w:ftr xmlns:wpc="http://schemas.microsoft.com/office/word/2010/wordprocessingCanvas" xmlns:cx="http://schemas.microsoft.com/office/drawing/2014/chartex" xmlns:cx1="http://schemas.microsoft.com/office/drawing/2015/9/8/chartex" xmlns:cx2="http://schemas.microsoft.com/office/drawing/2015/10/21/chartex" xmlns:cx3="http://schemas.microsoft.com/office/drawing/2016/5/9/chartex" xmlns:cx4="http://schemas.microsoft.com/office/drawing/2016/5/10/chartex" xmlns:cx5="http://schemas.microsoft.com/office/drawing/2016/5/11/chartex" xmlns:cx6="http://schemas.microsoft.com/office/drawing/2016/5/12/chartex" xmlns:cx7="http://schemas.microsoft.com/office/drawing/2016/5/13/chartex" xmlns:cx8="http://schemas.microsoft.com/office/drawing/2016/5/14/chartex" xmlns:mc="http://schemas.openxmlformats.org/markup-compatibility/2006" xmlns:aink="http://schemas.microsoft.com/office/drawing/2016/ink" xmlns:am3d="http://schemas.microsoft.com/office/drawing/2017/model3d" xmlns:o="urn:schemas-microsoft-com:office:office" xmlns:oel="http://schemas.microsoft.com/office/2019/extlst" xmlns:r="http://schemas.openxmlformats.org/officeDocument/2006/relationships" xmlns:m="http://schemas.openxmlformats.org/officeDocument/2006/math" xmlns:v="urn:schemas-microsoft-com:vml" xmlns:wp14="http://schemas.microsoft.com/office/word/2010/wordprocessingDrawing" xmlns:wp="http://schemas.openxmlformats.org/drawingml/2006/wordprocessingDrawing" xmlns:w10="urn:schemas-microsoft-com:office:word" xmlns:w="http://schemas.openxmlformats.org/wordprocessingml/2006/main" xmlns:w14="http://schemas.microsoft.com/office/word/2010/wordml" xmlns:w15="http://schemas.microsoft.com/office/word/2012/wordml" xmlns:w16cei="http://schemas.microsoft.com/office/word/2026/wordml/cei" xmlns:w16cex="http://schemas.microsoft.com/office/word/2018/wordml/cex" xmlns:w16cid="http://schemas.microsoft.com/office/word/2016/wordml/cid" xmlns:w16="http://schemas.microsoft.com/office/word/2018/wordml" xmlns:w16du="http://schemas.microsoft.com/office/word/2023/wordml/word16du" xmlns:w16sdtdh="http://schemas.microsoft.com/office/word/2020/wordml/sdtdatahash" xmlns:w16sdtfl="http://schemas.microsoft.com/office/word/2024/wordml/sdtformatlock" xmlns:w16se="http://schemas.microsoft.com/office/word/2015/wordml/symex" xmlns:wpg="http://schemas.microsoft.com/office/word/2010/wordprocessingGroup" xmlns:wpi="http://schemas.microsoft.com/office/word/2010/wordprocessingInk" xmlns:wne="http://schemas.microsoft.com/office/word/2006/wordml" xmlns:wps="http://schemas.microsoft.com/office/word/2010/wordprocessingShape" mc:Ignorable="w14 w15 w16se w16cid w16 w16cex w16sdtdh w16sdtfl w16du wp14">
+<w:ftr xmlns:wpc="http://schemas.microsoft.com/office/word/2010/wordprocessingCanvas" xmlns:cx="http://schemas.microsoft.com/office/drawing/2014/chartex" xmlns:cx1="http://schemas.microsoft.com/office/drawing/2015/9/8/chartex" xmlns:cx2="http://schemas.microsoft.com/office/drawing/2015/10/21/chartex" xmlns:cx3="http://schemas.microsoft.com/office/drawing/2016/5/9/chartex" xmlns:cx4="http://schemas.microsoft.com/office/drawing/2016/5/10/chartex" xmlns:cx5="http://schemas.microsoft.com/office/drawing/2016/5/11/chartex" xmlns:cx6="http://schemas.microsoft.com/office/drawing/2016/5/12/chartex" xmlns:cx7="http://schemas.microsoft.com/office/drawing/2016/5/13/chartex" xmlns:cx8="http://schemas.microsoft.com/office/drawing/2016/5/14/chartex" xmlns:mc="http://schemas.openxmlformats.org/markup-compatibility/2006" xmlns:aink="http://schemas.microsoft.com/office/drawing/2016/ink" xmlns:am3d="http://schemas.microsoft.com/office/drawing/2017/model3d" xmlns:o="urn:schemas-microsoft-com:office:office" xmlns:oel="http://schemas.microsoft.com/office/2019/extlst" xmlns:r="http://schemas.openxmlformats.org/officeDocument/2006/relationships" xmlns:m="http://schemas.openxmlformats.org/officeDocument/2006/math" xmlns:v="urn:schemas-microsoft-com:vml" xmlns:wp14="http://schemas.microsoft.com/office/word/2010/wordprocessingDrawing" xmlns:wp="http://schemas.openxmlformats.org/drawingml/2006/wordprocessingDrawing" xmlns:w10="urn:schemas-microsoft-com:office:word" xmlns:w="http://schemas.openxmlformats.org/wordprocessingml/2006/main" xmlns:w14="http://schemas.microsoft.com/office/word/2010/wordml" xmlns:w15="http://schemas.microsoft.com/office/word/2012/wordml" xmlns:w16cex="http://schemas.microsoft.com/office/word/2018/wordml/cex" xmlns:w16cid="http://schemas.microsoft.com/office/word/2016/wordml/cid" xmlns:w16="http://schemas.microsoft.com/office/word/2018/wordml" xmlns:w16du="http://schemas.microsoft.com/office/word/2023/wordml/word16du" xmlns:w16sdtdh="http://schemas.microsoft.com/office/word/2020/wordml/sdtdatahash" xmlns:w16sdtfl="http://schemas.microsoft.com/office/word/2024/wordml/sdtformatlock" xmlns:w16se="http://schemas.microsoft.com/office/word/2015/wordml/symex" xmlns:wpg="http://schemas.microsoft.com/office/word/2010/wordprocessingGroup" xmlns:wpi="http://schemas.microsoft.com/office/word/2010/wordprocessingInk" xmlns:wne="http://schemas.microsoft.com/office/word/2006/wordml" xmlns:wps="http://schemas.microsoft.com/office/word/2010/wordprocessingShape" mc:Ignorable="w14 w15 w16se w16cid w16 w16cex w16sdtdh w16sdtfl w16du wp14">
   <w:p>
     <w:pPr>
       <w:pBdr>
@@ -12648,7 +12623,7 @@
 </file>
 
 <file path=word/footnotes.xml><?xml version="1.0" encoding="utf-8"?>
-<w:footnotes xmlns:wpc="http://schemas.microsoft.com/office/word/2010/wordprocessingCanvas" xmlns:cx="http://schemas.microsoft.com/office/drawing/2014/chartex" xmlns:cx1="http://schemas.microsoft.com/office/drawing/2015/9/8/chartex" xmlns:cx2="http://schemas.microsoft.com/office/drawing/2015/10/21/chartex" xmlns:cx3="http://schemas.microsoft.com/office/drawing/2016/5/9/chartex" xmlns:cx4="http://schemas.microsoft.com/office/drawing/2016/5/10/chartex" xmlns:cx5="http://schemas.microsoft.com/office/drawing/2016/5/11/chartex" xmlns:cx6="http://schemas.microsoft.com/office/drawing/2016/5/12/chartex" xmlns:cx7="http://schemas.microsoft.com/office/drawing/2016/5/13/chartex" xmlns:cx8="http://schemas.microsoft.com/office/drawing/2016/5/14/chartex" xmlns:mc="http://schemas.openxmlformats.org/markup-compatibility/2006" xmlns:aink="http://schemas.microsoft.com/office/drawing/2016/ink" xmlns:am3d="http://schemas.microsoft.com/office/drawing/2017/model3d" xmlns:o="urn:schemas-microsoft-com:office:office" xmlns:oel="http://schemas.microsoft.com/office/2019/extlst" xmlns:r="http://schemas.openxmlformats.org/officeDocument/2006/relationships" xmlns:m="http://schemas.openxmlformats.org/officeDocument/2006/math" xmlns:v="urn:schemas-microsoft-com:vml" xmlns:wp14="http://schemas.microsoft.com/office/word/2010/wordprocessingDrawing" xmlns:wp="http://schemas.openxmlformats.org/drawingml/2006/wordprocessingDrawing" xmlns:w10="urn:schemas-microsoft-com:office:word" xmlns:w="http://schemas.openxmlformats.org/wordprocessingml/2006/main" xmlns:w14="http://schemas.microsoft.com/office/word/2010/wordml" xmlns:w15="http://schemas.microsoft.com/office/word/2012/wordml" xmlns:w16cei="http://schemas.microsoft.com/office/word/2026/wordml/cei" xmlns:w16cex="http://schemas.microsoft.com/office/word/2018/wordml/cex" xmlns:w16cid="http://schemas.microsoft.com/office/word/2016/wordml/cid" xmlns:w16="http://schemas.microsoft.com/office/word/2018/wordml" xmlns:w16du="http://schemas.microsoft.com/office/word/2023/wordml/word16du" xmlns:w16sdtdh="http://schemas.microsoft.com/office/word/2020/wordml/sdtdatahash" xmlns:w16sdtfl="http://schemas.microsoft.com/office/word/2024/wordml/sdtformatlock" xmlns:w16se="http://schemas.microsoft.com/office/word/2015/wordml/symex" xmlns:wpg="http://schemas.microsoft.com/office/word/2010/wordprocessingGroup" xmlns:wpi="http://schemas.microsoft.com/office/word/2010/wordprocessingInk" xmlns:wne="http://schemas.microsoft.com/office/word/2006/wordml" xmlns:wps="http://schemas.microsoft.com/office/word/2010/wordprocessingShape" mc:Ignorable="w14 w15 w16se w16cid w16 w16cex w16sdtdh w16sdtfl w16du wp14">
+<w:footnotes xmlns:wpc="http://schemas.microsoft.com/office/word/2010/wordprocessingCanvas" xmlns:cx="http://schemas.microsoft.com/office/drawing/2014/chartex" xmlns:cx1="http://schemas.microsoft.com/office/drawing/2015/9/8/chartex" xmlns:cx2="http://schemas.microsoft.com/office/drawing/2015/10/21/chartex" xmlns:cx3="http://schemas.microsoft.com/office/drawing/2016/5/9/chartex" xmlns:cx4="http://schemas.microsoft.com/office/drawing/2016/5/10/chartex" xmlns:cx5="http://schemas.microsoft.com/office/drawing/2016/5/11/chartex" xmlns:cx6="http://schemas.microsoft.com/office/drawing/2016/5/12/chartex" xmlns:cx7="http://schemas.microsoft.com/office/drawing/2016/5/13/chartex" xmlns:cx8="http://schemas.microsoft.com/office/drawing/2016/5/14/chartex" xmlns:mc="http://schemas.openxmlformats.org/markup-compatibility/2006" xmlns:aink="http://schemas.microsoft.com/office/drawing/2016/ink" xmlns:am3d="http://schemas.microsoft.com/office/drawing/2017/model3d" xmlns:o="urn:schemas-microsoft-com:office:office" xmlns:oel="http://schemas.microsoft.com/office/2019/extlst" xmlns:r="http://schemas.openxmlformats.org/officeDocument/2006/relationships" xmlns:m="http://schemas.openxmlformats.org/officeDocument/2006/math" xmlns:v="urn:schemas-microsoft-com:vml" xmlns:wp14="http://schemas.microsoft.com/office/word/2010/wordprocessingDrawing" xmlns:wp="http://schemas.openxmlformats.org/drawingml/2006/wordprocessingDrawing" xmlns:w10="urn:schemas-microsoft-com:office:word" xmlns:w="http://schemas.openxmlformats.org/wordprocessingml/2006/main" xmlns:w14="http://schemas.microsoft.com/office/word/2010/wordml" xmlns:w15="http://schemas.microsoft.com/office/word/2012/wordml" xmlns:w16cex="http://schemas.microsoft.com/office/word/2018/wordml/cex" xmlns:w16cid="http://schemas.microsoft.com/office/word/2016/wordml/cid" xmlns:w16="http://schemas.microsoft.com/office/word/2018/wordml" xmlns:w16du="http://schemas.microsoft.com/office/word/2023/wordml/word16du" xmlns:w16sdtdh="http://schemas.microsoft.com/office/word/2020/wordml/sdtdatahash" xmlns:w16sdtfl="http://schemas.microsoft.com/office/word/2024/wordml/sdtformatlock" xmlns:w16se="http://schemas.microsoft.com/office/word/2015/wordml/symex" xmlns:wpg="http://schemas.microsoft.com/office/word/2010/wordprocessingGroup" xmlns:wpi="http://schemas.microsoft.com/office/word/2010/wordprocessingInk" xmlns:wne="http://schemas.microsoft.com/office/word/2006/wordml" xmlns:wps="http://schemas.microsoft.com/office/word/2010/wordprocessingShape" mc:Ignorable="w14 w15 w16se w16cid w16 w16cex w16sdtdh w16sdtfl w16du wp14">
   <w:footnote w:type="separator" w:id="-1">
     <w:p>
       <w:pPr>
@@ -12673,7 +12648,7 @@
 </file>
 
 <file path=word/header1.xml><?xml version="1.0" encoding="utf-8"?>
-<w:hdr xmlns:wpc="http://schemas.microsoft.com/office/word/2010/wordprocessingCanvas" xmlns:cx="http://schemas.microsoft.com/office/drawing/2014/chartex" xmlns:cx1="http://schemas.microsoft.com/office/drawing/2015/9/8/chartex" xmlns:cx2="http://schemas.microsoft.com/office/drawing/2015/10/21/chartex" xmlns:cx3="http://schemas.microsoft.com/office/drawing/2016/5/9/chartex" xmlns:cx4="http://schemas.microsoft.com/office/drawing/2016/5/10/chartex" xmlns:cx5="http://schemas.microsoft.com/office/drawing/2016/5/11/chartex" xmlns:cx6="http://schemas.microsoft.com/office/drawing/2016/5/12/chartex" xmlns:cx7="http://schemas.microsoft.com/office/drawing/2016/5/13/chartex" xmlns:cx8="http://schemas.microsoft.com/office/drawing/2016/5/14/chartex" xmlns:mc="http://schemas.openxmlformats.org/markup-compatibility/2006" xmlns:aink="http://schemas.microsoft.com/office/drawing/2016/ink" xmlns:am3d="http://schemas.microsoft.com/office/drawing/2017/model3d" xmlns:o="urn:schemas-microsoft-com:office:office" xmlns:oel="http://schemas.microsoft.com/office/2019/extlst" xmlns:r="http://schemas.openxmlformats.org/officeDocument/2006/relationships" xmlns:m="http://schemas.openxmlformats.org/officeDocument/2006/math" xmlns:v="urn:schemas-microsoft-com:vml" xmlns:wp14="http://schemas.microsoft.com/office/word/2010/wordprocessingDrawing" xmlns:wp="http://schemas.openxmlformats.org/drawingml/2006/wordprocessingDrawing" xmlns:w10="urn:schemas-microsoft-com:office:word" xmlns:w="http://schemas.openxmlformats.org/wordprocessingml/2006/main" xmlns:w14="http://schemas.microsoft.com/office/word/2010/wordml" xmlns:w15="http://schemas.microsoft.com/office/word/2012/wordml" xmlns:w16cei="http://schemas.microsoft.com/office/word/2026/wordml/cei" xmlns:w16cex="http://schemas.microsoft.com/office/word/2018/wordml/cex" xmlns:w16cid="http://schemas.microsoft.com/office/word/2016/wordml/cid" xmlns:w16="http://schemas.microsoft.com/office/word/2018/wordml" xmlns:w16du="http://schemas.microsoft.com/office/word/2023/wordml/word16du" xmlns:w16sdtdh="http://schemas.microsoft.com/office/word/2020/wordml/sdtdatahash" xmlns:w16sdtfl="http://schemas.microsoft.com/office/word/2024/wordml/sdtformatlock" xmlns:w16se="http://schemas.microsoft.com/office/word/2015/wordml/symex" xmlns:wpg="http://schemas.microsoft.com/office/word/2010/wordprocessingGroup" xmlns:wpi="http://schemas.microsoft.com/office/word/2010/wordprocessingInk" xmlns:wne="http://schemas.microsoft.com/office/word/2006/wordml" xmlns:wps="http://schemas.microsoft.com/office/word/2010/wordprocessingShape" mc:Ignorable="w14 w15 w16se w16cid w16 w16cex w16sdtdh w16sdtfl w16du wp14">
+<w:hdr xmlns:wpc="http://schemas.microsoft.com/office/word/2010/wordprocessingCanvas" xmlns:cx="http://schemas.microsoft.com/office/drawing/2014/chartex" xmlns:cx1="http://schemas.microsoft.com/office/drawing/2015/9/8/chartex" xmlns:cx2="http://schemas.microsoft.com/office/drawing/2015/10/21/chartex" xmlns:cx3="http://schemas.microsoft.com/office/drawing/2016/5/9/chartex" xmlns:cx4="http://schemas.microsoft.com/office/drawing/2016/5/10/chartex" xmlns:cx5="http://schemas.microsoft.com/office/drawing/2016/5/11/chartex" xmlns:cx6="http://schemas.microsoft.com/office/drawing/2016/5/12/chartex" xmlns:cx7="http://schemas.microsoft.com/office/drawing/2016/5/13/chartex" xmlns:cx8="http://schemas.microsoft.com/office/drawing/2016/5/14/chartex" xmlns:mc="http://schemas.openxmlformats.org/markup-compatibility/2006" xmlns:aink="http://schemas.microsoft.com/office/drawing/2016/ink" xmlns:am3d="http://schemas.microsoft.com/office/drawing/2017/model3d" xmlns:o="urn:schemas-microsoft-com:office:office" xmlns:oel="http://schemas.microsoft.com/office/2019/extlst" xmlns:r="http://schemas.openxmlformats.org/officeDocument/2006/relationships" xmlns:m="http://schemas.openxmlformats.org/officeDocument/2006/math" xmlns:v="urn:schemas-microsoft-com:vml" xmlns:wp14="http://schemas.microsoft.com/office/word/2010/wordprocessingDrawing" xmlns:wp="http://schemas.openxmlformats.org/drawingml/2006/wordprocessingDrawing" xmlns:w10="urn:schemas-microsoft-com:office:word" xmlns:w="http://schemas.openxmlformats.org/wordprocessingml/2006/main" xmlns:w14="http://schemas.microsoft.com/office/word/2010/wordml" xmlns:w15="http://schemas.microsoft.com/office/word/2012/wordml" xmlns:w16cex="http://schemas.microsoft.com/office/word/2018/wordml/cex" xmlns:w16cid="http://schemas.microsoft.com/office/word/2016/wordml/cid" xmlns:w16="http://schemas.microsoft.com/office/word/2018/wordml" xmlns:w16du="http://schemas.microsoft.com/office/word/2023/wordml/word16du" xmlns:w16sdtdh="http://schemas.microsoft.com/office/word/2020/wordml/sdtdatahash" xmlns:w16sdtfl="http://schemas.microsoft.com/office/word/2024/wordml/sdtformatlock" xmlns:w16se="http://schemas.microsoft.com/office/word/2015/wordml/symex" xmlns:wpg="http://schemas.microsoft.com/office/word/2010/wordprocessingGroup" xmlns:wpi="http://schemas.microsoft.com/office/word/2010/wordprocessingInk" xmlns:wne="http://schemas.microsoft.com/office/word/2006/wordml" xmlns:wps="http://schemas.microsoft.com/office/word/2010/wordprocessingShape" mc:Ignorable="w14 w15 w16se w16cid w16 w16cex w16sdtdh w16sdtfl w16du wp14">
   <w:p>
     <w:pPr>
       <w:pStyle w:val="Header"/>
@@ -12686,7 +12661,7 @@
 </file>
 
 <file path=word/header2.xml><?xml version="1.0" encoding="utf-8"?>
-<w:hdr xmlns:wpc="http://schemas.microsoft.com/office/word/2010/wordprocessingCanvas" xmlns:cx="http://schemas.microsoft.com/office/drawing/2014/chartex" xmlns:cx1="http://schemas.microsoft.com/office/drawing/2015/9/8/chartex" xmlns:cx2="http://schemas.microsoft.com/office/drawing/2015/10/21/chartex" xmlns:cx3="http://schemas.microsoft.com/office/drawing/2016/5/9/chartex" xmlns:cx4="http://schemas.microsoft.com/office/drawing/2016/5/10/chartex" xmlns:cx5="http://schemas.microsoft.com/office/drawing/2016/5/11/chartex" xmlns:cx6="http://schemas.microsoft.com/office/drawing/2016/5/12/chartex" xmlns:cx7="http://schemas.microsoft.com/office/drawing/2016/5/13/chartex" xmlns:cx8="http://schemas.microsoft.com/office/drawing/2016/5/14/chartex" xmlns:mc="http://schemas.openxmlformats.org/markup-compatibility/2006" xmlns:aink="http://schemas.microsoft.com/office/drawing/2016/ink" xmlns:am3d="http://schemas.microsoft.com/office/drawing/2017/model3d" xmlns:o="urn:schemas-microsoft-com:office:office" xmlns:oel="http://schemas.microsoft.com/office/2019/extlst" xmlns:r="http://schemas.openxmlformats.org/officeDocument/2006/relationships" xmlns:m="http://schemas.openxmlformats.org/officeDocument/2006/math" xmlns:v="urn:schemas-microsoft-com:vml" xmlns:wp14="http://schemas.microsoft.com/office/word/2010/wordprocessingDrawing" xmlns:wp="http://schemas.openxmlformats.org/drawingml/2006/wordprocessingDrawing" xmlns:w10="urn:schemas-microsoft-com:office:word" xmlns:w="http://schemas.openxmlformats.org/wordprocessingml/2006/main" xmlns:w14="http://schemas.microsoft.com/office/word/2010/wordml" xmlns:w15="http://schemas.microsoft.com/office/word/2012/wordml" xmlns:w16cei="http://schemas.microsoft.com/office/word/2026/wordml/cei" xmlns:w16cex="http://schemas.microsoft.com/office/word/2018/wordml/cex" xmlns:w16cid="http://schemas.microsoft.com/office/word/2016/wordml/cid" xmlns:w16="http://schemas.microsoft.com/office/word/2018/wordml" xmlns:w16du="http://schemas.microsoft.com/office/word/2023/wordml/word16du" xmlns:w16sdtdh="http://schemas.microsoft.com/office/word/2020/wordml/sdtdatahash" xmlns:w16sdtfl="http://schemas.microsoft.com/office/word/2024/wordml/sdtformatlock" xmlns:w16se="http://schemas.microsoft.com/office/word/2015/wordml/symex" xmlns:wpg="http://schemas.microsoft.com/office/word/2010/wordprocessingGroup" xmlns:wpi="http://schemas.microsoft.com/office/word/2010/wordprocessingInk" xmlns:wne="http://schemas.microsoft.com/office/word/2006/wordml" xmlns:wps="http://schemas.microsoft.com/office/word/2010/wordprocessingShape" mc:Ignorable="w14 w15 w16se w16cid w16 w16cex w16sdtdh w16sdtfl w16du wp14">
+<w:hdr xmlns:wpc="http://schemas.microsoft.com/office/word/2010/wordprocessingCanvas" xmlns:cx="http://schemas.microsoft.com/office/drawing/2014/chartex" xmlns:cx1="http://schemas.microsoft.com/office/drawing/2015/9/8/chartex" xmlns:cx2="http://schemas.microsoft.com/office/drawing/2015/10/21/chartex" xmlns:cx3="http://schemas.microsoft.com/office/drawing/2016/5/9/chartex" xmlns:cx4="http://schemas.microsoft.com/office/drawing/2016/5/10/chartex" xmlns:cx5="http://schemas.microsoft.com/office/drawing/2016/5/11/chartex" xmlns:cx6="http://schemas.microsoft.com/office/drawing/2016/5/12/chartex" xmlns:cx7="http://schemas.microsoft.com/office/drawing/2016/5/13/chartex" xmlns:cx8="http://schemas.microsoft.com/office/drawing/2016/5/14/chartex" xmlns:mc="http://schemas.openxmlformats.org/markup-compatibility/2006" xmlns:aink="http://schemas.microsoft.com/office/drawing/2016/ink" xmlns:am3d="http://schemas.microsoft.com/office/drawing/2017/model3d" xmlns:o="urn:schemas-microsoft-com:office:office" xmlns:oel="http://schemas.microsoft.com/office/2019/extlst" xmlns:r="http://schemas.openxmlformats.org/officeDocument/2006/relationships" xmlns:m="http://schemas.openxmlformats.org/officeDocument/2006/math" xmlns:v="urn:schemas-microsoft-com:vml" xmlns:wp14="http://schemas.microsoft.com/office/word/2010/wordprocessingDrawing" xmlns:wp="http://schemas.openxmlformats.org/drawingml/2006/wordprocessingDrawing" xmlns:w10="urn:schemas-microsoft-com:office:word" xmlns:w="http://schemas.openxmlformats.org/wordprocessingml/2006/main" xmlns:w14="http://schemas.microsoft.com/office/word/2010/wordml" xmlns:w15="http://schemas.microsoft.com/office/word/2012/wordml" xmlns:w16cex="http://schemas.microsoft.com/office/word/2018/wordml/cex" xmlns:w16cid="http://schemas.microsoft.com/office/word/2016/wordml/cid" xmlns:w16="http://schemas.microsoft.com/office/word/2018/wordml" xmlns:w16du="http://schemas.microsoft.com/office/word/2023/wordml/word16du" xmlns:w16sdtdh="http://schemas.microsoft.com/office/word/2020/wordml/sdtdatahash" xmlns:w16sdtfl="http://schemas.microsoft.com/office/word/2024/wordml/sdtformatlock" xmlns:w16se="http://schemas.microsoft.com/office/word/2015/wordml/symex" xmlns:wpg="http://schemas.microsoft.com/office/word/2010/wordprocessingGroup" xmlns:wpi="http://schemas.microsoft.com/office/word/2010/wordprocessingInk" xmlns:wne="http://schemas.microsoft.com/office/word/2006/wordml" xmlns:wps="http://schemas.microsoft.com/office/word/2010/wordprocessingShape" mc:Ignorable="w14 w15 w16se w16cid w16 w16cex w16sdtdh w16sdtfl w16du wp14">
   <w:p>
     <w:pPr>
       <w:pStyle w:val="Header"/>
